--- a/docs/index.docx
+++ b/docs/index.docx
@@ -1009,7 +1009,7 @@
       </w:r>
     </w:p>
     <w:bookmarkEnd w:id="34"/>
-    <w:bookmarkStart w:id="49" w:name="Xd59215525a6daec1413c2c94b2fd89cbb47b38e"/>
+    <w:bookmarkStart w:id="50" w:name="Xd59215525a6daec1413c2c94b2fd89cbb47b38e"/>
     <w:p>
       <w:pPr>
         <w:pStyle w:val="Heading2"/>
@@ -1226,7 +1226,7 @@
       </w:r>
     </w:p>
     <w:bookmarkEnd w:id="36"/>
-    <w:bookmarkStart w:id="48" w:name="X016975eebbe11d595ff9a60c9dddc661908a3e3"/>
+    <w:bookmarkStart w:id="49" w:name="X016975eebbe11d595ff9a60c9dddc661908a3e3"/>
     <w:p>
       <w:pPr>
         <w:pStyle w:val="Heading3"/>
@@ -1362,480 +1362,481 @@
         <w:t xml:space="preserve">The challenges and solutions demonstrated in this salmon case study generalize across fisheries and environmental monitoring domains. Cross-jurisdictional data harmonization, quality assurance and control patterns, standardized metadata requirements, and long-term archiving strategies are universal needs that extend far beyond salmon science. Similar barriers and solutions apply to trawl survey data integration, invertebrate monitoring programs, and water quality datasets that span multiple agencies and jurisdictions.</w:t>
       </w:r>
     </w:p>
+    <w:tbl>
+      <w:tblPr>
+        <w:tblStyle w:val="Table"/>
+        <w:tblW w:type="pct" w:w="5000"/>
+        <w:tblLayout w:type="fixed"/>
+        <w:tblLook w:firstRow="0" w:lastRow="0" w:firstColumn="0" w:lastColumn="0" w:noHBand="0" w:noVBand="0" w:val="0000"/>
+      </w:tblPr>
+      <w:tblGrid>
+        <w:gridCol w:w="7920"/>
+      </w:tblGrid>
+      <w:tr>
+        <w:tc>
+          <w:tcPr/>
+          <w:bookmarkStart w:id="41" w:name="fig-living-data-products"/>
+          <w:p>
+            <w:pPr>
+              <w:pStyle w:val="Compact"/>
+              <w:jc w:val="center"/>
+            </w:pPr>
+            <w:r>
+              <w:drawing>
+                <wp:inline>
+                  <wp:extent cx="3059999" cy="4079999"/>
+                  <wp:effectExtent b="0" l="0" r="0" t="0"/>
+                  <wp:docPr descr="" title="" id="38" name="Picture"/>
+                  <a:graphic>
+                    <a:graphicData uri="http://schemas.openxmlformats.org/drawingml/2006/picture">
+                      <pic:pic>
+                        <pic:nvPicPr>
+                          <pic:cNvPr descr="figures/fig-1-living-data-products-workflow.svg" id="39" name="Picture"/>
+                          <pic:cNvPicPr>
+                            <a:picLocks noChangeArrowheads="1" noChangeAspect="1"/>
+                          </pic:cNvPicPr>
+                        </pic:nvPicPr>
+                        <pic:blipFill>
+                          <a:blip r:embed="rId40">
+                            <a:extLst>
+                              <a:ext uri="{28A0092B-C50C-407E-A947-70E740481C1C}">
+                                <a14:useLocalDpi xmlns:a14="http://schemas.microsoft.com/office/drawing/2010/main" val="0"/>
+                              </a:ext>
+                              <a:ext uri="{96DAC541-7B7A-43D3-8B79-37D633B846F1}">
+                                <asvg:svgBlip xmlns:asvg="http://schemas.microsoft.com/office/drawing/2016/SVG/main" r:embed="rId37"/>
+                              </a:ext>
+                            </a:extLst>
+                          </a:blip>
+                          <a:stretch>
+                            <a:fillRect/>
+                          </a:stretch>
+                        </pic:blipFill>
+                        <pic:spPr bwMode="auto">
+                          <a:xfrm>
+                            <a:off x="0" y="0"/>
+                            <a:ext cx="3059999" cy="4079999"/>
+                          </a:xfrm>
+                          <a:prstGeom prst="rect">
+                            <a:avLst/>
+                          </a:prstGeom>
+                          <a:noFill/>
+                          <a:ln w="9525">
+                            <a:noFill/>
+                            <a:headEnd/>
+                            <a:tailEnd/>
+                          </a:ln>
+                        </pic:spPr>
+                      </pic:pic>
+                    </a:graphicData>
+                  </a:graphic>
+                </wp:inline>
+              </w:drawing>
+            </w:r>
+          </w:p>
+          <w:p>
+            <w:pPr>
+              <w:jc w:val="center"/>
+            </w:pPr>
+            <w:pPr>
+              <w:jc w:val="left"/>
+              <w:spacing w:before="200"/>
+              <w:pStyle w:val="ImageCaption"/>
+            </w:pPr>
+            <w:r>
+              <w:t xml:space="preserve">Figure 2: Stewardship workflow for publishing and maintaining living data products.</w:t>
+            </w:r>
+          </w:p>
+          <w:bookmarkEnd w:id="41"/>
+        </w:tc>
+      </w:tr>
+    </w:tbl>
     <w:p>
       <w:pPr>
         <w:pStyle w:val="BodyText"/>
       </w:pPr>
       <w:r>
-        <w:t xml:space="preserve">+————————————————————————————————————————————————————————————————————————————————————————————————————————————+—————————————————————————————————————————————-+</w:t>
-      </w:r>
-      <w:r>
-        <w:t xml:space="preserve"> </w:t>
-      </w:r>
-      <w:bookmarkStart w:id="41" w:name="fig-living-data-products"/>
-      <w:r>
-        <w:drawing>
-          <wp:inline>
-            <wp:extent cx="3059999" cy="4079999"/>
-            <wp:effectExtent b="0" l="0" r="0" t="0"/>
-            <wp:docPr descr="Stewardship workflow for publishing and maintaining living data products." title="" id="38" name="Picture"/>
-            <a:graphic>
-              <a:graphicData uri="http://schemas.openxmlformats.org/drawingml/2006/picture">
-                <pic:pic>
-                  <pic:nvPicPr>
-                    <pic:cNvPr descr="figures/fig-1-living-data-products-workflow.svg" id="39" name="Picture"/>
-                    <pic:cNvPicPr>
-                      <a:picLocks noChangeArrowheads="1" noChangeAspect="1"/>
-                    </pic:cNvPicPr>
-                  </pic:nvPicPr>
-                  <pic:blipFill>
-                    <a:blip r:embed="rId40">
-                      <a:extLst>
-                        <a:ext uri="{28A0092B-C50C-407E-A947-70E740481C1C}">
-                          <a14:useLocalDpi xmlns:a14="http://schemas.microsoft.com/office/drawing/2010/main" val="0"/>
-                        </a:ext>
-                        <a:ext uri="{96DAC541-7B7A-43D3-8B79-37D633B846F1}">
-                          <asvg:svgBlip xmlns:asvg="http://schemas.microsoft.com/office/drawing/2016/SVG/main" r:embed="rId37"/>
-                        </a:ext>
-                      </a:extLst>
-                    </a:blip>
-                    <a:stretch>
-                      <a:fillRect/>
-                    </a:stretch>
-                  </pic:blipFill>
-                  <pic:spPr bwMode="auto">
-                    <a:xfrm>
-                      <a:off x="0" y="0"/>
-                      <a:ext cx="3059999" cy="4079999"/>
-                    </a:xfrm>
-                    <a:prstGeom prst="rect">
-                      <a:avLst/>
-                    </a:prstGeom>
-                    <a:noFill/>
-                    <a:ln w="9525">
-                      <a:noFill/>
-                      <a:headEnd/>
-                      <a:tailEnd/>
-                    </a:ln>
-                  </pic:spPr>
-                </pic:pic>
-              </a:graphicData>
-            </a:graphic>
-          </wp:inline>
-        </w:drawing>
-      </w:r>
-      <w:bookmarkEnd w:id="41"/>
-    </w:p>
+        <w:t xml:space="preserve"> </w:t>
+      </w:r>
+    </w:p>
+    <w:tbl>
+      <w:tblPr>
+        <w:tblStyle w:val="Table"/>
+        <w:tblW w:type="pct" w:w="5000"/>
+        <w:tblLayout w:type="fixed"/>
+        <w:tblLook w:firstRow="0" w:lastRow="0" w:firstColumn="0" w:lastColumn="0" w:noHBand="0" w:noVBand="0" w:val="0000"/>
+      </w:tblPr>
+      <w:tblGrid>
+        <w:gridCol w:w="7920"/>
+      </w:tblGrid>
+      <w:tr>
+        <w:tc>
+          <w:tcPr/>
+          <w:bookmarkStart w:id="42" w:name="tbl-bestpractices"/>
+          <w:p>
+            <w:pPr>
+              <w:jc w:val="center"/>
+            </w:pPr>
+            <w:pPr>
+              <w:jc w:val="left"/>
+              <w:spacing w:before="200"/>
+              <w:pStyle w:val="ImageCaption"/>
+            </w:pPr>
+            <w:r>
+              <w:t xml:space="preserve">Table 1: Best practices for salmon data stewardship with quick-start next steps</w:t>
+            </w:r>
+          </w:p>
+          <w:tbl>
+            <w:tblPr>
+              <w:tblStyle w:val="Table"/>
+              <w:tblW w:type="pct" w:w="5000"/>
+              <w:tblLayout w:type="fixed"/>
+              <w:tblLook w:firstRow="1" w:lastRow="0" w:firstColumn="0" w:lastColumn="0" w:noHBand="0" w:noVBand="0" w:val="0020"/>
+            </w:tblPr>
+            <w:tblGrid>
+              <w:gridCol w:w="3960"/>
+              <w:gridCol w:w="3960"/>
+            </w:tblGrid>
+            <w:tr>
+              <w:trPr>
+                <w:tblHeader w:val="on"/>
+              </w:trPr>
+              <w:tc>
+                <w:tcPr/>
+                <w:p>
+                  <w:pPr>
+                    <w:pStyle w:val="Compact"/>
+                    <w:jc w:val="center"/>
+                  </w:pPr>
+                  <w:r>
+                    <w:t xml:space="preserve">Best Practice</w:t>
+                  </w:r>
+                </w:p>
+              </w:tc>
+              <w:tc>
+                <w:tcPr/>
+                <w:p>
+                  <w:pPr>
+                    <w:pStyle w:val="Compact"/>
+                    <w:jc w:val="center"/>
+                  </w:pPr>
+                  <w:r>
+                    <w:t xml:space="preserve">Next steps (examples)</w:t>
+                  </w:r>
+                </w:p>
+              </w:tc>
+            </w:tr>
+            <w:tr>
+              <w:tc>
+                <w:tcPr/>
+                <w:p>
+                  <w:pPr>
+                    <w:pStyle w:val="Compact"/>
+                    <w:jc w:val="center"/>
+                  </w:pPr>
+                  <w:r>
+                    <w:rPr>
+                      <w:b/>
+                      <w:bCs/>
+                    </w:rPr>
+                    <w:t xml:space="preserve">1. Make Data Governance Foundational and Explicit to Establish and Sustain Trust and Reuse.</w:t>
+                  </w:r>
+                  <w:r>
+                    <w:t xml:space="preserve"> </w:t>
+                  </w:r>
+                  <w:r>
+                    <w:t xml:space="preserve">Establishing clear governance structures promotes quality, accountability, and alignment with FAIR and CARE principles enabling trust and long-term stewardship across multi-organization projects.</w:t>
+                  </w:r>
+                </w:p>
+              </w:tc>
+              <w:tc>
+                <w:tcPr/>
+                <w:p>
+                  <w:pPr>
+                    <w:pStyle w:val="Compact"/>
+                    <w:jc w:val="center"/>
+                  </w:pPr>
+                  <w:r>
+                    <w:t xml:space="preserve">• Document roles and responsibilities using a Data Product Governance Charter and structured responsibility frameworks.</w:t>
+                  </w:r>
+                  <w:r>
+                    <w:t xml:space="preserve">• Integrate CARE principles to respect First Nations, Tribes, and Indigenous data rights.</w:t>
+                  </w:r>
+                  <w:r>
+                    <w:t xml:space="preserve">• Form a governance or oversight committee to review data standards, timelines, and agreements.</w:t>
+                  </w:r>
+                </w:p>
+              </w:tc>
+            </w:tr>
+            <w:tr>
+              <w:tc>
+                <w:tcPr/>
+                <w:p>
+                  <w:pPr>
+                    <w:pStyle w:val="Compact"/>
+                    <w:jc w:val="center"/>
+                  </w:pPr>
+                  <w:r>
+                    <w:rPr>
+                      <w:b/>
+                      <w:bCs/>
+                    </w:rPr>
+                    <w:t xml:space="preserve">2. Reuse Proven Infrastructure to Save Time and Increase Interoperability.</w:t>
+                  </w:r>
+                  <w:r>
+                    <w:t xml:space="preserve"> </w:t>
+                  </w:r>
+                  <w:r>
+                    <w:t xml:space="preserve">Leveraging existing platforms and technologies by building on and extending them rather than building bespoke solutions reduces costs and improves long-term interoperability and sustainability.</w:t>
+                  </w:r>
+                </w:p>
+              </w:tc>
+              <w:tc>
+                <w:tcPr/>
+                <w:p>
+                  <w:pPr>
+                    <w:pStyle w:val="Compact"/>
+                    <w:jc w:val="center"/>
+                  </w:pPr>
+                  <w:r>
+                    <w:t xml:space="preserve">• Use domain-specific repositories.</w:t>
+                  </w:r>
+                  <w:r>
+                    <w:t xml:space="preserve">• Publish and archive data with established repositories (e.g., KNB, Zenodo) matched to your data type and governance context.</w:t>
+                  </w:r>
+                </w:p>
+              </w:tc>
+            </w:tr>
+            <w:tr>
+              <w:tc>
+                <w:tcPr/>
+                <w:p>
+                  <w:pPr>
+                    <w:pStyle w:val="Compact"/>
+                    <w:jc w:val="center"/>
+                  </w:pPr>
+                  <w:r>
+                    <w:rPr>
+                      <w:b/>
+                      <w:bCs/>
+                    </w:rPr>
+                    <w:t xml:space="preserve">3. Make Data, People, Projects, and Outputs Discoverable, Linked and Citable with Persistent Identifiers.</w:t>
+                  </w:r>
+                  <w:r>
+                    <w:t xml:space="preserve"> </w:t>
+                  </w:r>
+                  <w:r>
+                    <w:t xml:space="preserve">Persistent identifiers (PIDs) connect data with researchers, organizations, and outputs—supporting data citation, reuse, and automated attribution.</w:t>
+                  </w:r>
+                </w:p>
+              </w:tc>
+              <w:tc>
+                <w:tcPr/>
+                <w:p>
+                  <w:pPr>
+                    <w:pStyle w:val="Compact"/>
+                    <w:jc w:val="center"/>
+                  </w:pPr>
+                  <w:r>
+                    <w:t xml:space="preserve">• Encourage ORCID use for researchers.</w:t>
+                  </w:r>
+                  <w:r>
+                    <w:t xml:space="preserve">• Use ROR IDs for organizations.</w:t>
+                  </w:r>
+                  <w:r>
+                    <w:t xml:space="preserve">• Assign DOIs via DataCite for data packages.</w:t>
+                  </w:r>
+                  <w:r>
+                    <w:t xml:space="preserve">• Embed DOIs in dashboards and metadata.</w:t>
+                  </w:r>
+                </w:p>
+              </w:tc>
+            </w:tr>
+            <w:tr>
+              <w:tc>
+                <w:tcPr/>
+                <w:p>
+                  <w:pPr>
+                    <w:pStyle w:val="Compact"/>
+                    <w:jc w:val="center"/>
+                  </w:pPr>
+                  <w:r>
+                    <w:rPr>
+                      <w:b/>
+                      <w:bCs/>
+                    </w:rPr>
+                    <w:t xml:space="preserve">4. Use Shared Data Models, Vocabularies and Metadata to Enable Integration.</w:t>
+                  </w:r>
+                  <w:r>
+                    <w:t xml:space="preserve"> </w:t>
+                  </w:r>
+                  <w:r>
+                    <w:t xml:space="preserve">Common vocabularies, metadata standards, and ontologies support integration across systems and preserve semantic meaning.</w:t>
+                  </w:r>
+                </w:p>
+              </w:tc>
+              <w:tc>
+                <w:tcPr/>
+                <w:p>
+                  <w:pPr>
+                    <w:pStyle w:val="Compact"/>
+                    <w:jc w:val="center"/>
+                  </w:pPr>
+                  <w:r>
+                    <w:t xml:space="preserve">• Adopt ISO 19115, EML, or DataCite metadata standards.</w:t>
+                  </w:r>
+                  <w:r>
+                    <w:t xml:space="preserve">• Re-use terms defined in Salmon Domain Ontology.</w:t>
+                  </w:r>
+                  <w:r>
+                    <w:t xml:space="preserve">• Model datasets using the Darwin Core Data Package model.</w:t>
+                  </w:r>
+                </w:p>
+              </w:tc>
+            </w:tr>
+            <w:tr>
+              <w:tc>
+                <w:tcPr/>
+                <w:p>
+                  <w:pPr>
+                    <w:pStyle w:val="Compact"/>
+                    <w:jc w:val="center"/>
+                  </w:pPr>
+                  <w:r>
+                    <w:rPr>
+                      <w:b/>
+                      <w:bCs/>
+                    </w:rPr>
+                    <w:t xml:space="preserve">5. Store and Analyze Data in Ways That Others Can Easily Access, Use and Trust.</w:t>
+                  </w:r>
+                  <w:r>
+                    <w:t xml:space="preserve"> </w:t>
+                  </w:r>
+                  <w:r>
+                    <w:t xml:space="preserve">Structured and accessible data formats ease reusability and integration with analytical tools, while programmatic workflows (e.g., R, Python) increase reproducibility and trust.</w:t>
+                  </w:r>
+                </w:p>
+              </w:tc>
+              <w:tc>
+                <w:tcPr/>
+                <w:p>
+                  <w:pPr>
+                    <w:pStyle w:val="Compact"/>
+                    <w:jc w:val="center"/>
+                  </w:pPr>
+                  <w:r>
+                    <w:t xml:space="preserve">• Provide programmatic access (e.g., APIs) where appropriate.</w:t>
+                  </w:r>
+                  <w:r>
+                    <w:t xml:space="preserve">• Archive in trusted repositories (e.g., GBIF, FRDR, USGS).</w:t>
+                  </w:r>
+                  <w:r>
+                    <w:t xml:space="preserve">• Use scripts to wrangle, transform, and analyze data reproducibly.</w:t>
+                  </w:r>
+                  <w:r>
+                    <w:t xml:space="preserve">• Use GitHub for transparent collaboration and GitHub/Zenodo for DOI assignment and preservation.</w:t>
+                  </w:r>
+                </w:p>
+              </w:tc>
+            </w:tr>
+            <w:tr>
+              <w:tc>
+                <w:tcPr/>
+                <w:p>
+                  <w:pPr>
+                    <w:pStyle w:val="Compact"/>
+                    <w:jc w:val="center"/>
+                  </w:pPr>
+                  <w:r>
+                    <w:rPr>
+                      <w:b/>
+                      <w:bCs/>
+                    </w:rPr>
+                    <w:t xml:space="preserve">6. Incentivize and Track Data Sharing and Reuse.</w:t>
+                  </w:r>
+                  <w:r>
+                    <w:t xml:space="preserve"> </w:t>
+                  </w:r>
+                  <w:r>
+                    <w:t xml:space="preserve">Recognizing data contributors and tracking reuse promotes a culture of sharing and supports professional recognition.</w:t>
+                  </w:r>
+                </w:p>
+              </w:tc>
+              <w:tc>
+                <w:tcPr/>
+                <w:p>
+                  <w:pPr>
+                    <w:pStyle w:val="Compact"/>
+                    <w:jc w:val="center"/>
+                  </w:pPr>
+                  <w:r>
+                    <w:t xml:space="preserve">• License data with CC-BY 4.0.</w:t>
+                  </w:r>
+                  <w:r>
+                    <w:t xml:space="preserve">• Include citation text and visible credit fields.</w:t>
+                  </w:r>
+                  <w:r>
+                    <w:t xml:space="preserve">• Use COUNTER metrics and DataCite APIs to monitor reuse.</w:t>
+                  </w:r>
+                  <w:r>
+                    <w:t xml:space="preserve">• Encourage dataset citation in references.</w:t>
+                  </w:r>
+                </w:p>
+              </w:tc>
+            </w:tr>
+            <w:tr>
+              <w:tc>
+                <w:tcPr/>
+                <w:p>
+                  <w:pPr>
+                    <w:pStyle w:val="Compact"/>
+                    <w:jc w:val="center"/>
+                  </w:pPr>
+                  <w:r>
+                    <w:rPr>
+                      <w:b/>
+                      <w:bCs/>
+                    </w:rPr>
+                    <w:t xml:space="preserve">7. Build Community Through Co-Development and Mutual Benefit.</w:t>
+                  </w:r>
+                  <w:r>
+                    <w:t xml:space="preserve"> </w:t>
+                  </w:r>
+                  <w:r>
+                    <w:t xml:space="preserve">Engaging users early ensures tools and standards meet real-world needs and enhances long-term stewardship.</w:t>
+                  </w:r>
+                </w:p>
+              </w:tc>
+              <w:tc>
+                <w:tcPr/>
+                <w:p>
+                  <w:pPr>
+                    <w:pStyle w:val="Compact"/>
+                    <w:jc w:val="center"/>
+                  </w:pPr>
+                  <w:r>
+                    <w:t xml:space="preserve">• Participate in RDA Salmon Interest Group.</w:t>
+                  </w:r>
+                  <w:r>
+                    <w:t xml:space="preserve">• Facilitate workshops for metadata and vocabulary alignment.</w:t>
+                  </w:r>
+                  <w:r>
+                    <w:t xml:space="preserve">• Support community-engaged research with tangible benefits.</w:t>
+                  </w:r>
+                </w:p>
+              </w:tc>
+            </w:tr>
+          </w:tbl>
+          <w:bookmarkEnd w:id="42"/>
+          <w:p/>
+        </w:tc>
+      </w:tr>
+    </w:tbl>
     <w:p>
       <w:pPr>
         <w:pStyle w:val="BodyText"/>
       </w:pPr>
       <w:r>
-        <w:t xml:space="preserve">Best Practice | Next steps (examples) |</w:t>
-      </w:r>
-    </w:p>
-    <w:p>
-      <w:pPr>
-        <w:pStyle w:val="BodyText"/>
-      </w:pPr>
-      <w:r>
-        <w:t xml:space="preserve">+:===================================================================================================================================================================================================================================================================================================================================+:=======================================================================================================================================+</w:t>
-      </w:r>
-      <w:r>
-        <w:t xml:space="preserve"> </w:t>
-      </w:r>
-      <w:r>
-        <w:t xml:space="preserve">|</w:t>
-      </w:r>
-      <w:r>
-        <w:t xml:space="preserve"> </w:t>
-      </w:r>
-      <w:r>
-        <w:rPr>
-          <w:b/>
-          <w:bCs/>
-        </w:rPr>
-        <w:t xml:space="preserve">1. Make Data Governance Foundational and Explicit to Establish and Sustain Trust and Reuse.</w:t>
-      </w:r>
-      <w:r>
-        <w:t xml:space="preserve"> </w:t>
-      </w:r>
-      <w:r>
-        <w:t xml:space="preserve">Establishing clear governance structures promotes quality, accountability, and alignment with FAIR and CARE principles enabling trust and long-term stewardship across multi-organization projects. | - Document roles and responsibilities using a Data Product Governance Charter and structured responsibility frameworks. |</w:t>
-      </w:r>
-      <w:r>
-        <w:t xml:space="preserve"> </w:t>
-      </w:r>
-      <w:r>
-        <w:t xml:space="preserve">| | |</w:t>
-      </w:r>
-      <w:r>
-        <w:t xml:space="preserve"> </w:t>
-      </w:r>
-      <w:r>
-        <w:t xml:space="preserve">| | - Integrate CARE principles to respect First Nations, Tribes, and Indigenous data rights. |</w:t>
-      </w:r>
-      <w:r>
-        <w:t xml:space="preserve"> </w:t>
-      </w:r>
-      <w:r>
-        <w:t xml:space="preserve">| | |</w:t>
-      </w:r>
-      <w:r>
-        <w:t xml:space="preserve"> </w:t>
-      </w:r>
-      <w:r>
-        <w:t xml:space="preserve">| | - Form a governance or oversight committee to review data standards, timelines, and agreements. |</w:t>
-      </w:r>
-      <w:r>
-        <w:t xml:space="preserve"> </w:t>
-      </w:r>
-      <w:r>
-        <w:t xml:space="preserve">+————————————————————————————————————————————————————————————————————————————————————————————————————————————+—————————————————————————————————————————————-+</w:t>
-      </w:r>
-      <w:r>
-        <w:t xml:space="preserve"> </w:t>
-      </w:r>
-      <w:r>
-        <w:t xml:space="preserve">|</w:t>
-      </w:r>
-      <w:r>
-        <w:t xml:space="preserve"> </w:t>
-      </w:r>
-      <w:r>
-        <w:rPr>
-          <w:b/>
-          <w:bCs/>
-        </w:rPr>
-        <w:t xml:space="preserve">2. Reuse Proven Infrastructure to Save Time and Increase Interoperability.</w:t>
-      </w:r>
-      <w:r>
-        <w:t xml:space="preserve"> </w:t>
-      </w:r>
-      <w:r>
-        <w:t xml:space="preserve">Leveraging existing platforms and technologies by building on and extending them rather than building bespoke solutions reduces costs and improves long-term interoperability and sustainability. | - Use domain-specific repositories |</w:t>
-      </w:r>
-      <w:r>
-        <w:t xml:space="preserve"> </w:t>
-      </w:r>
-      <w:r>
-        <w:t xml:space="preserve">| | |</w:t>
-      </w:r>
-      <w:r>
-        <w:t xml:space="preserve"> </w:t>
-      </w:r>
-      <w:r>
-        <w:t xml:space="preserve">| | - Publish and archive data with appropriate established repositories (e.g., KNB, Zenodo) for your data type and governance context. |</w:t>
-      </w:r>
-      <w:r>
-        <w:t xml:space="preserve"> </w:t>
-      </w:r>
-      <w:r>
-        <w:t xml:space="preserve">+————————————————————————————————————————————————————————————————————————————————————————————————————————————+—————————————————————————————————————————————-+</w:t>
-      </w:r>
-      <w:r>
-        <w:t xml:space="preserve"> </w:t>
-      </w:r>
-      <w:r>
-        <w:t xml:space="preserve">|</w:t>
-      </w:r>
-      <w:r>
-        <w:t xml:space="preserve"> </w:t>
-      </w:r>
-      <w:r>
-        <w:rPr>
-          <w:b/>
-          <w:bCs/>
-        </w:rPr>
-        <w:t xml:space="preserve">3. Make Data, People, Projects, and Outputs Discoverable, Linked and Citable with Persistent Identifiers.</w:t>
-      </w:r>
-      <w:r>
-        <w:t xml:space="preserve"> </w:t>
-      </w:r>
-      <w:r>
-        <w:t xml:space="preserve">Persistent identifiers (PIDs) connect data with researchers, organizations, and outputs—supporting data citation, reuse, and automated attribution. | - Encourage use of ORCIDs for researchers. |</w:t>
-      </w:r>
-      <w:r>
-        <w:t xml:space="preserve"> </w:t>
-      </w:r>
-      <w:r>
-        <w:t xml:space="preserve">| | |</w:t>
-      </w:r>
-      <w:r>
-        <w:t xml:space="preserve"> </w:t>
-      </w:r>
-      <w:r>
-        <w:t xml:space="preserve">| | - Use ROR IDs for organizations. |</w:t>
-      </w:r>
-      <w:r>
-        <w:t xml:space="preserve"> </w:t>
-      </w:r>
-      <w:r>
-        <w:t xml:space="preserve">| | |</w:t>
-      </w:r>
-      <w:r>
-        <w:t xml:space="preserve"> </w:t>
-      </w:r>
-      <w:r>
-        <w:t xml:space="preserve">| | - Assign DOIs via DataCite for data packages. |</w:t>
-      </w:r>
-      <w:r>
-        <w:t xml:space="preserve"> </w:t>
-      </w:r>
-      <w:r>
-        <w:t xml:space="preserve">| | |</w:t>
-      </w:r>
-      <w:r>
-        <w:t xml:space="preserve"> </w:t>
-      </w:r>
-      <w:r>
-        <w:t xml:space="preserve">| | - Embed DOIs in dashboards and metadata. |</w:t>
-      </w:r>
-      <w:r>
-        <w:t xml:space="preserve"> </w:t>
-      </w:r>
-      <w:r>
-        <w:t xml:space="preserve">+————————————————————————————————————————————————————————————————————————————————————————————————————————————+—————————————————————————————————————————————-+</w:t>
-      </w:r>
-      <w:r>
-        <w:t xml:space="preserve"> </w:t>
-      </w:r>
-      <w:r>
-        <w:t xml:space="preserve">|</w:t>
-      </w:r>
-      <w:r>
-        <w:t xml:space="preserve"> </w:t>
-      </w:r>
-      <w:r>
-        <w:rPr>
-          <w:b/>
-          <w:bCs/>
-        </w:rPr>
-        <w:t xml:space="preserve">4. Use Shared Data Models, Vocabularies and Metadata to Enable Integration.</w:t>
-      </w:r>
-      <w:r>
-        <w:t xml:space="preserve"> </w:t>
-      </w:r>
-      <w:r>
-        <w:t xml:space="preserve">Common vocabularies, metadata standards, and ontologies support integration across systems and preserve semantic meaning. | - Adopt ISO 19115, EML, or DataCite metadata standards. |</w:t>
-      </w:r>
-      <w:r>
-        <w:t xml:space="preserve"> </w:t>
-      </w:r>
-      <w:r>
-        <w:t xml:space="preserve">| | |</w:t>
-      </w:r>
-      <w:r>
-        <w:t xml:space="preserve"> </w:t>
-      </w:r>
-      <w:r>
-        <w:t xml:space="preserve">| | - Re-use terms defined in Salmon Domain Ontology. |</w:t>
-      </w:r>
-      <w:r>
-        <w:t xml:space="preserve"> </w:t>
-      </w:r>
-      <w:r>
-        <w:t xml:space="preserve">| | |</w:t>
-      </w:r>
-      <w:r>
-        <w:t xml:space="preserve"> </w:t>
-      </w:r>
-      <w:r>
-        <w:t xml:space="preserve">| | - Model datasets using the Darwin Core Data Package Model. |</w:t>
-      </w:r>
-      <w:r>
-        <w:t xml:space="preserve"> </w:t>
-      </w:r>
-      <w:r>
-        <w:t xml:space="preserve">+————————————————————————————————————————————————————————————————————————————————————————————————————————————+—————————————————————————————————————————————-+</w:t>
-      </w:r>
-      <w:r>
-        <w:t xml:space="preserve"> </w:t>
-      </w:r>
-      <w:r>
-        <w:t xml:space="preserve">|</w:t>
-      </w:r>
-      <w:r>
-        <w:t xml:space="preserve"> </w:t>
-      </w:r>
-      <w:r>
-        <w:rPr>
-          <w:b/>
-          <w:bCs/>
-        </w:rPr>
-        <w:t xml:space="preserve">5. Store and Analyze Data in Ways That Others Can Easily Access, Use and Trust.</w:t>
-      </w:r>
-      <w:r>
-        <w:t xml:space="preserve"> </w:t>
-      </w:r>
-      <w:r>
-        <w:t xml:space="preserve">Structured and accessible data formats ease reusability, and support integration with analytical tools and applications while data analyzed or wrangled using programmatic scripts (R, Python etc.) enable reproducibility and increase trust. | - Provide programmatic access (e.g., APIs) where appropriate. |</w:t>
-      </w:r>
-      <w:r>
-        <w:t xml:space="preserve"> </w:t>
-      </w:r>
-      <w:r>
-        <w:t xml:space="preserve">| | |</w:t>
-      </w:r>
-      <w:r>
-        <w:t xml:space="preserve"> </w:t>
-      </w:r>
-      <w:r>
-        <w:t xml:space="preserve">| | - Archive in trusted repositories (e.g., GBIF, FRDR, USGS). |</w:t>
-      </w:r>
-      <w:r>
-        <w:t xml:space="preserve"> </w:t>
-      </w:r>
-      <w:r>
-        <w:t xml:space="preserve">| | |</w:t>
-      </w:r>
-      <w:r>
-        <w:t xml:space="preserve"> </w:t>
-      </w:r>
-      <w:r>
-        <w:t xml:space="preserve">| | - Write scripts in a programming language to wrangle, transform, and analyze data. |</w:t>
-      </w:r>
-      <w:r>
-        <w:t xml:space="preserve"> </w:t>
-      </w:r>
-      <w:r>
-        <w:t xml:space="preserve">| | |</w:t>
-      </w:r>
-      <w:r>
-        <w:t xml:space="preserve"> </w:t>
-      </w:r>
-      <w:r>
-        <w:t xml:space="preserve">| | - Use GitHub to host code for collaboration and transparency and the GitHub / Zenodo integration for DOI assignment and preservation. |</w:t>
-      </w:r>
-      <w:r>
-        <w:t xml:space="preserve"> </w:t>
-      </w:r>
-      <w:r>
-        <w:t xml:space="preserve">+————————————————————————————————————————————————————————————————————————————————————————————————————————————+—————————————————————————————————————————————-+</w:t>
-      </w:r>
-      <w:r>
-        <w:t xml:space="preserve"> </w:t>
-      </w:r>
-      <w:r>
-        <w:t xml:space="preserve">|</w:t>
-      </w:r>
-      <w:r>
-        <w:t xml:space="preserve"> </w:t>
-      </w:r>
-      <w:r>
-        <w:rPr>
-          <w:b/>
-          <w:bCs/>
-        </w:rPr>
-        <w:t xml:space="preserve">6. Incentivize and Track Data Sharing and Reuse.</w:t>
-      </w:r>
-      <w:r>
-        <w:t xml:space="preserve"> </w:t>
-      </w:r>
-      <w:r>
-        <w:t xml:space="preserve">Recognizing data contributors and tracking reuse promotes a culture of sharing and supports professional recognition. | - License data with CC-BY 4.0. |</w:t>
-      </w:r>
-      <w:r>
-        <w:t xml:space="preserve"> </w:t>
-      </w:r>
-      <w:r>
-        <w:t xml:space="preserve">| | |</w:t>
-      </w:r>
-      <w:r>
-        <w:t xml:space="preserve"> </w:t>
-      </w:r>
-      <w:r>
-        <w:t xml:space="preserve">| | - Include citation text and visible credit fields. |</w:t>
-      </w:r>
-      <w:r>
-        <w:t xml:space="preserve"> </w:t>
-      </w:r>
-      <w:r>
-        <w:t xml:space="preserve">| | |</w:t>
-      </w:r>
-      <w:r>
-        <w:t xml:space="preserve"> </w:t>
-      </w:r>
-      <w:r>
-        <w:t xml:space="preserve">| | - Use COUNTER metrics and DataCite APIs to monitor reuse. |</w:t>
-      </w:r>
-      <w:r>
-        <w:t xml:space="preserve"> </w:t>
-      </w:r>
-      <w:r>
-        <w:t xml:space="preserve">| | |</w:t>
-      </w:r>
-      <w:r>
-        <w:t xml:space="preserve"> </w:t>
-      </w:r>
-      <w:r>
-        <w:t xml:space="preserve">| | - Encourage dataset citation in references. |</w:t>
-      </w:r>
-      <w:r>
-        <w:t xml:space="preserve"> </w:t>
-      </w:r>
-      <w:r>
-        <w:t xml:space="preserve">+————————————————————————————————————————————————————————————————————————————————————————————————————————————+—————————————————————————————————————————————-+</w:t>
-      </w:r>
-      <w:r>
-        <w:t xml:space="preserve"> </w:t>
-      </w:r>
-      <w:r>
-        <w:t xml:space="preserve">|</w:t>
-      </w:r>
-      <w:r>
-        <w:t xml:space="preserve"> </w:t>
-      </w:r>
-      <w:r>
-        <w:rPr>
-          <w:b/>
-          <w:bCs/>
-        </w:rPr>
-        <w:t xml:space="preserve">7. Build Community Through Co-Development and Mutual Benefit.</w:t>
-      </w:r>
-      <w:r>
-        <w:t xml:space="preserve"> </w:t>
-      </w:r>
-      <w:r>
-        <w:t xml:space="preserve">Engaging users early ensures tools and standards meet real-world needs and enhances long-term stewardship. | - Participate in RDA Salmon Interest Group. |</w:t>
-      </w:r>
-      <w:r>
-        <w:t xml:space="preserve"> </w:t>
-      </w:r>
-      <w:r>
-        <w:t xml:space="preserve">| | |</w:t>
-      </w:r>
-      <w:r>
-        <w:t xml:space="preserve"> </w:t>
-      </w:r>
-      <w:r>
-        <w:t xml:space="preserve">| | - Facilitate workshops for metadata and vocabulary alignment. |</w:t>
-      </w:r>
-      <w:r>
-        <w:t xml:space="preserve"> </w:t>
-      </w:r>
-      <w:r>
-        <w:t xml:space="preserve">| | |</w:t>
-      </w:r>
-      <w:r>
-        <w:t xml:space="preserve"> </w:t>
-      </w:r>
-      <w:r>
-        <w:t xml:space="preserve">| | - Support community-engaged research with tangible benefits. |</w:t>
-      </w:r>
-      <w:r>
-        <w:t xml:space="preserve"> </w:t>
-      </w:r>
-      <w:r>
-        <w:t xml:space="preserve">+————————————————————————————————————————————————————————————————————————————————————————————————————————————+—————————————————————————————————————————————-+</w:t>
-      </w:r>
-    </w:p>
-    <w:p>
-      <w:pPr>
-        <w:pStyle w:val="BodyText"/>
-      </w:pPr>
-      <w:r>
-        <w:t xml:space="preserve">: Best practices for salmon data stewardship with quick-start next steps {#tbl-bestpractices}</w:t>
+        <w:t xml:space="preserve"> </w:t>
       </w:r>
     </w:p>
     <w:tbl>
@@ -1879,12 +1880,12 @@
                 <wp:inline>
                   <wp:extent cx="152400" cy="152400"/>
                   <wp:effectExtent b="0" l="0" r="0" t="0"/>
-                  <wp:docPr descr="" title="" id="42" name="Picture"/>
+                  <wp:docPr descr="" title="" id="43" name="Picture"/>
                   <a:graphic>
                     <a:graphicData uri="http://schemas.openxmlformats.org/drawingml/2006/picture">
                       <pic:pic>
                         <pic:nvPicPr>
-                          <pic:cNvPr descr="/Users/alan/.local/opt/quarto-1.8.27/share/formats/docx/note.png" id="43" name="Picture"/>
+                          <pic:cNvPr descr="/Users/alan/.local/opt/quarto-1.8.27/share/formats/docx/note.png" id="44" name="Picture"/>
                           <pic:cNvPicPr>
                             <a:picLocks noChangeArrowheads="1" noChangeAspect="1"/>
                           </pic:cNvPicPr>
@@ -1985,7 +1986,7 @@
             <w:r>
               <w:t xml:space="preserve">(</w:t>
             </w:r>
-            <w:hyperlink r:id="rId44">
+            <w:hyperlink r:id="rId45">
               <w:r>
                 <w:rPr>
                   <w:rStyle w:val="Hyperlink"/>
@@ -2010,7 +2011,7 @@
                 <w:b/>
                 <w:bCs/>
               </w:rPr>
-              <w:t xml:space="preserve">Salmon data package specification</w:t>
+              <w:t xml:space="preserve">Salmon Data Package specification</w:t>
             </w:r>
             <w:r>
               <w:t xml:space="preserve"> </w:t>
@@ -2024,7 +2025,7 @@
             <w:r>
               <w:t xml:space="preserve">(</w:t>
             </w:r>
-            <w:hyperlink r:id="rId45">
+            <w:hyperlink r:id="rId46">
               <w:r>
                 <w:rPr>
                   <w:rStyle w:val="Hyperlink"/>
@@ -2034,6 +2035,28 @@
             </w:hyperlink>
             <w:r>
               <w:t xml:space="preserve">)</w:t>
+            </w:r>
+          </w:p>
+          <w:p>
+            <w:pPr>
+              <w:pStyle w:val="Compact"/>
+              <w:numPr>
+                <w:ilvl w:val="0"/>
+                <w:numId w:val="1006"/>
+              </w:numPr>
+            </w:pPr>
+            <w:r>
+              <w:rPr>
+                <w:b/>
+                <w:bCs/>
+              </w:rPr>
+              <w:t xml:space="preserve">Salmon Domain Ontology</w:t>
+            </w:r>
+            <w:r>
+              <w:t xml:space="preserve"> </w:t>
+            </w:r>
+            <w:r>
+              <w:t xml:space="preserve">(canonical interoperability layer for shared salmon concepts)</w:t>
             </w:r>
           </w:p>
           <w:p>
@@ -2063,7 +2086,7 @@
             <w:r>
               <w:t xml:space="preserve">(</w:t>
             </w:r>
-            <w:hyperlink r:id="rId46">
+            <w:hyperlink r:id="rId47">
               <w:r>
                 <w:rPr>
                   <w:rStyle w:val="Hyperlink"/>
@@ -2072,7 +2095,7 @@
               </w:r>
             </w:hyperlink>
             <w:r>
-              <w:t xml:space="preserve">)</w:t>
+              <w:t xml:space="preserve">) (organization-specific ontology and controlled vocabularies aligned to the broader Salmon Domain Ontology layer)</w:t>
             </w:r>
           </w:p>
           <w:p>
@@ -2102,7 +2125,7 @@
             <w:r>
               <w:t xml:space="preserve">(</w:t>
             </w:r>
-            <w:hyperlink r:id="rId47">
+            <w:hyperlink r:id="rId48">
               <w:r>
                 <w:rPr>
                   <w:rStyle w:val="Hyperlink"/>
@@ -2154,9 +2177,9 @@
         <w:t xml:space="preserve">For teams that use lifecycle framing, these practices operate across the full data lifecycle, with metadata governance treated as a continuous cross-cutting function rather than a separate step.</w:t>
       </w:r>
     </w:p>
-    <w:bookmarkEnd w:id="48"/>
     <w:bookmarkEnd w:id="49"/>
-    <w:bookmarkStart w:id="130" w:name="conclusion"/>
+    <w:bookmarkEnd w:id="50"/>
+    <w:bookmarkStart w:id="131" w:name="conclusion"/>
     <w:p>
       <w:pPr>
         <w:pStyle w:val="Heading2"/>
@@ -2261,7 +2284,7 @@
         <w:t xml:space="preserve">, institutionalizing data stewardship roles ensures long-term capacity for data governance, quality control, and interoperability—functions that are often neglected or left to informal actors. We should not only train new data stewards but also support and upskill biologists to take on stewardship responsibilities in collaborative, interdisciplinary settings. This is essential to address the data technical debt of unmanaged data and to modernize research practices in line with open science norms. By embedding these practices into the everyday work of data generation, documentation, publication, and reuse, we can move salmon science decisively into the era of data-intensive discovery.</w:t>
       </w:r>
     </w:p>
-    <w:bookmarkStart w:id="50" w:name="acknowledgements"/>
+    <w:bookmarkStart w:id="51" w:name="acknowledgements"/>
     <w:p>
       <w:pPr>
         <w:pStyle w:val="Heading3"/>
@@ -2278,8 +2301,8 @@
         <w:t xml:space="preserve">We thank collaborators and practitioners from Fisheries and Oceans Canada, the Pacific Salmon Foundation, the Pacific States Marine Fisheries Commission, and the broader salmon data community for constructive feedback and for sharing practical examples that informed this manuscript.</w:t>
       </w:r>
     </w:p>
-    <w:bookmarkEnd w:id="50"/>
-    <w:bookmarkStart w:id="51" w:name="data-availability"/>
+    <w:bookmarkEnd w:id="51"/>
+    <w:bookmarkStart w:id="52" w:name="data-availability"/>
     <w:p>
       <w:pPr>
         <w:pStyle w:val="Heading3"/>
@@ -2296,8 +2319,8 @@
         <w:t xml:space="preserve">This manuscript is a synthesis and does not report a newly generated primary dataset. Datasets referenced as examples are available through the cited repositories, landing pages, and DOIs in the text and appendices.</w:t>
       </w:r>
     </w:p>
-    <w:bookmarkEnd w:id="51"/>
-    <w:bookmarkStart w:id="52" w:name="code-availability"/>
+    <w:bookmarkEnd w:id="52"/>
+    <w:bookmarkStart w:id="53" w:name="code-availability"/>
     <w:p>
       <w:pPr>
         <w:pStyle w:val="Heading3"/>
@@ -2314,8 +2337,8 @@
         <w:t xml:space="preserve">No new software was developed specifically for this manuscript. Code resources discussed as examples are available at the cited public repositories and archival records.</w:t>
       </w:r>
     </w:p>
-    <w:bookmarkEnd w:id="52"/>
-    <w:bookmarkStart w:id="53" w:name="conflicts-of-interest"/>
+    <w:bookmarkEnd w:id="53"/>
+    <w:bookmarkStart w:id="54" w:name="conflicts-of-interest"/>
     <w:p>
       <w:pPr>
         <w:pStyle w:val="Heading3"/>
@@ -2332,8 +2355,8 @@
         <w:t xml:space="preserve">None declared.</w:t>
       </w:r>
     </w:p>
-    <w:bookmarkEnd w:id="53"/>
-    <w:bookmarkStart w:id="54" w:name="ethics-statement"/>
+    <w:bookmarkEnd w:id="54"/>
+    <w:bookmarkStart w:id="55" w:name="ethics-statement"/>
     <w:p>
       <w:pPr>
         <w:pStyle w:val="Heading3"/>
@@ -2350,8 +2373,8 @@
         <w:t xml:space="preserve">This manuscript does not involve primary research with human or animal subjects. All cited research was conducted in accordance with applicable ethical guidelines and legal requirements of the jurisdictions in which the studies were performed.</w:t>
       </w:r>
     </w:p>
-    <w:bookmarkEnd w:id="54"/>
-    <w:bookmarkStart w:id="55" w:name="funding"/>
+    <w:bookmarkEnd w:id="55"/>
+    <w:bookmarkStart w:id="56" w:name="funding"/>
     <w:p>
       <w:pPr>
         <w:pStyle w:val="Heading3"/>
@@ -2368,8 +2391,8 @@
         <w:t xml:space="preserve">This work was supported in part by the Pacific Salmon Foundation and Fisheries and Oceans Canada.</w:t>
       </w:r>
     </w:p>
-    <w:bookmarkEnd w:id="55"/>
-    <w:bookmarkStart w:id="129" w:name="references"/>
+    <w:bookmarkEnd w:id="56"/>
+    <w:bookmarkStart w:id="130" w:name="references"/>
     <w:p>
       <w:pPr>
         <w:pStyle w:val="Heading3"/>
@@ -2378,8 +2401,8 @@
         <w:t xml:space="preserve">References</w:t>
       </w:r>
     </w:p>
-    <w:bookmarkStart w:id="128" w:name="refs"/>
-    <w:bookmarkStart w:id="57" w:name="Xc7d78bce84bdade13c6e18f8b678ebae5c0ba8e"/>
+    <w:bookmarkStart w:id="129" w:name="refs"/>
+    <w:bookmarkStart w:id="58" w:name="Xc7d78bce84bdade13c6e18f8b678ebae5c0ba8e"/>
     <w:p>
       <w:pPr>
         <w:pStyle w:val="Bibliography"/>
@@ -2416,7 +2439,7 @@
       <w:r>
         <w:t xml:space="preserve"> </w:t>
       </w:r>
-      <w:hyperlink r:id="rId56">
+      <w:hyperlink r:id="rId57">
         <w:r>
           <w:rPr>
             <w:rStyle w:val="Hyperlink"/>
@@ -2425,8 +2448,8 @@
         </w:r>
       </w:hyperlink>
     </w:p>
-    <w:bookmarkEnd w:id="57"/>
-    <w:bookmarkStart w:id="59" w:name="ref-bull2022"/>
+    <w:bookmarkEnd w:id="58"/>
+    <w:bookmarkStart w:id="60" w:name="ref-bull2022"/>
     <w:p>
       <w:pPr>
         <w:pStyle w:val="Bibliography"/>
@@ -2473,7 +2496,7 @@
       <w:r>
         <w:t xml:space="preserve"> </w:t>
       </w:r>
-      <w:hyperlink r:id="rId58">
+      <w:hyperlink r:id="rId59">
         <w:r>
           <w:rPr>
             <w:rStyle w:val="Hyperlink"/>
@@ -2482,8 +2505,8 @@
         </w:r>
       </w:hyperlink>
     </w:p>
-    <w:bookmarkEnd w:id="59"/>
-    <w:bookmarkStart w:id="61" w:name="ref-carroll2020"/>
+    <w:bookmarkEnd w:id="60"/>
+    <w:bookmarkStart w:id="62" w:name="ref-carroll2020"/>
     <w:p>
       <w:pPr>
         <w:pStyle w:val="Bibliography"/>
@@ -2520,7 +2543,7 @@
       <w:r>
         <w:t xml:space="preserve"> </w:t>
       </w:r>
-      <w:hyperlink r:id="rId60">
+      <w:hyperlink r:id="rId61">
         <w:r>
           <w:rPr>
             <w:rStyle w:val="Hyperlink"/>
@@ -2529,8 +2552,8 @@
         </w:r>
       </w:hyperlink>
     </w:p>
-    <w:bookmarkEnd w:id="61"/>
-    <w:bookmarkStart w:id="63" w:name="X33d136e394f813e1a6591bd6e510ca682cbbb68"/>
+    <w:bookmarkEnd w:id="62"/>
+    <w:bookmarkStart w:id="64" w:name="X33d136e394f813e1a6591bd6e510ca682cbbb68"/>
     <w:p>
       <w:pPr>
         <w:pStyle w:val="Bibliography"/>
@@ -2554,7 +2577,7 @@
       <w:r>
         <w:t xml:space="preserve"> </w:t>
       </w:r>
-      <w:hyperlink r:id="rId62">
+      <w:hyperlink r:id="rId63">
         <w:r>
           <w:rPr>
             <w:rStyle w:val="Hyperlink"/>
@@ -2563,8 +2586,8 @@
         </w:r>
       </w:hyperlink>
     </w:p>
-    <w:bookmarkEnd w:id="63"/>
-    <w:bookmarkStart w:id="65" w:name="ref-carroll2019"/>
+    <w:bookmarkEnd w:id="64"/>
+    <w:bookmarkStart w:id="66" w:name="ref-carroll2019"/>
     <w:p>
       <w:pPr>
         <w:pStyle w:val="Bibliography"/>
@@ -2601,7 +2624,7 @@
       <w:r>
         <w:t xml:space="preserve"> </w:t>
       </w:r>
-      <w:hyperlink r:id="rId64">
+      <w:hyperlink r:id="rId65">
         <w:r>
           <w:rPr>
             <w:rStyle w:val="Hyperlink"/>
@@ -2610,8 +2633,8 @@
         </w:r>
       </w:hyperlink>
     </w:p>
-    <w:bookmarkEnd w:id="65"/>
-    <w:bookmarkStart w:id="67" w:name="Xc8a8b3ec5c49488c2d1ce220591d851da5c345d"/>
+    <w:bookmarkEnd w:id="66"/>
+    <w:bookmarkStart w:id="68" w:name="Xc8a8b3ec5c49488c2d1ce220591d851da5c345d"/>
     <w:p>
       <w:pPr>
         <w:pStyle w:val="Bibliography"/>
@@ -2635,7 +2658,7 @@
       <w:r>
         <w:t xml:space="preserve"> </w:t>
       </w:r>
-      <w:hyperlink r:id="rId66">
+      <w:hyperlink r:id="rId67">
         <w:r>
           <w:rPr>
             <w:rStyle w:val="Hyperlink"/>
@@ -2644,8 +2667,8 @@
         </w:r>
       </w:hyperlink>
     </w:p>
-    <w:bookmarkEnd w:id="67"/>
-    <w:bookmarkStart w:id="69" w:name="ref-coretrustseal_2022_requirements"/>
+    <w:bookmarkEnd w:id="68"/>
+    <w:bookmarkStart w:id="70" w:name="ref-coretrustseal_2022_requirements"/>
     <w:p>
       <w:pPr>
         <w:pStyle w:val="Bibliography"/>
@@ -2669,7 +2692,7 @@
       <w:r>
         <w:t xml:space="preserve"> </w:t>
       </w:r>
-      <w:hyperlink r:id="rId68">
+      <w:hyperlink r:id="rId69">
         <w:r>
           <w:rPr>
             <w:rStyle w:val="Hyperlink"/>
@@ -2678,8 +2701,8 @@
         </w:r>
       </w:hyperlink>
     </w:p>
-    <w:bookmarkEnd w:id="69"/>
-    <w:bookmarkStart w:id="70" w:name="ref-dfo_salmon_ontology"/>
+    <w:bookmarkEnd w:id="70"/>
+    <w:bookmarkStart w:id="71" w:name="ref-dfo_salmon_ontology"/>
     <w:p>
       <w:pPr>
         <w:pStyle w:val="Bibliography"/>
@@ -2703,33 +2726,108 @@
       <w:r>
         <w:t xml:space="preserve"> </w:t>
       </w:r>
+      <w:hyperlink r:id="rId47">
+        <w:r>
+          <w:rPr>
+            <w:rStyle w:val="Hyperlink"/>
+          </w:rPr>
+          <w:t xml:space="preserve">https://dfo-pacific-science.github.io/dfo-salmon-ontology/</w:t>
+        </w:r>
+      </w:hyperlink>
+    </w:p>
+    <w:bookmarkEnd w:id="71"/>
+    <w:bookmarkStart w:id="72" w:name="ref-metasalmon"/>
+    <w:p>
+      <w:pPr>
+        <w:pStyle w:val="Bibliography"/>
+      </w:pPr>
+      <w:r>
+        <w:t xml:space="preserve">DFO Pacific Science. (2026b).</w:t>
+      </w:r>
+      <w:r>
+        <w:t xml:space="preserve"> </w:t>
+      </w:r>
+      <w:r>
+        <w:rPr>
+          <w:i/>
+          <w:iCs/>
+        </w:rPr>
+        <w:t xml:space="preserve">Metasalmon (r): Tools for salmon data packaging and validation</w:t>
+      </w:r>
+      <w:r>
+        <w:t xml:space="preserve">.</w:t>
+      </w:r>
+      <w:r>
+        <w:t xml:space="preserve"> </w:t>
+      </w:r>
+      <w:hyperlink r:id="rId45">
+        <w:r>
+          <w:rPr>
+            <w:rStyle w:val="Hyperlink"/>
+          </w:rPr>
+          <w:t xml:space="preserve">https://dfo-pacific-science.github.io/metasalmon/index.html</w:t>
+        </w:r>
+      </w:hyperlink>
+    </w:p>
+    <w:bookmarkEnd w:id="72"/>
+    <w:bookmarkStart w:id="73" w:name="ref-smn_data_pkg_spec"/>
+    <w:p>
+      <w:pPr>
+        <w:pStyle w:val="Bibliography"/>
+      </w:pPr>
+      <w:r>
+        <w:t xml:space="preserve">DFO Pacific Science. (2026c).</w:t>
+      </w:r>
+      <w:r>
+        <w:t xml:space="preserve"> </w:t>
+      </w:r>
+      <w:r>
+        <w:rPr>
+          <w:i/>
+          <w:iCs/>
+        </w:rPr>
+        <w:t xml:space="preserve">Salmon Data Package</w:t>
+      </w:r>
+      <w:r>
+        <w:rPr>
+          <w:i/>
+          <w:iCs/>
+        </w:rPr>
+        <w:t xml:space="preserve">: specification</w:t>
+      </w:r>
+      <w:r>
+        <w:t xml:space="preserve">.</w:t>
+      </w:r>
+      <w:r>
+        <w:t xml:space="preserve"> </w:t>
+      </w:r>
       <w:hyperlink r:id="rId46">
         <w:r>
           <w:rPr>
             <w:rStyle w:val="Hyperlink"/>
           </w:rPr>
-          <w:t xml:space="preserve">https://dfo-pacific-science.github.io/dfo-salmon-ontology/</w:t>
-        </w:r>
-      </w:hyperlink>
-    </w:p>
-    <w:bookmarkEnd w:id="70"/>
-    <w:bookmarkStart w:id="71" w:name="ref-metasalmon"/>
+          <w:t xml:space="preserve">https://github.com/dfo-pacific-science/smn-data-pkg/blob/main/SPECIFICATION.md</w:t>
+        </w:r>
+      </w:hyperlink>
+    </w:p>
+    <w:bookmarkEnd w:id="73"/>
+    <w:bookmarkStart w:id="74" w:name="ref-smn_gpt"/>
     <w:p>
       <w:pPr>
         <w:pStyle w:val="Bibliography"/>
       </w:pPr>
       <w:r>
-        <w:t xml:space="preserve">DFO Pacific Science. (2026b).</w:t>
-      </w:r>
-      <w:r>
-        <w:t xml:space="preserve"> </w:t>
-      </w:r>
-      <w:r>
-        <w:rPr>
-          <w:i/>
-          <w:iCs/>
-        </w:rPr>
-        <w:t xml:space="preserve">Metasalmon (r): Tools for salmon data packaging and validation</w:t>
+        <w:t xml:space="preserve">DFO Pacific Science. (2026d).</w:t>
+      </w:r>
+      <w:r>
+        <w:t xml:space="preserve"> </w:t>
+      </w:r>
+      <w:r>
+        <w:rPr>
+          <w:i/>
+          <w:iCs/>
+        </w:rPr>
+        <w:t xml:space="preserve">SMN GPT (salmon data GPT)</w:t>
       </w:r>
       <w:r>
         <w:t xml:space="preserve">.</w:t>
@@ -2737,33 +2835,33 @@
       <w:r>
         <w:t xml:space="preserve"> </w:t>
       </w:r>
-      <w:hyperlink r:id="rId44">
-        <w:r>
-          <w:rPr>
-            <w:rStyle w:val="Hyperlink"/>
-          </w:rPr>
-          <w:t xml:space="preserve">https://dfo-pacific-science.github.io/metasalmon/index.html</w:t>
-        </w:r>
-      </w:hyperlink>
-    </w:p>
-    <w:bookmarkEnd w:id="71"/>
-    <w:bookmarkStart w:id="72" w:name="ref-smn_data_pkg_spec"/>
+      <w:hyperlink r:id="rId48">
+        <w:r>
+          <w:rPr>
+            <w:rStyle w:val="Hyperlink"/>
+          </w:rPr>
+          <w:t xml:space="preserve">https://github.com/dfo-pacific-science/smn-gpt</w:t>
+        </w:r>
+      </w:hyperlink>
+    </w:p>
+    <w:bookmarkEnd w:id="74"/>
+    <w:bookmarkStart w:id="76" w:name="ref-diack2024"/>
     <w:p>
       <w:pPr>
         <w:pStyle w:val="Bibliography"/>
       </w:pPr>
       <w:r>
-        <w:t xml:space="preserve">DFO Pacific Science. (2026c).</w:t>
-      </w:r>
-      <w:r>
-        <w:t xml:space="preserve"> </w:t>
-      </w:r>
-      <w:r>
-        <w:rPr>
-          <w:i/>
-          <w:iCs/>
-        </w:rPr>
-        <w:t xml:space="preserve">SMN data package: specification</w:t>
+        <w:t xml:space="preserve">Diack, G., Bird, T., Akenhead, S., Bayer, J., Brophy, D., Bull, C., Eyto, E. de, Johnson, B., Jones, M., Knight, A., Nevoux, M., Stap, T. van der, &amp; Walker, A. (2024). Salmon data mobilization.</w:t>
+      </w:r>
+      <w:r>
+        <w:t xml:space="preserve"> </w:t>
+      </w:r>
+      <w:r>
+        <w:rPr>
+          <w:i/>
+          <w:iCs/>
+        </w:rPr>
+        <w:t xml:space="preserve">North Pacific Anadromous Fish Commission Bulletin</w:t>
       </w:r>
       <w:r>
         <w:t xml:space="preserve">.</w:t>
@@ -2771,33 +2869,361 @@
       <w:r>
         <w:t xml:space="preserve"> </w:t>
       </w:r>
-      <w:hyperlink r:id="rId45">
-        <w:r>
-          <w:rPr>
-            <w:rStyle w:val="Hyperlink"/>
-          </w:rPr>
-          <w:t xml:space="preserve">https://github.com/dfo-pacific-science/smn-data-pkg/blob/main/SPECIFICATION.md</w:t>
-        </w:r>
-      </w:hyperlink>
-    </w:p>
-    <w:bookmarkEnd w:id="72"/>
-    <w:bookmarkStart w:id="73" w:name="ref-smn_gpt"/>
+      <w:hyperlink r:id="rId75">
+        <w:r>
+          <w:rPr>
+            <w:rStyle w:val="Hyperlink"/>
+          </w:rPr>
+          <w:t xml:space="preserve">https://doi.org/10.23849/npafcb7/x3rlpo23a</w:t>
+        </w:r>
+      </w:hyperlink>
+    </w:p>
+    <w:bookmarkEnd w:id="76"/>
+    <w:bookmarkStart w:id="78" w:name="ref-eartheconomics2021"/>
     <w:p>
       <w:pPr>
         <w:pStyle w:val="Bibliography"/>
       </w:pPr>
       <w:r>
-        <w:t xml:space="preserve">DFO Pacific Science. (2026d).</w:t>
-      </w:r>
-      <w:r>
-        <w:t xml:space="preserve"> </w:t>
-      </w:r>
-      <w:r>
-        <w:rPr>
-          <w:i/>
-          <w:iCs/>
-        </w:rPr>
-        <w:t xml:space="preserve">SMN GPT (salmon data GPT)</w:t>
+        <w:t xml:space="preserve">Earth Economics. (2021).</w:t>
+      </w:r>
+      <w:r>
+        <w:t xml:space="preserve"> </w:t>
+      </w:r>
+      <w:r>
+        <w:rPr>
+          <w:i/>
+          <w:iCs/>
+        </w:rPr>
+        <w:t xml:space="preserve">The Sociocultural Significance of Pacific Salmon to Tribes and First Nations</w:t>
+      </w:r>
+      <w:r>
+        <w:t xml:space="preserve"> </w:t>
+      </w:r>
+      <w:r>
+        <w:t xml:space="preserve">(p. 73).</w:t>
+      </w:r>
+      <w:r>
+        <w:t xml:space="preserve"> </w:t>
+      </w:r>
+      <w:hyperlink r:id="rId77">
+        <w:r>
+          <w:rPr>
+            <w:rStyle w:val="Hyperlink"/>
+          </w:rPr>
+          <w:t xml:space="preserve">https://www.psc.org/wp-content/uploads/wpfd/preview_files/The-Sociocultural-Significance-of-Salmon-to-Tribes-and-First-Nations(5da9942da9fb4fe0d77eb32bd6165e43).pdf</w:t>
+        </w:r>
+      </w:hyperlink>
+    </w:p>
+    <w:bookmarkEnd w:id="78"/>
+    <w:bookmarkStart w:id="80" w:name="ref-noauthor_fraser_2025"/>
+    <w:p>
+      <w:pPr>
+        <w:pStyle w:val="Bibliography"/>
+      </w:pPr>
+      <w:r>
+        <w:rPr>
+          <w:i/>
+          <w:iCs/>
+        </w:rPr>
+        <w:t xml:space="preserve">Fraser</w:t>
+      </w:r>
+      <w:r>
+        <w:rPr>
+          <w:i/>
+          <w:iCs/>
+        </w:rPr>
+        <w:t xml:space="preserve"> </w:t>
+      </w:r>
+      <w:r>
+        <w:rPr>
+          <w:i/>
+          <w:iCs/>
+        </w:rPr>
+        <w:t xml:space="preserve">River</w:t>
+      </w:r>
+      <w:r>
+        <w:rPr>
+          <w:i/>
+          <w:iCs/>
+        </w:rPr>
+        <w:t xml:space="preserve"> </w:t>
+      </w:r>
+      <w:r>
+        <w:rPr>
+          <w:i/>
+          <w:iCs/>
+        </w:rPr>
+        <w:t xml:space="preserve">Panel</w:t>
+      </w:r>
+      <w:r>
+        <w:rPr>
+          <w:i/>
+          <w:iCs/>
+        </w:rPr>
+        <w:t xml:space="preserve"> </w:t>
+      </w:r>
+      <w:r>
+        <w:rPr>
+          <w:i/>
+          <w:iCs/>
+        </w:rPr>
+        <w:t xml:space="preserve">Data</w:t>
+      </w:r>
+      <w:r>
+        <w:rPr>
+          <w:i/>
+          <w:iCs/>
+        </w:rPr>
+        <w:t xml:space="preserve"> </w:t>
+      </w:r>
+      <w:r>
+        <w:rPr>
+          <w:i/>
+          <w:iCs/>
+        </w:rPr>
+        <w:t xml:space="preserve">Application</w:t>
+      </w:r>
+      <w:r>
+        <w:t xml:space="preserve">. (2025). Pacific Salmon Commission.</w:t>
+      </w:r>
+      <w:r>
+        <w:t xml:space="preserve"> </w:t>
+      </w:r>
+      <w:hyperlink r:id="rId79">
+        <w:r>
+          <w:rPr>
+            <w:rStyle w:val="Hyperlink"/>
+          </w:rPr>
+          <w:t xml:space="preserve">https://psc1.shinyapps.io/PSC_In_Season_Fraser/</w:t>
+        </w:r>
+      </w:hyperlink>
+    </w:p>
+    <w:bookmarkEnd w:id="80"/>
+    <w:bookmarkStart w:id="82" w:name="ref-gofair_a12_auth"/>
+    <w:p>
+      <w:pPr>
+        <w:pStyle w:val="Bibliography"/>
+      </w:pPr>
+      <w:r>
+        <w:t xml:space="preserve">GO FAIR Initiative. (n.d.).</w:t>
+      </w:r>
+      <w:r>
+        <w:t xml:space="preserve"> </w:t>
+      </w:r>
+      <w:r>
+        <w:rPr>
+          <w:i/>
+          <w:iCs/>
+        </w:rPr>
+        <w:t xml:space="preserve">A1.2: The protocol allows for an authentication and authorisation procedure, where necessary</w:t>
+      </w:r>
+      <w:r>
+        <w:t xml:space="preserve">. Web page.</w:t>
+      </w:r>
+      <w:r>
+        <w:t xml:space="preserve"> </w:t>
+      </w:r>
+      <w:hyperlink r:id="rId81">
+        <w:r>
+          <w:rPr>
+            <w:rStyle w:val="Hyperlink"/>
+          </w:rPr>
+          <w:t xml:space="preserve">https://www.go-fair.org/fair-principles/a1-2-protocol-allows-authentication-authorisation-required/</w:t>
+        </w:r>
+      </w:hyperlink>
+    </w:p>
+    <w:bookmarkEnd w:id="82"/>
+    <w:bookmarkStart w:id="84" w:name="ref-groot1991"/>
+    <w:p>
+      <w:pPr>
+        <w:pStyle w:val="Bibliography"/>
+      </w:pPr>
+      <w:r>
+        <w:t xml:space="preserve">Groot, C., &amp; Margolis, L. (1991).</w:t>
+      </w:r>
+      <w:r>
+        <w:t xml:space="preserve"> </w:t>
+      </w:r>
+      <w:r>
+        <w:rPr>
+          <w:i/>
+          <w:iCs/>
+        </w:rPr>
+        <w:t xml:space="preserve">Pacific Salmon Life Histories</w:t>
+      </w:r>
+      <w:r>
+        <w:t xml:space="preserve">. UBC Press.</w:t>
+      </w:r>
+      <w:r>
+        <w:t xml:space="preserve"> </w:t>
+      </w:r>
+      <w:hyperlink r:id="rId83">
+        <w:r>
+          <w:rPr>
+            <w:rStyle w:val="Hyperlink"/>
+          </w:rPr>
+          <w:t xml:space="preserve">https://books.google.ca/books?id=I_S0xCME0CYC</w:t>
+        </w:r>
+      </w:hyperlink>
+    </w:p>
+    <w:bookmarkEnd w:id="84"/>
+    <w:bookmarkStart w:id="86" w:name="ref-inman2021"/>
+    <w:p>
+      <w:pPr>
+        <w:pStyle w:val="Bibliography"/>
+      </w:pPr>
+      <w:r>
+        <w:t xml:space="preserve">Inman, S., Esquible, J., Jones, M., Bechtol, W., &amp; Connors, B. (2021). Opportunities and impediments for use of local data in the management of salmon fisheries.</w:t>
+      </w:r>
+      <w:r>
+        <w:t xml:space="preserve"> </w:t>
+      </w:r>
+      <w:r>
+        <w:rPr>
+          <w:i/>
+          <w:iCs/>
+        </w:rPr>
+        <w:t xml:space="preserve">Ecology and Society</w:t>
+      </w:r>
+      <w:r>
+        <w:t xml:space="preserve">,</w:t>
+      </w:r>
+      <w:r>
+        <w:t xml:space="preserve"> </w:t>
+      </w:r>
+      <w:r>
+        <w:rPr>
+          <w:i/>
+          <w:iCs/>
+        </w:rPr>
+        <w:t xml:space="preserve">26</w:t>
+      </w:r>
+      <w:r>
+        <w:t xml:space="preserve">(2).</w:t>
+      </w:r>
+      <w:r>
+        <w:t xml:space="preserve"> </w:t>
+      </w:r>
+      <w:hyperlink r:id="rId85">
+        <w:r>
+          <w:rPr>
+            <w:rStyle w:val="Hyperlink"/>
+          </w:rPr>
+          <w:t xml:space="preserve">https://doi.org/10.5751/ES-12117-260226</w:t>
+        </w:r>
+      </w:hyperlink>
+    </w:p>
+    <w:bookmarkEnd w:id="86"/>
+    <w:bookmarkStart w:id="88" w:name="ref-iso9241_210_2019"/>
+    <w:p>
+      <w:pPr>
+        <w:pStyle w:val="Bibliography"/>
+      </w:pPr>
+      <w:r>
+        <w:t xml:space="preserve">ISO</w:t>
+      </w:r>
+      <w:r>
+        <w:t xml:space="preserve"> </w:t>
+      </w:r>
+      <w:r>
+        <w:t xml:space="preserve">9241-210:2019 Ergonomics of Human-System Interaction – Part 210: Human-Centred Design for Interactive Systems (2019).</w:t>
+      </w:r>
+      <w:r>
+        <w:t xml:space="preserve"> </w:t>
+      </w:r>
+      <w:hyperlink r:id="rId87">
+        <w:r>
+          <w:rPr>
+            <w:rStyle w:val="Hyperlink"/>
+          </w:rPr>
+          <w:t xml:space="preserve">https://www.iso.org/standard/77520.html</w:t>
+        </w:r>
+      </w:hyperlink>
+    </w:p>
+    <w:bookmarkEnd w:id="88"/>
+    <w:bookmarkStart w:id="90" w:name="ref-jennings2023a"/>
+    <w:p>
+      <w:pPr>
+        <w:pStyle w:val="Bibliography"/>
+      </w:pPr>
+      <w:r>
+        <w:t xml:space="preserve">Jennings, L., Anderson, T., Martinez, A., Sterling, R., Chavez, D. D., Garba, I., Hudson, M., Garrison, N. A., &amp; Carroll, S. R. (2023). Applying the</w:t>
+      </w:r>
+      <w:r>
+        <w:t xml:space="preserve"> </w:t>
+      </w:r>
+      <w:r>
+        <w:t xml:space="preserve">‘</w:t>
+      </w:r>
+      <w:r>
+        <w:t xml:space="preserve">CARE Principles for Indigenous Data Governance</w:t>
+      </w:r>
+      <w:r>
+        <w:t xml:space="preserve">’</w:t>
+      </w:r>
+      <w:r>
+        <w:t xml:space="preserve"> </w:t>
+      </w:r>
+      <w:r>
+        <w:t xml:space="preserve">to ecology and biodiversity research.</w:t>
+      </w:r>
+      <w:r>
+        <w:t xml:space="preserve"> </w:t>
+      </w:r>
+      <w:r>
+        <w:rPr>
+          <w:i/>
+          <w:iCs/>
+        </w:rPr>
+        <w:t xml:space="preserve">Nature Ecology &amp; Evolution</w:t>
+      </w:r>
+      <w:r>
+        <w:t xml:space="preserve">,</w:t>
+      </w:r>
+      <w:r>
+        <w:t xml:space="preserve"> </w:t>
+      </w:r>
+      <w:r>
+        <w:rPr>
+          <w:i/>
+          <w:iCs/>
+        </w:rPr>
+        <w:t xml:space="preserve">7</w:t>
+      </w:r>
+      <w:r>
+        <w:t xml:space="preserve">(10), 1547–1551.</w:t>
+      </w:r>
+      <w:r>
+        <w:t xml:space="preserve"> </w:t>
+      </w:r>
+      <w:hyperlink r:id="rId89">
+        <w:r>
+          <w:rPr>
+            <w:rStyle w:val="Hyperlink"/>
+          </w:rPr>
+          <w:t xml:space="preserve">https://doi.org/10.1038/s41559-023-02161-2</w:t>
+        </w:r>
+      </w:hyperlink>
+    </w:p>
+    <w:bookmarkEnd w:id="90"/>
+    <w:bookmarkStart w:id="92" w:name="ref-johnson2024"/>
+    <w:p>
+      <w:pPr>
+        <w:pStyle w:val="Bibliography"/>
+      </w:pPr>
+      <w:r>
+        <w:t xml:space="preserve">Johnson, B., &amp; Stap, T. van der. (2024). Data mobilization through the international year of the salmon ocean observing system.</w:t>
+      </w:r>
+      <w:r>
+        <w:t xml:space="preserve"> </w:t>
+      </w:r>
+      <w:r>
+        <w:rPr>
+          <w:i/>
+          <w:iCs/>
+        </w:rPr>
+        <w:t xml:space="preserve">North Pacific Anadromous Fish Commission Bulletin</w:t>
       </w:r>
       <w:r>
         <w:t xml:space="preserve">.</w:t>
@@ -2805,33 +3231,45 @@
       <w:r>
         <w:t xml:space="preserve"> </w:t>
       </w:r>
-      <w:hyperlink r:id="rId47">
-        <w:r>
-          <w:rPr>
-            <w:rStyle w:val="Hyperlink"/>
-          </w:rPr>
-          <w:t xml:space="preserve">https://github.com/dfo-pacific-science/smn-gpt</w:t>
-        </w:r>
-      </w:hyperlink>
-    </w:p>
-    <w:bookmarkEnd w:id="73"/>
-    <w:bookmarkStart w:id="75" w:name="ref-diack2024"/>
+      <w:hyperlink r:id="rId91">
+        <w:r>
+          <w:rPr>
+            <w:rStyle w:val="Hyperlink"/>
+          </w:rPr>
+          <w:t xml:space="preserve">https://doi.org/10.23849/npafcb7/6a4ddpde4</w:t>
+        </w:r>
+      </w:hyperlink>
+    </w:p>
+    <w:bookmarkEnd w:id="92"/>
+    <w:bookmarkStart w:id="94" w:name="ref-landi_2020_a_of_fair"/>
     <w:p>
       <w:pPr>
         <w:pStyle w:val="Bibliography"/>
       </w:pPr>
       <w:r>
-        <w:t xml:space="preserve">Diack, G., Bird, T., Akenhead, S., Bayer, J., Brophy, D., Bull, C., Eyto, E. de, Johnson, B., Jones, M., Knight, A., Nevoux, M., Stap, T. van der, &amp; Walker, A. (2024). Salmon data mobilization.</w:t>
-      </w:r>
-      <w:r>
-        <w:t xml:space="preserve"> </w:t>
-      </w:r>
-      <w:r>
-        <w:rPr>
-          <w:i/>
-          <w:iCs/>
-        </w:rPr>
-        <w:t xml:space="preserve">North Pacific Anadromous Fish Commission Bulletin</w:t>
+        <w:t xml:space="preserve">Landi, A., Thompson, M., Giannuzzi, V., Bonifazi, F., Labastida, I., Silva Santos, L. O. da, Roos, M., et al. (2020). The</w:t>
+      </w:r>
+      <w:r>
+        <w:t xml:space="preserve"> </w:t>
+      </w:r>
+      <w:r>
+        <w:t xml:space="preserve">“A”</w:t>
+      </w:r>
+      <w:r>
+        <w:t xml:space="preserve"> </w:t>
+      </w:r>
+      <w:r>
+        <w:t xml:space="preserve">of FAIR – as open as possible, as closed as necessary.</w:t>
+      </w:r>
+      <w:r>
+        <w:t xml:space="preserve"> </w:t>
+      </w:r>
+      <w:r>
+        <w:rPr>
+          <w:i/>
+          <w:iCs/>
+        </w:rPr>
+        <w:t xml:space="preserve">Data Intelligence</w:t>
       </w:r>
       <w:r>
         <w:t xml:space="preserve">.</w:t>
@@ -2839,222 +3277,247 @@
       <w:r>
         <w:t xml:space="preserve"> </w:t>
       </w:r>
-      <w:hyperlink r:id="rId74">
-        <w:r>
-          <w:rPr>
-            <w:rStyle w:val="Hyperlink"/>
-          </w:rPr>
-          <w:t xml:space="preserve">https://doi.org/10.23849/npafcb7/x3rlpo23a</w:t>
-        </w:r>
-      </w:hyperlink>
-    </w:p>
-    <w:bookmarkEnd w:id="75"/>
-    <w:bookmarkStart w:id="77" w:name="ref-eartheconomics2021"/>
+      <w:hyperlink r:id="rId93">
+        <w:r>
+          <w:rPr>
+            <w:rStyle w:val="Hyperlink"/>
+          </w:rPr>
+          <w:t xml:space="preserve">https://doi.org/10.1162/dint_a_00027</w:t>
+        </w:r>
+      </w:hyperlink>
+    </w:p>
+    <w:bookmarkEnd w:id="94"/>
+    <w:bookmarkStart w:id="96" w:name="ref-lindenmayer2012"/>
     <w:p>
       <w:pPr>
         <w:pStyle w:val="Bibliography"/>
       </w:pPr>
       <w:r>
-        <w:t xml:space="preserve">Earth Economics. (2021).</w:t>
-      </w:r>
-      <w:r>
-        <w:t xml:space="preserve"> </w:t>
-      </w:r>
-      <w:r>
-        <w:rPr>
-          <w:i/>
-          <w:iCs/>
-        </w:rPr>
-        <w:t xml:space="preserve">The Sociocultural Significance of Pacific Salmon to Tribes and First Nations</w:t>
-      </w:r>
-      <w:r>
-        <w:t xml:space="preserve"> </w:t>
-      </w:r>
-      <w:r>
-        <w:t xml:space="preserve">(p. 73).</w:t>
-      </w:r>
-      <w:r>
-        <w:t xml:space="preserve"> </w:t>
-      </w:r>
-      <w:hyperlink r:id="rId76">
-        <w:r>
-          <w:rPr>
-            <w:rStyle w:val="Hyperlink"/>
-          </w:rPr>
-          <w:t xml:space="preserve">https://www.psc.org/wp-content/uploads/wpfd/preview_files/The-Sociocultural-Significance-of-Salmon-to-Tribes-and-First-Nations(5da9942da9fb4fe0d77eb32bd6165e43).pdf</w:t>
-        </w:r>
-      </w:hyperlink>
-    </w:p>
-    <w:bookmarkEnd w:id="77"/>
-    <w:bookmarkStart w:id="79" w:name="ref-noauthor_fraser_2025"/>
+        <w:t xml:space="preserve">LINDENMAYER, D. B., LIKENS, G. E., ANDERSEN, A., BOWMAN, D., BULL, C. M., BURNS, E., DICKMAN, C. R., HOFFMANN, A. A., KEITH, D. A., LIDDELL, M. J., LOWE, A. J., METCALFE, D. J., PHINN, S. R., RUSSELL-SMITH, J., THURGATE, N., &amp; WARDLE, G. M. (2012). Value of long</w:t>
+      </w:r>
+      <w:r>
+        <w:t xml:space="preserve">-</w:t>
+      </w:r>
+      <w:r>
+        <w:t xml:space="preserve">term ecological studies.</w:t>
+      </w:r>
+      <w:r>
+        <w:t xml:space="preserve"> </w:t>
+      </w:r>
+      <w:r>
+        <w:rPr>
+          <w:i/>
+          <w:iCs/>
+        </w:rPr>
+        <w:t xml:space="preserve">Austral Ecology</w:t>
+      </w:r>
+      <w:r>
+        <w:t xml:space="preserve">,</w:t>
+      </w:r>
+      <w:r>
+        <w:t xml:space="preserve"> </w:t>
+      </w:r>
+      <w:r>
+        <w:rPr>
+          <w:i/>
+          <w:iCs/>
+        </w:rPr>
+        <w:t xml:space="preserve">37</w:t>
+      </w:r>
+      <w:r>
+        <w:t xml:space="preserve">(7), 745–757.</w:t>
+      </w:r>
+      <w:r>
+        <w:t xml:space="preserve"> </w:t>
+      </w:r>
+      <w:hyperlink r:id="rId95">
+        <w:r>
+          <w:rPr>
+            <w:rStyle w:val="Hyperlink"/>
+          </w:rPr>
+          <w:t xml:space="preserve">https://doi.org/10.1111/j.1442-9993.2011.02351.x</w:t>
+        </w:r>
+      </w:hyperlink>
+    </w:p>
+    <w:bookmarkEnd w:id="96"/>
+    <w:bookmarkStart w:id="98" w:name="ref-LocalContexts2025"/>
     <w:p>
       <w:pPr>
         <w:pStyle w:val="Bibliography"/>
       </w:pPr>
       <w:r>
-        <w:rPr>
-          <w:i/>
-          <w:iCs/>
-        </w:rPr>
-        <w:t xml:space="preserve">Fraser</w:t>
-      </w:r>
-      <w:r>
-        <w:rPr>
-          <w:i/>
-          <w:iCs/>
-        </w:rPr>
-        <w:t xml:space="preserve"> </w:t>
-      </w:r>
-      <w:r>
-        <w:rPr>
-          <w:i/>
-          <w:iCs/>
-        </w:rPr>
-        <w:t xml:space="preserve">River</w:t>
-      </w:r>
-      <w:r>
-        <w:rPr>
-          <w:i/>
-          <w:iCs/>
-        </w:rPr>
-        <w:t xml:space="preserve"> </w:t>
-      </w:r>
-      <w:r>
-        <w:rPr>
-          <w:i/>
-          <w:iCs/>
-        </w:rPr>
-        <w:t xml:space="preserve">Panel</w:t>
-      </w:r>
-      <w:r>
-        <w:rPr>
-          <w:i/>
-          <w:iCs/>
-        </w:rPr>
-        <w:t xml:space="preserve"> </w:t>
-      </w:r>
-      <w:r>
-        <w:rPr>
-          <w:i/>
-          <w:iCs/>
-        </w:rPr>
-        <w:t xml:space="preserve">Data</w:t>
-      </w:r>
-      <w:r>
-        <w:rPr>
-          <w:i/>
-          <w:iCs/>
-        </w:rPr>
-        <w:t xml:space="preserve"> </w:t>
-      </w:r>
-      <w:r>
-        <w:rPr>
-          <w:i/>
-          <w:iCs/>
-        </w:rPr>
-        <w:t xml:space="preserve">Application</w:t>
-      </w:r>
-      <w:r>
-        <w:t xml:space="preserve">. (2025). Pacific Salmon Commission.</w:t>
-      </w:r>
-      <w:r>
-        <w:t xml:space="preserve"> </w:t>
-      </w:r>
-      <w:hyperlink r:id="rId78">
-        <w:r>
-          <w:rPr>
-            <w:rStyle w:val="Hyperlink"/>
-          </w:rPr>
-          <w:t xml:space="preserve">https://psc1.shinyapps.io/PSC_In_Season_Fraser/</w:t>
-        </w:r>
-      </w:hyperlink>
-    </w:p>
-    <w:bookmarkEnd w:id="79"/>
-    <w:bookmarkStart w:id="81" w:name="ref-gofair_a12_auth"/>
+        <w:t xml:space="preserve">Local Contexts. (2025).</w:t>
+      </w:r>
+      <w:r>
+        <w:t xml:space="preserve"> </w:t>
+      </w:r>
+      <w:r>
+        <w:rPr>
+          <w:i/>
+          <w:iCs/>
+        </w:rPr>
+        <w:t xml:space="preserve">Local contexts: Grounding indigenous rights in data and collections</w:t>
+      </w:r>
+      <w:r>
+        <w:t xml:space="preserve">.</w:t>
+      </w:r>
+      <w:r>
+        <w:t xml:space="preserve"> </w:t>
+      </w:r>
+      <w:r>
+        <w:t xml:space="preserve">Local Contexts</w:t>
+      </w:r>
+      <w:r>
+        <w:t xml:space="preserve">.</w:t>
+      </w:r>
+      <w:r>
+        <w:t xml:space="preserve"> </w:t>
+      </w:r>
+      <w:hyperlink r:id="rId97">
+        <w:r>
+          <w:rPr>
+            <w:rStyle w:val="Hyperlink"/>
+          </w:rPr>
+          <w:t xml:space="preserve">https://localcontexts.org/</w:t>
+        </w:r>
+      </w:hyperlink>
+    </w:p>
+    <w:bookmarkEnd w:id="98"/>
+    <w:bookmarkStart w:id="100" w:name="ref-marmorek2011"/>
     <w:p>
       <w:pPr>
         <w:pStyle w:val="Bibliography"/>
       </w:pPr>
       <w:r>
-        <w:t xml:space="preserve">GO FAIR Initiative. (n.d.).</w:t>
-      </w:r>
-      <w:r>
-        <w:t xml:space="preserve"> </w:t>
-      </w:r>
-      <w:r>
-        <w:rPr>
-          <w:i/>
-          <w:iCs/>
-        </w:rPr>
-        <w:t xml:space="preserve">A1.2: The protocol allows for an authentication and authorisation procedure, where necessary</w:t>
-      </w:r>
-      <w:r>
-        <w:t xml:space="preserve">. Web page.</w:t>
-      </w:r>
-      <w:r>
-        <w:t xml:space="preserve"> </w:t>
-      </w:r>
-      <w:hyperlink r:id="rId80">
-        <w:r>
-          <w:rPr>
-            <w:rStyle w:val="Hyperlink"/>
-          </w:rPr>
-          <w:t xml:space="preserve">https://www.go-fair.org/fair-principles/a1-2-protocol-allows-authentication-authorisation-required/</w:t>
-        </w:r>
-      </w:hyperlink>
-    </w:p>
-    <w:bookmarkEnd w:id="81"/>
-    <w:bookmarkStart w:id="83" w:name="ref-groot1991"/>
+        <w:t xml:space="preserve">Marmorek, D., Pickard, D., Hall, A., Bryan, K., Martell, L., Alexander, C., Wieckowski, K., Greig, L., &amp; Schwarz, C. (2011).</w:t>
+      </w:r>
+      <w:r>
+        <w:t xml:space="preserve"> </w:t>
+      </w:r>
+      <w:r>
+        <w:rPr>
+          <w:i/>
+          <w:iCs/>
+        </w:rPr>
+        <w:t xml:space="preserve">Cohen Commision Technical Report 6-Fraser River sockeye salmon: data synthesis and cumulative impacts</w:t>
+      </w:r>
+      <w:r>
+        <w:t xml:space="preserve"> </w:t>
+      </w:r>
+      <w:r>
+        <w:t xml:space="preserve">(p. 273).</w:t>
+      </w:r>
+      <w:r>
+        <w:t xml:space="preserve"> </w:t>
+      </w:r>
+      <w:hyperlink r:id="rId99">
+        <w:r>
+          <w:rPr>
+            <w:rStyle w:val="Hyperlink"/>
+          </w:rPr>
+          <w:t xml:space="preserve">http://www.cohencommission.ca/</w:t>
+        </w:r>
+      </w:hyperlink>
+    </w:p>
+    <w:bookmarkEnd w:id="100"/>
+    <w:bookmarkStart w:id="102" w:name="ref-montenegro2019"/>
     <w:p>
       <w:pPr>
         <w:pStyle w:val="Bibliography"/>
       </w:pPr>
       <w:r>
-        <w:t xml:space="preserve">Groot, C., &amp; Margolis, L. (1991).</w:t>
-      </w:r>
-      <w:r>
-        <w:t xml:space="preserve"> </w:t>
-      </w:r>
-      <w:r>
-        <w:rPr>
-          <w:i/>
-          <w:iCs/>
-        </w:rPr>
-        <w:t xml:space="preserve">Pacific Salmon Life Histories</w:t>
-      </w:r>
-      <w:r>
-        <w:t xml:space="preserve">. UBC Press.</w:t>
-      </w:r>
-      <w:r>
-        <w:t xml:space="preserve"> </w:t>
-      </w:r>
-      <w:hyperlink r:id="rId82">
-        <w:r>
-          <w:rPr>
-            <w:rStyle w:val="Hyperlink"/>
-          </w:rPr>
-          <w:t xml:space="preserve">https://books.google.ca/books?id=I_S0xCME0CYC</w:t>
-        </w:r>
-      </w:hyperlink>
-    </w:p>
-    <w:bookmarkEnd w:id="83"/>
-    <w:bookmarkStart w:id="85" w:name="ref-inman2021"/>
+        <w:t xml:space="preserve">Montenegro, M. (2019). Subverting the universality of metadata standards.</w:t>
+      </w:r>
+      <w:r>
+        <w:t xml:space="preserve"> </w:t>
+      </w:r>
+      <w:r>
+        <w:rPr>
+          <w:i/>
+          <w:iCs/>
+        </w:rPr>
+        <w:t xml:space="preserve">Journal of Documentation</w:t>
+      </w:r>
+      <w:r>
+        <w:t xml:space="preserve">,</w:t>
+      </w:r>
+      <w:r>
+        <w:t xml:space="preserve"> </w:t>
+      </w:r>
+      <w:r>
+        <w:rPr>
+          <w:i/>
+          <w:iCs/>
+        </w:rPr>
+        <w:t xml:space="preserve">75</w:t>
+      </w:r>
+      <w:r>
+        <w:t xml:space="preserve">(4), 731–749.</w:t>
+      </w:r>
+      <w:r>
+        <w:t xml:space="preserve"> </w:t>
+      </w:r>
+      <w:hyperlink r:id="rId101">
+        <w:r>
+          <w:rPr>
+            <w:rStyle w:val="Hyperlink"/>
+          </w:rPr>
+          <w:t xml:space="preserve">https://doi.org/10.1108/jd-08-2018-0124</w:t>
+        </w:r>
+      </w:hyperlink>
+    </w:p>
+    <w:bookmarkEnd w:id="102"/>
+    <w:bookmarkStart w:id="104" w:name="ref-environm2007"/>
     <w:p>
       <w:pPr>
         <w:pStyle w:val="Bibliography"/>
       </w:pPr>
       <w:r>
-        <w:t xml:space="preserve">Inman, S., Esquible, J., Jones, M., Bechtol, W., &amp; Connors, B. (2021). Opportunities and impediments for use of local data in the management of salmon fisheries.</w:t>
-      </w:r>
-      <w:r>
-        <w:t xml:space="preserve"> </w:t>
-      </w:r>
-      <w:r>
-        <w:rPr>
-          <w:i/>
-          <w:iCs/>
-        </w:rPr>
-        <w:t xml:space="preserve">Ecology and Society</w:t>
+        <w:t xml:space="preserve">NOAA. (2007).</w:t>
+      </w:r>
+      <w:r>
+        <w:t xml:space="preserve"> </w:t>
+      </w:r>
+      <w:r>
+        <w:rPr>
+          <w:i/>
+          <w:iCs/>
+        </w:rPr>
+        <w:t xml:space="preserve">Environmental data management at NOAA</w:t>
+      </w:r>
+      <w:r>
+        <w:t xml:space="preserve">. National Academies Press.</w:t>
+      </w:r>
+      <w:r>
+        <w:t xml:space="preserve"> </w:t>
+      </w:r>
+      <w:hyperlink r:id="rId103">
+        <w:r>
+          <w:rPr>
+            <w:rStyle w:val="Hyperlink"/>
+          </w:rPr>
+          <w:t xml:space="preserve">https://doi.org/10.17226/12017</w:t>
+        </w:r>
+      </w:hyperlink>
+    </w:p>
+    <w:bookmarkEnd w:id="104"/>
+    <w:bookmarkStart w:id="106" w:name="ref-peng2018"/>
+    <w:p>
+      <w:pPr>
+        <w:pStyle w:val="Bibliography"/>
+      </w:pPr>
+      <w:r>
+        <w:t xml:space="preserve">Peng, G., Privette, J. L., Tilmes, C., Bristol, S., Maycock, T., Bates, J. J., Hausman, S., Brown, O., &amp; Kearns, E. J. (2018). A Conceptual Enterprise Framework for Managing Scientific Data Stewardship.</w:t>
+      </w:r>
+      <w:r>
+        <w:t xml:space="preserve"> </w:t>
+      </w:r>
+      <w:r>
+        <w:rPr>
+          <w:i/>
+          <w:iCs/>
+        </w:rPr>
+        <w:t xml:space="preserve">Data Science Journal</w:t>
       </w:r>
       <w:r>
         <w:t xml:space="preserve">,</w:t>
@@ -3067,86 +3530,132 @@
           <w:i/>
           <w:iCs/>
         </w:rPr>
-        <w:t xml:space="preserve">26</w:t>
-      </w:r>
-      <w:r>
-        <w:t xml:space="preserve">(2).</w:t>
-      </w:r>
-      <w:r>
-        <w:t xml:space="preserve"> </w:t>
-      </w:r>
-      <w:hyperlink r:id="rId84">
-        <w:r>
-          <w:rPr>
-            <w:rStyle w:val="Hyperlink"/>
-          </w:rPr>
-          <w:t xml:space="preserve">https://doi.org/10.5751/ES-12117-260226</w:t>
-        </w:r>
-      </w:hyperlink>
-    </w:p>
-    <w:bookmarkEnd w:id="85"/>
-    <w:bookmarkStart w:id="87" w:name="ref-iso9241_210_2019"/>
+        <w:t xml:space="preserve">17</w:t>
+      </w:r>
+      <w:r>
+        <w:t xml:space="preserve">.</w:t>
+      </w:r>
+      <w:r>
+        <w:t xml:space="preserve"> </w:t>
+      </w:r>
+      <w:hyperlink r:id="rId105">
+        <w:r>
+          <w:rPr>
+            <w:rStyle w:val="Hyperlink"/>
+          </w:rPr>
+          <w:t xml:space="preserve">https://doi.org/10.5334/dsj-2018-015</w:t>
+        </w:r>
+      </w:hyperlink>
+    </w:p>
+    <w:bookmarkEnd w:id="106"/>
+    <w:bookmarkStart w:id="108" w:name="ref-peterman2012"/>
     <w:p>
       <w:pPr>
         <w:pStyle w:val="Bibliography"/>
       </w:pPr>
       <w:r>
-        <w:t xml:space="preserve">ISO</w:t>
-      </w:r>
-      <w:r>
-        <w:t xml:space="preserve"> </w:t>
-      </w:r>
-      <w:r>
-        <w:t xml:space="preserve">9241-210:2019 Ergonomics of Human-System Interaction – Part 210: Human-Centred Design for Interactive Systems (2019).</w:t>
-      </w:r>
-      <w:r>
-        <w:t xml:space="preserve"> </w:t>
-      </w:r>
-      <w:hyperlink r:id="rId86">
-        <w:r>
-          <w:rPr>
-            <w:rStyle w:val="Hyperlink"/>
-          </w:rPr>
-          <w:t xml:space="preserve">https://www.iso.org/standard/77520.html</w:t>
-        </w:r>
-      </w:hyperlink>
-    </w:p>
-    <w:bookmarkEnd w:id="87"/>
-    <w:bookmarkStart w:id="89" w:name="ref-jennings2023a"/>
+        <w:t xml:space="preserve">Peterman, Randall M., &amp; Dorner, B. (2012). A widespread decrease in productivity of sockeye salmon (</w:t>
+      </w:r>
+      <w:r>
+        <w:rPr>
+          <w:i/>
+          <w:iCs/>
+        </w:rPr>
+        <w:t xml:space="preserve">Oncorhynchus nerka</w:t>
+      </w:r>
+      <w:r>
+        <w:t xml:space="preserve">) populations in western North America.</w:t>
+      </w:r>
+      <w:r>
+        <w:t xml:space="preserve"> </w:t>
+      </w:r>
+      <w:r>
+        <w:rPr>
+          <w:i/>
+          <w:iCs/>
+        </w:rPr>
+        <w:t xml:space="preserve">Canadian Journal of Fisheries and Aquatic Sciences</w:t>
+      </w:r>
+      <w:r>
+        <w:t xml:space="preserve">,</w:t>
+      </w:r>
+      <w:r>
+        <w:t xml:space="preserve"> </w:t>
+      </w:r>
+      <w:r>
+        <w:rPr>
+          <w:i/>
+          <w:iCs/>
+        </w:rPr>
+        <w:t xml:space="preserve">69</w:t>
+      </w:r>
+      <w:r>
+        <w:t xml:space="preserve">(8), 1255–1260.</w:t>
+      </w:r>
+      <w:r>
+        <w:t xml:space="preserve"> </w:t>
+      </w:r>
+      <w:hyperlink r:id="rId107">
+        <w:r>
+          <w:rPr>
+            <w:rStyle w:val="Hyperlink"/>
+          </w:rPr>
+          <w:t xml:space="preserve">https://doi.org/10.1139/f2012-063</w:t>
+        </w:r>
+      </w:hyperlink>
+    </w:p>
+    <w:bookmarkEnd w:id="108"/>
+    <w:bookmarkStart w:id="110" w:name="ref-plotkin2014"/>
     <w:p>
       <w:pPr>
         <w:pStyle w:val="Bibliography"/>
       </w:pPr>
       <w:r>
-        <w:t xml:space="preserve">Jennings, L., Anderson, T., Martinez, A., Sterling, R., Chavez, D. D., Garba, I., Hudson, M., Garrison, N. A., &amp; Carroll, S. R. (2023). Applying the</w:t>
-      </w:r>
-      <w:r>
-        <w:t xml:space="preserve"> </w:t>
-      </w:r>
-      <w:r>
-        <w:t xml:space="preserve">‘</w:t>
-      </w:r>
-      <w:r>
-        <w:t xml:space="preserve">CARE Principles for Indigenous Data Governance</w:t>
-      </w:r>
-      <w:r>
-        <w:t xml:space="preserve">’</w:t>
-      </w:r>
-      <w:r>
-        <w:t xml:space="preserve"> </w:t>
-      </w:r>
-      <w:r>
-        <w:t xml:space="preserve">to ecology and biodiversity research.</w:t>
-      </w:r>
-      <w:r>
-        <w:t xml:space="preserve"> </w:t>
-      </w:r>
-      <w:r>
-        <w:rPr>
-          <w:i/>
-          <w:iCs/>
-        </w:rPr>
-        <w:t xml:space="preserve">Nature Ecology &amp; Evolution</w:t>
+        <w:t xml:space="preserve">Plotkin, D. (2014).</w:t>
+      </w:r>
+      <w:r>
+        <w:t xml:space="preserve"> </w:t>
+      </w:r>
+      <w:r>
+        <w:rPr>
+          <w:i/>
+          <w:iCs/>
+        </w:rPr>
+        <w:t xml:space="preserve">Data Stewardship</w:t>
+      </w:r>
+      <w:r>
+        <w:t xml:space="preserve">. Elsevier.</w:t>
+      </w:r>
+      <w:r>
+        <w:t xml:space="preserve"> </w:t>
+      </w:r>
+      <w:hyperlink r:id="rId109">
+        <w:r>
+          <w:rPr>
+            <w:rStyle w:val="Hyperlink"/>
+          </w:rPr>
+          <w:t xml:space="preserve">https://doi.org/10.1016/c2012-0-07057-3</w:t>
+        </w:r>
+      </w:hyperlink>
+    </w:p>
+    <w:bookmarkEnd w:id="110"/>
+    <w:bookmarkStart w:id="112" w:name="ref-price_moore_2026_policy_to_practice"/>
+    <w:p>
+      <w:pPr>
+        <w:pStyle w:val="Bibliography"/>
+      </w:pPr>
+      <w:r>
+        <w:t xml:space="preserve">Price, M. H. H., &amp; Moore, J. W. (2026). From policy to practice: Declines in monitoring and pacific salmon conservation in canada.</w:t>
+      </w:r>
+      <w:r>
+        <w:t xml:space="preserve"> </w:t>
+      </w:r>
+      <w:r>
+        <w:rPr>
+          <w:i/>
+          <w:iCs/>
+        </w:rPr>
+        <w:t xml:space="preserve">Canadian Journal of Fisheries and Aquatic Sciences</w:t>
       </w:r>
       <w:r>
         <w:t xml:space="preserve">,</w:t>
@@ -3159,41 +3668,453 @@
           <w:i/>
           <w:iCs/>
         </w:rPr>
+        <w:t xml:space="preserve">83</w:t>
+      </w:r>
+      <w:r>
+        <w:t xml:space="preserve">, 1–11.</w:t>
+      </w:r>
+      <w:r>
+        <w:t xml:space="preserve"> </w:t>
+      </w:r>
+      <w:hyperlink r:id="rId111">
+        <w:r>
+          <w:rPr>
+            <w:rStyle w:val="Hyperlink"/>
+          </w:rPr>
+          <w:t xml:space="preserve">http://www.michaelprice.org/uploads/1/0/8/9/108971119/from-policy-to-practice-declines-in-monitoring-and-pacific-salmon-conservation-in-canada__1_.pdf</w:t>
+        </w:r>
+      </w:hyperlink>
+    </w:p>
+    <w:bookmarkEnd w:id="112"/>
+    <w:bookmarkStart w:id="114" w:name="ref-roche2020"/>
+    <w:p>
+      <w:pPr>
+        <w:pStyle w:val="Bibliography"/>
+      </w:pPr>
+      <w:r>
+        <w:t xml:space="preserve">Roche, D. G., Granados, M., Austin, C. C., Wilson, S., Mitchell, G. M., Smith, P. A., Cooke, S. J., &amp; Bennett, J. R. (2020). Open government data and environmental science: a federal Canadian perspective.</w:t>
+      </w:r>
+      <w:r>
+        <w:t xml:space="preserve"> </w:t>
+      </w:r>
+      <w:r>
+        <w:rPr>
+          <w:i/>
+          <w:iCs/>
+        </w:rPr>
+        <w:t xml:space="preserve">FACETS</w:t>
+      </w:r>
+      <w:r>
+        <w:t xml:space="preserve">,</w:t>
+      </w:r>
+      <w:r>
+        <w:t xml:space="preserve"> </w:t>
+      </w:r>
+      <w:r>
+        <w:rPr>
+          <w:i/>
+          <w:iCs/>
+        </w:rPr>
+        <w:t xml:space="preserve">5</w:t>
+      </w:r>
+      <w:r>
+        <w:t xml:space="preserve">(1), 942–962.</w:t>
+      </w:r>
+      <w:r>
+        <w:t xml:space="preserve"> </w:t>
+      </w:r>
+      <w:hyperlink r:id="rId113">
+        <w:r>
+          <w:rPr>
+            <w:rStyle w:val="Hyperlink"/>
+          </w:rPr>
+          <w:t xml:space="preserve">https://doi.org/10.1139/facets-2020-0008</w:t>
+        </w:r>
+      </w:hyperlink>
+    </w:p>
+    <w:bookmarkEnd w:id="114"/>
+    <w:bookmarkStart w:id="116" w:name="ref-streamnet_des_2024_1"/>
+    <w:p>
+      <w:pPr>
+        <w:pStyle w:val="Bibliography"/>
+      </w:pPr>
+      <w:r>
+        <w:t xml:space="preserve">StreamNet. (2024).</w:t>
+      </w:r>
+      <w:r>
+        <w:t xml:space="preserve"> </w:t>
+      </w:r>
+      <w:r>
+        <w:rPr>
+          <w:i/>
+          <w:iCs/>
+        </w:rPr>
+        <w:t xml:space="preserve">StreamNet data exchange standard (DES), version 2024.1</w:t>
+      </w:r>
+      <w:r>
+        <w:t xml:space="preserve">.</w:t>
+      </w:r>
+      <w:r>
+        <w:t xml:space="preserve"> </w:t>
+      </w:r>
+      <w:hyperlink r:id="rId115">
+        <w:r>
+          <w:rPr>
+            <w:rStyle w:val="Hyperlink"/>
+          </w:rPr>
+          <w:t xml:space="preserve">https://www.streamnet.org/streamnetexchangestandard2024-1/</w:t>
+        </w:r>
+      </w:hyperlink>
+    </w:p>
+    <w:bookmarkEnd w:id="116"/>
+    <w:bookmarkStart w:id="118" w:name="ref-tattersall_2025_ids_open_data"/>
+    <w:p>
+      <w:pPr>
+        <w:pStyle w:val="Bibliography"/>
+      </w:pPr>
+      <w:r>
+        <w:t xml:space="preserve">Tattersall, E., Cardinal-McTeague, W., Myers-Smith, I., Jenkins, D. A., &amp; Burton, A. C. (2025). Affirming indigenous data sovereignty in collaborative wildlife conservation in the era of open data.</w:t>
+      </w:r>
+      <w:r>
+        <w:t xml:space="preserve"> </w:t>
+      </w:r>
+      <w:r>
+        <w:rPr>
+          <w:i/>
+          <w:iCs/>
+        </w:rPr>
+        <w:t xml:space="preserve">People and Nature</w:t>
+      </w:r>
+      <w:r>
+        <w:t xml:space="preserve">,</w:t>
+      </w:r>
+      <w:r>
+        <w:t xml:space="preserve"> </w:t>
+      </w:r>
+      <w:r>
+        <w:rPr>
+          <w:i/>
+          <w:iCs/>
+        </w:rPr>
         <w:t xml:space="preserve">7</w:t>
       </w:r>
       <w:r>
-        <w:t xml:space="preserve">(10), 1547–1551.</w:t>
-      </w:r>
-      <w:r>
-        <w:t xml:space="preserve"> </w:t>
-      </w:r>
-      <w:hyperlink r:id="rId88">
-        <w:r>
-          <w:rPr>
-            <w:rStyle w:val="Hyperlink"/>
-          </w:rPr>
-          <w:t xml:space="preserve">https://doi.org/10.1038/s41559-023-02161-2</w:t>
-        </w:r>
-      </w:hyperlink>
-    </w:p>
-    <w:bookmarkEnd w:id="89"/>
-    <w:bookmarkStart w:id="91" w:name="ref-johnson2024"/>
+        <w:t xml:space="preserve">(11), 2659–2677.</w:t>
+      </w:r>
+      <w:r>
+        <w:t xml:space="preserve"> </w:t>
+      </w:r>
+      <w:hyperlink r:id="rId117">
+        <w:r>
+          <w:rPr>
+            <w:rStyle w:val="Hyperlink"/>
+          </w:rPr>
+          <w:t xml:space="preserve">https://doi.org/10.1002/pan3.70161</w:t>
+        </w:r>
+      </w:hyperlink>
+    </w:p>
+    <w:bookmarkEnd w:id="118"/>
+    <w:bookmarkStart w:id="120" w:name="ref-volk2014"/>
     <w:p>
       <w:pPr>
         <w:pStyle w:val="Bibliography"/>
       </w:pPr>
       <w:r>
-        <w:t xml:space="preserve">Johnson, B., &amp; Stap, T. van der. (2024). Data mobilization through the international year of the salmon ocean observing system.</w:t>
-      </w:r>
-      <w:r>
-        <w:t xml:space="preserve"> </w:t>
-      </w:r>
-      <w:r>
-        <w:rPr>
-          <w:i/>
-          <w:iCs/>
-        </w:rPr>
-        <w:t xml:space="preserve">North Pacific Anadromous Fish Commission Bulletin</w:t>
+        <w:t xml:space="preserve">Volk, C. J., Lucero, Y., &amp; Barnas, K. (2014). Why is Data Sharing in Collaborative Natural Resource Efforts so Hard and What can We Do to Improve it?</w:t>
+      </w:r>
+      <w:r>
+        <w:t xml:space="preserve"> </w:t>
+      </w:r>
+      <w:r>
+        <w:rPr>
+          <w:i/>
+          <w:iCs/>
+        </w:rPr>
+        <w:t xml:space="preserve">Environmental Management</w:t>
+      </w:r>
+      <w:r>
+        <w:t xml:space="preserve">,</w:t>
+      </w:r>
+      <w:r>
+        <w:t xml:space="preserve"> </w:t>
+      </w:r>
+      <w:r>
+        <w:rPr>
+          <w:i/>
+          <w:iCs/>
+        </w:rPr>
+        <w:t xml:space="preserve">53</w:t>
+      </w:r>
+      <w:r>
+        <w:t xml:space="preserve">(5), 883–893.</w:t>
+      </w:r>
+      <w:r>
+        <w:t xml:space="preserve"> </w:t>
+      </w:r>
+      <w:hyperlink r:id="rId119">
+        <w:r>
+          <w:rPr>
+            <w:rStyle w:val="Hyperlink"/>
+          </w:rPr>
+          <w:t xml:space="preserve">https://doi.org/10.1007/s00267-014-0258-2</w:t>
+        </w:r>
+      </w:hyperlink>
+    </w:p>
+    <w:bookmarkEnd w:id="120"/>
+    <w:bookmarkStart w:id="122" w:name="ref-w3c_prov_dm_2013"/>
+    <w:p>
+      <w:pPr>
+        <w:pStyle w:val="Bibliography"/>
+      </w:pPr>
+      <w:r>
+        <w:t xml:space="preserve">W3C. (2013).</w:t>
+      </w:r>
+      <w:r>
+        <w:t xml:space="preserve"> </w:t>
+      </w:r>
+      <w:r>
+        <w:rPr>
+          <w:i/>
+          <w:iCs/>
+        </w:rPr>
+        <w:t xml:space="preserve">PROV-DM</w:t>
+      </w:r>
+      <w:r>
+        <w:rPr>
+          <w:i/>
+          <w:iCs/>
+        </w:rPr>
+        <w:t xml:space="preserve">: The</w:t>
+      </w:r>
+      <w:r>
+        <w:rPr>
+          <w:i/>
+          <w:iCs/>
+        </w:rPr>
+        <w:t xml:space="preserve"> </w:t>
+      </w:r>
+      <w:r>
+        <w:rPr>
+          <w:i/>
+          <w:iCs/>
+        </w:rPr>
+        <w:t xml:space="preserve">PROV</w:t>
+      </w:r>
+      <w:r>
+        <w:rPr>
+          <w:i/>
+          <w:iCs/>
+        </w:rPr>
+        <w:t xml:space="preserve"> </w:t>
+      </w:r>
+      <w:r>
+        <w:rPr>
+          <w:i/>
+          <w:iCs/>
+        </w:rPr>
+        <w:t xml:space="preserve">data model</w:t>
+      </w:r>
+      <w:r>
+        <w:t xml:space="preserve">. W3C Recommendation.</w:t>
+      </w:r>
+      <w:r>
+        <w:t xml:space="preserve"> </w:t>
+      </w:r>
+      <w:hyperlink r:id="rId121">
+        <w:r>
+          <w:rPr>
+            <w:rStyle w:val="Hyperlink"/>
+          </w:rPr>
+          <w:t xml:space="preserve">https://www.w3.org/TR/prov-dm/</w:t>
+        </w:r>
+      </w:hyperlink>
+    </w:p>
+    <w:bookmarkEnd w:id="122"/>
+    <w:bookmarkStart w:id="124" w:name="ref-ward_surveyjoin_2025"/>
+    <w:p>
+      <w:pPr>
+        <w:pStyle w:val="Bibliography"/>
+      </w:pPr>
+      <w:r>
+        <w:t xml:space="preserve">Ward, E. J., English, P. A., Rooper, C. N., Ferriss, B. E., Whitmire, C. E., Wetzel, C. R., Barnett, L. A., Anderson, S. C., Thorson, J. T., Johnson, K. F., Indivero, J., &amp; Markowitz, E. H. (2025).</w:t>
+      </w:r>
+      <w:r>
+        <w:t xml:space="preserve"> </w:t>
+      </w:r>
+      <w:r>
+        <w:rPr>
+          <w:i/>
+          <w:iCs/>
+        </w:rPr>
+        <w:t xml:space="preserve">‘Surveyjoin‘:</w:t>
+      </w:r>
+      <w:r>
+        <w:rPr>
+          <w:i/>
+          <w:iCs/>
+        </w:rPr>
+        <w:t xml:space="preserve"> </w:t>
+      </w:r>
+      <w:r>
+        <w:rPr>
+          <w:i/>
+          <w:iCs/>
+        </w:rPr>
+        <w:t xml:space="preserve">A</w:t>
+      </w:r>
+      <w:r>
+        <w:rPr>
+          <w:i/>
+          <w:iCs/>
+        </w:rPr>
+        <w:t xml:space="preserve"> </w:t>
+      </w:r>
+      <w:r>
+        <w:rPr>
+          <w:i/>
+          <w:iCs/>
+        </w:rPr>
+        <w:t xml:space="preserve">Standardized</w:t>
+      </w:r>
+      <w:r>
+        <w:rPr>
+          <w:i/>
+          <w:iCs/>
+        </w:rPr>
+        <w:t xml:space="preserve"> </w:t>
+      </w:r>
+      <w:r>
+        <w:rPr>
+          <w:i/>
+          <w:iCs/>
+        </w:rPr>
+        <w:t xml:space="preserve">Database</w:t>
+      </w:r>
+      <w:r>
+        <w:rPr>
+          <w:i/>
+          <w:iCs/>
+        </w:rPr>
+        <w:t xml:space="preserve"> </w:t>
+      </w:r>
+      <w:r>
+        <w:rPr>
+          <w:i/>
+          <w:iCs/>
+        </w:rPr>
+        <w:t xml:space="preserve">of</w:t>
+      </w:r>
+      <w:r>
+        <w:rPr>
+          <w:i/>
+          <w:iCs/>
+        </w:rPr>
+        <w:t xml:space="preserve"> </w:t>
+      </w:r>
+      <w:r>
+        <w:rPr>
+          <w:i/>
+          <w:iCs/>
+        </w:rPr>
+        <w:t xml:space="preserve">Fisheries</w:t>
+      </w:r>
+      <w:r>
+        <w:rPr>
+          <w:i/>
+          <w:iCs/>
+        </w:rPr>
+        <w:t xml:space="preserve"> </w:t>
+      </w:r>
+      <w:r>
+        <w:rPr>
+          <w:i/>
+          <w:iCs/>
+        </w:rPr>
+        <w:t xml:space="preserve">Bottom</w:t>
+      </w:r>
+      <w:r>
+        <w:rPr>
+          <w:i/>
+          <w:iCs/>
+        </w:rPr>
+        <w:t xml:space="preserve"> </w:t>
+      </w:r>
+      <w:r>
+        <w:rPr>
+          <w:i/>
+          <w:iCs/>
+        </w:rPr>
+        <w:t xml:space="preserve">Trawl</w:t>
+      </w:r>
+      <w:r>
+        <w:rPr>
+          <w:i/>
+          <w:iCs/>
+        </w:rPr>
+        <w:t xml:space="preserve"> </w:t>
+      </w:r>
+      <w:r>
+        <w:rPr>
+          <w:i/>
+          <w:iCs/>
+        </w:rPr>
+        <w:t xml:space="preserve">Surveys</w:t>
+      </w:r>
+      <w:r>
+        <w:rPr>
+          <w:i/>
+          <w:iCs/>
+        </w:rPr>
+        <w:t xml:space="preserve"> </w:t>
+      </w:r>
+      <w:r>
+        <w:rPr>
+          <w:i/>
+          <w:iCs/>
+        </w:rPr>
+        <w:t xml:space="preserve">in the</w:t>
+      </w:r>
+      <w:r>
+        <w:rPr>
+          <w:i/>
+          <w:iCs/>
+        </w:rPr>
+        <w:t xml:space="preserve"> </w:t>
+      </w:r>
+      <w:r>
+        <w:rPr>
+          <w:i/>
+          <w:iCs/>
+        </w:rPr>
+        <w:t xml:space="preserve">Northeast</w:t>
+      </w:r>
+      <w:r>
+        <w:rPr>
+          <w:i/>
+          <w:iCs/>
+        </w:rPr>
+        <w:t xml:space="preserve"> </w:t>
+      </w:r>
+      <w:r>
+        <w:rPr>
+          <w:i/>
+          <w:iCs/>
+        </w:rPr>
+        <w:t xml:space="preserve">Pacific</w:t>
+      </w:r>
+      <w:r>
+        <w:rPr>
+          <w:i/>
+          <w:iCs/>
+        </w:rPr>
+        <w:t xml:space="preserve"> </w:t>
+      </w:r>
+      <w:r>
+        <w:rPr>
+          <w:i/>
+          <w:iCs/>
+        </w:rPr>
+        <w:t xml:space="preserve">Ocean</w:t>
       </w:r>
       <w:r>
         <w:t xml:space="preserve">.</w:t>
@@ -3201,85 +4122,80 @@
       <w:r>
         <w:t xml:space="preserve"> </w:t>
       </w:r>
-      <w:hyperlink r:id="rId90">
-        <w:r>
-          <w:rPr>
-            <w:rStyle w:val="Hyperlink"/>
-          </w:rPr>
-          <w:t xml:space="preserve">https://doi.org/10.23849/npafcb7/6a4ddpde4</w:t>
-        </w:r>
-      </w:hyperlink>
-    </w:p>
-    <w:bookmarkEnd w:id="91"/>
-    <w:bookmarkStart w:id="93" w:name="ref-landi_2020_a_of_fair"/>
+      <w:hyperlink r:id="rId123">
+        <w:r>
+          <w:rPr>
+            <w:rStyle w:val="Hyperlink"/>
+          </w:rPr>
+          <w:t xml:space="preserve">https://doi.org/10.1101/2025.03.14.643022</w:t>
+        </w:r>
+      </w:hyperlink>
+    </w:p>
+    <w:bookmarkEnd w:id="124"/>
+    <w:bookmarkStart w:id="126" w:name="ref-ween2013"/>
     <w:p>
       <w:pPr>
         <w:pStyle w:val="Bibliography"/>
       </w:pPr>
       <w:r>
-        <w:t xml:space="preserve">Landi, A., Thompson, M., Giannuzzi, V., Bonifazi, F., Labastida, I., Silva Santos, L. O. da, Roos, M., et al. (2020). The</w:t>
-      </w:r>
-      <w:r>
-        <w:t xml:space="preserve"> </w:t>
-      </w:r>
-      <w:r>
-        <w:t xml:space="preserve">“A”</w:t>
-      </w:r>
-      <w:r>
-        <w:t xml:space="preserve"> </w:t>
-      </w:r>
-      <w:r>
-        <w:t xml:space="preserve">of FAIR – as open as possible, as closed as necessary.</w:t>
-      </w:r>
-      <w:r>
-        <w:t xml:space="preserve"> </w:t>
-      </w:r>
-      <w:r>
-        <w:rPr>
-          <w:i/>
-          <w:iCs/>
-        </w:rPr>
-        <w:t xml:space="preserve">Data Intelligence</w:t>
-      </w:r>
-      <w:r>
-        <w:t xml:space="preserve">.</w:t>
-      </w:r>
-      <w:r>
-        <w:t xml:space="preserve"> </w:t>
-      </w:r>
-      <w:hyperlink r:id="rId92">
-        <w:r>
-          <w:rPr>
-            <w:rStyle w:val="Hyperlink"/>
-          </w:rPr>
-          <w:t xml:space="preserve">https://doi.org/10.1162/dint_a_00027</w:t>
-        </w:r>
-      </w:hyperlink>
-    </w:p>
-    <w:bookmarkEnd w:id="93"/>
-    <w:bookmarkStart w:id="95" w:name="ref-lindenmayer2012"/>
+        <w:t xml:space="preserve">Ween, G., &amp; Colombi, B. (2013). Two Rivers: The Politics of Wild Salmon, Indigenous Rights and Natural Resource Management.</w:t>
+      </w:r>
+      <w:r>
+        <w:t xml:space="preserve"> </w:t>
+      </w:r>
+      <w:r>
+        <w:rPr>
+          <w:i/>
+          <w:iCs/>
+        </w:rPr>
+        <w:t xml:space="preserve">Sustainability</w:t>
+      </w:r>
+      <w:r>
+        <w:t xml:space="preserve">,</w:t>
+      </w:r>
+      <w:r>
+        <w:t xml:space="preserve"> </w:t>
+      </w:r>
+      <w:r>
+        <w:rPr>
+          <w:i/>
+          <w:iCs/>
+        </w:rPr>
+        <w:t xml:space="preserve">5</w:t>
+      </w:r>
+      <w:r>
+        <w:t xml:space="preserve">(2), 478–495.</w:t>
+      </w:r>
+      <w:r>
+        <w:t xml:space="preserve"> </w:t>
+      </w:r>
+      <w:hyperlink r:id="rId125">
+        <w:r>
+          <w:rPr>
+            <w:rStyle w:val="Hyperlink"/>
+          </w:rPr>
+          <w:t xml:space="preserve">https://doi.org/10.3390/su5020478</w:t>
+        </w:r>
+      </w:hyperlink>
+    </w:p>
+    <w:bookmarkEnd w:id="126"/>
+    <w:bookmarkStart w:id="128" w:name="ref-wilkinson2016"/>
     <w:p>
       <w:pPr>
         <w:pStyle w:val="Bibliography"/>
       </w:pPr>
       <w:r>
-        <w:t xml:space="preserve">LINDENMAYER, D. B., LIKENS, G. E., ANDERSEN, A., BOWMAN, D., BULL, C. M., BURNS, E., DICKMAN, C. R., HOFFMANN, A. A., KEITH, D. A., LIDDELL, M. J., LOWE, A. J., METCALFE, D. J., PHINN, S. R., RUSSELL-SMITH, J., THURGATE, N., &amp; WARDLE, G. M. (2012). Value of long</w:t>
-      </w:r>
-      <w:r>
-        <w:t xml:space="preserve">-</w:t>
-      </w:r>
-      <w:r>
-        <w:t xml:space="preserve">term ecological studies.</w:t>
-      </w:r>
-      <w:r>
-        <w:t xml:space="preserve"> </w:t>
-      </w:r>
-      <w:r>
-        <w:rPr>
-          <w:i/>
-          <w:iCs/>
-        </w:rPr>
-        <w:t xml:space="preserve">Austral Ecology</w:t>
+        <w:t xml:space="preserve">Wilkinson, M. D., Dumontier, M., Aalbersberg, Ij. J., Appleton, G., Axton, M., Baak, A., Blomberg, N., Boiten, J.-W., Silva Santos, L. B. da, Bourne, P. E., Bouwman, J., Brookes, A. J., Clark, T., Crosas, M., Dillo, I., Dumon, O., Edmunds, S., Evelo, C. T., Finkers, R., … Mons, B. (2016). The FAIR Guiding Principles for scientific data management and stewardship.</w:t>
+      </w:r>
+      <w:r>
+        <w:t xml:space="preserve"> </w:t>
+      </w:r>
+      <w:r>
+        <w:rPr>
+          <w:i/>
+          <w:iCs/>
+        </w:rPr>
+        <w:t xml:space="preserve">Scientific Data</w:t>
       </w:r>
       <w:r>
         <w:t xml:space="preserve">,</w:t>
@@ -3292,892 +4208,6 @@
           <w:i/>
           <w:iCs/>
         </w:rPr>
-        <w:t xml:space="preserve">37</w:t>
-      </w:r>
-      <w:r>
-        <w:t xml:space="preserve">(7), 745–757.</w:t>
-      </w:r>
-      <w:r>
-        <w:t xml:space="preserve"> </w:t>
-      </w:r>
-      <w:hyperlink r:id="rId94">
-        <w:r>
-          <w:rPr>
-            <w:rStyle w:val="Hyperlink"/>
-          </w:rPr>
-          <w:t xml:space="preserve">https://doi.org/10.1111/j.1442-9993.2011.02351.x</w:t>
-        </w:r>
-      </w:hyperlink>
-    </w:p>
-    <w:bookmarkEnd w:id="95"/>
-    <w:bookmarkStart w:id="97" w:name="ref-LocalContexts2025"/>
-    <w:p>
-      <w:pPr>
-        <w:pStyle w:val="Bibliography"/>
-      </w:pPr>
-      <w:r>
-        <w:t xml:space="preserve">Local Contexts. (2025).</w:t>
-      </w:r>
-      <w:r>
-        <w:t xml:space="preserve"> </w:t>
-      </w:r>
-      <w:r>
-        <w:rPr>
-          <w:i/>
-          <w:iCs/>
-        </w:rPr>
-        <w:t xml:space="preserve">Local contexts: Grounding indigenous rights in data and collections</w:t>
-      </w:r>
-      <w:r>
-        <w:t xml:space="preserve">.</w:t>
-      </w:r>
-      <w:r>
-        <w:t xml:space="preserve"> </w:t>
-      </w:r>
-      <w:r>
-        <w:t xml:space="preserve">Local Contexts</w:t>
-      </w:r>
-      <w:r>
-        <w:t xml:space="preserve">.</w:t>
-      </w:r>
-      <w:r>
-        <w:t xml:space="preserve"> </w:t>
-      </w:r>
-      <w:hyperlink r:id="rId96">
-        <w:r>
-          <w:rPr>
-            <w:rStyle w:val="Hyperlink"/>
-          </w:rPr>
-          <w:t xml:space="preserve">https://localcontexts.org/</w:t>
-        </w:r>
-      </w:hyperlink>
-    </w:p>
-    <w:bookmarkEnd w:id="97"/>
-    <w:bookmarkStart w:id="99" w:name="ref-marmorek2011"/>
-    <w:p>
-      <w:pPr>
-        <w:pStyle w:val="Bibliography"/>
-      </w:pPr>
-      <w:r>
-        <w:t xml:space="preserve">Marmorek, D., Pickard, D., Hall, A., Bryan, K., Martell, L., Alexander, C., Wieckowski, K., Greig, L., &amp; Schwarz, C. (2011).</w:t>
-      </w:r>
-      <w:r>
-        <w:t xml:space="preserve"> </w:t>
-      </w:r>
-      <w:r>
-        <w:rPr>
-          <w:i/>
-          <w:iCs/>
-        </w:rPr>
-        <w:t xml:space="preserve">Cohen Commision Technical Report 6-Fraser River sockeye salmon: data synthesis and cumulative impacts</w:t>
-      </w:r>
-      <w:r>
-        <w:t xml:space="preserve"> </w:t>
-      </w:r>
-      <w:r>
-        <w:t xml:space="preserve">(p. 273).</w:t>
-      </w:r>
-      <w:r>
-        <w:t xml:space="preserve"> </w:t>
-      </w:r>
-      <w:hyperlink r:id="rId98">
-        <w:r>
-          <w:rPr>
-            <w:rStyle w:val="Hyperlink"/>
-          </w:rPr>
-          <w:t xml:space="preserve">http://www.cohencommission.ca/</w:t>
-        </w:r>
-      </w:hyperlink>
-    </w:p>
-    <w:bookmarkEnd w:id="99"/>
-    <w:bookmarkStart w:id="101" w:name="ref-montenegro2019"/>
-    <w:p>
-      <w:pPr>
-        <w:pStyle w:val="Bibliography"/>
-      </w:pPr>
-      <w:r>
-        <w:t xml:space="preserve">Montenegro, M. (2019). Subverting the universality of metadata standards.</w:t>
-      </w:r>
-      <w:r>
-        <w:t xml:space="preserve"> </w:t>
-      </w:r>
-      <w:r>
-        <w:rPr>
-          <w:i/>
-          <w:iCs/>
-        </w:rPr>
-        <w:t xml:space="preserve">Journal of Documentation</w:t>
-      </w:r>
-      <w:r>
-        <w:t xml:space="preserve">,</w:t>
-      </w:r>
-      <w:r>
-        <w:t xml:space="preserve"> </w:t>
-      </w:r>
-      <w:r>
-        <w:rPr>
-          <w:i/>
-          <w:iCs/>
-        </w:rPr>
-        <w:t xml:space="preserve">75</w:t>
-      </w:r>
-      <w:r>
-        <w:t xml:space="preserve">(4), 731–749.</w:t>
-      </w:r>
-      <w:r>
-        <w:t xml:space="preserve"> </w:t>
-      </w:r>
-      <w:hyperlink r:id="rId100">
-        <w:r>
-          <w:rPr>
-            <w:rStyle w:val="Hyperlink"/>
-          </w:rPr>
-          <w:t xml:space="preserve">https://doi.org/10.1108/jd-08-2018-0124</w:t>
-        </w:r>
-      </w:hyperlink>
-    </w:p>
-    <w:bookmarkEnd w:id="101"/>
-    <w:bookmarkStart w:id="103" w:name="ref-environm2007"/>
-    <w:p>
-      <w:pPr>
-        <w:pStyle w:val="Bibliography"/>
-      </w:pPr>
-      <w:r>
-        <w:t xml:space="preserve">NOAA. (2007).</w:t>
-      </w:r>
-      <w:r>
-        <w:t xml:space="preserve"> </w:t>
-      </w:r>
-      <w:r>
-        <w:rPr>
-          <w:i/>
-          <w:iCs/>
-        </w:rPr>
-        <w:t xml:space="preserve">Environmental data management at NOAA</w:t>
-      </w:r>
-      <w:r>
-        <w:t xml:space="preserve">. National Academies Press.</w:t>
-      </w:r>
-      <w:r>
-        <w:t xml:space="preserve"> </w:t>
-      </w:r>
-      <w:hyperlink r:id="rId102">
-        <w:r>
-          <w:rPr>
-            <w:rStyle w:val="Hyperlink"/>
-          </w:rPr>
-          <w:t xml:space="preserve">https://doi.org/10.17226/12017</w:t>
-        </w:r>
-      </w:hyperlink>
-    </w:p>
-    <w:bookmarkEnd w:id="103"/>
-    <w:bookmarkStart w:id="105" w:name="ref-peng2018"/>
-    <w:p>
-      <w:pPr>
-        <w:pStyle w:val="Bibliography"/>
-      </w:pPr>
-      <w:r>
-        <w:t xml:space="preserve">Peng, G., Privette, J. L., Tilmes, C., Bristol, S., Maycock, T., Bates, J. J., Hausman, S., Brown, O., &amp; Kearns, E. J. (2018). A Conceptual Enterprise Framework for Managing Scientific Data Stewardship.</w:t>
-      </w:r>
-      <w:r>
-        <w:t xml:space="preserve"> </w:t>
-      </w:r>
-      <w:r>
-        <w:rPr>
-          <w:i/>
-          <w:iCs/>
-        </w:rPr>
-        <w:t xml:space="preserve">Data Science Journal</w:t>
-      </w:r>
-      <w:r>
-        <w:t xml:space="preserve">,</w:t>
-      </w:r>
-      <w:r>
-        <w:t xml:space="preserve"> </w:t>
-      </w:r>
-      <w:r>
-        <w:rPr>
-          <w:i/>
-          <w:iCs/>
-        </w:rPr>
-        <w:t xml:space="preserve">17</w:t>
-      </w:r>
-      <w:r>
-        <w:t xml:space="preserve">.</w:t>
-      </w:r>
-      <w:r>
-        <w:t xml:space="preserve"> </w:t>
-      </w:r>
-      <w:hyperlink r:id="rId104">
-        <w:r>
-          <w:rPr>
-            <w:rStyle w:val="Hyperlink"/>
-          </w:rPr>
-          <w:t xml:space="preserve">https://doi.org/10.5334/dsj-2018-015</w:t>
-        </w:r>
-      </w:hyperlink>
-    </w:p>
-    <w:bookmarkEnd w:id="105"/>
-    <w:bookmarkStart w:id="107" w:name="ref-peterman2012"/>
-    <w:p>
-      <w:pPr>
-        <w:pStyle w:val="Bibliography"/>
-      </w:pPr>
-      <w:r>
-        <w:t xml:space="preserve">Peterman, Randall M., &amp; Dorner, B. (2012). A widespread decrease in productivity of sockeye salmon (</w:t>
-      </w:r>
-      <w:r>
-        <w:rPr>
-          <w:i/>
-          <w:iCs/>
-        </w:rPr>
-        <w:t xml:space="preserve">Oncorhynchus nerka</w:t>
-      </w:r>
-      <w:r>
-        <w:t xml:space="preserve">) populations in western North America.</w:t>
-      </w:r>
-      <w:r>
-        <w:t xml:space="preserve"> </w:t>
-      </w:r>
-      <w:r>
-        <w:rPr>
-          <w:i/>
-          <w:iCs/>
-        </w:rPr>
-        <w:t xml:space="preserve">Canadian Journal of Fisheries and Aquatic Sciences</w:t>
-      </w:r>
-      <w:r>
-        <w:t xml:space="preserve">,</w:t>
-      </w:r>
-      <w:r>
-        <w:t xml:space="preserve"> </w:t>
-      </w:r>
-      <w:r>
-        <w:rPr>
-          <w:i/>
-          <w:iCs/>
-        </w:rPr>
-        <w:t xml:space="preserve">69</w:t>
-      </w:r>
-      <w:r>
-        <w:t xml:space="preserve">(8), 1255–1260.</w:t>
-      </w:r>
-      <w:r>
-        <w:t xml:space="preserve"> </w:t>
-      </w:r>
-      <w:hyperlink r:id="rId106">
-        <w:r>
-          <w:rPr>
-            <w:rStyle w:val="Hyperlink"/>
-          </w:rPr>
-          <w:t xml:space="preserve">https://doi.org/10.1139/f2012-063</w:t>
-        </w:r>
-      </w:hyperlink>
-    </w:p>
-    <w:bookmarkEnd w:id="107"/>
-    <w:bookmarkStart w:id="109" w:name="ref-plotkin2014"/>
-    <w:p>
-      <w:pPr>
-        <w:pStyle w:val="Bibliography"/>
-      </w:pPr>
-      <w:r>
-        <w:t xml:space="preserve">Plotkin, D. (2014).</w:t>
-      </w:r>
-      <w:r>
-        <w:t xml:space="preserve"> </w:t>
-      </w:r>
-      <w:r>
-        <w:rPr>
-          <w:i/>
-          <w:iCs/>
-        </w:rPr>
-        <w:t xml:space="preserve">Data Stewardship</w:t>
-      </w:r>
-      <w:r>
-        <w:t xml:space="preserve">. Elsevier.</w:t>
-      </w:r>
-      <w:r>
-        <w:t xml:space="preserve"> </w:t>
-      </w:r>
-      <w:hyperlink r:id="rId108">
-        <w:r>
-          <w:rPr>
-            <w:rStyle w:val="Hyperlink"/>
-          </w:rPr>
-          <w:t xml:space="preserve">https://doi.org/10.1016/c2012-0-07057-3</w:t>
-        </w:r>
-      </w:hyperlink>
-    </w:p>
-    <w:bookmarkEnd w:id="109"/>
-    <w:bookmarkStart w:id="111" w:name="ref-price_moore_2026_policy_to_practice"/>
-    <w:p>
-      <w:pPr>
-        <w:pStyle w:val="Bibliography"/>
-      </w:pPr>
-      <w:r>
-        <w:t xml:space="preserve">Price, M. H. H., &amp; Moore, J. W. (2026). From policy to practice: Declines in monitoring and pacific salmon conservation in canada.</w:t>
-      </w:r>
-      <w:r>
-        <w:t xml:space="preserve"> </w:t>
-      </w:r>
-      <w:r>
-        <w:rPr>
-          <w:i/>
-          <w:iCs/>
-        </w:rPr>
-        <w:t xml:space="preserve">Canadian Journal of Fisheries and Aquatic Sciences</w:t>
-      </w:r>
-      <w:r>
-        <w:t xml:space="preserve">,</w:t>
-      </w:r>
-      <w:r>
-        <w:t xml:space="preserve"> </w:t>
-      </w:r>
-      <w:r>
-        <w:rPr>
-          <w:i/>
-          <w:iCs/>
-        </w:rPr>
-        <w:t xml:space="preserve">83</w:t>
-      </w:r>
-      <w:r>
-        <w:t xml:space="preserve">, 1–11.</w:t>
-      </w:r>
-      <w:r>
-        <w:t xml:space="preserve"> </w:t>
-      </w:r>
-      <w:hyperlink r:id="rId110">
-        <w:r>
-          <w:rPr>
-            <w:rStyle w:val="Hyperlink"/>
-          </w:rPr>
-          <w:t xml:space="preserve">http://www.michaelprice.org/uploads/1/0/8/9/108971119/from-policy-to-practice-declines-in-monitoring-and-pacific-salmon-conservation-in-canada__1_.pdf</w:t>
-        </w:r>
-      </w:hyperlink>
-    </w:p>
-    <w:bookmarkEnd w:id="111"/>
-    <w:bookmarkStart w:id="113" w:name="ref-roche2020"/>
-    <w:p>
-      <w:pPr>
-        <w:pStyle w:val="Bibliography"/>
-      </w:pPr>
-      <w:r>
-        <w:t xml:space="preserve">Roche, D. G., Granados, M., Austin, C. C., Wilson, S., Mitchell, G. M., Smith, P. A., Cooke, S. J., &amp; Bennett, J. R. (2020). Open government data and environmental science: a federal Canadian perspective.</w:t>
-      </w:r>
-      <w:r>
-        <w:t xml:space="preserve"> </w:t>
-      </w:r>
-      <w:r>
-        <w:rPr>
-          <w:i/>
-          <w:iCs/>
-        </w:rPr>
-        <w:t xml:space="preserve">FACETS</w:t>
-      </w:r>
-      <w:r>
-        <w:t xml:space="preserve">,</w:t>
-      </w:r>
-      <w:r>
-        <w:t xml:space="preserve"> </w:t>
-      </w:r>
-      <w:r>
-        <w:rPr>
-          <w:i/>
-          <w:iCs/>
-        </w:rPr>
-        <w:t xml:space="preserve">5</w:t>
-      </w:r>
-      <w:r>
-        <w:t xml:space="preserve">(1), 942–962.</w:t>
-      </w:r>
-      <w:r>
-        <w:t xml:space="preserve"> </w:t>
-      </w:r>
-      <w:hyperlink r:id="rId112">
-        <w:r>
-          <w:rPr>
-            <w:rStyle w:val="Hyperlink"/>
-          </w:rPr>
-          <w:t xml:space="preserve">https://doi.org/10.1139/facets-2020-0008</w:t>
-        </w:r>
-      </w:hyperlink>
-    </w:p>
-    <w:bookmarkEnd w:id="113"/>
-    <w:bookmarkStart w:id="115" w:name="ref-streamnet_des_2024_1"/>
-    <w:p>
-      <w:pPr>
-        <w:pStyle w:val="Bibliography"/>
-      </w:pPr>
-      <w:r>
-        <w:t xml:space="preserve">StreamNet. (2024).</w:t>
-      </w:r>
-      <w:r>
-        <w:t xml:space="preserve"> </w:t>
-      </w:r>
-      <w:r>
-        <w:rPr>
-          <w:i/>
-          <w:iCs/>
-        </w:rPr>
-        <w:t xml:space="preserve">StreamNet data exchange standard (DES), version 2024.1</w:t>
-      </w:r>
-      <w:r>
-        <w:t xml:space="preserve">.</w:t>
-      </w:r>
-      <w:r>
-        <w:t xml:space="preserve"> </w:t>
-      </w:r>
-      <w:hyperlink r:id="rId114">
-        <w:r>
-          <w:rPr>
-            <w:rStyle w:val="Hyperlink"/>
-          </w:rPr>
-          <w:t xml:space="preserve">https://www.streamnet.org/streamnetexchangestandard2024-1/</w:t>
-        </w:r>
-      </w:hyperlink>
-    </w:p>
-    <w:bookmarkEnd w:id="115"/>
-    <w:bookmarkStart w:id="117" w:name="ref-tattersall_2025_ids_open_data"/>
-    <w:p>
-      <w:pPr>
-        <w:pStyle w:val="Bibliography"/>
-      </w:pPr>
-      <w:r>
-        <w:t xml:space="preserve">Tattersall, E., Cardinal-McTeague, W., Myers-Smith, I., Jenkins, D. A., &amp; Burton, A. C. (2025). Affirming indigenous data sovereignty in collaborative wildlife conservation in the era of open data.</w:t>
-      </w:r>
-      <w:r>
-        <w:t xml:space="preserve"> </w:t>
-      </w:r>
-      <w:r>
-        <w:rPr>
-          <w:i/>
-          <w:iCs/>
-        </w:rPr>
-        <w:t xml:space="preserve">People and Nature</w:t>
-      </w:r>
-      <w:r>
-        <w:t xml:space="preserve">,</w:t>
-      </w:r>
-      <w:r>
-        <w:t xml:space="preserve"> </w:t>
-      </w:r>
-      <w:r>
-        <w:rPr>
-          <w:i/>
-          <w:iCs/>
-        </w:rPr>
-        <w:t xml:space="preserve">7</w:t>
-      </w:r>
-      <w:r>
-        <w:t xml:space="preserve">(11), 2659–2677.</w:t>
-      </w:r>
-      <w:r>
-        <w:t xml:space="preserve"> </w:t>
-      </w:r>
-      <w:hyperlink r:id="rId116">
-        <w:r>
-          <w:rPr>
-            <w:rStyle w:val="Hyperlink"/>
-          </w:rPr>
-          <w:t xml:space="preserve">https://doi.org/10.1002/pan3.70161</w:t>
-        </w:r>
-      </w:hyperlink>
-    </w:p>
-    <w:bookmarkEnd w:id="117"/>
-    <w:bookmarkStart w:id="119" w:name="ref-volk2014"/>
-    <w:p>
-      <w:pPr>
-        <w:pStyle w:val="Bibliography"/>
-      </w:pPr>
-      <w:r>
-        <w:t xml:space="preserve">Volk, C. J., Lucero, Y., &amp; Barnas, K. (2014). Why is Data Sharing in Collaborative Natural Resource Efforts so Hard and What can We Do to Improve it?</w:t>
-      </w:r>
-      <w:r>
-        <w:t xml:space="preserve"> </w:t>
-      </w:r>
-      <w:r>
-        <w:rPr>
-          <w:i/>
-          <w:iCs/>
-        </w:rPr>
-        <w:t xml:space="preserve">Environmental Management</w:t>
-      </w:r>
-      <w:r>
-        <w:t xml:space="preserve">,</w:t>
-      </w:r>
-      <w:r>
-        <w:t xml:space="preserve"> </w:t>
-      </w:r>
-      <w:r>
-        <w:rPr>
-          <w:i/>
-          <w:iCs/>
-        </w:rPr>
-        <w:t xml:space="preserve">53</w:t>
-      </w:r>
-      <w:r>
-        <w:t xml:space="preserve">(5), 883–893.</w:t>
-      </w:r>
-      <w:r>
-        <w:t xml:space="preserve"> </w:t>
-      </w:r>
-      <w:hyperlink r:id="rId118">
-        <w:r>
-          <w:rPr>
-            <w:rStyle w:val="Hyperlink"/>
-          </w:rPr>
-          <w:t xml:space="preserve">https://doi.org/10.1007/s00267-014-0258-2</w:t>
-        </w:r>
-      </w:hyperlink>
-    </w:p>
-    <w:bookmarkEnd w:id="119"/>
-    <w:bookmarkStart w:id="121" w:name="ref-w3c_prov_dm_2013"/>
-    <w:p>
-      <w:pPr>
-        <w:pStyle w:val="Bibliography"/>
-      </w:pPr>
-      <w:r>
-        <w:t xml:space="preserve">W3C. (2013).</w:t>
-      </w:r>
-      <w:r>
-        <w:t xml:space="preserve"> </w:t>
-      </w:r>
-      <w:r>
-        <w:rPr>
-          <w:i/>
-          <w:iCs/>
-        </w:rPr>
-        <w:t xml:space="preserve">PROV-DM</w:t>
-      </w:r>
-      <w:r>
-        <w:rPr>
-          <w:i/>
-          <w:iCs/>
-        </w:rPr>
-        <w:t xml:space="preserve">: The</w:t>
-      </w:r>
-      <w:r>
-        <w:rPr>
-          <w:i/>
-          <w:iCs/>
-        </w:rPr>
-        <w:t xml:space="preserve"> </w:t>
-      </w:r>
-      <w:r>
-        <w:rPr>
-          <w:i/>
-          <w:iCs/>
-        </w:rPr>
-        <w:t xml:space="preserve">PROV</w:t>
-      </w:r>
-      <w:r>
-        <w:rPr>
-          <w:i/>
-          <w:iCs/>
-        </w:rPr>
-        <w:t xml:space="preserve"> </w:t>
-      </w:r>
-      <w:r>
-        <w:rPr>
-          <w:i/>
-          <w:iCs/>
-        </w:rPr>
-        <w:t xml:space="preserve">data model</w:t>
-      </w:r>
-      <w:r>
-        <w:t xml:space="preserve">. W3C Recommendation.</w:t>
-      </w:r>
-      <w:r>
-        <w:t xml:space="preserve"> </w:t>
-      </w:r>
-      <w:hyperlink r:id="rId120">
-        <w:r>
-          <w:rPr>
-            <w:rStyle w:val="Hyperlink"/>
-          </w:rPr>
-          <w:t xml:space="preserve">https://www.w3.org/TR/prov-dm/</w:t>
-        </w:r>
-      </w:hyperlink>
-    </w:p>
-    <w:bookmarkEnd w:id="121"/>
-    <w:bookmarkStart w:id="123" w:name="ref-ward_surveyjoin_2025"/>
-    <w:p>
-      <w:pPr>
-        <w:pStyle w:val="Bibliography"/>
-      </w:pPr>
-      <w:r>
-        <w:t xml:space="preserve">Ward, E. J., English, P. A., Rooper, C. N., Ferriss, B. E., Whitmire, C. E., Wetzel, C. R., Barnett, L. A., Anderson, S. C., Thorson, J. T., Johnson, K. F., Indivero, J., &amp; Markowitz, E. H. (2025).</w:t>
-      </w:r>
-      <w:r>
-        <w:t xml:space="preserve"> </w:t>
-      </w:r>
-      <w:r>
-        <w:rPr>
-          <w:i/>
-          <w:iCs/>
-        </w:rPr>
-        <w:t xml:space="preserve">‘Surveyjoin‘:</w:t>
-      </w:r>
-      <w:r>
-        <w:rPr>
-          <w:i/>
-          <w:iCs/>
-        </w:rPr>
-        <w:t xml:space="preserve"> </w:t>
-      </w:r>
-      <w:r>
-        <w:rPr>
-          <w:i/>
-          <w:iCs/>
-        </w:rPr>
-        <w:t xml:space="preserve">A</w:t>
-      </w:r>
-      <w:r>
-        <w:rPr>
-          <w:i/>
-          <w:iCs/>
-        </w:rPr>
-        <w:t xml:space="preserve"> </w:t>
-      </w:r>
-      <w:r>
-        <w:rPr>
-          <w:i/>
-          <w:iCs/>
-        </w:rPr>
-        <w:t xml:space="preserve">Standardized</w:t>
-      </w:r>
-      <w:r>
-        <w:rPr>
-          <w:i/>
-          <w:iCs/>
-        </w:rPr>
-        <w:t xml:space="preserve"> </w:t>
-      </w:r>
-      <w:r>
-        <w:rPr>
-          <w:i/>
-          <w:iCs/>
-        </w:rPr>
-        <w:t xml:space="preserve">Database</w:t>
-      </w:r>
-      <w:r>
-        <w:rPr>
-          <w:i/>
-          <w:iCs/>
-        </w:rPr>
-        <w:t xml:space="preserve"> </w:t>
-      </w:r>
-      <w:r>
-        <w:rPr>
-          <w:i/>
-          <w:iCs/>
-        </w:rPr>
-        <w:t xml:space="preserve">of</w:t>
-      </w:r>
-      <w:r>
-        <w:rPr>
-          <w:i/>
-          <w:iCs/>
-        </w:rPr>
-        <w:t xml:space="preserve"> </w:t>
-      </w:r>
-      <w:r>
-        <w:rPr>
-          <w:i/>
-          <w:iCs/>
-        </w:rPr>
-        <w:t xml:space="preserve">Fisheries</w:t>
-      </w:r>
-      <w:r>
-        <w:rPr>
-          <w:i/>
-          <w:iCs/>
-        </w:rPr>
-        <w:t xml:space="preserve"> </w:t>
-      </w:r>
-      <w:r>
-        <w:rPr>
-          <w:i/>
-          <w:iCs/>
-        </w:rPr>
-        <w:t xml:space="preserve">Bottom</w:t>
-      </w:r>
-      <w:r>
-        <w:rPr>
-          <w:i/>
-          <w:iCs/>
-        </w:rPr>
-        <w:t xml:space="preserve"> </w:t>
-      </w:r>
-      <w:r>
-        <w:rPr>
-          <w:i/>
-          <w:iCs/>
-        </w:rPr>
-        <w:t xml:space="preserve">Trawl</w:t>
-      </w:r>
-      <w:r>
-        <w:rPr>
-          <w:i/>
-          <w:iCs/>
-        </w:rPr>
-        <w:t xml:space="preserve"> </w:t>
-      </w:r>
-      <w:r>
-        <w:rPr>
-          <w:i/>
-          <w:iCs/>
-        </w:rPr>
-        <w:t xml:space="preserve">Surveys</w:t>
-      </w:r>
-      <w:r>
-        <w:rPr>
-          <w:i/>
-          <w:iCs/>
-        </w:rPr>
-        <w:t xml:space="preserve"> </w:t>
-      </w:r>
-      <w:r>
-        <w:rPr>
-          <w:i/>
-          <w:iCs/>
-        </w:rPr>
-        <w:t xml:space="preserve">in the</w:t>
-      </w:r>
-      <w:r>
-        <w:rPr>
-          <w:i/>
-          <w:iCs/>
-        </w:rPr>
-        <w:t xml:space="preserve"> </w:t>
-      </w:r>
-      <w:r>
-        <w:rPr>
-          <w:i/>
-          <w:iCs/>
-        </w:rPr>
-        <w:t xml:space="preserve">Northeast</w:t>
-      </w:r>
-      <w:r>
-        <w:rPr>
-          <w:i/>
-          <w:iCs/>
-        </w:rPr>
-        <w:t xml:space="preserve"> </w:t>
-      </w:r>
-      <w:r>
-        <w:rPr>
-          <w:i/>
-          <w:iCs/>
-        </w:rPr>
-        <w:t xml:space="preserve">Pacific</w:t>
-      </w:r>
-      <w:r>
-        <w:rPr>
-          <w:i/>
-          <w:iCs/>
-        </w:rPr>
-        <w:t xml:space="preserve"> </w:t>
-      </w:r>
-      <w:r>
-        <w:rPr>
-          <w:i/>
-          <w:iCs/>
-        </w:rPr>
-        <w:t xml:space="preserve">Ocean</w:t>
-      </w:r>
-      <w:r>
-        <w:t xml:space="preserve">.</w:t>
-      </w:r>
-      <w:r>
-        <w:t xml:space="preserve"> </w:t>
-      </w:r>
-      <w:hyperlink r:id="rId122">
-        <w:r>
-          <w:rPr>
-            <w:rStyle w:val="Hyperlink"/>
-          </w:rPr>
-          <w:t xml:space="preserve">https://doi.org/10.1101/2025.03.14.643022</w:t>
-        </w:r>
-      </w:hyperlink>
-    </w:p>
-    <w:bookmarkEnd w:id="123"/>
-    <w:bookmarkStart w:id="125" w:name="ref-ween2013"/>
-    <w:p>
-      <w:pPr>
-        <w:pStyle w:val="Bibliography"/>
-      </w:pPr>
-      <w:r>
-        <w:t xml:space="preserve">Ween, G., &amp; Colombi, B. (2013). Two Rivers: The Politics of Wild Salmon, Indigenous Rights and Natural Resource Management.</w:t>
-      </w:r>
-      <w:r>
-        <w:t xml:space="preserve"> </w:t>
-      </w:r>
-      <w:r>
-        <w:rPr>
-          <w:i/>
-          <w:iCs/>
-        </w:rPr>
-        <w:t xml:space="preserve">Sustainability</w:t>
-      </w:r>
-      <w:r>
-        <w:t xml:space="preserve">,</w:t>
-      </w:r>
-      <w:r>
-        <w:t xml:space="preserve"> </w:t>
-      </w:r>
-      <w:r>
-        <w:rPr>
-          <w:i/>
-          <w:iCs/>
-        </w:rPr>
-        <w:t xml:space="preserve">5</w:t>
-      </w:r>
-      <w:r>
-        <w:t xml:space="preserve">(2), 478–495.</w:t>
-      </w:r>
-      <w:r>
-        <w:t xml:space="preserve"> </w:t>
-      </w:r>
-      <w:hyperlink r:id="rId124">
-        <w:r>
-          <w:rPr>
-            <w:rStyle w:val="Hyperlink"/>
-          </w:rPr>
-          <w:t xml:space="preserve">https://doi.org/10.3390/su5020478</w:t>
-        </w:r>
-      </w:hyperlink>
-    </w:p>
-    <w:bookmarkEnd w:id="125"/>
-    <w:bookmarkStart w:id="127" w:name="ref-wilkinson2016"/>
-    <w:p>
-      <w:pPr>
-        <w:pStyle w:val="Bibliography"/>
-      </w:pPr>
-      <w:r>
-        <w:t xml:space="preserve">Wilkinson, M. D., Dumontier, M., Aalbersberg, Ij. J., Appleton, G., Axton, M., Baak, A., Blomberg, N., Boiten, J.-W., Silva Santos, L. B. da, Bourne, P. E., Bouwman, J., Brookes, A. J., Clark, T., Crosas, M., Dillo, I., Dumon, O., Edmunds, S., Evelo, C. T., Finkers, R., … Mons, B. (2016). The FAIR Guiding Principles for scientific data management and stewardship.</w:t>
-      </w:r>
-      <w:r>
-        <w:t xml:space="preserve"> </w:t>
-      </w:r>
-      <w:r>
-        <w:rPr>
-          <w:i/>
-          <w:iCs/>
-        </w:rPr>
-        <w:t xml:space="preserve">Scientific Data</w:t>
-      </w:r>
-      <w:r>
-        <w:t xml:space="preserve">,</w:t>
-      </w:r>
-      <w:r>
-        <w:t xml:space="preserve"> </w:t>
-      </w:r>
-      <w:r>
-        <w:rPr>
-          <w:i/>
-          <w:iCs/>
-        </w:rPr>
         <w:t xml:space="preserve">3</w:t>
       </w:r>
       <w:r>
@@ -4186,7 +4216,7 @@
       <w:r>
         <w:t xml:space="preserve"> </w:t>
       </w:r>
-      <w:hyperlink r:id="rId126">
+      <w:hyperlink r:id="rId127">
         <w:r>
           <w:rPr>
             <w:rStyle w:val="Hyperlink"/>
@@ -4195,11 +4225,11 @@
         </w:r>
       </w:hyperlink>
     </w:p>
-    <w:bookmarkEnd w:id="127"/>
     <w:bookmarkEnd w:id="128"/>
     <w:bookmarkEnd w:id="129"/>
     <w:bookmarkEnd w:id="130"/>
-    <w:bookmarkStart w:id="227" w:name="appendices"/>
+    <w:bookmarkEnd w:id="131"/>
+    <w:bookmarkStart w:id="228" w:name="appendices"/>
     <w:p>
       <w:pPr>
         <w:pStyle w:val="Heading1"/>
@@ -4208,7 +4238,7 @@
         <w:t xml:space="preserve">Appendices</w:t>
       </w:r>
     </w:p>
-    <w:bookmarkStart w:id="180" w:name="X0eec7e8f025fee3ab106441c96e63641f0533a1"/>
+    <w:bookmarkStart w:id="181" w:name="X0eec7e8f025fee3ab106441c96e63641f0533a1"/>
     <w:p>
       <w:pPr>
         <w:pStyle w:val="Heading2"/>
@@ -4225,942 +4255,169 @@
         <w:t xml:space="preserve">Here we provide detailed descriptions of the seven best practices for salmon data stewardship, along with practical applications and real-world examples. This is not an exhaustive list, but rather a starting point for salmon biologists and data stewards to implement effective data stewardship practices in their work based on examples from the salmon research and management community.</w:t>
       </w:r>
     </w:p>
-    <w:p>
-      <w:pPr>
-        <w:pStyle w:val="BodyText"/>
+    <w:bookmarkStart w:id="138" w:name="Xb12edd0657e7269c47a25b09d9d78e24cee1937"/>
+    <w:p>
+      <w:pPr>
+        <w:pStyle w:val="Heading4"/>
       </w:pPr>
       <w:r>
         <w:rPr>
           <w:b/>
           <w:bCs/>
         </w:rPr>
-        <w:t xml:space="preserve">Example-to-practice matrix (illustrative):</w:t>
-      </w:r>
-      <w:r>
-        <w:t xml:space="preserve"> </w:t>
-      </w:r>
-      <w:r>
-        <w:t xml:space="preserve">many real-world implementations support multiple best practices at once.</w:t>
-      </w:r>
-    </w:p>
-    <w:tbl>
-      <w:tblPr>
-        <w:tblStyle w:val="Table"/>
-        <w:tblW w:type="pct" w:w="5000"/>
-        <w:tblLayout w:type="fixed"/>
-        <w:tblLook w:firstRow="1" w:lastRow="0" w:firstColumn="0" w:lastColumn="0" w:noHBand="0" w:noVBand="0" w:val="0020"/>
-      </w:tblPr>
-      <w:tblGrid>
-        <w:gridCol w:w="766"/>
-        <w:gridCol w:w="1021"/>
-        <w:gridCol w:w="1021"/>
-        <w:gridCol w:w="1021"/>
-        <w:gridCol w:w="1021"/>
-        <w:gridCol w:w="1021"/>
-        <w:gridCol w:w="1021"/>
-        <w:gridCol w:w="1021"/>
-      </w:tblGrid>
-      <w:tr>
-        <w:trPr>
-          <w:tblHeader w:val="on"/>
-        </w:trPr>
-        <w:tc>
-          <w:tcPr/>
-          <w:p>
-            <w:pPr>
-              <w:pStyle w:val="Compact"/>
-            </w:pPr>
-            <w:r>
-              <w:t xml:space="preserve">Example (illustrative)</w:t>
-            </w:r>
-          </w:p>
-        </w:tc>
-        <w:tc>
-          <w:tcPr/>
-          <w:p>
-            <w:pPr>
-              <w:pStyle w:val="Compact"/>
-              <w:jc w:val="center"/>
-            </w:pPr>
-            <w:r>
-              <w:t xml:space="preserve">1</w:t>
-            </w:r>
-          </w:p>
-        </w:tc>
-        <w:tc>
-          <w:tcPr/>
-          <w:p>
-            <w:pPr>
-              <w:pStyle w:val="Compact"/>
-              <w:jc w:val="center"/>
-            </w:pPr>
-            <w:r>
-              <w:t xml:space="preserve">2</w:t>
-            </w:r>
-          </w:p>
-        </w:tc>
-        <w:tc>
-          <w:tcPr/>
-          <w:p>
-            <w:pPr>
-              <w:pStyle w:val="Compact"/>
-              <w:jc w:val="center"/>
-            </w:pPr>
-            <w:r>
-              <w:t xml:space="preserve">3</w:t>
-            </w:r>
-          </w:p>
-        </w:tc>
-        <w:tc>
-          <w:tcPr/>
-          <w:p>
-            <w:pPr>
-              <w:pStyle w:val="Compact"/>
-              <w:jc w:val="center"/>
-            </w:pPr>
-            <w:r>
-              <w:t xml:space="preserve">4</w:t>
-            </w:r>
-          </w:p>
-        </w:tc>
-        <w:tc>
-          <w:tcPr/>
-          <w:p>
-            <w:pPr>
-              <w:pStyle w:val="Compact"/>
-              <w:jc w:val="center"/>
-            </w:pPr>
-            <w:r>
-              <w:t xml:space="preserve">5</w:t>
-            </w:r>
-          </w:p>
-        </w:tc>
-        <w:tc>
-          <w:tcPr/>
-          <w:p>
-            <w:pPr>
-              <w:pStyle w:val="Compact"/>
-              <w:jc w:val="center"/>
-            </w:pPr>
-            <w:r>
-              <w:t xml:space="preserve">6</w:t>
-            </w:r>
-          </w:p>
-        </w:tc>
-        <w:tc>
-          <w:tcPr/>
-          <w:p>
-            <w:pPr>
-              <w:pStyle w:val="Compact"/>
-              <w:jc w:val="center"/>
-            </w:pPr>
-            <w:r>
-              <w:t xml:space="preserve">7</w:t>
-            </w:r>
-          </w:p>
-        </w:tc>
-      </w:tr>
-      <w:tr>
-        <w:tc>
-          <w:tcPr/>
-          <w:p>
-            <w:pPr>
-              <w:pStyle w:val="Compact"/>
-            </w:pPr>
-            <w:r>
-              <w:t xml:space="preserve">Northwest Indian Fisheries Commission (NWIFC) password-protected co-manager portal</w:t>
-            </w:r>
-          </w:p>
-        </w:tc>
-        <w:tc>
-          <w:tcPr/>
-          <w:p>
-            <w:pPr>
-              <w:pStyle w:val="Compact"/>
-              <w:jc w:val="center"/>
-            </w:pPr>
-            <w:r>
-              <w:t xml:space="preserve">●</w:t>
-            </w:r>
-          </w:p>
-        </w:tc>
-        <w:tc>
-          <w:tcPr/>
-          <w:p>
-            <w:pPr>
-              <w:pStyle w:val="Compact"/>
-            </w:pPr>
-          </w:p>
-        </w:tc>
-        <w:tc>
-          <w:tcPr/>
-          <w:p>
-            <w:pPr>
-              <w:pStyle w:val="Compact"/>
-            </w:pPr>
-          </w:p>
-        </w:tc>
-        <w:tc>
-          <w:tcPr/>
-          <w:p>
-            <w:pPr>
-              <w:pStyle w:val="Compact"/>
-            </w:pPr>
-          </w:p>
-        </w:tc>
-        <w:tc>
-          <w:tcPr/>
-          <w:p>
-            <w:pPr>
-              <w:pStyle w:val="Compact"/>
-              <w:jc w:val="center"/>
-            </w:pPr>
-            <w:r>
-              <w:t xml:space="preserve">●</w:t>
-            </w:r>
-          </w:p>
-        </w:tc>
-        <w:tc>
-          <w:tcPr/>
-          <w:p>
-            <w:pPr>
-              <w:pStyle w:val="Compact"/>
-            </w:pPr>
-          </w:p>
-        </w:tc>
-        <w:tc>
-          <w:tcPr/>
-          <w:p>
-            <w:pPr>
-              <w:pStyle w:val="Compact"/>
-              <w:jc w:val="center"/>
-            </w:pPr>
-            <w:r>
-              <w:t xml:space="preserve">●</w:t>
-            </w:r>
-          </w:p>
-        </w:tc>
-      </w:tr>
-      <w:tr>
-        <w:tc>
-          <w:tcPr/>
-          <w:p>
-            <w:pPr>
-              <w:pStyle w:val="Compact"/>
-            </w:pPr>
-            <w:r>
-              <w:t xml:space="preserve">Pacific Salmon Commission Technical Committee on Data Sharing</w:t>
-            </w:r>
-          </w:p>
-        </w:tc>
-        <w:tc>
-          <w:tcPr/>
-          <w:p>
-            <w:pPr>
-              <w:pStyle w:val="Compact"/>
-              <w:jc w:val="center"/>
-            </w:pPr>
-            <w:r>
-              <w:t xml:space="preserve">●</w:t>
-            </w:r>
-          </w:p>
-        </w:tc>
-        <w:tc>
-          <w:tcPr/>
-          <w:p>
-            <w:pPr>
-              <w:pStyle w:val="Compact"/>
-            </w:pPr>
-          </w:p>
-        </w:tc>
-        <w:tc>
-          <w:tcPr/>
-          <w:p>
-            <w:pPr>
-              <w:pStyle w:val="Compact"/>
-            </w:pPr>
-          </w:p>
-        </w:tc>
-        <w:tc>
-          <w:tcPr/>
-          <w:p>
-            <w:pPr>
-              <w:pStyle w:val="Compact"/>
-            </w:pPr>
-          </w:p>
-        </w:tc>
-        <w:tc>
-          <w:tcPr/>
-          <w:p>
-            <w:pPr>
-              <w:pStyle w:val="Compact"/>
-            </w:pPr>
-          </w:p>
-        </w:tc>
-        <w:tc>
-          <w:tcPr/>
-          <w:p>
-            <w:pPr>
-              <w:pStyle w:val="Compact"/>
-            </w:pPr>
-          </w:p>
-        </w:tc>
-        <w:tc>
-          <w:tcPr/>
-          <w:p>
-            <w:pPr>
-              <w:pStyle w:val="Compact"/>
-              <w:jc w:val="center"/>
-            </w:pPr>
-            <w:r>
-              <w:t xml:space="preserve">●</w:t>
-            </w:r>
-          </w:p>
-        </w:tc>
-      </w:tr>
-      <w:tr>
-        <w:tc>
-          <w:tcPr/>
-          <w:p>
-            <w:pPr>
-              <w:pStyle w:val="Compact"/>
-            </w:pPr>
-            <w:r>
-              <w:t xml:space="preserve">PSF spawner surveys on Zenodo (discoverability vs local portal)</w:t>
-            </w:r>
-          </w:p>
-        </w:tc>
-        <w:tc>
-          <w:tcPr/>
-          <w:p>
-            <w:pPr>
-              <w:pStyle w:val="Compact"/>
-            </w:pPr>
-          </w:p>
-        </w:tc>
-        <w:tc>
-          <w:tcPr/>
-          <w:p>
-            <w:pPr>
-              <w:pStyle w:val="Compact"/>
-              <w:jc w:val="center"/>
-            </w:pPr>
-            <w:r>
-              <w:t xml:space="preserve">●</w:t>
-            </w:r>
-          </w:p>
-        </w:tc>
-        <w:tc>
-          <w:tcPr/>
-          <w:p>
-            <w:pPr>
-              <w:pStyle w:val="Compact"/>
-              <w:jc w:val="center"/>
-            </w:pPr>
-            <w:r>
-              <w:t xml:space="preserve">●</w:t>
-            </w:r>
-          </w:p>
-        </w:tc>
-        <w:tc>
-          <w:tcPr/>
-          <w:p>
-            <w:pPr>
-              <w:pStyle w:val="Compact"/>
-            </w:pPr>
-          </w:p>
-        </w:tc>
-        <w:tc>
-          <w:tcPr/>
-          <w:p>
-            <w:pPr>
-              <w:pStyle w:val="Compact"/>
-              <w:jc w:val="center"/>
-            </w:pPr>
-            <w:r>
-              <w:t xml:space="preserve">●</w:t>
-            </w:r>
-          </w:p>
-        </w:tc>
-        <w:tc>
-          <w:tcPr/>
-          <w:p>
-            <w:pPr>
-              <w:pStyle w:val="Compact"/>
-              <w:jc w:val="center"/>
-            </w:pPr>
-            <w:r>
-              <w:t xml:space="preserve">●</w:t>
-            </w:r>
-          </w:p>
-        </w:tc>
-        <w:tc>
-          <w:tcPr/>
-          <w:p>
-            <w:pPr>
-              <w:pStyle w:val="Compact"/>
-            </w:pPr>
-          </w:p>
-        </w:tc>
-      </w:tr>
-      <w:tr>
-        <w:tc>
-          <w:tcPr/>
-          <w:p>
-            <w:pPr>
-              <w:pStyle w:val="Compact"/>
-            </w:pPr>
-            <w:r>
-              <w:t xml:space="preserve">NPAFC CKAN catalogue + DOIs for reports/data packages</w:t>
-            </w:r>
-          </w:p>
-        </w:tc>
-        <w:tc>
-          <w:tcPr/>
-          <w:p>
-            <w:pPr>
-              <w:pStyle w:val="Compact"/>
-            </w:pPr>
-          </w:p>
-        </w:tc>
-        <w:tc>
-          <w:tcPr/>
-          <w:p>
-            <w:pPr>
-              <w:pStyle w:val="Compact"/>
-              <w:jc w:val="center"/>
-            </w:pPr>
-            <w:r>
-              <w:t xml:space="preserve">●</w:t>
-            </w:r>
-          </w:p>
-        </w:tc>
-        <w:tc>
-          <w:tcPr/>
-          <w:p>
-            <w:pPr>
-              <w:pStyle w:val="Compact"/>
-              <w:jc w:val="center"/>
-            </w:pPr>
-            <w:r>
-              <w:t xml:space="preserve">●</w:t>
-            </w:r>
-          </w:p>
-        </w:tc>
-        <w:tc>
-          <w:tcPr/>
-          <w:p>
-            <w:pPr>
-              <w:pStyle w:val="Compact"/>
-            </w:pPr>
-          </w:p>
-        </w:tc>
-        <w:tc>
-          <w:tcPr/>
-          <w:p>
-            <w:pPr>
-              <w:pStyle w:val="Compact"/>
-              <w:jc w:val="center"/>
-            </w:pPr>
-            <w:r>
-              <w:t xml:space="preserve">●</w:t>
-            </w:r>
-          </w:p>
-        </w:tc>
-        <w:tc>
-          <w:tcPr/>
-          <w:p>
-            <w:pPr>
-              <w:pStyle w:val="Compact"/>
-            </w:pPr>
-          </w:p>
-        </w:tc>
-        <w:tc>
-          <w:tcPr/>
-          <w:p>
-            <w:pPr>
-              <w:pStyle w:val="Compact"/>
-            </w:pPr>
-          </w:p>
-        </w:tc>
-      </w:tr>
-      <w:tr>
-        <w:tc>
-          <w:tcPr/>
-          <w:p>
-            <w:pPr>
-              <w:pStyle w:val="Compact"/>
-            </w:pPr>
-            <w:r>
-              <w:t xml:space="preserve">ROR + DataCite Commons (e.g., Pacific Salmon Foundation)</w:t>
-            </w:r>
-          </w:p>
-        </w:tc>
-        <w:tc>
-          <w:tcPr/>
-          <w:p>
-            <w:pPr>
-              <w:pStyle w:val="Compact"/>
-            </w:pPr>
-          </w:p>
-        </w:tc>
-        <w:tc>
-          <w:tcPr/>
-          <w:p>
-            <w:pPr>
-              <w:pStyle w:val="Compact"/>
-            </w:pPr>
-          </w:p>
-        </w:tc>
-        <w:tc>
-          <w:tcPr/>
-          <w:p>
-            <w:pPr>
-              <w:pStyle w:val="Compact"/>
-              <w:jc w:val="center"/>
-            </w:pPr>
-            <w:r>
-              <w:t xml:space="preserve">●</w:t>
-            </w:r>
-          </w:p>
-        </w:tc>
-        <w:tc>
-          <w:tcPr/>
-          <w:p>
-            <w:pPr>
-              <w:pStyle w:val="Compact"/>
-            </w:pPr>
-          </w:p>
-        </w:tc>
-        <w:tc>
-          <w:tcPr/>
-          <w:p>
-            <w:pPr>
-              <w:pStyle w:val="Compact"/>
-            </w:pPr>
-          </w:p>
-        </w:tc>
-        <w:tc>
-          <w:tcPr/>
-          <w:p>
-            <w:pPr>
-              <w:pStyle w:val="Compact"/>
-              <w:jc w:val="center"/>
-            </w:pPr>
-            <w:r>
-              <w:t xml:space="preserve">●</w:t>
-            </w:r>
-          </w:p>
-        </w:tc>
-        <w:tc>
-          <w:tcPr/>
-          <w:p>
-            <w:pPr>
-              <w:pStyle w:val="Compact"/>
-            </w:pPr>
-          </w:p>
-        </w:tc>
-      </w:tr>
-      <w:tr>
-        <w:tc>
-          <w:tcPr/>
-          <w:p>
-            <w:pPr>
-              <w:pStyle w:val="Compact"/>
-            </w:pPr>
-            <w:r>
-              <w:t xml:space="preserve">DFO Salmon Ontology term identifiers</w:t>
-            </w:r>
-          </w:p>
-        </w:tc>
-        <w:tc>
-          <w:tcPr/>
-          <w:p>
-            <w:pPr>
-              <w:pStyle w:val="Compact"/>
-            </w:pPr>
-          </w:p>
-        </w:tc>
-        <w:tc>
-          <w:tcPr/>
-          <w:p>
-            <w:pPr>
-              <w:pStyle w:val="Compact"/>
-            </w:pPr>
-          </w:p>
-        </w:tc>
-        <w:tc>
-          <w:tcPr/>
-          <w:p>
-            <w:pPr>
-              <w:pStyle w:val="Compact"/>
-            </w:pPr>
-          </w:p>
-        </w:tc>
-        <w:tc>
-          <w:tcPr/>
-          <w:p>
-            <w:pPr>
-              <w:pStyle w:val="Compact"/>
-              <w:jc w:val="center"/>
-            </w:pPr>
-            <w:r>
-              <w:t xml:space="preserve">●</w:t>
-            </w:r>
-          </w:p>
-        </w:tc>
-        <w:tc>
-          <w:tcPr/>
-          <w:p>
-            <w:pPr>
-              <w:pStyle w:val="Compact"/>
-            </w:pPr>
-          </w:p>
-        </w:tc>
-        <w:tc>
-          <w:tcPr/>
-          <w:p>
-            <w:pPr>
-              <w:pStyle w:val="Compact"/>
-            </w:pPr>
-          </w:p>
-        </w:tc>
-        <w:tc>
-          <w:tcPr/>
-          <w:p>
-            <w:pPr>
-              <w:pStyle w:val="Compact"/>
-              <w:jc w:val="center"/>
-            </w:pPr>
-            <w:r>
-              <w:t xml:space="preserve">●</w:t>
-            </w:r>
-          </w:p>
-        </w:tc>
-      </w:tr>
-      <w:tr>
-        <w:tc>
-          <w:tcPr/>
-          <w:p>
-            <w:pPr>
-              <w:pStyle w:val="Compact"/>
-            </w:pPr>
-            <w:r>
-              <w:t xml:space="preserve">StreamNet Data Exchange Standard (DES)</w:t>
-            </w:r>
-          </w:p>
-        </w:tc>
-        <w:tc>
-          <w:tcPr/>
-          <w:p>
-            <w:pPr>
-              <w:pStyle w:val="Compact"/>
-              <w:jc w:val="center"/>
-            </w:pPr>
-            <w:r>
-              <w:t xml:space="preserve">●</w:t>
-            </w:r>
-          </w:p>
-        </w:tc>
-        <w:tc>
-          <w:tcPr/>
-          <w:p>
-            <w:pPr>
-              <w:pStyle w:val="Compact"/>
-            </w:pPr>
-          </w:p>
-        </w:tc>
-        <w:tc>
-          <w:tcPr/>
-          <w:p>
-            <w:pPr>
-              <w:pStyle w:val="Compact"/>
-            </w:pPr>
-          </w:p>
-        </w:tc>
-        <w:tc>
-          <w:tcPr/>
-          <w:p>
-            <w:pPr>
-              <w:pStyle w:val="Compact"/>
-              <w:jc w:val="center"/>
-            </w:pPr>
-            <w:r>
-              <w:t xml:space="preserve">●</w:t>
-            </w:r>
-          </w:p>
-        </w:tc>
-        <w:tc>
-          <w:tcPr/>
-          <w:p>
-            <w:pPr>
-              <w:pStyle w:val="Compact"/>
-            </w:pPr>
-          </w:p>
-        </w:tc>
-        <w:tc>
-          <w:tcPr/>
-          <w:p>
-            <w:pPr>
-              <w:pStyle w:val="Compact"/>
-            </w:pPr>
-          </w:p>
-        </w:tc>
-        <w:tc>
-          <w:tcPr/>
-          <w:p>
-            <w:pPr>
-              <w:pStyle w:val="Compact"/>
-              <w:jc w:val="center"/>
-            </w:pPr>
-            <w:r>
-              <w:t xml:space="preserve">●</w:t>
-            </w:r>
-          </w:p>
-        </w:tc>
-      </w:tr>
-      <w:tr>
-        <w:tc>
-          <w:tcPr/>
-          <w:p>
-            <w:pPr>
-              <w:pStyle w:val="Compact"/>
-            </w:pPr>
-            <w:r>
-              <w:t xml:space="preserve">PTAGIS API</w:t>
-            </w:r>
-          </w:p>
-        </w:tc>
-        <w:tc>
-          <w:tcPr/>
-          <w:p>
-            <w:pPr>
-              <w:pStyle w:val="Compact"/>
-            </w:pPr>
-          </w:p>
-        </w:tc>
-        <w:tc>
-          <w:tcPr/>
-          <w:p>
-            <w:pPr>
-              <w:pStyle w:val="Compact"/>
-            </w:pPr>
-          </w:p>
-        </w:tc>
-        <w:tc>
-          <w:tcPr/>
-          <w:p>
-            <w:pPr>
-              <w:pStyle w:val="Compact"/>
-            </w:pPr>
-          </w:p>
-        </w:tc>
-        <w:tc>
-          <w:tcPr/>
-          <w:p>
-            <w:pPr>
-              <w:pStyle w:val="Compact"/>
-            </w:pPr>
-          </w:p>
-        </w:tc>
-        <w:tc>
-          <w:tcPr/>
-          <w:p>
-            <w:pPr>
-              <w:pStyle w:val="Compact"/>
-              <w:jc w:val="center"/>
-            </w:pPr>
-            <w:r>
-              <w:t xml:space="preserve">●</w:t>
-            </w:r>
-          </w:p>
-        </w:tc>
-        <w:tc>
-          <w:tcPr/>
-          <w:p>
-            <w:pPr>
-              <w:pStyle w:val="Compact"/>
-            </w:pPr>
-          </w:p>
-        </w:tc>
-        <w:tc>
-          <w:tcPr/>
-          <w:p>
-            <w:pPr>
-              <w:pStyle w:val="Compact"/>
-            </w:pPr>
-          </w:p>
-        </w:tc>
-      </w:tr>
-      <w:tr>
-        <w:tc>
-          <w:tcPr/>
-          <w:p>
-            <w:pPr>
-              <w:pStyle w:val="Compact"/>
-            </w:pPr>
-            <w:r>
-              <w:t xml:space="preserve">GitHub + Zenodo (NuSEDS cleaning code + versioned dataset DOIs)</w:t>
-            </w:r>
-          </w:p>
-        </w:tc>
-        <w:tc>
-          <w:tcPr/>
-          <w:p>
-            <w:pPr>
-              <w:pStyle w:val="Compact"/>
-            </w:pPr>
-          </w:p>
-        </w:tc>
-        <w:tc>
-          <w:tcPr/>
-          <w:p>
-            <w:pPr>
-              <w:pStyle w:val="Compact"/>
-            </w:pPr>
-          </w:p>
-        </w:tc>
-        <w:tc>
-          <w:tcPr/>
-          <w:p>
-            <w:pPr>
-              <w:pStyle w:val="Compact"/>
-              <w:jc w:val="center"/>
-            </w:pPr>
-            <w:r>
-              <w:t xml:space="preserve">●</w:t>
-            </w:r>
-          </w:p>
-        </w:tc>
-        <w:tc>
-          <w:tcPr/>
-          <w:p>
-            <w:pPr>
-              <w:pStyle w:val="Compact"/>
-            </w:pPr>
-          </w:p>
-        </w:tc>
-        <w:tc>
-          <w:tcPr/>
-          <w:p>
-            <w:pPr>
-              <w:pStyle w:val="Compact"/>
-              <w:jc w:val="center"/>
-            </w:pPr>
-            <w:r>
-              <w:t xml:space="preserve">●</w:t>
-            </w:r>
-          </w:p>
-        </w:tc>
-        <w:tc>
-          <w:tcPr/>
-          <w:p>
-            <w:pPr>
-              <w:pStyle w:val="Compact"/>
-              <w:jc w:val="center"/>
-            </w:pPr>
-            <w:r>
-              <w:t xml:space="preserve">●</w:t>
-            </w:r>
-          </w:p>
-        </w:tc>
-        <w:tc>
-          <w:tcPr/>
-          <w:p>
-            <w:pPr>
-              <w:pStyle w:val="Compact"/>
-            </w:pPr>
-          </w:p>
-        </w:tc>
-      </w:tr>
-      <w:tr>
-        <w:tc>
-          <w:tcPr/>
-          <w:p>
-            <w:pPr>
-              <w:pStyle w:val="Compact"/>
-            </w:pPr>
-            <w:r>
-              <w:t xml:space="preserve">Workshops (e.g., AFS</w:t>
-            </w:r>
-            <w:r>
-              <w:t xml:space="preserve"> </w:t>
-            </w:r>
-            <w:r>
-              <w:t xml:space="preserve">“Fishing for Clarity”</w:t>
-            </w:r>
-            <w:r>
-              <w:t xml:space="preserve">)</w:t>
-            </w:r>
-          </w:p>
-        </w:tc>
-        <w:tc>
-          <w:tcPr/>
-          <w:p>
-            <w:pPr>
-              <w:pStyle w:val="Compact"/>
-            </w:pPr>
-          </w:p>
-        </w:tc>
-        <w:tc>
-          <w:tcPr/>
-          <w:p>
-            <w:pPr>
-              <w:pStyle w:val="Compact"/>
-            </w:pPr>
-          </w:p>
-        </w:tc>
-        <w:tc>
-          <w:tcPr/>
-          <w:p>
-            <w:pPr>
-              <w:pStyle w:val="Compact"/>
-            </w:pPr>
-          </w:p>
-        </w:tc>
-        <w:tc>
-          <w:tcPr/>
-          <w:p>
-            <w:pPr>
-              <w:pStyle w:val="Compact"/>
-              <w:jc w:val="center"/>
-            </w:pPr>
-            <w:r>
-              <w:t xml:space="preserve">●</w:t>
-            </w:r>
-          </w:p>
-        </w:tc>
-        <w:tc>
-          <w:tcPr/>
-          <w:p>
-            <w:pPr>
-              <w:pStyle w:val="Compact"/>
-            </w:pPr>
-          </w:p>
-        </w:tc>
-        <w:tc>
-          <w:tcPr/>
-          <w:p>
-            <w:pPr>
-              <w:pStyle w:val="Compact"/>
-            </w:pPr>
-          </w:p>
-        </w:tc>
-        <w:tc>
-          <w:tcPr/>
-          <w:p>
-            <w:pPr>
-              <w:pStyle w:val="Compact"/>
-              <w:jc w:val="center"/>
-            </w:pPr>
-            <w:r>
-              <w:t xml:space="preserve">●</w:t>
-            </w:r>
-          </w:p>
-        </w:tc>
-      </w:tr>
-    </w:tbl>
-    <w:bookmarkStart w:id="137" w:name="Xb12edd0657e7269c47a25b09d9d78e24cee1937"/>
+        <w:t xml:space="preserve">1. Make Data Governance Explicit to Support Trust and Reuse</w:t>
+      </w:r>
+    </w:p>
+    <w:p>
+      <w:pPr>
+        <w:pStyle w:val="FirstParagraph"/>
+      </w:pPr>
+      <w:r>
+        <w:t xml:space="preserve">Clear governance defines roles, responsibilities, and procedures ensuring data quality, long-term maintenance, accountability, and compliance with community principles such as FAIR and CARE. Effective governance fosters trust, and facilitate data sharing, reduces ambiguity regarding decision making, and is critical for coordinating both technical and sociocultural aspects of data stewardship.</w:t>
+      </w:r>
+    </w:p>
+    <w:p>
+      <w:pPr>
+        <w:pStyle w:val="BodyText"/>
+      </w:pPr>
+      <w:r>
+        <w:t xml:space="preserve">In collaborative international or multi-organizational settings, establishing governance at the outset of a project is crucial for aligning diverse groups, including biologists, data managers, Indigenous communities, policymakers, and other participants. Early governance planning should establish clear, collaborative frameworks that respect each group’s expertise and needs from the beginning. </w:t>
+      </w:r>
+    </w:p>
+    <w:bookmarkStart w:id="137" w:name="practical-applications"/>
+    <w:p>
+      <w:pPr>
+        <w:pStyle w:val="Heading5"/>
+      </w:pPr>
+      <w:r>
+        <w:t xml:space="preserve">Practical Applications:</w:t>
+      </w:r>
+    </w:p>
+    <w:p>
+      <w:pPr>
+        <w:pStyle w:val="FirstParagraph"/>
+      </w:pPr>
+      <w:r>
+        <w:t xml:space="preserve">1.1 Document roles and responsibilities clearly at project start using a Project or Data Product Governance Charter and structured frameworks (e.g., DACI or RACI charts) that relate to organizational data policies.</w:t>
+      </w:r>
+    </w:p>
+    <w:p>
+      <w:pPr>
+        <w:numPr>
+          <w:ilvl w:val="0"/>
+          <w:numId w:val="1007"/>
+        </w:numPr>
+      </w:pPr>
+      <w:hyperlink r:id="rId132">
+        <w:r>
+          <w:rPr>
+            <w:rStyle w:val="Hyperlink"/>
+          </w:rPr>
+          <w:t xml:space="preserve">Example of a Data Management Plan from the California Department of Water Resources</w:t>
+        </w:r>
+      </w:hyperlink>
+    </w:p>
+    <w:p>
+      <w:pPr>
+        <w:numPr>
+          <w:ilvl w:val="0"/>
+          <w:numId w:val="1007"/>
+        </w:numPr>
+      </w:pPr>
+      <w:r>
+        <w:t xml:space="preserve">Data Management Plan Templates from</w:t>
+      </w:r>
+      <w:r>
+        <w:t xml:space="preserve"> </w:t>
+      </w:r>
+      <w:hyperlink r:id="rId133">
+        <w:r>
+          <w:rPr>
+            <w:rStyle w:val="Hyperlink"/>
+          </w:rPr>
+          <w:t xml:space="preserve">DMPTool</w:t>
+        </w:r>
+      </w:hyperlink>
+      <w:r>
+        <w:t xml:space="preserve">, and</w:t>
+      </w:r>
+      <w:r>
+        <w:t xml:space="preserve"> </w:t>
+      </w:r>
+      <w:hyperlink r:id="rId134">
+        <w:r>
+          <w:rPr>
+            <w:rStyle w:val="Hyperlink"/>
+          </w:rPr>
+          <w:t xml:space="preserve">NOAA Data Management Handbook</w:t>
+        </w:r>
+      </w:hyperlink>
+    </w:p>
+    <w:p>
+      <w:pPr>
+        <w:pStyle w:val="FirstParagraph"/>
+      </w:pPr>
+      <w:r>
+        <w:t xml:space="preserve">1.2 Integrate CARE principles to ensure ethical governance and respect Indigenous data rights.</w:t>
+      </w:r>
+    </w:p>
+    <w:p>
+      <w:pPr>
+        <w:pStyle w:val="Compact"/>
+        <w:numPr>
+          <w:ilvl w:val="0"/>
+          <w:numId w:val="1008"/>
+        </w:numPr>
+      </w:pPr>
+      <w:r>
+        <w:t xml:space="preserve">Northwest Indian Fisheries Commission use password protected website to host all the WDFW and tribal data in a one-stop shopping website for co-managers to pull data they need for decision-making process.</w:t>
+      </w:r>
+      <w:r>
+        <w:t xml:space="preserve"> </w:t>
+      </w:r>
+      <w:hyperlink r:id="rId135">
+        <w:r>
+          <w:rPr>
+            <w:rStyle w:val="Hyperlink"/>
+          </w:rPr>
+          <w:t xml:space="preserve">https://fisheriesservices.nwifc.org/</w:t>
+        </w:r>
+      </w:hyperlink>
+    </w:p>
+    <w:p>
+      <w:pPr>
+        <w:pStyle w:val="FirstParagraph"/>
+      </w:pPr>
+      <w:r>
+        <w:t xml:space="preserve">1.3 Create a governance or oversight committee for regular data practice reviews and decision making regarding data structures, timelines, data sharing agreements and interoperability protocols</w:t>
+      </w:r>
+    </w:p>
+    <w:p>
+      <w:pPr>
+        <w:pStyle w:val="Compact"/>
+        <w:numPr>
+          <w:ilvl w:val="0"/>
+          <w:numId w:val="1009"/>
+        </w:numPr>
+      </w:pPr>
+      <w:r>
+        <w:t xml:space="preserve">Pacific Salmon Commission has formed a Technical Committee on Data Sharing including both US and Canadian data contributors.</w:t>
+      </w:r>
+      <w:r>
+        <w:t xml:space="preserve"> </w:t>
+      </w:r>
+      <w:hyperlink r:id="rId136">
+        <w:r>
+          <w:rPr>
+            <w:rStyle w:val="Hyperlink"/>
+          </w:rPr>
+          <w:t xml:space="preserve">https://www.psc.org/membership-lists/</w:t>
+        </w:r>
+      </w:hyperlink>
+    </w:p>
+    <w:bookmarkEnd w:id="137"/>
+    <w:bookmarkEnd w:id="138"/>
+    <w:bookmarkStart w:id="143" w:name="Xe4940526a4497d243234a137f59d11fc75e1dec"/>
     <w:p>
       <w:pPr>
         <w:pStyle w:val="Heading4"/>
@@ -5170,7 +4427,7 @@
           <w:b/>
           <w:bCs/>
         </w:rPr>
-        <w:t xml:space="preserve">1. Make Data Governance Explicit to Support Trust and Reuse</w:t>
+        <w:t xml:space="preserve">2. Reuse Proven Infrastructure to Save Time and Increase Interoperability</w:t>
       </w:r>
     </w:p>
     <w:p>
@@ -5178,151 +4435,94 @@
         <w:pStyle w:val="FirstParagraph"/>
       </w:pPr>
       <w:r>
-        <w:t xml:space="preserve">Clear governance defines roles, responsibilities, and procedures ensuring data quality, long-term maintenance, accountability, and compliance with community principles such as FAIR and CARE. Effective governance fosters trust, and facilitate data sharing, reduces ambiguity regarding decision making, and is critical for coordinating both technical and sociocultural aspects of data stewardship.</w:t>
-      </w:r>
+        <w:t xml:space="preserve">Building custom solutions should be avoided where possible. Maximizing existing platforms and technologies reduces costs, accelerates implementation, and increases data interoperability. Building modular, interoperable systems grounded in proven technologies ensures sustainable long-term stewardship.</w:t>
+      </w:r>
+    </w:p>
+    <w:bookmarkStart w:id="142" w:name="practical-applications-1"/>
+    <w:p>
+      <w:pPr>
+        <w:pStyle w:val="Heading5"/>
+      </w:pPr>
+      <w:r>
+        <w:t xml:space="preserve">Practical Applications:</w:t>
+      </w:r>
+    </w:p>
+    <w:p>
+      <w:pPr>
+        <w:pStyle w:val="FirstParagraph"/>
+      </w:pPr>
+      <w:r>
+        <w:t xml:space="preserve">2.1</w:t>
+      </w:r>
+      <w:r>
+        <w:t xml:space="preserve"> </w:t>
+      </w:r>
+      <w:hyperlink r:id="rId139">
+        <w:r>
+          <w:rPr>
+            <w:rStyle w:val="Hyperlink"/>
+          </w:rPr>
+          <w:t xml:space="preserve">Use the Ocean Biodiversity Information System or the Global Biodiversity Information Facility to standardize and host your data</w:t>
+        </w:r>
+      </w:hyperlink>
     </w:p>
     <w:p>
       <w:pPr>
         <w:pStyle w:val="BodyText"/>
       </w:pPr>
       <w:r>
-        <w:t xml:space="preserve">In collaborative international or multi-organizational settings, establishing governance at the outset of a project is crucial for aligning diverse groups, including biologists, data managers, Indigenous communities, policymakers, and other participants. Early governance planning should establish clear, collaborative frameworks that respect each group’s expertise and needs from the beginning. </w:t>
-      </w:r>
-    </w:p>
-    <w:bookmarkStart w:id="136" w:name="practical-applications"/>
-    <w:p>
-      <w:pPr>
-        <w:pStyle w:val="Heading5"/>
-      </w:pPr>
-      <w:r>
-        <w:t xml:space="preserve">Practical Applications:</w:t>
-      </w:r>
-    </w:p>
-    <w:p>
-      <w:pPr>
-        <w:pStyle w:val="FirstParagraph"/>
-      </w:pPr>
-      <w:r>
-        <w:t xml:space="preserve">1.1 Document roles and responsibilities clearly at project start using a Project or Data Product Governance Charter and structured frameworks (e.g., DACI or RACI charts) that relate to organizational data policies.</w:t>
-      </w:r>
-    </w:p>
-    <w:p>
-      <w:pPr>
+        <w:t xml:space="preserve">2.2 Use free data catalogue services such as the Knowledge Network for Biocomplexity (KNB) or Zenodo</w:t>
+      </w:r>
+    </w:p>
+    <w:p>
+      <w:pPr>
+        <w:pStyle w:val="Compact"/>
         <w:numPr>
           <w:ilvl w:val="0"/>
-          <w:numId w:val="1007"/>
-        </w:numPr>
-      </w:pPr>
-      <w:hyperlink r:id="rId131">
-        <w:r>
-          <w:rPr>
-            <w:rStyle w:val="Hyperlink"/>
-          </w:rPr>
-          <w:t xml:space="preserve">Example of a Data Management Plan from the California Department of Water Resources</w:t>
-        </w:r>
-      </w:hyperlink>
-    </w:p>
-    <w:p>
-      <w:pPr>
-        <w:numPr>
-          <w:ilvl w:val="0"/>
-          <w:numId w:val="1007"/>
-        </w:numPr>
-      </w:pPr>
-      <w:r>
-        <w:t xml:space="preserve">Data Management Plan Templates from</w:t>
-      </w:r>
-      <w:r>
-        <w:t xml:space="preserve"> </w:t>
-      </w:r>
-      <w:hyperlink r:id="rId132">
-        <w:r>
-          <w:rPr>
-            <w:rStyle w:val="Hyperlink"/>
-          </w:rPr>
-          <w:t xml:space="preserve">DMPTool</w:t>
-        </w:r>
-      </w:hyperlink>
-      <w:r>
-        <w:t xml:space="preserve">, and</w:t>
-      </w:r>
-      <w:r>
-        <w:t xml:space="preserve"> </w:t>
-      </w:r>
-      <w:hyperlink r:id="rId133">
-        <w:r>
-          <w:rPr>
-            <w:rStyle w:val="Hyperlink"/>
-          </w:rPr>
-          <w:t xml:space="preserve">NOAA Data Management Handbook</w:t>
-        </w:r>
-      </w:hyperlink>
-    </w:p>
-    <w:p>
-      <w:pPr>
-        <w:pStyle w:val="FirstParagraph"/>
-      </w:pPr>
-      <w:r>
-        <w:t xml:space="preserve">1.2 Integrate CARE principles to ensure ethical governance and respect Indigenous data rights.</w:t>
-      </w:r>
-    </w:p>
-    <w:p>
-      <w:pPr>
-        <w:pStyle w:val="Compact"/>
-        <w:numPr>
-          <w:ilvl w:val="0"/>
-          <w:numId w:val="1008"/>
-        </w:numPr>
-      </w:pPr>
-      <w:r>
-        <w:t xml:space="preserve">Northwest Indian Fisheries Commission use password protected website to host all the WDFW and tribal data in a one-stop shopping website for co-managers to pull data they need for decision-making process.</w:t>
-      </w:r>
-      <w:r>
-        <w:t xml:space="preserve"> </w:t>
-      </w:r>
-      <w:hyperlink r:id="rId134">
-        <w:r>
-          <w:rPr>
-            <w:rStyle w:val="Hyperlink"/>
-          </w:rPr>
-          <w:t xml:space="preserve">https://fisheriesservices.nwifc.org/</w:t>
-        </w:r>
-      </w:hyperlink>
-    </w:p>
-    <w:p>
-      <w:pPr>
-        <w:pStyle w:val="FirstParagraph"/>
-      </w:pPr>
-      <w:r>
-        <w:t xml:space="preserve">1.3 Create a governance or oversight committee for regular data practice reviews and decision making regarding data structures, timelines, data sharing agreements and interoperability protocols</w:t>
-      </w:r>
-    </w:p>
-    <w:p>
-      <w:pPr>
-        <w:pStyle w:val="Compact"/>
-        <w:numPr>
-          <w:ilvl w:val="0"/>
-          <w:numId w:val="1009"/>
-        </w:numPr>
-      </w:pPr>
-      <w:r>
-        <w:t xml:space="preserve">Pacific Salmon Commission has formed a Technical Committee on Data Sharing including both US and Canadian data contributors.</w:t>
-      </w:r>
-      <w:r>
-        <w:t xml:space="preserve"> </w:t>
-      </w:r>
-      <w:hyperlink r:id="rId135">
-        <w:r>
-          <w:rPr>
-            <w:rStyle w:val="Hyperlink"/>
-          </w:rPr>
-          <w:t xml:space="preserve">https://www.psc.org/membership-lists/</w:t>
-        </w:r>
-      </w:hyperlink>
-    </w:p>
-    <w:bookmarkEnd w:id="136"/>
-    <w:bookmarkEnd w:id="137"/>
-    <w:bookmarkStart w:id="142" w:name="Xe4940526a4497d243234a137f59d11fc75e1dec"/>
+          <w:numId w:val="1010"/>
+        </w:numPr>
+      </w:pPr>
+      <w:r>
+        <w:t xml:space="preserve">The Pacific Salmon Foundation’s</w:t>
+      </w:r>
+      <w:r>
+        <w:t xml:space="preserve"> </w:t>
+      </w:r>
+      <w:hyperlink r:id="rId140">
+        <w:r>
+          <w:rPr>
+            <w:rStyle w:val="Hyperlink"/>
+          </w:rPr>
+          <w:t xml:space="preserve">spawner surveys dataset on Zenodo</w:t>
+        </w:r>
+      </w:hyperlink>
+      <w:r>
+        <w:t xml:space="preserve"> </w:t>
+      </w:r>
+      <w:r>
+        <w:t xml:space="preserve">(Carturan and Peacock 2025) received more views within weeks than a</w:t>
+      </w:r>
+      <w:r>
+        <w:t xml:space="preserve"> </w:t>
+      </w:r>
+      <w:hyperlink r:id="rId141">
+        <w:r>
+          <w:rPr>
+            <w:rStyle w:val="Hyperlink"/>
+          </w:rPr>
+          <w:t xml:space="preserve">analogous dataset in the Salmon Data Library</w:t>
+        </w:r>
+      </w:hyperlink>
+      <w:r>
+        <w:t xml:space="preserve"> </w:t>
+      </w:r>
+      <w:r>
+        <w:t xml:space="preserve">(Pacific Salmon Foundation 2025) did over several years, illustrating that leveraging established public data infrastructures, rather than developing institution-specific ones, can substantially increase discoverability.</w:t>
+      </w:r>
+    </w:p>
+    <w:bookmarkEnd w:id="142"/>
+    <w:bookmarkEnd w:id="143"/>
+    <w:bookmarkStart w:id="149" w:name="X2e704b3fbdac499c8de63b2db85bac328669287"/>
     <w:p>
       <w:pPr>
         <w:pStyle w:val="Heading4"/>
@@ -5332,7 +4532,7 @@
           <w:b/>
           <w:bCs/>
         </w:rPr>
-        <w:t xml:space="preserve">2. Reuse Proven Infrastructure to Save Time and Increase Interoperability</w:t>
+        <w:t xml:space="preserve">3. Make Data, People, Projects, and Outputs Discoverable, Linked and Citable with PIDs</w:t>
       </w:r>
     </w:p>
     <w:p>
@@ -5340,10 +4540,10 @@
         <w:pStyle w:val="FirstParagraph"/>
       </w:pPr>
       <w:r>
-        <w:t xml:space="preserve">Building custom solutions should be avoided where possible. Maximizing existing platforms and technologies reduces costs, accelerates implementation, and increases data interoperability. Building modular, interoperable systems grounded in proven technologies ensures sustainable long-term stewardship.</w:t>
-      </w:r>
-    </w:p>
-    <w:bookmarkStart w:id="141" w:name="practical-applications-1"/>
+        <w:t xml:space="preserve">Persistent identifiers (PIDs), including Digital Object Identifiers (DOI) are essential for tracking the provenance and reuse of data, and linking data, protocols, organizations and people. They allow for consistent referencing, integration across systems, and automated credit via data citation.</w:t>
+      </w:r>
+    </w:p>
+    <w:bookmarkStart w:id="148" w:name="practical-applications-2"/>
     <w:p>
       <w:pPr>
         <w:pStyle w:val="Heading5"/>
@@ -5357,26 +4557,32 @@
         <w:pStyle w:val="FirstParagraph"/>
       </w:pPr>
       <w:r>
-        <w:t xml:space="preserve">2.1</w:t>
-      </w:r>
-      <w:r>
-        <w:t xml:space="preserve"> </w:t>
-      </w:r>
-      <w:hyperlink r:id="rId138">
-        <w:r>
-          <w:rPr>
-            <w:rStyle w:val="Hyperlink"/>
-          </w:rPr>
-          <w:t xml:space="preserve">Use the Ocean Biodiversity Information System or the Global Biodiversity Information Facility to standardize and host your data</w:t>
-        </w:r>
-      </w:hyperlink>
+        <w:t xml:space="preserve">3.1 Encourage researchers to register for an</w:t>
+      </w:r>
+      <w:r>
+        <w:t xml:space="preserve"> </w:t>
+      </w:r>
+      <w:hyperlink r:id="rId144">
+        <w:r>
+          <w:rPr>
+            <w:rStyle w:val="Hyperlink"/>
+          </w:rPr>
+          <w:t xml:space="preserve">Open Researcher and Contributor ID (ORCID)</w:t>
+        </w:r>
+      </w:hyperlink>
+      <w:r>
+        <w:t xml:space="preserve"> </w:t>
+      </w:r>
+      <w:r>
+        <w:t xml:space="preserve">and include ORCIDs in metadata records and submission forms</w:t>
+      </w:r>
     </w:p>
     <w:p>
       <w:pPr>
         <w:pStyle w:val="BodyText"/>
       </w:pPr>
       <w:r>
-        <w:t xml:space="preserve">2.2 Use free data catalogue services such as the Knowledge Network for Biocomplexity (KNB) or Zenodo</w:t>
+        <w:t xml:space="preserve">3.2 Register your organization with the Research Organization Registry (ROR) and use ROR IDs to identify institutions involved in salmon science.</w:t>
       </w:r>
     </w:p>
     <w:p>
@@ -5384,50 +4590,95 @@
         <w:pStyle w:val="Compact"/>
         <w:numPr>
           <w:ilvl w:val="0"/>
-          <w:numId w:val="1010"/>
-        </w:numPr>
-      </w:pPr>
-      <w:r>
-        <w:t xml:space="preserve">The Pacific Salmon Foundation’s</w:t>
-      </w:r>
-      <w:r>
-        <w:t xml:space="preserve"> </w:t>
-      </w:r>
-      <w:hyperlink r:id="rId139">
-        <w:r>
-          <w:rPr>
-            <w:rStyle w:val="Hyperlink"/>
-          </w:rPr>
-          <w:t xml:space="preserve">spawner surveys dataset on Zenodo</w:t>
-        </w:r>
-      </w:hyperlink>
-      <w:r>
-        <w:t xml:space="preserve"> </w:t>
-      </w:r>
-      <w:r>
-        <w:t xml:space="preserve">(Carturan and Peacock 2025) received more views within weeks than a</w:t>
-      </w:r>
-      <w:r>
-        <w:t xml:space="preserve"> </w:t>
-      </w:r>
-      <w:hyperlink r:id="rId140">
-        <w:r>
-          <w:rPr>
-            <w:rStyle w:val="Hyperlink"/>
-          </w:rPr>
-          <w:t xml:space="preserve">analogous dataset in the Salmon Data Library</w:t>
-        </w:r>
-      </w:hyperlink>
-      <w:r>
-        <w:t xml:space="preserve"> </w:t>
-      </w:r>
-      <w:r>
-        <w:t xml:space="preserve">(Pacific Salmon Foundation 2025) did over several years, illustrating that leveraging established public data infrastructures, rather than developing institution-specific ones, can substantially increase discoverability.</w:t>
-      </w:r>
-    </w:p>
-    <w:bookmarkEnd w:id="141"/>
-    <w:bookmarkEnd w:id="142"/>
-    <w:bookmarkStart w:id="148" w:name="X2e704b3fbdac499c8de63b2db85bac328669287"/>
+          <w:numId w:val="1011"/>
+        </w:numPr>
+      </w:pPr>
+      <w:r>
+        <w:t xml:space="preserve">Several salmon data holding institutions are already</w:t>
+      </w:r>
+      <w:r>
+        <w:t xml:space="preserve"> </w:t>
+      </w:r>
+      <w:hyperlink r:id="rId145">
+        <w:r>
+          <w:rPr>
+            <w:rStyle w:val="Hyperlink"/>
+          </w:rPr>
+          <w:t xml:space="preserve">registered with ROR</w:t>
+        </w:r>
+      </w:hyperlink>
+      <w:r>
+        <w:t xml:space="preserve">. As a result, those organizations can track and demonstrate their scholarly impact from data publications:</w:t>
+      </w:r>
+      <w:r>
+        <w:t xml:space="preserve"> </w:t>
+      </w:r>
+      <w:hyperlink r:id="rId146">
+        <w:r>
+          <w:rPr>
+            <w:rStyle w:val="Hyperlink"/>
+          </w:rPr>
+          <w:t xml:space="preserve">DataCite Commons: Pacific Salmon Foundation</w:t>
+        </w:r>
+      </w:hyperlink>
+    </w:p>
+    <w:p>
+      <w:pPr>
+        <w:pStyle w:val="FirstParagraph"/>
+      </w:pPr>
+      <w:r>
+        <w:t xml:space="preserve">3.3 Assign DOIs to data packages, protocols, and reports using DataCite. Maintain version history for all metadata records and document the provenance of metadata creation, updates, and quality control processes to ensure accountability and traceability.</w:t>
+      </w:r>
+    </w:p>
+    <w:p>
+      <w:pPr>
+        <w:pStyle w:val="Compact"/>
+        <w:numPr>
+          <w:ilvl w:val="0"/>
+          <w:numId w:val="1012"/>
+        </w:numPr>
+      </w:pPr>
+      <w:r>
+        <w:t xml:space="preserve">The North Pacific Anadromous Fish Commission (NPAFC) assigns DOIs to IYS-related data packages which are served by a CKAN catalogue at</w:t>
+      </w:r>
+      <w:r>
+        <w:t xml:space="preserve"> </w:t>
+      </w:r>
+      <w:hyperlink r:id="rId147">
+        <w:r>
+          <w:rPr>
+            <w:rStyle w:val="Hyperlink"/>
+          </w:rPr>
+          <w:t xml:space="preserve">https://data.npafc.org</w:t>
+        </w:r>
+      </w:hyperlink>
+      <w:r>
+        <w:t xml:space="preserve">. The Commission also assigns DOIs to NPAFC Technical Reports and Bulletins.</w:t>
+      </w:r>
+    </w:p>
+    <w:p>
+      <w:pPr>
+        <w:pStyle w:val="Compact"/>
+        <w:numPr>
+          <w:ilvl w:val="0"/>
+          <w:numId w:val="1012"/>
+        </w:numPr>
+      </w:pPr>
+      <w:r>
+        <w:t xml:space="preserve">The Pacific Salmon Foundation’s State of Salmon report (stateofsalmon.ca) has unique DOIs for each version, improving specificity and citability of each year’s results.</w:t>
+      </w:r>
+    </w:p>
+    <w:p>
+      <w:pPr>
+        <w:pStyle w:val="FirstParagraph"/>
+      </w:pPr>
+      <w:r>
+        <w:t xml:space="preserve">3.4 Embed DOIs in dashboards, figures, and metadata so they persist in derivative products.</w:t>
+      </w:r>
+    </w:p>
+    <w:bookmarkEnd w:id="148"/>
+    <w:bookmarkEnd w:id="149"/>
+    <w:bookmarkStart w:id="157" w:name="Xae20514442a38834165b7fc789fed8fea292c0a"/>
     <w:p>
       <w:pPr>
         <w:pStyle w:val="Heading4"/>
@@ -5437,7 +4688,7 @@
           <w:b/>
           <w:bCs/>
         </w:rPr>
-        <w:t xml:space="preserve">3. Make Data, People, Projects, and Outputs Discoverable, Linked and Citable with PIDs</w:t>
+        <w:t xml:space="preserve">4. Use Shared Data Models, Vocabularies and Metadata to Enable Integration</w:t>
       </w:r>
     </w:p>
     <w:p>
@@ -5445,10 +4696,10 @@
         <w:pStyle w:val="FirstParagraph"/>
       </w:pPr>
       <w:r>
-        <w:t xml:space="preserve">Persistent identifiers (PIDs), including Digital Object Identifiers (DOI) are essential for tracking the provenance and reuse of data, and linking data, protocols, organizations and people. They allow for consistent referencing, integration across systems, and automated credit via data citation.</w:t>
-      </w:r>
-    </w:p>
-    <w:bookmarkStart w:id="147" w:name="practical-applications-2"/>
+        <w:t xml:space="preserve">Standardizing metadata and terminology ensures data can be interpreted correctly and integrated across systems. Controlled vocabularies, community ontologies, and structured metadata schemas allow data to retain its full semantic meaning.</w:t>
+      </w:r>
+    </w:p>
+    <w:bookmarkStart w:id="156" w:name="practical-applications-3"/>
     <w:p>
       <w:pPr>
         <w:pStyle w:val="Heading5"/>
@@ -5462,32 +4713,7 @@
         <w:pStyle w:val="FirstParagraph"/>
       </w:pPr>
       <w:r>
-        <w:t xml:space="preserve">3.1 Encourage researchers to register for an</w:t>
-      </w:r>
-      <w:r>
-        <w:t xml:space="preserve"> </w:t>
-      </w:r>
-      <w:hyperlink r:id="rId143">
-        <w:r>
-          <w:rPr>
-            <w:rStyle w:val="Hyperlink"/>
-          </w:rPr>
-          <w:t xml:space="preserve">Open Researcher and Contributor ID (ORCID)</w:t>
-        </w:r>
-      </w:hyperlink>
-      <w:r>
-        <w:t xml:space="preserve"> </w:t>
-      </w:r>
-      <w:r>
-        <w:t xml:space="preserve">and include ORCIDs in metadata records and submission forms</w:t>
-      </w:r>
-    </w:p>
-    <w:p>
-      <w:pPr>
-        <w:pStyle w:val="BodyText"/>
-      </w:pPr>
-      <w:r>
-        <w:t xml:space="preserve">3.2 Register your organization with the Research Organization Registry (ROR) and use ROR IDs to identify institutions involved in salmon science.</w:t>
+        <w:t xml:space="preserve">4.1 Configure data catalogues and metadata intake tools to accept internationally recognized metadata schemas such as ISO 19115, Ecological Metadata Language (EML), or DataCite. Implement automated validation against schema requirements and manual review processes to ensure metadata completeness, accuracy, and consistency before publication.</w:t>
       </w:r>
     </w:p>
     <w:p>
@@ -5495,82 +4721,133 @@
         <w:pStyle w:val="Compact"/>
         <w:numPr>
           <w:ilvl w:val="0"/>
-          <w:numId w:val="1011"/>
-        </w:numPr>
-      </w:pPr>
-      <w:r>
-        <w:t xml:space="preserve">Several salmon data holding institutions are already</w:t>
-      </w:r>
-      <w:r>
-        <w:t xml:space="preserve"> </w:t>
-      </w:r>
-      <w:hyperlink r:id="rId144">
-        <w:r>
-          <w:rPr>
-            <w:rStyle w:val="Hyperlink"/>
-          </w:rPr>
-          <w:t xml:space="preserve">registered with ROR</w:t>
-        </w:r>
-      </w:hyperlink>
-      <w:r>
-        <w:t xml:space="preserve">. As a result, those organizations can track and demonstrate their scholarly impact from data publications:</w:t>
-      </w:r>
-      <w:r>
-        <w:t xml:space="preserve"> </w:t>
-      </w:r>
-      <w:hyperlink r:id="rId145">
-        <w:r>
-          <w:rPr>
-            <w:rStyle w:val="Hyperlink"/>
-          </w:rPr>
-          <w:t xml:space="preserve">DataCite Commons: Pacific Salmon Foundation</w:t>
-        </w:r>
-      </w:hyperlink>
+          <w:numId w:val="1013"/>
+        </w:numPr>
+      </w:pPr>
+      <w:r>
+        <w:t xml:space="preserve">The Pacific Salmon Foundation’s data portal asks contributors to provide metadata in ISO 19115 or other standard formats.</w:t>
+      </w:r>
+      <w:r>
+        <w:t xml:space="preserve"> </w:t>
+      </w:r>
+      <w:hyperlink r:id="rId150">
+        <w:r>
+          <w:rPr>
+            <w:rStyle w:val="Hyperlink"/>
+            <w:u w:val="single"/>
+          </w:rPr>
+          <w:t xml:space="preserve">marinedata.psf.ca</w:t>
+        </w:r>
+      </w:hyperlink>
+      <w:r>
+        <w:t xml:space="preserve">, ensuring consistent metadata structure</w:t>
+      </w:r>
+    </w:p>
+    <w:p>
+      <w:pPr>
+        <w:pStyle w:val="Compact"/>
+        <w:numPr>
+          <w:ilvl w:val="0"/>
+          <w:numId w:val="1013"/>
+        </w:numPr>
+      </w:pPr>
+      <w:r>
+        <w:t xml:space="preserve">The NPAFC uses ISO 19115 metadata standard in their data catalogue https://data.npafc.org</w:t>
+      </w:r>
     </w:p>
     <w:p>
       <w:pPr>
         <w:pStyle w:val="FirstParagraph"/>
       </w:pPr>
       <w:r>
-        <w:t xml:space="preserve">3.3 Assign DOIs to data packages, protocols, and reports using DataCite. Maintain version history for all metadata records and document the provenance of metadata creation, updates, and quality control processes to ensure accountability and traceability.</w:t>
-      </w:r>
-    </w:p>
-    <w:p>
-      <w:pPr>
-        <w:pStyle w:val="Compact"/>
+        <w:t xml:space="preserve">4.2 Model datasets and databases using the</w:t>
+      </w:r>
+      <w:r>
+        <w:t xml:space="preserve"> </w:t>
+      </w:r>
+      <w:hyperlink r:id="rId151">
+        <w:r>
+          <w:rPr>
+            <w:rStyle w:val="Hyperlink"/>
+          </w:rPr>
+          <w:t xml:space="preserve">Darwin Core Standard</w:t>
+        </w:r>
+      </w:hyperlink>
+    </w:p>
+    <w:p>
+      <w:pPr>
         <w:numPr>
           <w:ilvl w:val="0"/>
-          <w:numId w:val="1012"/>
-        </w:numPr>
-      </w:pPr>
-      <w:r>
-        <w:t xml:space="preserve">The North Pacific Anadromous Fish Commission (NPAFC) assigns DOIs to IYS-related data packages which are served by a CKAN catalogue at</w:t>
-      </w:r>
-      <w:r>
-        <w:t xml:space="preserve"> </w:t>
-      </w:r>
-      <w:hyperlink r:id="rId146">
-        <w:r>
-          <w:rPr>
-            <w:rStyle w:val="Hyperlink"/>
-          </w:rPr>
-          <w:t xml:space="preserve">https://data.npafc.org</w:t>
-        </w:r>
-      </w:hyperlink>
-      <w:r>
-        <w:t xml:space="preserve">. The Commission also assigns DOIs to NPAFC Technical Reports and Bulletins.</w:t>
-      </w:r>
-    </w:p>
-    <w:p>
-      <w:pPr>
-        <w:pStyle w:val="Compact"/>
+          <w:numId w:val="1014"/>
+        </w:numPr>
+      </w:pPr>
+      <w:r>
+        <w:t xml:space="preserve">The Hakai Institute Juvenile Salmon Program publishes their data to OBIS using Darwin Core:</w:t>
+      </w:r>
+      <w:r>
+        <w:t xml:space="preserve"> </w:t>
+      </w:r>
+      <w:hyperlink r:id="rId152">
+        <w:r>
+          <w:rPr>
+            <w:rStyle w:val="Hyperlink"/>
+          </w:rPr>
+          <w:t xml:space="preserve">Hakai Institute Juvenile Salmon Program</w:t>
+        </w:r>
+      </w:hyperlink>
+    </w:p>
+    <w:p>
+      <w:pPr>
         <w:numPr>
           <w:ilvl w:val="0"/>
-          <w:numId w:val="1012"/>
-        </w:numPr>
-      </w:pPr>
-      <w:r>
-        <w:t xml:space="preserve">The Pacific Salmon Foundation’s State of Salmon report (stateofsalmon.ca) has unique DOIs for each version, improving specificity and citability of each year’s results.</w:t>
+          <w:numId w:val="1014"/>
+        </w:numPr>
+      </w:pPr>
+      <w:r>
+        <w:t xml:space="preserve">The International Year of the Salmon High Seas Expeditions data mobilization efforts</w:t>
+      </w:r>
+      <w:r>
+        <w:t xml:space="preserve"> </w:t>
+      </w:r>
+      <w:r>
+        <w:t xml:space="preserve">(Johnson &amp; Stap, 2024)</w:t>
+      </w:r>
+      <w:r>
+        <w:t xml:space="preserve"> </w:t>
+      </w:r>
+      <w:r>
+        <w:t xml:space="preserve">published their data to OBIS:</w:t>
+      </w:r>
+      <w:r>
+        <w:t xml:space="preserve"> </w:t>
+      </w:r>
+      <w:hyperlink r:id="rId153">
+        <w:r>
+          <w:rPr>
+            <w:rStyle w:val="Hyperlink"/>
+          </w:rPr>
+          <w:t xml:space="preserve">https://www.gbif.org/dataset/search?project_id=IYS</w:t>
+        </w:r>
+      </w:hyperlink>
+    </w:p>
+    <w:p>
+      <w:pPr>
+        <w:numPr>
+          <w:ilvl w:val="0"/>
+          <w:numId w:val="1014"/>
+        </w:numPr>
+      </w:pPr>
+      <w:r>
+        <w:t xml:space="preserve">StreamNet’s Data Exchange Standard (DES) provides a concrete example of collaboratively developed data exchange rules (structures, definitions, and business rules) for fish monitoring and related data</w:t>
+      </w:r>
+      <w:r>
+        <w:t xml:space="preserve"> </w:t>
+      </w:r>
+      <w:r>
+        <w:t xml:space="preserve">(StreamNet, 2024)</w:t>
+      </w:r>
+      <w:r>
+        <w:t xml:space="preserve">.</w:t>
       </w:r>
     </w:p>
     <w:p>
@@ -5578,12 +4855,89 @@
         <w:pStyle w:val="FirstParagraph"/>
       </w:pPr>
       <w:r>
-        <w:t xml:space="preserve">3.4 Embed DOIs in dashboards, figures, and metadata so they persist in derivative products.</w:t>
-      </w:r>
-    </w:p>
-    <w:bookmarkEnd w:id="147"/>
-    <w:bookmarkEnd w:id="148"/>
-    <w:bookmarkStart w:id="156" w:name="Xae20514442a38834165b7fc789fed8fea292c0a"/>
+        <w:t xml:space="preserve">4.3 Re-use or publish data terms that are shared online using a persistent identifier in a controlled vocabulary or ontology</w:t>
+      </w:r>
+    </w:p>
+    <w:p>
+      <w:pPr>
+        <w:numPr>
+          <w:ilvl w:val="0"/>
+          <w:numId w:val="1015"/>
+        </w:numPr>
+      </w:pPr>
+      <w:r>
+        <w:t xml:space="preserve">Treat the Salmon Domain Ontology as the canonical interoperability layer for shared salmon concepts across organizations.</w:t>
+      </w:r>
+    </w:p>
+    <w:p>
+      <w:pPr>
+        <w:numPr>
+          <w:ilvl w:val="0"/>
+          <w:numId w:val="1015"/>
+        </w:numPr>
+      </w:pPr>
+      <w:r>
+        <w:t xml:space="preserve">The DFO Salmon Ontology is one organization-specific ontology and controlled vocabulary set aligned to that broader layer, publishing stable identifiers and definitions to support semantic alignment and crosswalks:</w:t>
+      </w:r>
+      <w:r>
+        <w:t xml:space="preserve"> </w:t>
+      </w:r>
+      <w:hyperlink r:id="rId47">
+        <w:r>
+          <w:rPr>
+            <w:rStyle w:val="Hyperlink"/>
+          </w:rPr>
+          <w:t xml:space="preserve">https://dfo-pacific-science.github.io/dfo-salmon-ontology/</w:t>
+        </w:r>
+      </w:hyperlink>
+    </w:p>
+    <w:p>
+      <w:pPr>
+        <w:numPr>
+          <w:ilvl w:val="0"/>
+          <w:numId w:val="1015"/>
+        </w:numPr>
+      </w:pPr>
+      <w:r>
+        <w:t xml:space="preserve">WDFW has definitions of all hatchery escapement data.</w:t>
+      </w:r>
+      <w:r>
+        <w:t xml:space="preserve"> </w:t>
+      </w:r>
+      <w:hyperlink r:id="rId154">
+        <w:r>
+          <w:rPr>
+            <w:rStyle w:val="Hyperlink"/>
+          </w:rPr>
+          <w:t xml:space="preserve">Hatchery escapement reports | Washington Department of Fish &amp; Wildlife</w:t>
+        </w:r>
+      </w:hyperlink>
+    </w:p>
+    <w:p>
+      <w:pPr>
+        <w:numPr>
+          <w:ilvl w:val="0"/>
+          <w:numId w:val="1015"/>
+        </w:numPr>
+      </w:pPr>
+      <w:r>
+        <w:t xml:space="preserve">Fish Passage Counts has defined metadata that can be used across OFDW and WDFW.</w:t>
+      </w:r>
+      <w:r>
+        <w:t xml:space="preserve"> </w:t>
+      </w:r>
+      <w:hyperlink r:id="rId155">
+        <w:r>
+          <w:rPr>
+            <w:rStyle w:val="Hyperlink"/>
+          </w:rPr>
+          <w:t xml:space="preserve">https://www.fpc.org/111_sharedfiles/ColumbiaRiverBasinAdultFishPassageCountsMetadata.pdf</w:t>
+        </w:r>
+      </w:hyperlink>
+    </w:p>
+    <w:bookmarkEnd w:id="156"/>
+    <w:bookmarkEnd w:id="157"/>
+    <w:bookmarkStart w:id="168" w:name="Xb70ccb81e1d20e6b09946f09c4288cc7dc4c259"/>
     <w:p>
       <w:pPr>
         <w:pStyle w:val="Heading4"/>
@@ -5593,7 +4947,7 @@
           <w:b/>
           <w:bCs/>
         </w:rPr>
-        <w:t xml:space="preserve">4. Use Shared Data Models, Vocabularies and Metadata to Enable Integration</w:t>
+        <w:t xml:space="preserve">Best Practice 5: Store and Analyze Data in Ways That Others Can Easily Access, Use, and Trust</w:t>
       </w:r>
     </w:p>
     <w:p>
@@ -5601,10 +4955,19 @@
         <w:pStyle w:val="FirstParagraph"/>
       </w:pPr>
       <w:r>
-        <w:t xml:space="preserve">Standardizing metadata and terminology ensures data can be interpreted correctly and integrated across systems. Controlled vocabularies, community ontologies, and structured metadata schemas allow data to retain its full semantic meaning.</w:t>
-      </w:r>
-    </w:p>
-    <w:bookmarkStart w:id="155" w:name="practical-applications-3"/>
+        <w:t xml:space="preserve">Making data easily accessible promotes its use in research and management, enabling integration with tools and applications. Ensuring accessible, persistent data storage requires more than file hosting</w:t>
+      </w:r>
+      <w:r>
+        <w:t xml:space="preserve"> </w:t>
+      </w:r>
+      <w:r>
+        <w:t xml:space="preserve">(CoreTrustSeal, 2022)</w:t>
+      </w:r>
+      <w:r>
+        <w:t xml:space="preserve">. Data should be structured and well-documented, stored in repositories that support long-term preservation, and—where it materially improves reuse—made available via programmatic access such as APIs.</w:t>
+      </w:r>
+    </w:p>
+    <w:bookmarkStart w:id="167" w:name="practical-applications-4"/>
     <w:p>
       <w:pPr>
         <w:pStyle w:val="Heading5"/>
@@ -5618,7 +4981,7 @@
         <w:pStyle w:val="FirstParagraph"/>
       </w:pPr>
       <w:r>
-        <w:t xml:space="preserve">4.1 Configure data catalogues and metadata intake tools to accept internationally recognized metadata schemas such as ISO 19115, Ecological Metadata Language (EML), or DataCite. Implement automated validation against schema requirements and manual review processes to ensure metadata completeness, accuracy, and consistency before publication.</w:t>
+        <w:t xml:space="preserve">5.1 Provide direct data access via application programming interfaces (APIs) so users can retrieve, filter, and integrate data programmatically into analysis pipelines and decision-support tools.</w:t>
       </w:r>
     </w:p>
     <w:p>
@@ -5626,26 +4989,42 @@
         <w:pStyle w:val="Compact"/>
         <w:numPr>
           <w:ilvl w:val="0"/>
-          <w:numId w:val="1013"/>
-        </w:numPr>
-      </w:pPr>
-      <w:r>
-        <w:t xml:space="preserve">The Pacific Salmon Foundation’s data portal asks contributors to provide metadata in ISO 19115 or other standard formats.</w:t>
-      </w:r>
-      <w:r>
-        <w:t xml:space="preserve"> </w:t>
-      </w:r>
-      <w:hyperlink r:id="rId149">
-        <w:r>
-          <w:rPr>
-            <w:rStyle w:val="Hyperlink"/>
-            <w:u w:val="single"/>
-          </w:rPr>
-          <w:t xml:space="preserve">marinedata.psf.ca</w:t>
-        </w:r>
-      </w:hyperlink>
-      <w:r>
-        <w:t xml:space="preserve">, ensuring consistent metadata structure</w:t>
+          <w:numId w:val="1016"/>
+        </w:numPr>
+      </w:pPr>
+      <w:r>
+        <w:t xml:space="preserve">The Pacific States Marine Fisheries Commission makes its</w:t>
+      </w:r>
+      <w:r>
+        <w:t xml:space="preserve"> </w:t>
+      </w:r>
+      <w:hyperlink r:id="rId158">
+        <w:r>
+          <w:rPr>
+            <w:rStyle w:val="Hyperlink"/>
+          </w:rPr>
+          <w:t xml:space="preserve">PIT Tag Information System</w:t>
+        </w:r>
+      </w:hyperlink>
+      <w:r>
+        <w:t xml:space="preserve"> </w:t>
+      </w:r>
+      <w:r>
+        <w:t xml:space="preserve">data programmatically accessible via the</w:t>
+      </w:r>
+      <w:r>
+        <w:t xml:space="preserve"> </w:t>
+      </w:r>
+      <w:hyperlink r:id="rId159">
+        <w:r>
+          <w:rPr>
+            <w:rStyle w:val="Hyperlink"/>
+          </w:rPr>
+          <w:t xml:space="preserve">PTAGIS API</w:t>
+        </w:r>
+      </w:hyperlink>
+      <w:r>
+        <w:t xml:space="preserve">.</w:t>
       </w:r>
     </w:p>
     <w:p>
@@ -5653,11 +5032,25 @@
         <w:pStyle w:val="Compact"/>
         <w:numPr>
           <w:ilvl w:val="0"/>
-          <w:numId w:val="1013"/>
-        </w:numPr>
-      </w:pPr>
-      <w:r>
-        <w:t xml:space="preserve">The NPAFC uses ISO 19115 metadata standard in their data catalogue https://data.npafc.org</w:t>
+          <w:numId w:val="1016"/>
+        </w:numPr>
+      </w:pPr>
+      <w:r>
+        <w:t xml:space="preserve">The NPAFC CKAN catalogue exposes machine-actionable search and metadata endpoints (for example,</w:t>
+      </w:r>
+      <w:r>
+        <w:t xml:space="preserve"> </w:t>
+      </w:r>
+      <w:hyperlink r:id="rId160">
+        <w:r>
+          <w:rPr>
+            <w:rStyle w:val="Hyperlink"/>
+          </w:rPr>
+          <w:t xml:space="preserve">package search for salmon datasets</w:t>
+        </w:r>
+      </w:hyperlink>
+      <w:r>
+        <w:t xml:space="preserve">), enabling scripted discovery and harvesting.</w:t>
       </w:r>
     </w:p>
     <w:p>
@@ -5665,63 +5058,59 @@
         <w:pStyle w:val="FirstParagraph"/>
       </w:pPr>
       <w:r>
-        <w:t xml:space="preserve">4.2 Model datasets and databases using the</w:t>
-      </w:r>
-      <w:r>
-        <w:t xml:space="preserve"> </w:t>
-      </w:r>
-      <w:hyperlink r:id="rId150">
-        <w:r>
-          <w:rPr>
-            <w:rStyle w:val="Hyperlink"/>
-          </w:rPr>
-          <w:t xml:space="preserve">Darwin Core Standard</w:t>
-        </w:r>
-      </w:hyperlink>
-    </w:p>
-    <w:p>
-      <w:pPr>
+        <w:t xml:space="preserve">5.2 Archive data in long-term, domain-relevant repositories that provide stable landing pages, machine-readable metadata, and explicit reuse conditions.</w:t>
+      </w:r>
+    </w:p>
+    <w:p>
+      <w:pPr>
+        <w:pStyle w:val="Compact"/>
         <w:numPr>
           <w:ilvl w:val="0"/>
-          <w:numId w:val="1014"/>
-        </w:numPr>
-      </w:pPr>
-      <w:r>
-        <w:t xml:space="preserve">The Hakai Institute Juvenile Salmon Program publishes their data to OBIS using Darwin Core:</w:t>
-      </w:r>
-      <w:r>
-        <w:t xml:space="preserve"> </w:t>
-      </w:r>
-      <w:hyperlink r:id="rId151">
-        <w:r>
-          <w:rPr>
-            <w:rStyle w:val="Hyperlink"/>
-          </w:rPr>
-          <w:t xml:space="preserve">Hakai Institute Juvenile Salmon Program</w:t>
-        </w:r>
-      </w:hyperlink>
-    </w:p>
-    <w:p>
-      <w:pPr>
+          <w:numId w:val="1017"/>
+        </w:numPr>
+      </w:pPr>
+      <w:r>
+        <w:t xml:space="preserve">NPAFC publishes salmon datasets with DOI-backed landing pages in its catalogue (for example,</w:t>
+      </w:r>
+      <w:r>
+        <w:t xml:space="preserve"> </w:t>
+      </w:r>
+      <w:hyperlink r:id="rId161">
+        <w:r>
+          <w:rPr>
+            <w:rStyle w:val="Hyperlink"/>
+          </w:rPr>
+          <w:t xml:space="preserve">Genetic stock identification…</w:t>
+        </w:r>
+      </w:hyperlink>
+      <w:r>
+        <w:t xml:space="preserve">, DOI:</w:t>
+      </w:r>
+      <w:r>
+        <w:t xml:space="preserve"> </w:t>
+      </w:r>
+      <w:hyperlink r:id="rId162">
+        <w:r>
+          <w:rPr>
+            <w:rStyle w:val="Hyperlink"/>
+          </w:rPr>
+          <w:t xml:space="preserve">https://doi.org/10.21966/a59e-0t51</w:t>
+        </w:r>
+      </w:hyperlink>
+      <w:r>
+        <w:t xml:space="preserve">).</w:t>
+      </w:r>
+    </w:p>
+    <w:p>
+      <w:pPr>
+        <w:pStyle w:val="Compact"/>
         <w:numPr>
           <w:ilvl w:val="0"/>
-          <w:numId w:val="1014"/>
-        </w:numPr>
-      </w:pPr>
-      <w:r>
-        <w:t xml:space="preserve">The International Year of the Salmon High Seas Expeditions data mobilization efforts</w:t>
-      </w:r>
-      <w:r>
-        <w:t xml:space="preserve"> </w:t>
-      </w:r>
-      <w:r>
-        <w:t xml:space="preserve">(Johnson &amp; Stap, 2024)</w:t>
-      </w:r>
-      <w:r>
-        <w:t xml:space="preserve"> </w:t>
-      </w:r>
-      <w:r>
-        <w:t xml:space="preserve">published their data to OBIS:</w:t>
+          <w:numId w:val="1017"/>
+        </w:numPr>
+      </w:pPr>
+      <w:r>
+        <w:t xml:space="preserve">The Hakai Institute Juvenile Salmon Program provides biodiversity records through OBIS/GBIF infrastructure with stable dataset pages and downloadable resources:</w:t>
       </w:r>
       <w:r>
         <w:t xml:space="preserve"> </w:t>
@@ -5731,28 +5120,63 @@
           <w:rPr>
             <w:rStyle w:val="Hyperlink"/>
           </w:rPr>
-          <w:t xml:space="preserve">https://www.gbif.org/dataset/search?project_id=IYS</w:t>
-        </w:r>
-      </w:hyperlink>
-    </w:p>
-    <w:p>
-      <w:pPr>
+          <w:t xml:space="preserve">https://www.gbif.org/dataset/72de3af4-1572-4f2d-8006-2bfa2007065c</w:t>
+        </w:r>
+      </w:hyperlink>
+      <w:r>
+        <w:t xml:space="preserve">.</w:t>
+      </w:r>
+    </w:p>
+    <w:p>
+      <w:pPr>
+        <w:pStyle w:val="Compact"/>
         <w:numPr>
           <w:ilvl w:val="0"/>
-          <w:numId w:val="1014"/>
-        </w:numPr>
-      </w:pPr>
-      <w:r>
-        <w:t xml:space="preserve">StreamNet’s Data Exchange Standard (DES) provides a concrete example of collaboratively developed data exchange rules (structures, definitions, and business rules) for fish monitoring and related data</w:t>
-      </w:r>
-      <w:r>
-        <w:t xml:space="preserve"> </w:t>
-      </w:r>
-      <w:r>
-        <w:t xml:space="preserve">(StreamNet, 2024)</w:t>
-      </w:r>
-      <w:r>
-        <w:t xml:space="preserve">.</w:t>
+          <w:numId w:val="1017"/>
+        </w:numPr>
+      </w:pPr>
+      <w:r>
+        <w:t xml:space="preserve">USGS ScienceBase hosts salmon-relevant geospatial products with persistent item pages and downloadable files (for example,</w:t>
+      </w:r>
+      <w:r>
+        <w:t xml:space="preserve"> </w:t>
+      </w:r>
+      <w:hyperlink r:id="rId163">
+        <w:r>
+          <w:rPr>
+            <w:rStyle w:val="Hyperlink"/>
+          </w:rPr>
+          <w:t xml:space="preserve">State of the Salmon Range-wide Salmon Distribution</w:t>
+        </w:r>
+      </w:hyperlink>
+      <w:r>
+        <w:t xml:space="preserve">).</w:t>
+      </w:r>
+    </w:p>
+    <w:p>
+      <w:pPr>
+        <w:pStyle w:val="Compact"/>
+        <w:numPr>
+          <w:ilvl w:val="0"/>
+          <w:numId w:val="1017"/>
+        </w:numPr>
+      </w:pPr>
+      <w:r>
+        <w:t xml:space="preserve">NOAA Fisheries maintains operational salmon data resources with annual updates (for example,</w:t>
+      </w:r>
+      <w:r>
+        <w:t xml:space="preserve"> </w:t>
+      </w:r>
+      <w:hyperlink r:id="rId164">
+        <w:r>
+          <w:rPr>
+            <w:rStyle w:val="Hyperlink"/>
+          </w:rPr>
+          <w:t xml:space="preserve">U.S. Atlantic Salmon Assessment Committee Database</w:t>
+        </w:r>
+      </w:hyperlink>
+      <w:r>
+        <w:t xml:space="preserve">).</w:t>
       </w:r>
     </w:p>
     <w:p>
@@ -5760,78 +5184,69 @@
         <w:pStyle w:val="FirstParagraph"/>
       </w:pPr>
       <w:r>
-        <w:t xml:space="preserve">4.3 Re-use or publish data terms that are shared online using a persistent identifier in a controlled vocabulary or ontology</w:t>
-      </w:r>
-    </w:p>
-    <w:p>
-      <w:pPr>
+        <w:t xml:space="preserve">5.3 Leverage the integration between GitHub and Zenodo to automate archiving and DOI assignment, ensuring long-term data preservation.</w:t>
+      </w:r>
+    </w:p>
+    <w:p>
+      <w:pPr>
+        <w:pStyle w:val="Compact"/>
         <w:numPr>
           <w:ilvl w:val="0"/>
-          <w:numId w:val="1015"/>
-        </w:numPr>
-      </w:pPr>
-      <w:r>
-        <w:t xml:space="preserve">The DFO Salmon Ontology publishes stable identifiers and definitions for salmon-domain concepts to support semantic alignment and crosswalks:</w:t>
-      </w:r>
-      <w:r>
-        <w:t xml:space="preserve"> </w:t>
-      </w:r>
-      <w:hyperlink r:id="rId46">
-        <w:r>
-          <w:rPr>
-            <w:rStyle w:val="Hyperlink"/>
-          </w:rPr>
-          <w:t xml:space="preserve">https://dfo-pacific-science.github.io/dfo-salmon-ontology/</w:t>
-        </w:r>
-      </w:hyperlink>
-    </w:p>
-    <w:p>
-      <w:pPr>
-        <w:numPr>
-          <w:ilvl w:val="0"/>
-          <w:numId w:val="1015"/>
-        </w:numPr>
-      </w:pPr>
-      <w:r>
-        <w:t xml:space="preserve">WDFW has definitions of all hatchery escapement data.</w:t>
-      </w:r>
-      <w:r>
-        <w:t xml:space="preserve"> </w:t>
-      </w:r>
-      <w:hyperlink r:id="rId153">
-        <w:r>
-          <w:rPr>
-            <w:rStyle w:val="Hyperlink"/>
-          </w:rPr>
-          <w:t xml:space="preserve">Hatchery escapement reports | Washington Department of Fish &amp; Wildlife</w:t>
-        </w:r>
-      </w:hyperlink>
-    </w:p>
-    <w:p>
-      <w:pPr>
-        <w:numPr>
-          <w:ilvl w:val="0"/>
-          <w:numId w:val="1015"/>
-        </w:numPr>
-      </w:pPr>
-      <w:r>
-        <w:t xml:space="preserve">Fish Passage Counts has defined metadata that can be used across OFDW and WDFW.</w:t>
-      </w:r>
-      <w:r>
-        <w:t xml:space="preserve"> </w:t>
-      </w:r>
-      <w:hyperlink r:id="rId154">
-        <w:r>
-          <w:rPr>
-            <w:rStyle w:val="Hyperlink"/>
-          </w:rPr>
-          <w:t xml:space="preserve">https://www.fpc.org/111_sharedfiles/ColumbiaRiverBasinAdultFishPassageCountsMetadata.pdf</w:t>
-        </w:r>
-      </w:hyperlink>
-    </w:p>
-    <w:bookmarkEnd w:id="155"/>
-    <w:bookmarkEnd w:id="156"/>
-    <w:bookmarkStart w:id="167" w:name="Xb70ccb81e1d20e6b09946f09c4288cc7dc4c259"/>
+          <w:numId w:val="1018"/>
+        </w:numPr>
+      </w:pPr>
+      <w:r>
+        <w:t xml:space="preserve">The Pacific Salmon Foundation conducted an extensive cleaning of DFO’s New Salmon Escapement Database System (NuSEDS) to maximize data recovery. The R code for this procedure is available on</w:t>
+      </w:r>
+      <w:r>
+        <w:t xml:space="preserve"> </w:t>
+      </w:r>
+      <w:hyperlink r:id="rId165">
+        <w:r>
+          <w:rPr>
+            <w:rStyle w:val="Hyperlink"/>
+          </w:rPr>
+          <w:t xml:space="preserve">GitHub</w:t>
+        </w:r>
+      </w:hyperlink>
+      <w:r>
+        <w:t xml:space="preserve">, while the resulting dataset is archived on</w:t>
+      </w:r>
+      <w:r>
+        <w:t xml:space="preserve"> </w:t>
+      </w:r>
+      <w:hyperlink r:id="rId140">
+        <w:r>
+          <w:rPr>
+            <w:rStyle w:val="Hyperlink"/>
+          </w:rPr>
+          <w:t xml:space="preserve">Zenodo</w:t>
+        </w:r>
+      </w:hyperlink>
+      <w:r>
+        <w:t xml:space="preserve">, with accompanying</w:t>
+      </w:r>
+      <w:r>
+        <w:t xml:space="preserve"> </w:t>
+      </w:r>
+      <w:hyperlink r:id="rId166">
+        <w:r>
+          <w:rPr>
+            <w:rStyle w:val="Hyperlink"/>
+          </w:rPr>
+          <w:t xml:space="preserve">R Markdown documentation</w:t>
+        </w:r>
+      </w:hyperlink>
+      <w:r>
+        <w:t xml:space="preserve"> </w:t>
+      </w:r>
+      <w:r>
+        <w:t xml:space="preserve">linked on both platforms. The code and dataset are updated in parallel with NuSEDS, and each dataset version is assigned a DOI to ensure proper citation and traceability.</w:t>
+      </w:r>
+    </w:p>
+    <w:bookmarkEnd w:id="167"/>
+    <w:bookmarkEnd w:id="168"/>
+    <w:bookmarkStart w:id="175" w:name="X6ecba5178706d3de6618a6e7ac4228d51e04728"/>
     <w:p>
       <w:pPr>
         <w:pStyle w:val="Heading4"/>
@@ -5841,7 +5256,7 @@
           <w:b/>
           <w:bCs/>
         </w:rPr>
-        <w:t xml:space="preserve">Best Practice 5: Store and Analyze Data in Ways That Others Can Easily Access, Use, and Trust</w:t>
+        <w:t xml:space="preserve">6. Incentivize and Track Data Sharing and Reuse</w:t>
       </w:r>
     </w:p>
     <w:p>
@@ -5849,19 +5264,10 @@
         <w:pStyle w:val="FirstParagraph"/>
       </w:pPr>
       <w:r>
-        <w:t xml:space="preserve">Making data easily accessible promotes its use in research and management, enabling integration with tools and applications. Ensuring accessible, persistent data storage requires more than file hosting</w:t>
-      </w:r>
-      <w:r>
-        <w:t xml:space="preserve"> </w:t>
-      </w:r>
-      <w:r>
-        <w:t xml:space="preserve">(CoreTrustSeal, 2022)</w:t>
-      </w:r>
-      <w:r>
-        <w:t xml:space="preserve">. Data should be structured and well-documented, stored in repositories that support long-term preservation, and—where it materially improves reuse—made available via programmatic access such as APIs.</w:t>
-      </w:r>
-    </w:p>
-    <w:bookmarkStart w:id="166" w:name="practical-applications-4"/>
+        <w:t xml:space="preserve">The currency of research lies in recognition—credit, citations, and opportunities for collaboration or co-authorship. Promoting data sharing requires both cultural and technical infrastructure. The cultural infrastructure requires a shift towards viewing data publication as equal in importance to article publication. The infrastructure put in place needs to support the process of generating citation records that give credit to all First Nations, Tribes, agencies, and organizations. By recognizing contributions, tracking reuse, and supporting citation, data stewards can create a system where sharing is rewarded.</w:t>
+      </w:r>
+    </w:p>
+    <w:bookmarkStart w:id="174" w:name="practical-applications-5"/>
     <w:p>
       <w:pPr>
         <w:pStyle w:val="Heading5"/>
@@ -5875,7 +5281,7 @@
         <w:pStyle w:val="FirstParagraph"/>
       </w:pPr>
       <w:r>
-        <w:t xml:space="preserve">5.1 Provide direct data access via application programming interfaces (APIs) so users can retrieve, filter, and integrate data programmatically into analysis pipelines and decision-support tools.</w:t>
+        <w:t xml:space="preserve">6.1 License data for reuse using liberal licenses</w:t>
       </w:r>
     </w:p>
     <w:p>
@@ -5883,40 +5289,196 @@
         <w:pStyle w:val="Compact"/>
         <w:numPr>
           <w:ilvl w:val="0"/>
-          <w:numId w:val="1016"/>
-        </w:numPr>
-      </w:pPr>
-      <w:r>
-        <w:t xml:space="preserve">The Pacific States Marine Fisheries Commission makes its</w:t>
-      </w:r>
-      <w:r>
-        <w:t xml:space="preserve"> </w:t>
-      </w:r>
-      <w:hyperlink r:id="rId157">
-        <w:r>
-          <w:rPr>
-            <w:rStyle w:val="Hyperlink"/>
-          </w:rPr>
-          <w:t xml:space="preserve">PIT Tag Information System</w:t>
-        </w:r>
-      </w:hyperlink>
-      <w:r>
-        <w:t xml:space="preserve"> </w:t>
-      </w:r>
-      <w:r>
-        <w:t xml:space="preserve">data programmatically accessible via the</w:t>
-      </w:r>
-      <w:r>
-        <w:t xml:space="preserve"> </w:t>
-      </w:r>
-      <w:hyperlink r:id="rId158">
-        <w:r>
-          <w:rPr>
-            <w:rStyle w:val="Hyperlink"/>
-          </w:rPr>
-          <w:t xml:space="preserve">PTAGIS API</w:t>
-        </w:r>
-      </w:hyperlink>
+          <w:numId w:val="1019"/>
+        </w:numPr>
+      </w:pPr>
+      <w:r>
+        <w:t xml:space="preserve">All data accessible through the</w:t>
+      </w:r>
+      <w:r>
+        <w:t xml:space="preserve"> </w:t>
+      </w:r>
+      <w:hyperlink r:id="rId147">
+        <w:r>
+          <w:rPr>
+            <w:rStyle w:val="Hyperlink"/>
+          </w:rPr>
+          <w:t xml:space="preserve">NPAFC data catalogue</w:t>
+        </w:r>
+      </w:hyperlink>
+      <w:r>
+        <w:t xml:space="preserve"> </w:t>
+      </w:r>
+      <w:r>
+        <w:t xml:space="preserve">is licensed as</w:t>
+      </w:r>
+      <w:r>
+        <w:t xml:space="preserve"> </w:t>
+      </w:r>
+      <w:hyperlink r:id="rId169">
+        <w:r>
+          <w:rPr>
+            <w:rStyle w:val="Hyperlink"/>
+          </w:rPr>
+          <w:t xml:space="preserve">Creative Commons Attribution 4.0 International</w:t>
+        </w:r>
+      </w:hyperlink>
+    </w:p>
+    <w:p>
+      <w:pPr>
+        <w:pStyle w:val="FirstParagraph"/>
+      </w:pPr>
+      <w:r>
+        <w:t xml:space="preserve">6.2 Provide recommended citation text and visible credit fields in metadata</w:t>
+      </w:r>
+    </w:p>
+    <w:p>
+      <w:pPr>
+        <w:pStyle w:val="Compact"/>
+        <w:numPr>
+          <w:ilvl w:val="0"/>
+          <w:numId w:val="1020"/>
+        </w:numPr>
+      </w:pPr>
+      <w:r>
+        <w:t xml:space="preserve">NPAFC dataset landing pages expose citable DOI metadata and a dedicated citation section alongside contributors and licensing details (example dataset:</w:t>
+      </w:r>
+      <w:r>
+        <w:t xml:space="preserve"> </w:t>
+      </w:r>
+      <w:hyperlink r:id="rId161">
+        <w:r>
+          <w:rPr>
+            <w:rStyle w:val="Hyperlink"/>
+          </w:rPr>
+          <w:t xml:space="preserve">https://data.npafc.org/dataset/ca-cioos_2dac6609-3541-458c-88b1-5564599d9621?local=en</w:t>
+        </w:r>
+      </w:hyperlink>
+      <w:r>
+        <w:t xml:space="preserve">).</w:t>
+      </w:r>
+    </w:p>
+    <w:p>
+      <w:pPr>
+        <w:pStyle w:val="Compact"/>
+        <w:numPr>
+          <w:ilvl w:val="0"/>
+          <w:numId w:val="1020"/>
+        </w:numPr>
+      </w:pPr>
+      <w:r>
+        <w:t xml:space="preserve">NOAA InPort records provide reusable citation text directly on metadata landing pages (example:</w:t>
+      </w:r>
+      <w:r>
+        <w:t xml:space="preserve"> </w:t>
+      </w:r>
+      <w:hyperlink r:id="rId170">
+        <w:r>
+          <w:rPr>
+            <w:rStyle w:val="Hyperlink"/>
+          </w:rPr>
+          <w:t xml:space="preserve">AFSC/ABL: Karluk sockeye salmon scale time series</w:t>
+        </w:r>
+      </w:hyperlink>
+      <w:r>
+        <w:t xml:space="preserve">).</w:t>
+      </w:r>
+    </w:p>
+    <w:p>
+      <w:pPr>
+        <w:pStyle w:val="FirstParagraph"/>
+      </w:pPr>
+      <w:r>
+        <w:t xml:space="preserve">6.3 Create summary dashboards that highlight reuse using</w:t>
+      </w:r>
+      <w:r>
+        <w:t xml:space="preserve"> </w:t>
+      </w:r>
+      <w:hyperlink r:id="rId171">
+        <w:r>
+          <w:rPr>
+            <w:rStyle w:val="Hyperlink"/>
+          </w:rPr>
+          <w:t xml:space="preserve">COUNTER Code of Practice compliant metrics</w:t>
+        </w:r>
+      </w:hyperlink>
+      <w:r>
+        <w:t xml:space="preserve"> </w:t>
+      </w:r>
+      <w:r>
+        <w:t xml:space="preserve">to track dataset views/downloads and DataCite APIs</w:t>
+      </w:r>
+    </w:p>
+    <w:p>
+      <w:pPr>
+        <w:pStyle w:val="Compact"/>
+        <w:numPr>
+          <w:ilvl w:val="0"/>
+          <w:numId w:val="1021"/>
+        </w:numPr>
+      </w:pPr>
+      <w:r>
+        <w:t xml:space="preserve">Use</w:t>
+      </w:r>
+      <w:r>
+        <w:t xml:space="preserve"> </w:t>
+      </w:r>
+      <w:hyperlink r:id="rId172">
+        <w:r>
+          <w:rPr>
+            <w:rStyle w:val="Hyperlink"/>
+          </w:rPr>
+          <w:t xml:space="preserve">DataCite REST API endpoints</w:t>
+        </w:r>
+      </w:hyperlink>
+      <w:r>
+        <w:t xml:space="preserve"> </w:t>
+      </w:r>
+      <w:r>
+        <w:t xml:space="preserve">to retrieve DOI metadata programmatically and feed organization-level tracking workflows.</w:t>
+      </w:r>
+    </w:p>
+    <w:p>
+      <w:pPr>
+        <w:pStyle w:val="Compact"/>
+        <w:numPr>
+          <w:ilvl w:val="0"/>
+          <w:numId w:val="1021"/>
+        </w:numPr>
+      </w:pPr>
+      <w:r>
+        <w:t xml:space="preserve">Combine repository-native metrics (views/downloads) with catalogue/API outputs (for example, NPAFC CKAN API results) to create repeatable monitoring reports.</w:t>
+      </w:r>
+    </w:p>
+    <w:p>
+      <w:pPr>
+        <w:pStyle w:val="FirstParagraph"/>
+      </w:pPr>
+      <w:r>
+        <w:t xml:space="preserve">6.4 Ensure that datasets are properly cited in journal articles using in text citations and the recommended citation in the articles list of references, not just in a Data Availability statement</w:t>
+      </w:r>
+    </w:p>
+    <w:p>
+      <w:pPr>
+        <w:pStyle w:val="Compact"/>
+        <w:numPr>
+          <w:ilvl w:val="0"/>
+          <w:numId w:val="1022"/>
+        </w:numPr>
+      </w:pPr>
+      <w:r>
+        <w:t xml:space="preserve">In late 2024, the NPAFC began citing data sets using in-text citations and the recommended citation in the list of references with the publication of NPAFC Bulletin 7 titled,</w:t>
+      </w:r>
+      <w:r>
+        <w:t xml:space="preserve"> </w:t>
+      </w:r>
+      <w:r>
+        <w:rPr>
+          <w:i/>
+          <w:iCs/>
+        </w:rPr>
+        <w:t xml:space="preserve">Highlights of the 2022 International Year of the Salmon Pan–Pacific Winter Expedition</w:t>
+      </w:r>
       <w:r>
         <w:t xml:space="preserve">.</w:t>
       </w:r>
@@ -5926,25 +5488,36 @@
         <w:pStyle w:val="Compact"/>
         <w:numPr>
           <w:ilvl w:val="0"/>
-          <w:numId w:val="1016"/>
-        </w:numPr>
-      </w:pPr>
-      <w:r>
-        <w:t xml:space="preserve">The NPAFC CKAN catalogue exposes machine-actionable search and metadata endpoints (for example,</w:t>
-      </w:r>
-      <w:r>
-        <w:t xml:space="preserve"> </w:t>
-      </w:r>
-      <w:hyperlink r:id="rId159">
-        <w:r>
-          <w:rPr>
-            <w:rStyle w:val="Hyperlink"/>
-          </w:rPr>
-          <w:t xml:space="preserve">package search for salmon datasets</w:t>
-        </w:r>
-      </w:hyperlink>
-      <w:r>
-        <w:t xml:space="preserve">), enabling scripted discovery and harvesting.</w:t>
+          <w:numId w:val="1022"/>
+        </w:numPr>
+      </w:pPr>
+      <w:r>
+        <w:t xml:space="preserve">The cleaned NuSEDS dataset (see Section 5.3) was used in an analysis and cited in the associated publication (</w:t>
+      </w:r>
+      <w:hyperlink r:id="rId57">
+        <w:r>
+          <w:rPr>
+            <w:rStyle w:val="Hyperlink"/>
+          </w:rPr>
+          <w:t xml:space="preserve">Atkinson et al., 2025</w:t>
+        </w:r>
+      </w:hyperlink>
+      <w:r>
+        <w:t xml:space="preserve">) using the DOI and citation provided with the dataset on</w:t>
+      </w:r>
+      <w:r>
+        <w:t xml:space="preserve"> </w:t>
+      </w:r>
+      <w:hyperlink r:id="rId173">
+        <w:r>
+          <w:rPr>
+            <w:rStyle w:val="Hyperlink"/>
+          </w:rPr>
+          <w:t xml:space="preserve">Zenodo</w:t>
+        </w:r>
+      </w:hyperlink>
+      <w:r>
+        <w:t xml:space="preserve">.</w:t>
       </w:r>
     </w:p>
     <w:p>
@@ -5952,7 +5525,7 @@
         <w:pStyle w:val="FirstParagraph"/>
       </w:pPr>
       <w:r>
-        <w:t xml:space="preserve">5.2 Archive data in long-term, domain-relevant repositories that provide stable landing pages, machine-readable metadata, and explicit reuse conditions.</w:t>
+        <w:t xml:space="preserve">6.5 Promote the view that well-documented data publications are primary research outputs and significant contributions to the field</w:t>
       </w:r>
     </w:p>
     <w:p>
@@ -5960,39 +5533,11 @@
         <w:pStyle w:val="Compact"/>
         <w:numPr>
           <w:ilvl w:val="0"/>
-          <w:numId w:val="1017"/>
-        </w:numPr>
-      </w:pPr>
-      <w:r>
-        <w:t xml:space="preserve">NPAFC publishes salmon datasets with DOI-backed landing pages in its catalogue (for example,</w:t>
-      </w:r>
-      <w:r>
-        <w:t xml:space="preserve"> </w:t>
-      </w:r>
-      <w:hyperlink r:id="rId160">
-        <w:r>
-          <w:rPr>
-            <w:rStyle w:val="Hyperlink"/>
-          </w:rPr>
-          <w:t xml:space="preserve">Genetic stock identification…</w:t>
-        </w:r>
-      </w:hyperlink>
-      <w:r>
-        <w:t xml:space="preserve">, DOI:</w:t>
-      </w:r>
-      <w:r>
-        <w:t xml:space="preserve"> </w:t>
-      </w:r>
-      <w:hyperlink r:id="rId161">
-        <w:r>
-          <w:rPr>
-            <w:rStyle w:val="Hyperlink"/>
-          </w:rPr>
-          <w:t xml:space="preserve">https://doi.org/10.21966/a59e-0t51</w:t>
-        </w:r>
-      </w:hyperlink>
-      <w:r>
-        <w:t xml:space="preserve">).</w:t>
+          <w:numId w:val="1023"/>
+        </w:numPr>
+      </w:pPr>
+      <w:r>
+        <w:t xml:space="preserve">Treat dataset publication milestones (for example, DOI assignment, metadata completion, and versioned release) as reportable scholarly outputs in project and performance reporting.</w:t>
       </w:r>
     </w:p>
     <w:p>
@@ -6000,147 +5545,16 @@
         <w:pStyle w:val="Compact"/>
         <w:numPr>
           <w:ilvl w:val="0"/>
-          <w:numId w:val="1017"/>
-        </w:numPr>
-      </w:pPr>
-      <w:r>
-        <w:t xml:space="preserve">The Hakai Institute Juvenile Salmon Program provides biodiversity records through OBIS/GBIF infrastructure with stable dataset pages and downloadable resources:</w:t>
-      </w:r>
-      <w:r>
-        <w:t xml:space="preserve"> </w:t>
-      </w:r>
-      <w:hyperlink r:id="rId151">
-        <w:r>
-          <w:rPr>
-            <w:rStyle w:val="Hyperlink"/>
-          </w:rPr>
-          <w:t xml:space="preserve">https://www.gbif.org/dataset/72de3af4-1572-4f2d-8006-2bfa2007065c</w:t>
-        </w:r>
-      </w:hyperlink>
-      <w:r>
-        <w:t xml:space="preserve">.</w:t>
-      </w:r>
-    </w:p>
-    <w:p>
-      <w:pPr>
-        <w:pStyle w:val="Compact"/>
-        <w:numPr>
-          <w:ilvl w:val="0"/>
-          <w:numId w:val="1017"/>
-        </w:numPr>
-      </w:pPr>
-      <w:r>
-        <w:t xml:space="preserve">USGS ScienceBase hosts salmon-relevant geospatial products with persistent item pages and downloadable files (for example,</w:t>
-      </w:r>
-      <w:r>
-        <w:t xml:space="preserve"> </w:t>
-      </w:r>
-      <w:hyperlink r:id="rId162">
-        <w:r>
-          <w:rPr>
-            <w:rStyle w:val="Hyperlink"/>
-          </w:rPr>
-          <w:t xml:space="preserve">State of the Salmon Range-wide Salmon Distribution</w:t>
-        </w:r>
-      </w:hyperlink>
-      <w:r>
-        <w:t xml:space="preserve">).</w:t>
-      </w:r>
-    </w:p>
-    <w:p>
-      <w:pPr>
-        <w:pStyle w:val="Compact"/>
-        <w:numPr>
-          <w:ilvl w:val="0"/>
-          <w:numId w:val="1017"/>
-        </w:numPr>
-      </w:pPr>
-      <w:r>
-        <w:t xml:space="preserve">NOAA Fisheries maintains operational salmon data resources with annual updates (for example,</w:t>
-      </w:r>
-      <w:r>
-        <w:t xml:space="preserve"> </w:t>
-      </w:r>
-      <w:hyperlink r:id="rId163">
-        <w:r>
-          <w:rPr>
-            <w:rStyle w:val="Hyperlink"/>
-          </w:rPr>
-          <w:t xml:space="preserve">U.S. Atlantic Salmon Assessment Committee Database</w:t>
-        </w:r>
-      </w:hyperlink>
-      <w:r>
-        <w:t xml:space="preserve">).</w:t>
-      </w:r>
-    </w:p>
-    <w:p>
-      <w:pPr>
-        <w:pStyle w:val="FirstParagraph"/>
-      </w:pPr>
-      <w:r>
-        <w:t xml:space="preserve">5.3 Leverage the integration between GitHub and Zenodo to automate archiving and DOI assignment, ensuring long-term data preservation.</w:t>
-      </w:r>
-    </w:p>
-    <w:p>
-      <w:pPr>
-        <w:pStyle w:val="Compact"/>
-        <w:numPr>
-          <w:ilvl w:val="0"/>
-          <w:numId w:val="1018"/>
-        </w:numPr>
-      </w:pPr>
-      <w:r>
-        <w:t xml:space="preserve">The Pacific Salmon Foundation conducted an extensive cleaning of DFO’s New Salmon Escapement Database System (NuSEDS) to maximize data recovery. The R code for this procedure is available on</w:t>
-      </w:r>
-      <w:r>
-        <w:t xml:space="preserve"> </w:t>
-      </w:r>
-      <w:hyperlink r:id="rId164">
-        <w:r>
-          <w:rPr>
-            <w:rStyle w:val="Hyperlink"/>
-          </w:rPr>
-          <w:t xml:space="preserve">GitHub</w:t>
-        </w:r>
-      </w:hyperlink>
-      <w:r>
-        <w:t xml:space="preserve">, while the resulting dataset is archived on</w:t>
-      </w:r>
-      <w:r>
-        <w:t xml:space="preserve"> </w:t>
-      </w:r>
-      <w:hyperlink r:id="rId139">
-        <w:r>
-          <w:rPr>
-            <w:rStyle w:val="Hyperlink"/>
-          </w:rPr>
-          <w:t xml:space="preserve">Zenodo</w:t>
-        </w:r>
-      </w:hyperlink>
-      <w:r>
-        <w:t xml:space="preserve">, with accompanying</w:t>
-      </w:r>
-      <w:r>
-        <w:t xml:space="preserve"> </w:t>
-      </w:r>
-      <w:hyperlink r:id="rId165">
-        <w:r>
-          <w:rPr>
-            <w:rStyle w:val="Hyperlink"/>
-          </w:rPr>
-          <w:t xml:space="preserve">R Markdown documentation</w:t>
-        </w:r>
-      </w:hyperlink>
-      <w:r>
-        <w:t xml:space="preserve"> </w:t>
-      </w:r>
-      <w:r>
-        <w:t xml:space="preserve">linked on both platforms. The code and dataset are updated in parallel with NuSEDS, and each dataset version is assigned a DOI to ensure proper citation and traceability.</w:t>
-      </w:r>
-    </w:p>
-    <w:bookmarkEnd w:id="166"/>
-    <w:bookmarkEnd w:id="167"/>
-    <w:bookmarkStart w:id="174" w:name="X6ecba5178706d3de6618a6e7ac4228d51e04728"/>
+          <w:numId w:val="1023"/>
+        </w:numPr>
+      </w:pPr>
+      <w:r>
+        <w:t xml:space="preserve">Encourage teams to include dataset DOIs in CVs, annual reports, and program dashboards alongside article outputs.</w:t>
+      </w:r>
+    </w:p>
+    <w:bookmarkEnd w:id="174"/>
+    <w:bookmarkEnd w:id="175"/>
+    <w:bookmarkStart w:id="180" w:name="Xede4e5f3133f4905776a2981e7117d5b19a5441"/>
     <w:p>
       <w:pPr>
         <w:pStyle w:val="Heading4"/>
@@ -6150,7 +5564,7 @@
           <w:b/>
           <w:bCs/>
         </w:rPr>
-        <w:t xml:space="preserve">6. Incentivize and Track Data Sharing and Reuse</w:t>
+        <w:t xml:space="preserve">7. Build Community Through Co-Development and Mutual Benefit</w:t>
       </w:r>
     </w:p>
     <w:p>
@@ -6158,10 +5572,31 @@
         <w:pStyle w:val="FirstParagraph"/>
       </w:pPr>
       <w:r>
-        <w:t xml:space="preserve">The currency of research lies in recognition—credit, citations, and opportunities for collaboration or co-authorship. Promoting data sharing requires both cultural and technical infrastructure. The cultural infrastructure requires a shift towards viewing data publication as equal in importance to article publication. The infrastructure put in place needs to support the process of generating citation records that give credit to all First Nations, Tribes, agencies, and organizations. By recognizing contributions, tracking reuse, and supporting citation, data stewards can create a system where sharing is rewarded.</w:t>
-      </w:r>
-    </w:p>
-    <w:bookmarkStart w:id="173" w:name="practical-applications-5"/>
+        <w:t xml:space="preserve">Creating an infrastructure that standardizes and provides cross-border and cross-ecosystem data integration is only effective if there’s community engagement. Standards and tools must be co-developed with their intended users using user-centred design principles</w:t>
+      </w:r>
+      <w:r>
+        <w:t xml:space="preserve"> </w:t>
+      </w:r>
+      <w:r>
+        <w:t xml:space="preserve">(</w:t>
+      </w:r>
+      <w:r>
+        <w:t xml:space="preserve">ISO</w:t>
+      </w:r>
+      <w:r>
+        <w:t xml:space="preserve"> </w:t>
+      </w:r>
+      <w:r>
+        <w:t xml:space="preserve">9241-210, 2019)</w:t>
+      </w:r>
+      <w:r>
+        <w:t xml:space="preserve"> </w:t>
+      </w:r>
+      <w:r>
+        <w:t xml:space="preserve">to be effective. Engaging biologists, Indigenous stewards, and data managers ensures relevance, usability, and long-term participation.</w:t>
+      </w:r>
+    </w:p>
+    <w:bookmarkStart w:id="179" w:name="practical-applications-6"/>
     <w:p>
       <w:pPr>
         <w:pStyle w:val="Heading5"/>
@@ -6175,341 +5610,12 @@
         <w:pStyle w:val="FirstParagraph"/>
       </w:pPr>
       <w:r>
-        <w:t xml:space="preserve">6.1 License data for reuse using liberal licenses</w:t>
-      </w:r>
-    </w:p>
-    <w:p>
-      <w:pPr>
-        <w:pStyle w:val="Compact"/>
-        <w:numPr>
-          <w:ilvl w:val="0"/>
-          <w:numId w:val="1019"/>
-        </w:numPr>
-      </w:pPr>
-      <w:r>
-        <w:t xml:space="preserve">All data accessible through the</w:t>
-      </w:r>
-      <w:r>
-        <w:t xml:space="preserve"> </w:t>
-      </w:r>
-      <w:hyperlink r:id="rId146">
-        <w:r>
-          <w:rPr>
-            <w:rStyle w:val="Hyperlink"/>
-          </w:rPr>
-          <w:t xml:space="preserve">NPAFC data catalogue</w:t>
-        </w:r>
-      </w:hyperlink>
-      <w:r>
-        <w:t xml:space="preserve"> </w:t>
-      </w:r>
-      <w:r>
-        <w:t xml:space="preserve">is licensed as</w:t>
-      </w:r>
-      <w:r>
-        <w:t xml:space="preserve"> </w:t>
-      </w:r>
-      <w:hyperlink r:id="rId168">
-        <w:r>
-          <w:rPr>
-            <w:rStyle w:val="Hyperlink"/>
-          </w:rPr>
-          <w:t xml:space="preserve">Creative Commons Attribution 4.0 International</w:t>
-        </w:r>
-      </w:hyperlink>
-    </w:p>
-    <w:p>
-      <w:pPr>
-        <w:pStyle w:val="FirstParagraph"/>
-      </w:pPr>
-      <w:r>
-        <w:t xml:space="preserve">6.2 Provide recommended citation text and visible credit fields in metadata</w:t>
-      </w:r>
-    </w:p>
-    <w:p>
-      <w:pPr>
-        <w:pStyle w:val="Compact"/>
-        <w:numPr>
-          <w:ilvl w:val="0"/>
-          <w:numId w:val="1020"/>
-        </w:numPr>
-      </w:pPr>
-      <w:r>
-        <w:t xml:space="preserve">NPAFC dataset landing pages expose citable DOI metadata and a dedicated citation section alongside contributors and licensing details (example dataset:</w:t>
-      </w:r>
-      <w:r>
-        <w:t xml:space="preserve"> </w:t>
-      </w:r>
-      <w:hyperlink r:id="rId160">
-        <w:r>
-          <w:rPr>
-            <w:rStyle w:val="Hyperlink"/>
-          </w:rPr>
-          <w:t xml:space="preserve">https://data.npafc.org/dataset/ca-cioos_2dac6609-3541-458c-88b1-5564599d9621?local=en</w:t>
-        </w:r>
-      </w:hyperlink>
-      <w:r>
-        <w:t xml:space="preserve">).</w:t>
-      </w:r>
-    </w:p>
-    <w:p>
-      <w:pPr>
-        <w:pStyle w:val="Compact"/>
-        <w:numPr>
-          <w:ilvl w:val="0"/>
-          <w:numId w:val="1020"/>
-        </w:numPr>
-      </w:pPr>
-      <w:r>
-        <w:t xml:space="preserve">NOAA InPort records provide reusable citation text directly on metadata landing pages (example:</w:t>
-      </w:r>
-      <w:r>
-        <w:t xml:space="preserve"> </w:t>
-      </w:r>
-      <w:hyperlink r:id="rId169">
-        <w:r>
-          <w:rPr>
-            <w:rStyle w:val="Hyperlink"/>
-          </w:rPr>
-          <w:t xml:space="preserve">AFSC/ABL: Karluk sockeye salmon scale time series</w:t>
-        </w:r>
-      </w:hyperlink>
-      <w:r>
-        <w:t xml:space="preserve">).</w:t>
-      </w:r>
-    </w:p>
-    <w:p>
-      <w:pPr>
-        <w:pStyle w:val="FirstParagraph"/>
-      </w:pPr>
-      <w:r>
-        <w:t xml:space="preserve">6.3 Create summary dashboards that highlight reuse using</w:t>
-      </w:r>
-      <w:r>
-        <w:t xml:space="preserve"> </w:t>
-      </w:r>
-      <w:hyperlink r:id="rId170">
-        <w:r>
-          <w:rPr>
-            <w:rStyle w:val="Hyperlink"/>
-          </w:rPr>
-          <w:t xml:space="preserve">COUNTER Code of Practice compliant metrics</w:t>
-        </w:r>
-      </w:hyperlink>
-      <w:r>
-        <w:t xml:space="preserve"> </w:t>
-      </w:r>
-      <w:r>
-        <w:t xml:space="preserve">to track dataset views/downloads and DataCite APIs</w:t>
-      </w:r>
-    </w:p>
-    <w:p>
-      <w:pPr>
-        <w:pStyle w:val="Compact"/>
-        <w:numPr>
-          <w:ilvl w:val="0"/>
-          <w:numId w:val="1021"/>
-        </w:numPr>
-      </w:pPr>
-      <w:r>
-        <w:t xml:space="preserve">Use</w:t>
-      </w:r>
-      <w:r>
-        <w:t xml:space="preserve"> </w:t>
-      </w:r>
-      <w:hyperlink r:id="rId171">
-        <w:r>
-          <w:rPr>
-            <w:rStyle w:val="Hyperlink"/>
-          </w:rPr>
-          <w:t xml:space="preserve">DataCite REST API endpoints</w:t>
-        </w:r>
-      </w:hyperlink>
-      <w:r>
-        <w:t xml:space="preserve"> </w:t>
-      </w:r>
-      <w:r>
-        <w:t xml:space="preserve">to retrieve DOI metadata programmatically and feed organization-level tracking workflows.</w:t>
-      </w:r>
-    </w:p>
-    <w:p>
-      <w:pPr>
-        <w:pStyle w:val="Compact"/>
-        <w:numPr>
-          <w:ilvl w:val="0"/>
-          <w:numId w:val="1021"/>
-        </w:numPr>
-      </w:pPr>
-      <w:r>
-        <w:t xml:space="preserve">Combine repository-native metrics (views/downloads) with catalogue/API outputs (for example, NPAFC CKAN API results) to create repeatable monitoring reports.</w:t>
-      </w:r>
-    </w:p>
-    <w:p>
-      <w:pPr>
-        <w:pStyle w:val="FirstParagraph"/>
-      </w:pPr>
-      <w:r>
-        <w:t xml:space="preserve">6.4 Ensure that datasets are properly cited in journal articles using in text citations and the recommended citation in the articles list of references, not just in a Data Availability statement</w:t>
-      </w:r>
-    </w:p>
-    <w:p>
-      <w:pPr>
-        <w:pStyle w:val="Compact"/>
-        <w:numPr>
-          <w:ilvl w:val="0"/>
-          <w:numId w:val="1022"/>
-        </w:numPr>
-      </w:pPr>
-      <w:r>
-        <w:t xml:space="preserve">In late 2024, the NPAFC began citing data sets using in-text citations and the recommended citation in the list of references with the publication of NPAFC Bulletin 7 titled,</w:t>
-      </w:r>
-      <w:r>
-        <w:t xml:space="preserve"> </w:t>
-      </w:r>
-      <w:r>
-        <w:rPr>
-          <w:i/>
-          <w:iCs/>
-        </w:rPr>
-        <w:t xml:space="preserve">Highlights of the 2022 International Year of the Salmon Pan–Pacific Winter Expedition</w:t>
-      </w:r>
-      <w:r>
-        <w:t xml:space="preserve">.</w:t>
-      </w:r>
-    </w:p>
-    <w:p>
-      <w:pPr>
-        <w:pStyle w:val="Compact"/>
-        <w:numPr>
-          <w:ilvl w:val="0"/>
-          <w:numId w:val="1022"/>
-        </w:numPr>
-      </w:pPr>
-      <w:r>
-        <w:t xml:space="preserve">The cleaned NuSEDS dataset (see Section 5.3) was used in an analysis and cited in the associated publication (</w:t>
-      </w:r>
-      <w:hyperlink r:id="rId56">
-        <w:r>
-          <w:rPr>
-            <w:rStyle w:val="Hyperlink"/>
-          </w:rPr>
-          <w:t xml:space="preserve">Atkinson et al., 2025</w:t>
-        </w:r>
-      </w:hyperlink>
-      <w:r>
-        <w:t xml:space="preserve">) using the DOI and citation provided with the dataset on</w:t>
-      </w:r>
-      <w:r>
-        <w:t xml:space="preserve"> </w:t>
-      </w:r>
-      <w:hyperlink r:id="rId172">
-        <w:r>
-          <w:rPr>
-            <w:rStyle w:val="Hyperlink"/>
-          </w:rPr>
-          <w:t xml:space="preserve">Zenodo</w:t>
-        </w:r>
-      </w:hyperlink>
-      <w:r>
-        <w:t xml:space="preserve">.</w:t>
-      </w:r>
-    </w:p>
-    <w:p>
-      <w:pPr>
-        <w:pStyle w:val="FirstParagraph"/>
-      </w:pPr>
-      <w:r>
-        <w:t xml:space="preserve">6.5 Promote the view that well-documented data publications are primary research outputs and significant contributions to the field</w:t>
-      </w:r>
-    </w:p>
-    <w:p>
-      <w:pPr>
-        <w:pStyle w:val="Compact"/>
-        <w:numPr>
-          <w:ilvl w:val="0"/>
-          <w:numId w:val="1023"/>
-        </w:numPr>
-      </w:pPr>
-      <w:r>
-        <w:t xml:space="preserve">Treat dataset publication milestones (for example, DOI assignment, metadata completion, and versioned release) as reportable scholarly outputs in project and performance reporting.</w:t>
-      </w:r>
-    </w:p>
-    <w:p>
-      <w:pPr>
-        <w:pStyle w:val="Compact"/>
-        <w:numPr>
-          <w:ilvl w:val="0"/>
-          <w:numId w:val="1023"/>
-        </w:numPr>
-      </w:pPr>
-      <w:r>
-        <w:t xml:space="preserve">Encourage teams to include dataset DOIs in CVs, annual reports, and program dashboards alongside article outputs.</w:t>
-      </w:r>
-    </w:p>
-    <w:bookmarkEnd w:id="173"/>
-    <w:bookmarkEnd w:id="174"/>
-    <w:bookmarkStart w:id="179" w:name="Xede4e5f3133f4905776a2981e7117d5b19a5441"/>
-    <w:p>
-      <w:pPr>
-        <w:pStyle w:val="Heading4"/>
-      </w:pPr>
-      <w:r>
-        <w:rPr>
-          <w:b/>
-          <w:bCs/>
-        </w:rPr>
-        <w:t xml:space="preserve">7. Build Community Through Co-Development and Mutual Benefit</w:t>
-      </w:r>
-    </w:p>
-    <w:p>
-      <w:pPr>
-        <w:pStyle w:val="FirstParagraph"/>
-      </w:pPr>
-      <w:r>
-        <w:t xml:space="preserve">Creating an infrastructure that standardizes and provides cross-border and cross-ecosystem data integration is only effective if there’s community engagement. Standards and tools must be co-developed with their intended users using user-centred design principles</w:t>
-      </w:r>
-      <w:r>
-        <w:t xml:space="preserve"> </w:t>
-      </w:r>
-      <w:r>
-        <w:t xml:space="preserve">(</w:t>
-      </w:r>
-      <w:r>
-        <w:t xml:space="preserve">ISO</w:t>
-      </w:r>
-      <w:r>
-        <w:t xml:space="preserve"> </w:t>
-      </w:r>
-      <w:r>
-        <w:t xml:space="preserve">9241-210, 2019)</w:t>
-      </w:r>
-      <w:r>
-        <w:t xml:space="preserve"> </w:t>
-      </w:r>
-      <w:r>
-        <w:t xml:space="preserve">to be effective. Engaging biologists, Indigenous stewards, and data managers ensures relevance, usability, and long-term participation.</w:t>
-      </w:r>
-    </w:p>
-    <w:bookmarkStart w:id="178" w:name="practical-applications-6"/>
-    <w:p>
-      <w:pPr>
-        <w:pStyle w:val="Heading5"/>
-      </w:pPr>
-      <w:r>
-        <w:t xml:space="preserve">Practical Applications:</w:t>
-      </w:r>
-    </w:p>
-    <w:p>
-      <w:pPr>
-        <w:pStyle w:val="FirstParagraph"/>
-      </w:pPr>
-      <w:r>
         <w:t xml:space="preserve">7.1 Participate in salmon data focused communities such as the</w:t>
       </w:r>
       <w:r>
         <w:t xml:space="preserve"> </w:t>
       </w:r>
-      <w:hyperlink r:id="rId175">
+      <w:hyperlink r:id="rId176">
         <w:r>
           <w:rPr>
             <w:rStyle w:val="Hyperlink"/>
@@ -6543,7 +5649,7 @@
       <w:r>
         <w:t xml:space="preserve"> </w:t>
       </w:r>
-      <w:hyperlink r:id="rId176">
+      <w:hyperlink r:id="rId177">
         <w:r>
           <w:rPr>
             <w:rStyle w:val="Hyperlink"/>
@@ -6559,7 +5665,7 @@
       <w:r>
         <w:t xml:space="preserve">7.3 Support and follow through on Community Engaged Research (e.g. </w:t>
       </w:r>
-      <w:hyperlink r:id="rId177">
+      <w:hyperlink r:id="rId178">
         <w:r>
           <w:rPr>
             <w:rStyle w:val="Hyperlink"/>
@@ -6571,10 +5677,10 @@
         <w:t xml:space="preserve">) that provides tangible value to the communities in which research or monitoring was conducted.</w:t>
       </w:r>
     </w:p>
-    <w:bookmarkEnd w:id="178"/>
     <w:bookmarkEnd w:id="179"/>
     <w:bookmarkEnd w:id="180"/>
-    <w:bookmarkStart w:id="195" w:name="X6e6a8091e64360c7c796e20e8600d9ec04d00d2"/>
+    <w:bookmarkEnd w:id="181"/>
+    <w:bookmarkStart w:id="196" w:name="X6e6a8091e64360c7c796e20e8600d9ec04d00d2"/>
     <w:p>
       <w:pPr>
         <w:pStyle w:val="Heading2"/>
@@ -6747,7 +5853,7 @@
         </w:tc>
       </w:tr>
     </w:tbl>
-    <w:bookmarkStart w:id="186" w:name="X42fd0ebf7c7ecf3543f97d009df458f5f396cc5"/>
+    <w:bookmarkStart w:id="187" w:name="X42fd0ebf7c7ecf3543f97d009df458f5f396cc5"/>
     <w:p>
       <w:pPr>
         <w:pStyle w:val="Heading3"/>
@@ -6798,7 +5904,7 @@
           <w:numId w:val="1026"/>
         </w:numPr>
       </w:pPr>
-      <w:hyperlink r:id="rId181">
+      <w:hyperlink r:id="rId182">
         <w:r>
           <w:rPr>
             <w:rStyle w:val="Hyperlink"/>
@@ -6815,7 +5921,7 @@
           <w:numId w:val="1026"/>
         </w:numPr>
       </w:pPr>
-      <w:hyperlink r:id="rId182">
+      <w:hyperlink r:id="rId183">
         <w:r>
           <w:rPr>
             <w:rStyle w:val="Hyperlink"/>
@@ -6838,7 +5944,7 @@
       <w:r>
         <w:t xml:space="preserve"> </w:t>
       </w:r>
-      <w:hyperlink r:id="rId126">
+      <w:hyperlink r:id="rId127">
         <w:r>
           <w:rPr>
             <w:rStyle w:val="Hyperlink"/>
@@ -6861,7 +5967,7 @@
       <w:r>
         <w:t xml:space="preserve"> </w:t>
       </w:r>
-      <w:hyperlink r:id="rId64">
+      <w:hyperlink r:id="rId65">
         <w:r>
           <w:rPr>
             <w:rStyle w:val="Hyperlink"/>
@@ -6894,7 +6000,7 @@
           <w:numId w:val="1027"/>
         </w:numPr>
       </w:pPr>
-      <w:hyperlink r:id="rId132">
+      <w:hyperlink r:id="rId133">
         <w:r>
           <w:rPr>
             <w:rStyle w:val="Hyperlink"/>
@@ -6911,7 +6017,7 @@
           <w:numId w:val="1027"/>
         </w:numPr>
       </w:pPr>
-      <w:hyperlink r:id="rId183">
+      <w:hyperlink r:id="rId184">
         <w:r>
           <w:rPr>
             <w:rStyle w:val="Hyperlink"/>
@@ -6944,7 +6050,7 @@
           <w:numId w:val="1028"/>
         </w:numPr>
       </w:pPr>
-      <w:hyperlink r:id="rId184">
+      <w:hyperlink r:id="rId185">
         <w:r>
           <w:rPr>
             <w:rStyle w:val="Hyperlink"/>
@@ -6961,7 +6067,7 @@
           <w:numId w:val="1028"/>
         </w:numPr>
       </w:pPr>
-      <w:hyperlink r:id="rId185">
+      <w:hyperlink r:id="rId186">
         <w:r>
           <w:rPr>
             <w:rStyle w:val="Hyperlink"/>
@@ -6996,12 +6102,12 @@
       <w:r>
         <w:t xml:space="preserve"> </w:t>
       </w:r>
-      <w:hyperlink r:id="rId45">
-        <w:r>
-          <w:rPr>
-            <w:rStyle w:val="Hyperlink"/>
-          </w:rPr>
-          <w:t xml:space="preserve">SMN data package specification</w:t>
+      <w:hyperlink r:id="rId46">
+        <w:r>
+          <w:rPr>
+            <w:rStyle w:val="Hyperlink"/>
+          </w:rPr>
+          <w:t xml:space="preserve">Salmon Data Package specification</w:t>
         </w:r>
       </w:hyperlink>
       <w:r>
@@ -7017,12 +6123,12 @@
         </w:numPr>
       </w:pPr>
       <w:r>
-        <w:t xml:space="preserve">Review the</w:t>
-      </w:r>
-      <w:r>
-        <w:t xml:space="preserve"> </w:t>
-      </w:r>
-      <w:hyperlink r:id="rId46">
+        <w:t xml:space="preserve">Treat the Salmon Domain Ontology as the canonical interoperability layer, then review the</w:t>
+      </w:r>
+      <w:r>
+        <w:t xml:space="preserve"> </w:t>
+      </w:r>
+      <w:hyperlink r:id="rId47">
         <w:r>
           <w:rPr>
             <w:rStyle w:val="Hyperlink"/>
@@ -7034,7 +6140,7 @@
         <w:t xml:space="preserve"> </w:t>
       </w:r>
       <w:r>
-        <w:t xml:space="preserve">landing page and identify relevant terms for one dataset.</w:t>
+        <w:t xml:space="preserve">as an organization-specific ontology and controlled vocabulary set aligned to that broader layer.</w:t>
       </w:r>
     </w:p>
     <w:p>
@@ -7051,7 +6157,7 @@
       <w:r>
         <w:t xml:space="preserve"> </w:t>
       </w:r>
-      <w:hyperlink r:id="rId44">
+      <w:hyperlink r:id="rId45">
         <w:r>
           <w:rPr>
             <w:rStyle w:val="Hyperlink"/>
@@ -7066,8 +6172,8 @@
         <w:t xml:space="preserve">to understand package structure and metadata expectations.</w:t>
       </w:r>
     </w:p>
-    <w:bookmarkEnd w:id="186"/>
-    <w:bookmarkStart w:id="192" w:name="Xa794745505debb5caed466e9b97aaf2000f7289"/>
+    <w:bookmarkEnd w:id="187"/>
+    <w:bookmarkStart w:id="193" w:name="Xa794745505debb5caed466e9b97aaf2000f7289"/>
     <w:p>
       <w:pPr>
         <w:pStyle w:val="Heading3"/>
@@ -7118,7 +6224,7 @@
           <w:numId w:val="1031"/>
         </w:numPr>
       </w:pPr>
-      <w:hyperlink r:id="rId187">
+      <w:hyperlink r:id="rId188">
         <w:r>
           <w:rPr>
             <w:rStyle w:val="Hyperlink"/>
@@ -7135,7 +6241,7 @@
           <w:numId w:val="1031"/>
         </w:numPr>
       </w:pPr>
-      <w:hyperlink r:id="rId188">
+      <w:hyperlink r:id="rId189">
         <w:r>
           <w:rPr>
             <w:rStyle w:val="Hyperlink"/>
@@ -7152,7 +6258,7 @@
           <w:numId w:val="1031"/>
         </w:numPr>
       </w:pPr>
-      <w:hyperlink r:id="rId150">
+      <w:hyperlink r:id="rId151">
         <w:r>
           <w:rPr>
             <w:rStyle w:val="Hyperlink"/>
@@ -7185,7 +6291,7 @@
           <w:numId w:val="1032"/>
         </w:numPr>
       </w:pPr>
-      <w:hyperlink r:id="rId189">
+      <w:hyperlink r:id="rId190">
         <w:r>
           <w:rPr>
             <w:rStyle w:val="Hyperlink"/>
@@ -7202,7 +6308,7 @@
           <w:numId w:val="1032"/>
         </w:numPr>
       </w:pPr>
-      <w:hyperlink r:id="rId171">
+      <w:hyperlink r:id="rId172">
         <w:r>
           <w:rPr>
             <w:rStyle w:val="Hyperlink"/>
@@ -7219,7 +6325,7 @@
           <w:numId w:val="1032"/>
         </w:numPr>
       </w:pPr>
-      <w:hyperlink r:id="rId143">
+      <w:hyperlink r:id="rId144">
         <w:r>
           <w:rPr>
             <w:rStyle w:val="Hyperlink"/>
@@ -7236,7 +6342,7 @@
           <w:numId w:val="1032"/>
         </w:numPr>
       </w:pPr>
-      <w:hyperlink r:id="rId190">
+      <w:hyperlink r:id="rId191">
         <w:r>
           <w:rPr>
             <w:rStyle w:val="Hyperlink"/>
@@ -7269,7 +6375,7 @@
           <w:numId w:val="1033"/>
         </w:numPr>
       </w:pPr>
-      <w:hyperlink r:id="rId146">
+      <w:hyperlink r:id="rId147">
         <w:r>
           <w:rPr>
             <w:rStyle w:val="Hyperlink"/>
@@ -7286,7 +6392,7 @@
           <w:numId w:val="1033"/>
         </w:numPr>
       </w:pPr>
-      <w:hyperlink r:id="rId158">
+      <w:hyperlink r:id="rId159">
         <w:r>
           <w:rPr>
             <w:rStyle w:val="Hyperlink"/>
@@ -7303,7 +6409,7 @@
           <w:numId w:val="1033"/>
         </w:numPr>
       </w:pPr>
-      <w:hyperlink r:id="rId159">
+      <w:hyperlink r:id="rId160">
         <w:r>
           <w:rPr>
             <w:rStyle w:val="Hyperlink"/>
@@ -7320,7 +6426,7 @@
           <w:numId w:val="1033"/>
         </w:numPr>
       </w:pPr>
-      <w:hyperlink r:id="rId191">
+      <w:hyperlink r:id="rId192">
         <w:r>
           <w:rPr>
             <w:rStyle w:val="Hyperlink"/>
@@ -7350,7 +6456,7 @@
         </w:numPr>
       </w:pPr>
       <w:r>
-        <w:t xml:space="preserve">Build one versioned dataset package using metasalmon + the SMN specification.</w:t>
+        <w:t xml:space="preserve">Build one versioned dataset package using metasalmon + the Salmon Data Package specification.</w:t>
       </w:r>
     </w:p>
     <w:p>
@@ -7362,7 +6468,7 @@
         </w:numPr>
       </w:pPr>
       <w:r>
-        <w:t xml:space="preserve">Map at least 10 core fields to stable terms in the DFO Salmon Ontology.</w:t>
+        <w:t xml:space="preserve">Map at least 10 core fields to the Salmon Domain Ontology first, then use the DFO Salmon Ontology where organization-specific controlled vocabularies are needed.</w:t>
       </w:r>
     </w:p>
     <w:p>
@@ -7377,8 +6483,8 @@
         <w:t xml:space="preserve">Publish a release with persistent metadata and DOI-backed citation text.</w:t>
       </w:r>
     </w:p>
-    <w:bookmarkEnd w:id="192"/>
-    <w:bookmarkStart w:id="194" w:name="X5085146f5b8ad7365f66713e7e9762120c07eb4"/>
+    <w:bookmarkEnd w:id="193"/>
+    <w:bookmarkStart w:id="195" w:name="X5085146f5b8ad7365f66713e7e9762120c07eb4"/>
     <w:p>
       <w:pPr>
         <w:pStyle w:val="Heading3"/>
@@ -7429,7 +6535,7 @@
           <w:numId w:val="1036"/>
         </w:numPr>
       </w:pPr>
-      <w:hyperlink r:id="rId170">
+      <w:hyperlink r:id="rId171">
         <w:r>
           <w:rPr>
             <w:rStyle w:val="Hyperlink"/>
@@ -7446,7 +6552,7 @@
           <w:numId w:val="1036"/>
         </w:numPr>
       </w:pPr>
-      <w:hyperlink r:id="rId171">
+      <w:hyperlink r:id="rId172">
         <w:r>
           <w:rPr>
             <w:rStyle w:val="Hyperlink"/>
@@ -7479,7 +6585,7 @@
           <w:numId w:val="1037"/>
         </w:numPr>
       </w:pPr>
-      <w:hyperlink r:id="rId175">
+      <w:hyperlink r:id="rId176">
         <w:r>
           <w:rPr>
             <w:rStyle w:val="Hyperlink"/>
@@ -7496,7 +6602,7 @@
           <w:numId w:val="1037"/>
         </w:numPr>
       </w:pPr>
-      <w:hyperlink r:id="rId176">
+      <w:hyperlink r:id="rId177">
         <w:r>
           <w:rPr>
             <w:rStyle w:val="Hyperlink"/>
@@ -7540,7 +6646,7 @@
       <w:r>
         <w:t xml:space="preserve">User-centred design reference (</w:t>
       </w:r>
-      <w:hyperlink r:id="rId193">
+      <w:hyperlink r:id="rId194">
         <w:r>
           <w:rPr>
             <w:rStyle w:val="Hyperlink"/>
@@ -7596,9 +6702,9 @@
         <w:t xml:space="preserve">This progression is intended to be practical rather than prescriptive: teams can adjust pace and tooling while keeping the same capability milestones.</w:t>
       </w:r>
     </w:p>
-    <w:bookmarkEnd w:id="194"/>
     <w:bookmarkEnd w:id="195"/>
-    <w:bookmarkStart w:id="226" w:name="appendix-3-getting-started-checklist"/>
+    <w:bookmarkEnd w:id="196"/>
+    <w:bookmarkStart w:id="227" w:name="appendix-3-getting-started-checklist"/>
     <w:p>
       <w:pPr>
         <w:pStyle w:val="Heading2"/>
@@ -7623,7 +6729,7 @@
         <w:t xml:space="preserve">Tip: For each item, capture a link to the living source (e.g., repository, shared drive, policy page) and the responsible owner.</w:t>
       </w:r>
     </w:p>
-    <w:bookmarkStart w:id="199" w:name="practice-1-make-data-governance-explicit"/>
+    <w:bookmarkStart w:id="200" w:name="practice-1-make-data-governance-explicit"/>
     <w:p>
       <w:pPr>
         <w:pStyle w:val="Heading3"/>
@@ -7632,7 +6738,7 @@
         <w:t xml:space="preserve">Practice 1 — Make Data Governance Explicit</w:t>
       </w:r>
     </w:p>
-    <w:bookmarkStart w:id="196" w:name="project"/>
+    <w:bookmarkStart w:id="197" w:name="project"/>
     <w:p>
       <w:pPr>
         <w:pStyle w:val="Heading4"/>
@@ -7688,8 +6794,8 @@
         <w:t xml:space="preserve">- [ ] Is a data product charter written for each dataset or analysis product with purpose, audience, quality thresholds, release plan?</w:t>
       </w:r>
     </w:p>
-    <w:bookmarkEnd w:id="196"/>
-    <w:bookmarkStart w:id="197" w:name="program"/>
+    <w:bookmarkEnd w:id="197"/>
+    <w:bookmarkStart w:id="198" w:name="program"/>
     <w:p>
       <w:pPr>
         <w:pStyle w:val="Heading4"/>
@@ -7736,8 +6842,8 @@
         <w:t xml:space="preserve">- [ ] Are data sharing agreements/MOUs and ethical review pathways documented and reusable?</w:t>
       </w:r>
     </w:p>
-    <w:bookmarkEnd w:id="197"/>
-    <w:bookmarkStart w:id="198" w:name="organization"/>
+    <w:bookmarkEnd w:id="198"/>
+    <w:bookmarkStart w:id="199" w:name="organization"/>
     <w:p>
       <w:pPr>
         <w:pStyle w:val="Heading4"/>
@@ -7774,9 +6880,9 @@
         <w:t xml:space="preserve">Evidence to collect: DMP link, data product charter(s), RACI, IDS guidance, sharing agreements registry.</w:t>
       </w:r>
     </w:p>
-    <w:bookmarkEnd w:id="198"/>
     <w:bookmarkEnd w:id="199"/>
-    <w:bookmarkStart w:id="203" w:name="practice-2-reuse-proven-infrastructure"/>
+    <w:bookmarkEnd w:id="200"/>
+    <w:bookmarkStart w:id="204" w:name="practice-2-reuse-proven-infrastructure"/>
     <w:p>
       <w:pPr>
         <w:pStyle w:val="Heading3"/>
@@ -7785,7 +6891,7 @@
         <w:t xml:space="preserve">Practice 2 — Reuse Proven Infrastructure</w:t>
       </w:r>
     </w:p>
-    <w:bookmarkStart w:id="200" w:name="project-1"/>
+    <w:bookmarkStart w:id="201" w:name="project-1"/>
     <w:p>
       <w:pPr>
         <w:pStyle w:val="Heading4"/>
@@ -7832,8 +6938,8 @@
         <w:t xml:space="preserve">- [ ] Do you use existing organization authentication/authorization and backup processes?</w:t>
       </w:r>
     </w:p>
-    <w:bookmarkEnd w:id="200"/>
-    <w:bookmarkStart w:id="201" w:name="program-1"/>
+    <w:bookmarkEnd w:id="201"/>
+    <w:bookmarkStart w:id="202" w:name="program-1"/>
     <w:p>
       <w:pPr>
         <w:pStyle w:val="Heading4"/>
@@ -7862,8 +6968,8 @@
         <w:t xml:space="preserve">- [ ] Do projects consistently deposit finalized data in approved repositories with clear intake criteria?</w:t>
       </w:r>
     </w:p>
-    <w:bookmarkEnd w:id="201"/>
-    <w:bookmarkStart w:id="202" w:name="organization-1"/>
+    <w:bookmarkEnd w:id="202"/>
+    <w:bookmarkStart w:id="203" w:name="organization-1"/>
     <w:p>
       <w:pPr>
         <w:pStyle w:val="Heading4"/>
@@ -7900,9 +7006,9 @@
         <w:t xml:space="preserve">Evidence to collect: repository URLs, infrastructure inventory, intake criteria, backup/DR documentation.</w:t>
       </w:r>
     </w:p>
-    <w:bookmarkEnd w:id="202"/>
     <w:bookmarkEnd w:id="203"/>
-    <w:bookmarkStart w:id="207" w:name="Xd5ee02bc2d4148b1f0172bd1728e238823753c5"/>
+    <w:bookmarkEnd w:id="204"/>
+    <w:bookmarkStart w:id="208" w:name="Xd5ee02bc2d4148b1f0172bd1728e238823753c5"/>
     <w:p>
       <w:pPr>
         <w:pStyle w:val="Heading3"/>
@@ -7911,7 +7017,7 @@
         <w:t xml:space="preserve">Practice 3 — Use Persistent Identifiers (PIDs) for People, Projects, Data, and Methods</w:t>
       </w:r>
     </w:p>
-    <w:bookmarkStart w:id="204" w:name="project-2"/>
+    <w:bookmarkStart w:id="205" w:name="project-2"/>
     <w:p>
       <w:pPr>
         <w:pStyle w:val="Heading4"/>
@@ -7958,8 +7064,8 @@
         <w:t xml:space="preserve">- [ ] Are methods/protocols published and citable (e.g., protocol DOI) and linked from dataset metadata?</w:t>
       </w:r>
     </w:p>
-    <w:bookmarkEnd w:id="204"/>
-    <w:bookmarkStart w:id="205" w:name="program-2"/>
+    <w:bookmarkEnd w:id="205"/>
+    <w:bookmarkStart w:id="206" w:name="program-2"/>
     <w:p>
       <w:pPr>
         <w:pStyle w:val="Heading4"/>
@@ -7988,8 +7094,8 @@
         <w:t xml:space="preserve">- [ ] Are projects linked to organizational identifiers (e.g., ROR for institutions) in metadata?</w:t>
       </w:r>
     </w:p>
-    <w:bookmarkEnd w:id="205"/>
-    <w:bookmarkStart w:id="206" w:name="organization-2"/>
+    <w:bookmarkEnd w:id="206"/>
+    <w:bookmarkStart w:id="207" w:name="organization-2"/>
     <w:p>
       <w:pPr>
         <w:pStyle w:val="Heading4"/>
@@ -8026,9 +7132,9 @@
         <w:t xml:space="preserve">Evidence to collect: ORCID list, PID policy, DOI records, resolver links in the catalog.</w:t>
       </w:r>
     </w:p>
-    <w:bookmarkEnd w:id="206"/>
     <w:bookmarkEnd w:id="207"/>
-    <w:bookmarkStart w:id="211" w:name="Xf9fd600ab9a6d62c48506102a263b71f9becf16"/>
+    <w:bookmarkEnd w:id="208"/>
+    <w:bookmarkStart w:id="212" w:name="Xf9fd600ab9a6d62c48506102a263b71f9becf16"/>
     <w:p>
       <w:pPr>
         <w:pStyle w:val="Heading3"/>
@@ -8037,7 +7143,7 @@
         <w:t xml:space="preserve">Practice 4 — Shared Data Models, Vocabularies, and Metadata</w:t>
       </w:r>
     </w:p>
-    <w:bookmarkStart w:id="208" w:name="project-3"/>
+    <w:bookmarkStart w:id="209" w:name="project-3"/>
     <w:p>
       <w:pPr>
         <w:pStyle w:val="Heading4"/>
@@ -8084,8 +7190,8 @@
         <w:t xml:space="preserve">- [ ] Is a data dictionary included with definitions, units, allowed values, and provenance for each variable?</w:t>
       </w:r>
     </w:p>
-    <w:bookmarkEnd w:id="208"/>
-    <w:bookmarkStart w:id="209" w:name="program-3"/>
+    <w:bookmarkEnd w:id="209"/>
+    <w:bookmarkStart w:id="210" w:name="program-3"/>
     <w:p>
       <w:pPr>
         <w:pStyle w:val="Heading4"/>
@@ -8114,8 +7220,8 @@
         <w:t xml:space="preserve">- [ ] Are validation checks in CI (schema validation, vocab checks) standardized across repositories?</w:t>
       </w:r>
     </w:p>
-    <w:bookmarkEnd w:id="209"/>
-    <w:bookmarkStart w:id="210" w:name="organization-3"/>
+    <w:bookmarkEnd w:id="210"/>
+    <w:bookmarkStart w:id="211" w:name="organization-3"/>
     <w:p>
       <w:pPr>
         <w:pStyle w:val="Heading4"/>
@@ -8152,9 +7258,9 @@
         <w:t xml:space="preserve">Evidence to collect: metadata profiles, data dictionary, code lists, schema validators, mapping documentation.</w:t>
       </w:r>
     </w:p>
-    <w:bookmarkEnd w:id="210"/>
     <w:bookmarkEnd w:id="211"/>
-    <w:bookmarkStart w:id="215" w:name="X1953933a9a9dcdc8d482995d59b75af7f7e8d2c"/>
+    <w:bookmarkEnd w:id="212"/>
+    <w:bookmarkStart w:id="216" w:name="X1953933a9a9dcdc8d482995d59b75af7f7e8d2c"/>
     <w:p>
       <w:pPr>
         <w:pStyle w:val="Heading3"/>
@@ -8163,7 +7269,7 @@
         <w:t xml:space="preserve">Practice 5 — Store and Analyze Data for Easy Access, Use, and Trust</w:t>
       </w:r>
     </w:p>
-    <w:bookmarkStart w:id="212" w:name="project-4"/>
+    <w:bookmarkStart w:id="213" w:name="project-4"/>
     <w:p>
       <w:pPr>
         <w:pStyle w:val="Heading4"/>
@@ -8219,8 +7325,8 @@
         <w:t xml:space="preserve">- [ ] Are access controls and sensitive data handling documented and implemented?</w:t>
       </w:r>
     </w:p>
-    <w:bookmarkEnd w:id="212"/>
-    <w:bookmarkStart w:id="213" w:name="program-4"/>
+    <w:bookmarkEnd w:id="213"/>
+    <w:bookmarkStart w:id="214" w:name="program-4"/>
     <w:p>
       <w:pPr>
         <w:pStyle w:val="Heading4"/>
@@ -8249,8 +7355,8 @@
         <w:t xml:space="preserve">- [ ] Are standard storage classes, lifecycle policies, and archival rules applied?</w:t>
       </w:r>
     </w:p>
-    <w:bookmarkEnd w:id="213"/>
-    <w:bookmarkStart w:id="214" w:name="organization-4"/>
+    <w:bookmarkEnd w:id="214"/>
+    <w:bookmarkStart w:id="215" w:name="organization-4"/>
     <w:p>
       <w:pPr>
         <w:pStyle w:val="Heading4"/>
@@ -8287,9 +7393,9 @@
         <w:t xml:space="preserve">Evidence to collect: workflow definition, environment files, container references, QA/QC reports, storage/backup settings.</w:t>
       </w:r>
     </w:p>
-    <w:bookmarkEnd w:id="214"/>
     <w:bookmarkEnd w:id="215"/>
-    <w:bookmarkStart w:id="219" w:name="X09eeb7331e7661c0e600debc39b8121143e6e9d"/>
+    <w:bookmarkEnd w:id="216"/>
+    <w:bookmarkStart w:id="220" w:name="X09eeb7331e7661c0e600debc39b8121143e6e9d"/>
     <w:p>
       <w:pPr>
         <w:pStyle w:val="Heading3"/>
@@ -8298,7 +7404,7 @@
         <w:t xml:space="preserve">Practice 6 — Incentivize and Track Sharing and Reuse</w:t>
       </w:r>
     </w:p>
-    <w:bookmarkStart w:id="216" w:name="project-5"/>
+    <w:bookmarkStart w:id="217" w:name="project-5"/>
     <w:p>
       <w:pPr>
         <w:pStyle w:val="Heading4"/>
@@ -8336,8 +7442,8 @@
         <w:t xml:space="preserve">- [ ] Do release notes document what changed and implications for users?</w:t>
       </w:r>
     </w:p>
-    <w:bookmarkEnd w:id="216"/>
-    <w:bookmarkStart w:id="217" w:name="program-5"/>
+    <w:bookmarkEnd w:id="217"/>
+    <w:bookmarkStart w:id="218" w:name="program-5"/>
     <w:p>
       <w:pPr>
         <w:pStyle w:val="Heading4"/>
@@ -8366,8 +7472,8 @@
         <w:t xml:space="preserve">- [ ] Are data citations tracked in assessments, reports, and staff evaluations?</w:t>
       </w:r>
     </w:p>
-    <w:bookmarkEnd w:id="217"/>
-    <w:bookmarkStart w:id="218" w:name="organization-5"/>
+    <w:bookmarkEnd w:id="218"/>
+    <w:bookmarkStart w:id="219" w:name="organization-5"/>
     <w:p>
       <w:pPr>
         <w:pStyle w:val="Heading4"/>
@@ -8404,9 +7510,9 @@
         <w:t xml:space="preserve">Evidence to collect: LICENSE, CITATION, reuse dashboard link, policy excerpts, sample citations in reports.</w:t>
       </w:r>
     </w:p>
-    <w:bookmarkEnd w:id="218"/>
     <w:bookmarkEnd w:id="219"/>
-    <w:bookmarkStart w:id="223" w:name="Xf1ef7e3eb857b993ceb364de2f4e82691aed878"/>
+    <w:bookmarkEnd w:id="220"/>
+    <w:bookmarkStart w:id="224" w:name="Xf1ef7e3eb857b993ceb364de2f4e82691aed878"/>
     <w:p>
       <w:pPr>
         <w:pStyle w:val="Heading3"/>
@@ -8415,7 +7521,7 @@
         <w:t xml:space="preserve">Practice 7 — Build Community Through Co‑Development and Mutual Benefit</w:t>
       </w:r>
     </w:p>
-    <w:bookmarkStart w:id="220" w:name="project-6"/>
+    <w:bookmarkStart w:id="221" w:name="project-6"/>
     <w:p>
       <w:pPr>
         <w:pStyle w:val="Heading4"/>
@@ -8453,8 +7559,8 @@
         <w:t xml:space="preserve">- [ ] Is there an open feedback channel (issues form, contact) and a published roadmap?</w:t>
       </w:r>
     </w:p>
-    <w:bookmarkEnd w:id="220"/>
-    <w:bookmarkStart w:id="221" w:name="program-6"/>
+    <w:bookmarkEnd w:id="221"/>
+    <w:bookmarkStart w:id="222" w:name="program-6"/>
     <w:p>
       <w:pPr>
         <w:pStyle w:val="Heading4"/>
@@ -8483,8 +7589,8 @@
         <w:t xml:space="preserve">- [ ] Are community contributions recognized (authorship, acknowledgements, meeting time, funding)?</w:t>
       </w:r>
     </w:p>
-    <w:bookmarkEnd w:id="221"/>
-    <w:bookmarkStart w:id="222" w:name="organization-6"/>
+    <w:bookmarkEnd w:id="222"/>
+    <w:bookmarkStart w:id="223" w:name="organization-6"/>
     <w:p>
       <w:pPr>
         <w:pStyle w:val="Heading4"/>
@@ -8528,9 +7634,9 @@
         </w:pict>
       </w:r>
     </w:p>
-    <w:bookmarkEnd w:id="222"/>
     <w:bookmarkEnd w:id="223"/>
-    <w:bookmarkStart w:id="224" w:name="quick-start-306090day-plan"/>
+    <w:bookmarkEnd w:id="224"/>
+    <w:bookmarkStart w:id="225" w:name="quick-start-306090day-plan"/>
     <w:p>
       <w:pPr>
         <w:pStyle w:val="Heading3"/>
@@ -8690,8 +7796,8 @@
         </w:pict>
       </w:r>
     </w:p>
-    <w:bookmarkEnd w:id="224"/>
-    <w:bookmarkStart w:id="225" w:name="X5baba2ffe9b3bc899417ced2108067196c8d8e9"/>
+    <w:bookmarkEnd w:id="225"/>
+    <w:bookmarkStart w:id="226" w:name="X5baba2ffe9b3bc899417ced2108067196c8d8e9"/>
     <w:p>
       <w:pPr>
         <w:pStyle w:val="Heading3"/>
@@ -8816,9 +7922,9 @@
         <w:t xml:space="preserve">Maintain this list as a living issue in your repository and review quarterly.</w:t>
       </w:r>
     </w:p>
-    <w:bookmarkEnd w:id="225"/>
     <w:bookmarkEnd w:id="226"/>
     <w:bookmarkEnd w:id="227"/>
+    <w:bookmarkEnd w:id="228"/>
     <w:sectPr>
       <w:footnotePr>
         <w:numRestart w:val="eachSect"/>

--- a/docs/index.docx
+++ b/docs/index.docx
@@ -1009,7 +1009,7 @@
       </w:r>
     </w:p>
     <w:bookmarkEnd w:id="34"/>
-    <w:bookmarkStart w:id="50" w:name="Xd59215525a6daec1413c2c94b2fd89cbb47b38e"/>
+    <w:bookmarkStart w:id="51" w:name="Xd59215525a6daec1413c2c94b2fd89cbb47b38e"/>
     <w:p>
       <w:pPr>
         <w:pStyle w:val="Heading2"/>
@@ -1226,7 +1226,7 @@
       </w:r>
     </w:p>
     <w:bookmarkEnd w:id="36"/>
-    <w:bookmarkStart w:id="49" w:name="X016975eebbe11d595ff9a60c9dddc661908a3e3"/>
+    <w:bookmarkStart w:id="50" w:name="X016975eebbe11d595ff9a60c9dddc661908a3e3"/>
     <w:p>
       <w:pPr>
         <w:pStyle w:val="Heading3"/>
@@ -1471,7 +1471,7 @@
       <w:tr>
         <w:tc>
           <w:tcPr/>
-          <w:bookmarkStart w:id="42" w:name="tbl-bestpractices"/>
+          <w:bookmarkStart w:id="43" w:name="tbl-bestpractices"/>
           <w:p>
             <w:pPr>
               <w:jc w:val="center"/>
@@ -1685,7 +1685,21 @@
                     <w:t xml:space="preserve">• Adopt ISO 19115, EML, or DataCite metadata standards.</w:t>
                   </w:r>
                   <w:r>
-                    <w:t xml:space="preserve">• Re-use terms defined in Salmon Domain Ontology.</w:t>
+                    <w:t xml:space="preserve">• Re-use terms defined in</w:t>
+                  </w:r>
+                  <w:r>
+                    <w:t xml:space="preserve"> </w:t>
+                  </w:r>
+                  <w:hyperlink r:id="rId42">
+                    <w:r>
+                      <w:rPr>
+                        <w:rStyle w:val="Hyperlink"/>
+                      </w:rPr>
+                      <w:t xml:space="preserve">Salmon Domain Ontology</w:t>
+                    </w:r>
+                  </w:hyperlink>
+                  <w:r>
+                    <w:t xml:space="preserve">.</w:t>
                   </w:r>
                   <w:r>
                     <w:t xml:space="preserve">• Model datasets using the Darwin Core Data Package model.</w:t>
@@ -1826,7 +1840,7 @@
               </w:tc>
             </w:tr>
           </w:tbl>
-          <w:bookmarkEnd w:id="42"/>
+          <w:bookmarkEnd w:id="43"/>
           <w:p/>
         </w:tc>
       </w:tr>
@@ -1880,12 +1894,12 @@
                 <wp:inline>
                   <wp:extent cx="152400" cy="152400"/>
                   <wp:effectExtent b="0" l="0" r="0" t="0"/>
-                  <wp:docPr descr="" title="" id="43" name="Picture"/>
+                  <wp:docPr descr="" title="" id="44" name="Picture"/>
                   <a:graphic>
                     <a:graphicData uri="http://schemas.openxmlformats.org/drawingml/2006/picture">
                       <pic:pic>
                         <pic:nvPicPr>
-                          <pic:cNvPr descr="/Users/alan/.local/opt/quarto-1.8.27/share/formats/docx/note.png" id="44" name="Picture"/>
+                          <pic:cNvPr descr="/Users/alan/.local/opt/quarto-1.8.27/share/formats/docx/note.png" id="45" name="Picture"/>
                           <pic:cNvPicPr>
                             <a:picLocks noChangeArrowheads="1" noChangeAspect="1"/>
                           </pic:cNvPicPr>
@@ -1986,7 +2000,7 @@
             <w:r>
               <w:t xml:space="preserve">(</w:t>
             </w:r>
-            <w:hyperlink r:id="rId45">
+            <w:hyperlink r:id="rId46">
               <w:r>
                 <w:rPr>
                   <w:rStyle w:val="Hyperlink"/>
@@ -2025,7 +2039,7 @@
             <w:r>
               <w:t xml:space="preserve">(</w:t>
             </w:r>
-            <w:hyperlink r:id="rId46">
+            <w:hyperlink r:id="rId47">
               <w:r>
                 <w:rPr>
                   <w:rStyle w:val="Hyperlink"/>
@@ -2045,13 +2059,16 @@
                 <w:numId w:val="1006"/>
               </w:numPr>
             </w:pPr>
-            <w:r>
-              <w:rPr>
-                <w:b/>
-                <w:bCs/>
-              </w:rPr>
-              <w:t xml:space="preserve">Salmon Domain Ontology</w:t>
-            </w:r>
+            <w:hyperlink r:id="rId42">
+              <w:r>
+                <w:rPr>
+                  <w:rStyle w:val="Hyperlink"/>
+                  <w:b/>
+                  <w:bCs/>
+                </w:rPr>
+                <w:t xml:space="preserve">Salmon Domain Ontology</w:t>
+              </w:r>
+            </w:hyperlink>
             <w:r>
               <w:t xml:space="preserve"> </w:t>
             </w:r>
@@ -2086,7 +2103,7 @@
             <w:r>
               <w:t xml:space="preserve">(</w:t>
             </w:r>
-            <w:hyperlink r:id="rId47">
+            <w:hyperlink r:id="rId48">
               <w:r>
                 <w:rPr>
                   <w:rStyle w:val="Hyperlink"/>
@@ -2095,7 +2112,24 @@
               </w:r>
             </w:hyperlink>
             <w:r>
-              <w:t xml:space="preserve">) (organization-specific ontology and controlled vocabularies aligned to the broader Salmon Domain Ontology layer)</w:t>
+              <w:t xml:space="preserve">) (organization-specific ontology and controlled vocabularies aligned to the broader</w:t>
+            </w:r>
+            <w:r>
+              <w:t xml:space="preserve"> </w:t>
+            </w:r>
+            <w:hyperlink r:id="rId42">
+              <w:r>
+                <w:rPr>
+                  <w:rStyle w:val="Hyperlink"/>
+                </w:rPr>
+                <w:t xml:space="preserve">Salmon Domain Ontology</w:t>
+              </w:r>
+            </w:hyperlink>
+            <w:r>
+              <w:t xml:space="preserve"> </w:t>
+            </w:r>
+            <w:r>
+              <w:t xml:space="preserve">layer)</w:t>
             </w:r>
           </w:p>
           <w:p>
@@ -2125,7 +2159,7 @@
             <w:r>
               <w:t xml:space="preserve">(</w:t>
             </w:r>
-            <w:hyperlink r:id="rId48">
+            <w:hyperlink r:id="rId49">
               <w:r>
                 <w:rPr>
                   <w:rStyle w:val="Hyperlink"/>
@@ -2177,9 +2211,9 @@
         <w:t xml:space="preserve">For teams that use lifecycle framing, these practices operate across the full data lifecycle, with metadata governance treated as a continuous cross-cutting function rather than a separate step.</w:t>
       </w:r>
     </w:p>
-    <w:bookmarkEnd w:id="49"/>
     <w:bookmarkEnd w:id="50"/>
-    <w:bookmarkStart w:id="131" w:name="conclusion"/>
+    <w:bookmarkEnd w:id="51"/>
+    <w:bookmarkStart w:id="132" w:name="conclusion"/>
     <w:p>
       <w:pPr>
         <w:pStyle w:val="Heading2"/>
@@ -2284,7 +2318,7 @@
         <w:t xml:space="preserve">, institutionalizing data stewardship roles ensures long-term capacity for data governance, quality control, and interoperability—functions that are often neglected or left to informal actors. We should not only train new data stewards but also support and upskill biologists to take on stewardship responsibilities in collaborative, interdisciplinary settings. This is essential to address the data technical debt of unmanaged data and to modernize research practices in line with open science norms. By embedding these practices into the everyday work of data generation, documentation, publication, and reuse, we can move salmon science decisively into the era of data-intensive discovery.</w:t>
       </w:r>
     </w:p>
-    <w:bookmarkStart w:id="51" w:name="acknowledgements"/>
+    <w:bookmarkStart w:id="52" w:name="acknowledgements"/>
     <w:p>
       <w:pPr>
         <w:pStyle w:val="Heading3"/>
@@ -2301,8 +2335,8 @@
         <w:t xml:space="preserve">We thank collaborators and practitioners from Fisheries and Oceans Canada, the Pacific Salmon Foundation, the Pacific States Marine Fisheries Commission, and the broader salmon data community for constructive feedback and for sharing practical examples that informed this manuscript.</w:t>
       </w:r>
     </w:p>
-    <w:bookmarkEnd w:id="51"/>
-    <w:bookmarkStart w:id="52" w:name="data-availability"/>
+    <w:bookmarkEnd w:id="52"/>
+    <w:bookmarkStart w:id="53" w:name="data-availability"/>
     <w:p>
       <w:pPr>
         <w:pStyle w:val="Heading3"/>
@@ -2319,8 +2353,8 @@
         <w:t xml:space="preserve">This manuscript is a synthesis and does not report a newly generated primary dataset. Datasets referenced as examples are available through the cited repositories, landing pages, and DOIs in the text and appendices.</w:t>
       </w:r>
     </w:p>
-    <w:bookmarkEnd w:id="52"/>
-    <w:bookmarkStart w:id="53" w:name="code-availability"/>
+    <w:bookmarkEnd w:id="53"/>
+    <w:bookmarkStart w:id="54" w:name="code-availability"/>
     <w:p>
       <w:pPr>
         <w:pStyle w:val="Heading3"/>
@@ -2337,8 +2371,8 @@
         <w:t xml:space="preserve">No new software was developed specifically for this manuscript. Code resources discussed as examples are available at the cited public repositories and archival records.</w:t>
       </w:r>
     </w:p>
-    <w:bookmarkEnd w:id="53"/>
-    <w:bookmarkStart w:id="54" w:name="conflicts-of-interest"/>
+    <w:bookmarkEnd w:id="54"/>
+    <w:bookmarkStart w:id="55" w:name="conflicts-of-interest"/>
     <w:p>
       <w:pPr>
         <w:pStyle w:val="Heading3"/>
@@ -2355,8 +2389,8 @@
         <w:t xml:space="preserve">None declared.</w:t>
       </w:r>
     </w:p>
-    <w:bookmarkEnd w:id="54"/>
-    <w:bookmarkStart w:id="55" w:name="ethics-statement"/>
+    <w:bookmarkEnd w:id="55"/>
+    <w:bookmarkStart w:id="56" w:name="ethics-statement"/>
     <w:p>
       <w:pPr>
         <w:pStyle w:val="Heading3"/>
@@ -2373,8 +2407,8 @@
         <w:t xml:space="preserve">This manuscript does not involve primary research with human or animal subjects. All cited research was conducted in accordance with applicable ethical guidelines and legal requirements of the jurisdictions in which the studies were performed.</w:t>
       </w:r>
     </w:p>
-    <w:bookmarkEnd w:id="55"/>
-    <w:bookmarkStart w:id="56" w:name="funding"/>
+    <w:bookmarkEnd w:id="56"/>
+    <w:bookmarkStart w:id="57" w:name="funding"/>
     <w:p>
       <w:pPr>
         <w:pStyle w:val="Heading3"/>
@@ -2391,8 +2425,8 @@
         <w:t xml:space="preserve">This work was supported in part by the Pacific Salmon Foundation and Fisheries and Oceans Canada.</w:t>
       </w:r>
     </w:p>
-    <w:bookmarkEnd w:id="56"/>
-    <w:bookmarkStart w:id="130" w:name="references"/>
+    <w:bookmarkEnd w:id="57"/>
+    <w:bookmarkStart w:id="131" w:name="references"/>
     <w:p>
       <w:pPr>
         <w:pStyle w:val="Heading3"/>
@@ -2401,8 +2435,8 @@
         <w:t xml:space="preserve">References</w:t>
       </w:r>
     </w:p>
-    <w:bookmarkStart w:id="129" w:name="refs"/>
-    <w:bookmarkStart w:id="58" w:name="Xc7d78bce84bdade13c6e18f8b678ebae5c0ba8e"/>
+    <w:bookmarkStart w:id="130" w:name="refs"/>
+    <w:bookmarkStart w:id="59" w:name="Xc7d78bce84bdade13c6e18f8b678ebae5c0ba8e"/>
     <w:p>
       <w:pPr>
         <w:pStyle w:val="Bibliography"/>
@@ -2439,7 +2473,7 @@
       <w:r>
         <w:t xml:space="preserve"> </w:t>
       </w:r>
-      <w:hyperlink r:id="rId57">
+      <w:hyperlink r:id="rId58">
         <w:r>
           <w:rPr>
             <w:rStyle w:val="Hyperlink"/>
@@ -2448,8 +2482,8 @@
         </w:r>
       </w:hyperlink>
     </w:p>
-    <w:bookmarkEnd w:id="58"/>
-    <w:bookmarkStart w:id="60" w:name="ref-bull2022"/>
+    <w:bookmarkEnd w:id="59"/>
+    <w:bookmarkStart w:id="61" w:name="ref-bull2022"/>
     <w:p>
       <w:pPr>
         <w:pStyle w:val="Bibliography"/>
@@ -2496,7 +2530,7 @@
       <w:r>
         <w:t xml:space="preserve"> </w:t>
       </w:r>
-      <w:hyperlink r:id="rId59">
+      <w:hyperlink r:id="rId60">
         <w:r>
           <w:rPr>
             <w:rStyle w:val="Hyperlink"/>
@@ -2505,8 +2539,8 @@
         </w:r>
       </w:hyperlink>
     </w:p>
-    <w:bookmarkEnd w:id="60"/>
-    <w:bookmarkStart w:id="62" w:name="ref-carroll2020"/>
+    <w:bookmarkEnd w:id="61"/>
+    <w:bookmarkStart w:id="63" w:name="ref-carroll2020"/>
     <w:p>
       <w:pPr>
         <w:pStyle w:val="Bibliography"/>
@@ -2543,7 +2577,7 @@
       <w:r>
         <w:t xml:space="preserve"> </w:t>
       </w:r>
-      <w:hyperlink r:id="rId61">
+      <w:hyperlink r:id="rId62">
         <w:r>
           <w:rPr>
             <w:rStyle w:val="Hyperlink"/>
@@ -2552,8 +2586,8 @@
         </w:r>
       </w:hyperlink>
     </w:p>
-    <w:bookmarkEnd w:id="62"/>
-    <w:bookmarkStart w:id="64" w:name="X33d136e394f813e1a6591bd6e510ca682cbbb68"/>
+    <w:bookmarkEnd w:id="63"/>
+    <w:bookmarkStart w:id="65" w:name="X33d136e394f813e1a6591bd6e510ca682cbbb68"/>
     <w:p>
       <w:pPr>
         <w:pStyle w:val="Bibliography"/>
@@ -2577,7 +2611,7 @@
       <w:r>
         <w:t xml:space="preserve"> </w:t>
       </w:r>
-      <w:hyperlink r:id="rId63">
+      <w:hyperlink r:id="rId64">
         <w:r>
           <w:rPr>
             <w:rStyle w:val="Hyperlink"/>
@@ -2586,8 +2620,8 @@
         </w:r>
       </w:hyperlink>
     </w:p>
-    <w:bookmarkEnd w:id="64"/>
-    <w:bookmarkStart w:id="66" w:name="ref-carroll2019"/>
+    <w:bookmarkEnd w:id="65"/>
+    <w:bookmarkStart w:id="67" w:name="ref-carroll2019"/>
     <w:p>
       <w:pPr>
         <w:pStyle w:val="Bibliography"/>
@@ -2624,7 +2658,7 @@
       <w:r>
         <w:t xml:space="preserve"> </w:t>
       </w:r>
-      <w:hyperlink r:id="rId65">
+      <w:hyperlink r:id="rId66">
         <w:r>
           <w:rPr>
             <w:rStyle w:val="Hyperlink"/>
@@ -2633,8 +2667,8 @@
         </w:r>
       </w:hyperlink>
     </w:p>
-    <w:bookmarkEnd w:id="66"/>
-    <w:bookmarkStart w:id="68" w:name="Xc8a8b3ec5c49488c2d1ce220591d851da5c345d"/>
+    <w:bookmarkEnd w:id="67"/>
+    <w:bookmarkStart w:id="69" w:name="Xc8a8b3ec5c49488c2d1ce220591d851da5c345d"/>
     <w:p>
       <w:pPr>
         <w:pStyle w:val="Bibliography"/>
@@ -2658,7 +2692,7 @@
       <w:r>
         <w:t xml:space="preserve"> </w:t>
       </w:r>
-      <w:hyperlink r:id="rId67">
+      <w:hyperlink r:id="rId68">
         <w:r>
           <w:rPr>
             <w:rStyle w:val="Hyperlink"/>
@@ -2667,8 +2701,8 @@
         </w:r>
       </w:hyperlink>
     </w:p>
-    <w:bookmarkEnd w:id="68"/>
-    <w:bookmarkStart w:id="70" w:name="ref-coretrustseal_2022_requirements"/>
+    <w:bookmarkEnd w:id="69"/>
+    <w:bookmarkStart w:id="71" w:name="ref-coretrustseal_2022_requirements"/>
     <w:p>
       <w:pPr>
         <w:pStyle w:val="Bibliography"/>
@@ -2692,7 +2726,7 @@
       <w:r>
         <w:t xml:space="preserve"> </w:t>
       </w:r>
-      <w:hyperlink r:id="rId69">
+      <w:hyperlink r:id="rId70">
         <w:r>
           <w:rPr>
             <w:rStyle w:val="Hyperlink"/>
@@ -2701,8 +2735,8 @@
         </w:r>
       </w:hyperlink>
     </w:p>
-    <w:bookmarkEnd w:id="70"/>
-    <w:bookmarkStart w:id="71" w:name="ref-dfo_salmon_ontology"/>
+    <w:bookmarkEnd w:id="71"/>
+    <w:bookmarkStart w:id="72" w:name="ref-dfo_salmon_ontology"/>
     <w:p>
       <w:pPr>
         <w:pStyle w:val="Bibliography"/>
@@ -2726,33 +2760,108 @@
       <w:r>
         <w:t xml:space="preserve"> </w:t>
       </w:r>
+      <w:hyperlink r:id="rId48">
+        <w:r>
+          <w:rPr>
+            <w:rStyle w:val="Hyperlink"/>
+          </w:rPr>
+          <w:t xml:space="preserve">https://dfo-pacific-science.github.io/dfo-salmon-ontology/</w:t>
+        </w:r>
+      </w:hyperlink>
+    </w:p>
+    <w:bookmarkEnd w:id="72"/>
+    <w:bookmarkStart w:id="73" w:name="ref-metasalmon"/>
+    <w:p>
+      <w:pPr>
+        <w:pStyle w:val="Bibliography"/>
+      </w:pPr>
+      <w:r>
+        <w:t xml:space="preserve">DFO Pacific Science. (2026b).</w:t>
+      </w:r>
+      <w:r>
+        <w:t xml:space="preserve"> </w:t>
+      </w:r>
+      <w:r>
+        <w:rPr>
+          <w:i/>
+          <w:iCs/>
+        </w:rPr>
+        <w:t xml:space="preserve">Metasalmon (r): Tools for salmon data packaging and validation</w:t>
+      </w:r>
+      <w:r>
+        <w:t xml:space="preserve">.</w:t>
+      </w:r>
+      <w:r>
+        <w:t xml:space="preserve"> </w:t>
+      </w:r>
+      <w:hyperlink r:id="rId46">
+        <w:r>
+          <w:rPr>
+            <w:rStyle w:val="Hyperlink"/>
+          </w:rPr>
+          <w:t xml:space="preserve">https://dfo-pacific-science.github.io/metasalmon/index.html</w:t>
+        </w:r>
+      </w:hyperlink>
+    </w:p>
+    <w:bookmarkEnd w:id="73"/>
+    <w:bookmarkStart w:id="74" w:name="ref-smn_data_pkg_spec"/>
+    <w:p>
+      <w:pPr>
+        <w:pStyle w:val="Bibliography"/>
+      </w:pPr>
+      <w:r>
+        <w:t xml:space="preserve">DFO Pacific Science. (2026c).</w:t>
+      </w:r>
+      <w:r>
+        <w:t xml:space="preserve"> </w:t>
+      </w:r>
+      <w:r>
+        <w:rPr>
+          <w:i/>
+          <w:iCs/>
+        </w:rPr>
+        <w:t xml:space="preserve">Salmon Data Package</w:t>
+      </w:r>
+      <w:r>
+        <w:rPr>
+          <w:i/>
+          <w:iCs/>
+        </w:rPr>
+        <w:t xml:space="preserve">: specification</w:t>
+      </w:r>
+      <w:r>
+        <w:t xml:space="preserve">.</w:t>
+      </w:r>
+      <w:r>
+        <w:t xml:space="preserve"> </w:t>
+      </w:r>
       <w:hyperlink r:id="rId47">
         <w:r>
           <w:rPr>
             <w:rStyle w:val="Hyperlink"/>
           </w:rPr>
-          <w:t xml:space="preserve">https://dfo-pacific-science.github.io/dfo-salmon-ontology/</w:t>
-        </w:r>
-      </w:hyperlink>
-    </w:p>
-    <w:bookmarkEnd w:id="71"/>
-    <w:bookmarkStart w:id="72" w:name="ref-metasalmon"/>
+          <w:t xml:space="preserve">https://github.com/dfo-pacific-science/smn-data-pkg/blob/main/SPECIFICATION.md</w:t>
+        </w:r>
+      </w:hyperlink>
+    </w:p>
+    <w:bookmarkEnd w:id="74"/>
+    <w:bookmarkStart w:id="75" w:name="ref-smn_gpt"/>
     <w:p>
       <w:pPr>
         <w:pStyle w:val="Bibliography"/>
       </w:pPr>
       <w:r>
-        <w:t xml:space="preserve">DFO Pacific Science. (2026b).</w:t>
-      </w:r>
-      <w:r>
-        <w:t xml:space="preserve"> </w:t>
-      </w:r>
-      <w:r>
-        <w:rPr>
-          <w:i/>
-          <w:iCs/>
-        </w:rPr>
-        <w:t xml:space="preserve">Metasalmon (r): Tools for salmon data packaging and validation</w:t>
+        <w:t xml:space="preserve">DFO Pacific Science. (2026d).</w:t>
+      </w:r>
+      <w:r>
+        <w:t xml:space="preserve"> </w:t>
+      </w:r>
+      <w:r>
+        <w:rPr>
+          <w:i/>
+          <w:iCs/>
+        </w:rPr>
+        <w:t xml:space="preserve">SMN GPT (salmon data GPT)</w:t>
       </w:r>
       <w:r>
         <w:t xml:space="preserve">.</w:t>
@@ -2760,40 +2869,33 @@
       <w:r>
         <w:t xml:space="preserve"> </w:t>
       </w:r>
-      <w:hyperlink r:id="rId45">
-        <w:r>
-          <w:rPr>
-            <w:rStyle w:val="Hyperlink"/>
-          </w:rPr>
-          <w:t xml:space="preserve">https://dfo-pacific-science.github.io/metasalmon/index.html</w:t>
-        </w:r>
-      </w:hyperlink>
-    </w:p>
-    <w:bookmarkEnd w:id="72"/>
-    <w:bookmarkStart w:id="73" w:name="ref-smn_data_pkg_spec"/>
+      <w:hyperlink r:id="rId49">
+        <w:r>
+          <w:rPr>
+            <w:rStyle w:val="Hyperlink"/>
+          </w:rPr>
+          <w:t xml:space="preserve">https://github.com/dfo-pacific-science/smn-gpt</w:t>
+        </w:r>
+      </w:hyperlink>
+    </w:p>
+    <w:bookmarkEnd w:id="75"/>
+    <w:bookmarkStart w:id="77" w:name="ref-diack2024"/>
     <w:p>
       <w:pPr>
         <w:pStyle w:val="Bibliography"/>
       </w:pPr>
       <w:r>
-        <w:t xml:space="preserve">DFO Pacific Science. (2026c).</w:t>
-      </w:r>
-      <w:r>
-        <w:t xml:space="preserve"> </w:t>
-      </w:r>
-      <w:r>
-        <w:rPr>
-          <w:i/>
-          <w:iCs/>
-        </w:rPr>
-        <w:t xml:space="preserve">Salmon Data Package</w:t>
-      </w:r>
-      <w:r>
-        <w:rPr>
-          <w:i/>
-          <w:iCs/>
-        </w:rPr>
-        <w:t xml:space="preserve">: specification</w:t>
+        <w:t xml:space="preserve">Diack, G., Bird, T., Akenhead, S., Bayer, J., Brophy, D., Bull, C., Eyto, E. de, Johnson, B., Jones, M., Knight, A., Nevoux, M., Stap, T. van der, &amp; Walker, A. (2024). Salmon data mobilization.</w:t>
+      </w:r>
+      <w:r>
+        <w:t xml:space="preserve"> </w:t>
+      </w:r>
+      <w:r>
+        <w:rPr>
+          <w:i/>
+          <w:iCs/>
+        </w:rPr>
+        <w:t xml:space="preserve">North Pacific Anadromous Fish Commission Bulletin</w:t>
       </w:r>
       <w:r>
         <w:t xml:space="preserve">.</w:t>
@@ -2801,33 +2903,361 @@
       <w:r>
         <w:t xml:space="preserve"> </w:t>
       </w:r>
-      <w:hyperlink r:id="rId46">
-        <w:r>
-          <w:rPr>
-            <w:rStyle w:val="Hyperlink"/>
-          </w:rPr>
-          <w:t xml:space="preserve">https://github.com/dfo-pacific-science/smn-data-pkg/blob/main/SPECIFICATION.md</w:t>
-        </w:r>
-      </w:hyperlink>
-    </w:p>
-    <w:bookmarkEnd w:id="73"/>
-    <w:bookmarkStart w:id="74" w:name="ref-smn_gpt"/>
+      <w:hyperlink r:id="rId76">
+        <w:r>
+          <w:rPr>
+            <w:rStyle w:val="Hyperlink"/>
+          </w:rPr>
+          <w:t xml:space="preserve">https://doi.org/10.23849/npafcb7/x3rlpo23a</w:t>
+        </w:r>
+      </w:hyperlink>
+    </w:p>
+    <w:bookmarkEnd w:id="77"/>
+    <w:bookmarkStart w:id="79" w:name="ref-eartheconomics2021"/>
     <w:p>
       <w:pPr>
         <w:pStyle w:val="Bibliography"/>
       </w:pPr>
       <w:r>
-        <w:t xml:space="preserve">DFO Pacific Science. (2026d).</w:t>
-      </w:r>
-      <w:r>
-        <w:t xml:space="preserve"> </w:t>
-      </w:r>
-      <w:r>
-        <w:rPr>
-          <w:i/>
-          <w:iCs/>
-        </w:rPr>
-        <w:t xml:space="preserve">SMN GPT (salmon data GPT)</w:t>
+        <w:t xml:space="preserve">Earth Economics. (2021).</w:t>
+      </w:r>
+      <w:r>
+        <w:t xml:space="preserve"> </w:t>
+      </w:r>
+      <w:r>
+        <w:rPr>
+          <w:i/>
+          <w:iCs/>
+        </w:rPr>
+        <w:t xml:space="preserve">The Sociocultural Significance of Pacific Salmon to Tribes and First Nations</w:t>
+      </w:r>
+      <w:r>
+        <w:t xml:space="preserve"> </w:t>
+      </w:r>
+      <w:r>
+        <w:t xml:space="preserve">(p. 73).</w:t>
+      </w:r>
+      <w:r>
+        <w:t xml:space="preserve"> </w:t>
+      </w:r>
+      <w:hyperlink r:id="rId78">
+        <w:r>
+          <w:rPr>
+            <w:rStyle w:val="Hyperlink"/>
+          </w:rPr>
+          <w:t xml:space="preserve">https://www.psc.org/wp-content/uploads/wpfd/preview_files/The-Sociocultural-Significance-of-Salmon-to-Tribes-and-First-Nations(5da9942da9fb4fe0d77eb32bd6165e43).pdf</w:t>
+        </w:r>
+      </w:hyperlink>
+    </w:p>
+    <w:bookmarkEnd w:id="79"/>
+    <w:bookmarkStart w:id="81" w:name="ref-noauthor_fraser_2025"/>
+    <w:p>
+      <w:pPr>
+        <w:pStyle w:val="Bibliography"/>
+      </w:pPr>
+      <w:r>
+        <w:rPr>
+          <w:i/>
+          <w:iCs/>
+        </w:rPr>
+        <w:t xml:space="preserve">Fraser</w:t>
+      </w:r>
+      <w:r>
+        <w:rPr>
+          <w:i/>
+          <w:iCs/>
+        </w:rPr>
+        <w:t xml:space="preserve"> </w:t>
+      </w:r>
+      <w:r>
+        <w:rPr>
+          <w:i/>
+          <w:iCs/>
+        </w:rPr>
+        <w:t xml:space="preserve">River</w:t>
+      </w:r>
+      <w:r>
+        <w:rPr>
+          <w:i/>
+          <w:iCs/>
+        </w:rPr>
+        <w:t xml:space="preserve"> </w:t>
+      </w:r>
+      <w:r>
+        <w:rPr>
+          <w:i/>
+          <w:iCs/>
+        </w:rPr>
+        <w:t xml:space="preserve">Panel</w:t>
+      </w:r>
+      <w:r>
+        <w:rPr>
+          <w:i/>
+          <w:iCs/>
+        </w:rPr>
+        <w:t xml:space="preserve"> </w:t>
+      </w:r>
+      <w:r>
+        <w:rPr>
+          <w:i/>
+          <w:iCs/>
+        </w:rPr>
+        <w:t xml:space="preserve">Data</w:t>
+      </w:r>
+      <w:r>
+        <w:rPr>
+          <w:i/>
+          <w:iCs/>
+        </w:rPr>
+        <w:t xml:space="preserve"> </w:t>
+      </w:r>
+      <w:r>
+        <w:rPr>
+          <w:i/>
+          <w:iCs/>
+        </w:rPr>
+        <w:t xml:space="preserve">Application</w:t>
+      </w:r>
+      <w:r>
+        <w:t xml:space="preserve">. (2025). Pacific Salmon Commission.</w:t>
+      </w:r>
+      <w:r>
+        <w:t xml:space="preserve"> </w:t>
+      </w:r>
+      <w:hyperlink r:id="rId80">
+        <w:r>
+          <w:rPr>
+            <w:rStyle w:val="Hyperlink"/>
+          </w:rPr>
+          <w:t xml:space="preserve">https://psc1.shinyapps.io/PSC_In_Season_Fraser/</w:t>
+        </w:r>
+      </w:hyperlink>
+    </w:p>
+    <w:bookmarkEnd w:id="81"/>
+    <w:bookmarkStart w:id="83" w:name="ref-gofair_a12_auth"/>
+    <w:p>
+      <w:pPr>
+        <w:pStyle w:val="Bibliography"/>
+      </w:pPr>
+      <w:r>
+        <w:t xml:space="preserve">GO FAIR Initiative. (n.d.).</w:t>
+      </w:r>
+      <w:r>
+        <w:t xml:space="preserve"> </w:t>
+      </w:r>
+      <w:r>
+        <w:rPr>
+          <w:i/>
+          <w:iCs/>
+        </w:rPr>
+        <w:t xml:space="preserve">A1.2: The protocol allows for an authentication and authorisation procedure, where necessary</w:t>
+      </w:r>
+      <w:r>
+        <w:t xml:space="preserve">. Web page.</w:t>
+      </w:r>
+      <w:r>
+        <w:t xml:space="preserve"> </w:t>
+      </w:r>
+      <w:hyperlink r:id="rId82">
+        <w:r>
+          <w:rPr>
+            <w:rStyle w:val="Hyperlink"/>
+          </w:rPr>
+          <w:t xml:space="preserve">https://www.go-fair.org/fair-principles/a1-2-protocol-allows-authentication-authorisation-required/</w:t>
+        </w:r>
+      </w:hyperlink>
+    </w:p>
+    <w:bookmarkEnd w:id="83"/>
+    <w:bookmarkStart w:id="85" w:name="ref-groot1991"/>
+    <w:p>
+      <w:pPr>
+        <w:pStyle w:val="Bibliography"/>
+      </w:pPr>
+      <w:r>
+        <w:t xml:space="preserve">Groot, C., &amp; Margolis, L. (1991).</w:t>
+      </w:r>
+      <w:r>
+        <w:t xml:space="preserve"> </w:t>
+      </w:r>
+      <w:r>
+        <w:rPr>
+          <w:i/>
+          <w:iCs/>
+        </w:rPr>
+        <w:t xml:space="preserve">Pacific Salmon Life Histories</w:t>
+      </w:r>
+      <w:r>
+        <w:t xml:space="preserve">. UBC Press.</w:t>
+      </w:r>
+      <w:r>
+        <w:t xml:space="preserve"> </w:t>
+      </w:r>
+      <w:hyperlink r:id="rId84">
+        <w:r>
+          <w:rPr>
+            <w:rStyle w:val="Hyperlink"/>
+          </w:rPr>
+          <w:t xml:space="preserve">https://books.google.ca/books?id=I_S0xCME0CYC</w:t>
+        </w:r>
+      </w:hyperlink>
+    </w:p>
+    <w:bookmarkEnd w:id="85"/>
+    <w:bookmarkStart w:id="87" w:name="ref-inman2021"/>
+    <w:p>
+      <w:pPr>
+        <w:pStyle w:val="Bibliography"/>
+      </w:pPr>
+      <w:r>
+        <w:t xml:space="preserve">Inman, S., Esquible, J., Jones, M., Bechtol, W., &amp; Connors, B. (2021). Opportunities and impediments for use of local data in the management of salmon fisheries.</w:t>
+      </w:r>
+      <w:r>
+        <w:t xml:space="preserve"> </w:t>
+      </w:r>
+      <w:r>
+        <w:rPr>
+          <w:i/>
+          <w:iCs/>
+        </w:rPr>
+        <w:t xml:space="preserve">Ecology and Society</w:t>
+      </w:r>
+      <w:r>
+        <w:t xml:space="preserve">,</w:t>
+      </w:r>
+      <w:r>
+        <w:t xml:space="preserve"> </w:t>
+      </w:r>
+      <w:r>
+        <w:rPr>
+          <w:i/>
+          <w:iCs/>
+        </w:rPr>
+        <w:t xml:space="preserve">26</w:t>
+      </w:r>
+      <w:r>
+        <w:t xml:space="preserve">(2).</w:t>
+      </w:r>
+      <w:r>
+        <w:t xml:space="preserve"> </w:t>
+      </w:r>
+      <w:hyperlink r:id="rId86">
+        <w:r>
+          <w:rPr>
+            <w:rStyle w:val="Hyperlink"/>
+          </w:rPr>
+          <w:t xml:space="preserve">https://doi.org/10.5751/ES-12117-260226</w:t>
+        </w:r>
+      </w:hyperlink>
+    </w:p>
+    <w:bookmarkEnd w:id="87"/>
+    <w:bookmarkStart w:id="89" w:name="ref-iso9241_210_2019"/>
+    <w:p>
+      <w:pPr>
+        <w:pStyle w:val="Bibliography"/>
+      </w:pPr>
+      <w:r>
+        <w:t xml:space="preserve">ISO</w:t>
+      </w:r>
+      <w:r>
+        <w:t xml:space="preserve"> </w:t>
+      </w:r>
+      <w:r>
+        <w:t xml:space="preserve">9241-210:2019 Ergonomics of Human-System Interaction – Part 210: Human-Centred Design for Interactive Systems (2019).</w:t>
+      </w:r>
+      <w:r>
+        <w:t xml:space="preserve"> </w:t>
+      </w:r>
+      <w:hyperlink r:id="rId88">
+        <w:r>
+          <w:rPr>
+            <w:rStyle w:val="Hyperlink"/>
+          </w:rPr>
+          <w:t xml:space="preserve">https://www.iso.org/standard/77520.html</w:t>
+        </w:r>
+      </w:hyperlink>
+    </w:p>
+    <w:bookmarkEnd w:id="89"/>
+    <w:bookmarkStart w:id="91" w:name="ref-jennings2023a"/>
+    <w:p>
+      <w:pPr>
+        <w:pStyle w:val="Bibliography"/>
+      </w:pPr>
+      <w:r>
+        <w:t xml:space="preserve">Jennings, L., Anderson, T., Martinez, A., Sterling, R., Chavez, D. D., Garba, I., Hudson, M., Garrison, N. A., &amp; Carroll, S. R. (2023). Applying the</w:t>
+      </w:r>
+      <w:r>
+        <w:t xml:space="preserve"> </w:t>
+      </w:r>
+      <w:r>
+        <w:t xml:space="preserve">‘</w:t>
+      </w:r>
+      <w:r>
+        <w:t xml:space="preserve">CARE Principles for Indigenous Data Governance</w:t>
+      </w:r>
+      <w:r>
+        <w:t xml:space="preserve">’</w:t>
+      </w:r>
+      <w:r>
+        <w:t xml:space="preserve"> </w:t>
+      </w:r>
+      <w:r>
+        <w:t xml:space="preserve">to ecology and biodiversity research.</w:t>
+      </w:r>
+      <w:r>
+        <w:t xml:space="preserve"> </w:t>
+      </w:r>
+      <w:r>
+        <w:rPr>
+          <w:i/>
+          <w:iCs/>
+        </w:rPr>
+        <w:t xml:space="preserve">Nature Ecology &amp; Evolution</w:t>
+      </w:r>
+      <w:r>
+        <w:t xml:space="preserve">,</w:t>
+      </w:r>
+      <w:r>
+        <w:t xml:space="preserve"> </w:t>
+      </w:r>
+      <w:r>
+        <w:rPr>
+          <w:i/>
+          <w:iCs/>
+        </w:rPr>
+        <w:t xml:space="preserve">7</w:t>
+      </w:r>
+      <w:r>
+        <w:t xml:space="preserve">(10), 1547–1551.</w:t>
+      </w:r>
+      <w:r>
+        <w:t xml:space="preserve"> </w:t>
+      </w:r>
+      <w:hyperlink r:id="rId90">
+        <w:r>
+          <w:rPr>
+            <w:rStyle w:val="Hyperlink"/>
+          </w:rPr>
+          <w:t xml:space="preserve">https://doi.org/10.1038/s41559-023-02161-2</w:t>
+        </w:r>
+      </w:hyperlink>
+    </w:p>
+    <w:bookmarkEnd w:id="91"/>
+    <w:bookmarkStart w:id="93" w:name="ref-johnson2024"/>
+    <w:p>
+      <w:pPr>
+        <w:pStyle w:val="Bibliography"/>
+      </w:pPr>
+      <w:r>
+        <w:t xml:space="preserve">Johnson, B., &amp; Stap, T. van der. (2024). Data mobilization through the international year of the salmon ocean observing system.</w:t>
+      </w:r>
+      <w:r>
+        <w:t xml:space="preserve"> </w:t>
+      </w:r>
+      <w:r>
+        <w:rPr>
+          <w:i/>
+          <w:iCs/>
+        </w:rPr>
+        <w:t xml:space="preserve">North Pacific Anadromous Fish Commission Bulletin</w:t>
       </w:r>
       <w:r>
         <w:t xml:space="preserve">.</w:t>
@@ -2835,33 +3265,45 @@
       <w:r>
         <w:t xml:space="preserve"> </w:t>
       </w:r>
-      <w:hyperlink r:id="rId48">
-        <w:r>
-          <w:rPr>
-            <w:rStyle w:val="Hyperlink"/>
-          </w:rPr>
-          <w:t xml:space="preserve">https://github.com/dfo-pacific-science/smn-gpt</w:t>
-        </w:r>
-      </w:hyperlink>
-    </w:p>
-    <w:bookmarkEnd w:id="74"/>
-    <w:bookmarkStart w:id="76" w:name="ref-diack2024"/>
+      <w:hyperlink r:id="rId92">
+        <w:r>
+          <w:rPr>
+            <w:rStyle w:val="Hyperlink"/>
+          </w:rPr>
+          <w:t xml:space="preserve">https://doi.org/10.23849/npafcb7/6a4ddpde4</w:t>
+        </w:r>
+      </w:hyperlink>
+    </w:p>
+    <w:bookmarkEnd w:id="93"/>
+    <w:bookmarkStart w:id="95" w:name="ref-landi_2020_a_of_fair"/>
     <w:p>
       <w:pPr>
         <w:pStyle w:val="Bibliography"/>
       </w:pPr>
       <w:r>
-        <w:t xml:space="preserve">Diack, G., Bird, T., Akenhead, S., Bayer, J., Brophy, D., Bull, C., Eyto, E. de, Johnson, B., Jones, M., Knight, A., Nevoux, M., Stap, T. van der, &amp; Walker, A. (2024). Salmon data mobilization.</w:t>
-      </w:r>
-      <w:r>
-        <w:t xml:space="preserve"> </w:t>
-      </w:r>
-      <w:r>
-        <w:rPr>
-          <w:i/>
-          <w:iCs/>
-        </w:rPr>
-        <w:t xml:space="preserve">North Pacific Anadromous Fish Commission Bulletin</w:t>
+        <w:t xml:space="preserve">Landi, A., Thompson, M., Giannuzzi, V., Bonifazi, F., Labastida, I., Silva Santos, L. O. da, Roos, M., et al. (2020). The</w:t>
+      </w:r>
+      <w:r>
+        <w:t xml:space="preserve"> </w:t>
+      </w:r>
+      <w:r>
+        <w:t xml:space="preserve">“A”</w:t>
+      </w:r>
+      <w:r>
+        <w:t xml:space="preserve"> </w:t>
+      </w:r>
+      <w:r>
+        <w:t xml:space="preserve">of FAIR – as open as possible, as closed as necessary.</w:t>
+      </w:r>
+      <w:r>
+        <w:t xml:space="preserve"> </w:t>
+      </w:r>
+      <w:r>
+        <w:rPr>
+          <w:i/>
+          <w:iCs/>
+        </w:rPr>
+        <w:t xml:space="preserve">Data Intelligence</w:t>
       </w:r>
       <w:r>
         <w:t xml:space="preserve">.</w:t>
@@ -2869,222 +3311,247 @@
       <w:r>
         <w:t xml:space="preserve"> </w:t>
       </w:r>
-      <w:hyperlink r:id="rId75">
-        <w:r>
-          <w:rPr>
-            <w:rStyle w:val="Hyperlink"/>
-          </w:rPr>
-          <w:t xml:space="preserve">https://doi.org/10.23849/npafcb7/x3rlpo23a</w:t>
-        </w:r>
-      </w:hyperlink>
-    </w:p>
-    <w:bookmarkEnd w:id="76"/>
-    <w:bookmarkStart w:id="78" w:name="ref-eartheconomics2021"/>
+      <w:hyperlink r:id="rId94">
+        <w:r>
+          <w:rPr>
+            <w:rStyle w:val="Hyperlink"/>
+          </w:rPr>
+          <w:t xml:space="preserve">https://doi.org/10.1162/dint_a_00027</w:t>
+        </w:r>
+      </w:hyperlink>
+    </w:p>
+    <w:bookmarkEnd w:id="95"/>
+    <w:bookmarkStart w:id="97" w:name="ref-lindenmayer2012"/>
     <w:p>
       <w:pPr>
         <w:pStyle w:val="Bibliography"/>
       </w:pPr>
       <w:r>
-        <w:t xml:space="preserve">Earth Economics. (2021).</w:t>
-      </w:r>
-      <w:r>
-        <w:t xml:space="preserve"> </w:t>
-      </w:r>
-      <w:r>
-        <w:rPr>
-          <w:i/>
-          <w:iCs/>
-        </w:rPr>
-        <w:t xml:space="preserve">The Sociocultural Significance of Pacific Salmon to Tribes and First Nations</w:t>
-      </w:r>
-      <w:r>
-        <w:t xml:space="preserve"> </w:t>
-      </w:r>
-      <w:r>
-        <w:t xml:space="preserve">(p. 73).</w:t>
-      </w:r>
-      <w:r>
-        <w:t xml:space="preserve"> </w:t>
-      </w:r>
-      <w:hyperlink r:id="rId77">
-        <w:r>
-          <w:rPr>
-            <w:rStyle w:val="Hyperlink"/>
-          </w:rPr>
-          <w:t xml:space="preserve">https://www.psc.org/wp-content/uploads/wpfd/preview_files/The-Sociocultural-Significance-of-Salmon-to-Tribes-and-First-Nations(5da9942da9fb4fe0d77eb32bd6165e43).pdf</w:t>
-        </w:r>
-      </w:hyperlink>
-    </w:p>
-    <w:bookmarkEnd w:id="78"/>
-    <w:bookmarkStart w:id="80" w:name="ref-noauthor_fraser_2025"/>
+        <w:t xml:space="preserve">LINDENMAYER, D. B., LIKENS, G. E., ANDERSEN, A., BOWMAN, D., BULL, C. M., BURNS, E., DICKMAN, C. R., HOFFMANN, A. A., KEITH, D. A., LIDDELL, M. J., LOWE, A. J., METCALFE, D. J., PHINN, S. R., RUSSELL-SMITH, J., THURGATE, N., &amp; WARDLE, G. M. (2012). Value of long</w:t>
+      </w:r>
+      <w:r>
+        <w:t xml:space="preserve">-</w:t>
+      </w:r>
+      <w:r>
+        <w:t xml:space="preserve">term ecological studies.</w:t>
+      </w:r>
+      <w:r>
+        <w:t xml:space="preserve"> </w:t>
+      </w:r>
+      <w:r>
+        <w:rPr>
+          <w:i/>
+          <w:iCs/>
+        </w:rPr>
+        <w:t xml:space="preserve">Austral Ecology</w:t>
+      </w:r>
+      <w:r>
+        <w:t xml:space="preserve">,</w:t>
+      </w:r>
+      <w:r>
+        <w:t xml:space="preserve"> </w:t>
+      </w:r>
+      <w:r>
+        <w:rPr>
+          <w:i/>
+          <w:iCs/>
+        </w:rPr>
+        <w:t xml:space="preserve">37</w:t>
+      </w:r>
+      <w:r>
+        <w:t xml:space="preserve">(7), 745–757.</w:t>
+      </w:r>
+      <w:r>
+        <w:t xml:space="preserve"> </w:t>
+      </w:r>
+      <w:hyperlink r:id="rId96">
+        <w:r>
+          <w:rPr>
+            <w:rStyle w:val="Hyperlink"/>
+          </w:rPr>
+          <w:t xml:space="preserve">https://doi.org/10.1111/j.1442-9993.2011.02351.x</w:t>
+        </w:r>
+      </w:hyperlink>
+    </w:p>
+    <w:bookmarkEnd w:id="97"/>
+    <w:bookmarkStart w:id="99" w:name="ref-LocalContexts2025"/>
     <w:p>
       <w:pPr>
         <w:pStyle w:val="Bibliography"/>
       </w:pPr>
       <w:r>
-        <w:rPr>
-          <w:i/>
-          <w:iCs/>
-        </w:rPr>
-        <w:t xml:space="preserve">Fraser</w:t>
-      </w:r>
-      <w:r>
-        <w:rPr>
-          <w:i/>
-          <w:iCs/>
-        </w:rPr>
-        <w:t xml:space="preserve"> </w:t>
-      </w:r>
-      <w:r>
-        <w:rPr>
-          <w:i/>
-          <w:iCs/>
-        </w:rPr>
-        <w:t xml:space="preserve">River</w:t>
-      </w:r>
-      <w:r>
-        <w:rPr>
-          <w:i/>
-          <w:iCs/>
-        </w:rPr>
-        <w:t xml:space="preserve"> </w:t>
-      </w:r>
-      <w:r>
-        <w:rPr>
-          <w:i/>
-          <w:iCs/>
-        </w:rPr>
-        <w:t xml:space="preserve">Panel</w:t>
-      </w:r>
-      <w:r>
-        <w:rPr>
-          <w:i/>
-          <w:iCs/>
-        </w:rPr>
-        <w:t xml:space="preserve"> </w:t>
-      </w:r>
-      <w:r>
-        <w:rPr>
-          <w:i/>
-          <w:iCs/>
-        </w:rPr>
-        <w:t xml:space="preserve">Data</w:t>
-      </w:r>
-      <w:r>
-        <w:rPr>
-          <w:i/>
-          <w:iCs/>
-        </w:rPr>
-        <w:t xml:space="preserve"> </w:t>
-      </w:r>
-      <w:r>
-        <w:rPr>
-          <w:i/>
-          <w:iCs/>
-        </w:rPr>
-        <w:t xml:space="preserve">Application</w:t>
-      </w:r>
-      <w:r>
-        <w:t xml:space="preserve">. (2025). Pacific Salmon Commission.</w:t>
-      </w:r>
-      <w:r>
-        <w:t xml:space="preserve"> </w:t>
-      </w:r>
-      <w:hyperlink r:id="rId79">
-        <w:r>
-          <w:rPr>
-            <w:rStyle w:val="Hyperlink"/>
-          </w:rPr>
-          <w:t xml:space="preserve">https://psc1.shinyapps.io/PSC_In_Season_Fraser/</w:t>
-        </w:r>
-      </w:hyperlink>
-    </w:p>
-    <w:bookmarkEnd w:id="80"/>
-    <w:bookmarkStart w:id="82" w:name="ref-gofair_a12_auth"/>
+        <w:t xml:space="preserve">Local Contexts. (2025).</w:t>
+      </w:r>
+      <w:r>
+        <w:t xml:space="preserve"> </w:t>
+      </w:r>
+      <w:r>
+        <w:rPr>
+          <w:i/>
+          <w:iCs/>
+        </w:rPr>
+        <w:t xml:space="preserve">Local contexts: Grounding indigenous rights in data and collections</w:t>
+      </w:r>
+      <w:r>
+        <w:t xml:space="preserve">.</w:t>
+      </w:r>
+      <w:r>
+        <w:t xml:space="preserve"> </w:t>
+      </w:r>
+      <w:r>
+        <w:t xml:space="preserve">Local Contexts</w:t>
+      </w:r>
+      <w:r>
+        <w:t xml:space="preserve">.</w:t>
+      </w:r>
+      <w:r>
+        <w:t xml:space="preserve"> </w:t>
+      </w:r>
+      <w:hyperlink r:id="rId98">
+        <w:r>
+          <w:rPr>
+            <w:rStyle w:val="Hyperlink"/>
+          </w:rPr>
+          <w:t xml:space="preserve">https://localcontexts.org/</w:t>
+        </w:r>
+      </w:hyperlink>
+    </w:p>
+    <w:bookmarkEnd w:id="99"/>
+    <w:bookmarkStart w:id="101" w:name="ref-marmorek2011"/>
     <w:p>
       <w:pPr>
         <w:pStyle w:val="Bibliography"/>
       </w:pPr>
       <w:r>
-        <w:t xml:space="preserve">GO FAIR Initiative. (n.d.).</w:t>
-      </w:r>
-      <w:r>
-        <w:t xml:space="preserve"> </w:t>
-      </w:r>
-      <w:r>
-        <w:rPr>
-          <w:i/>
-          <w:iCs/>
-        </w:rPr>
-        <w:t xml:space="preserve">A1.2: The protocol allows for an authentication and authorisation procedure, where necessary</w:t>
-      </w:r>
-      <w:r>
-        <w:t xml:space="preserve">. Web page.</w:t>
-      </w:r>
-      <w:r>
-        <w:t xml:space="preserve"> </w:t>
-      </w:r>
-      <w:hyperlink r:id="rId81">
-        <w:r>
-          <w:rPr>
-            <w:rStyle w:val="Hyperlink"/>
-          </w:rPr>
-          <w:t xml:space="preserve">https://www.go-fair.org/fair-principles/a1-2-protocol-allows-authentication-authorisation-required/</w:t>
-        </w:r>
-      </w:hyperlink>
-    </w:p>
-    <w:bookmarkEnd w:id="82"/>
-    <w:bookmarkStart w:id="84" w:name="ref-groot1991"/>
+        <w:t xml:space="preserve">Marmorek, D., Pickard, D., Hall, A., Bryan, K., Martell, L., Alexander, C., Wieckowski, K., Greig, L., &amp; Schwarz, C. (2011).</w:t>
+      </w:r>
+      <w:r>
+        <w:t xml:space="preserve"> </w:t>
+      </w:r>
+      <w:r>
+        <w:rPr>
+          <w:i/>
+          <w:iCs/>
+        </w:rPr>
+        <w:t xml:space="preserve">Cohen Commision Technical Report 6-Fraser River sockeye salmon: data synthesis and cumulative impacts</w:t>
+      </w:r>
+      <w:r>
+        <w:t xml:space="preserve"> </w:t>
+      </w:r>
+      <w:r>
+        <w:t xml:space="preserve">(p. 273).</w:t>
+      </w:r>
+      <w:r>
+        <w:t xml:space="preserve"> </w:t>
+      </w:r>
+      <w:hyperlink r:id="rId100">
+        <w:r>
+          <w:rPr>
+            <w:rStyle w:val="Hyperlink"/>
+          </w:rPr>
+          <w:t xml:space="preserve">http://www.cohencommission.ca/</w:t>
+        </w:r>
+      </w:hyperlink>
+    </w:p>
+    <w:bookmarkEnd w:id="101"/>
+    <w:bookmarkStart w:id="103" w:name="ref-montenegro2019"/>
     <w:p>
       <w:pPr>
         <w:pStyle w:val="Bibliography"/>
       </w:pPr>
       <w:r>
-        <w:t xml:space="preserve">Groot, C., &amp; Margolis, L. (1991).</w:t>
-      </w:r>
-      <w:r>
-        <w:t xml:space="preserve"> </w:t>
-      </w:r>
-      <w:r>
-        <w:rPr>
-          <w:i/>
-          <w:iCs/>
-        </w:rPr>
-        <w:t xml:space="preserve">Pacific Salmon Life Histories</w:t>
-      </w:r>
-      <w:r>
-        <w:t xml:space="preserve">. UBC Press.</w:t>
-      </w:r>
-      <w:r>
-        <w:t xml:space="preserve"> </w:t>
-      </w:r>
-      <w:hyperlink r:id="rId83">
-        <w:r>
-          <w:rPr>
-            <w:rStyle w:val="Hyperlink"/>
-          </w:rPr>
-          <w:t xml:space="preserve">https://books.google.ca/books?id=I_S0xCME0CYC</w:t>
-        </w:r>
-      </w:hyperlink>
-    </w:p>
-    <w:bookmarkEnd w:id="84"/>
-    <w:bookmarkStart w:id="86" w:name="ref-inman2021"/>
+        <w:t xml:space="preserve">Montenegro, M. (2019). Subverting the universality of metadata standards.</w:t>
+      </w:r>
+      <w:r>
+        <w:t xml:space="preserve"> </w:t>
+      </w:r>
+      <w:r>
+        <w:rPr>
+          <w:i/>
+          <w:iCs/>
+        </w:rPr>
+        <w:t xml:space="preserve">Journal of Documentation</w:t>
+      </w:r>
+      <w:r>
+        <w:t xml:space="preserve">,</w:t>
+      </w:r>
+      <w:r>
+        <w:t xml:space="preserve"> </w:t>
+      </w:r>
+      <w:r>
+        <w:rPr>
+          <w:i/>
+          <w:iCs/>
+        </w:rPr>
+        <w:t xml:space="preserve">75</w:t>
+      </w:r>
+      <w:r>
+        <w:t xml:space="preserve">(4), 731–749.</w:t>
+      </w:r>
+      <w:r>
+        <w:t xml:space="preserve"> </w:t>
+      </w:r>
+      <w:hyperlink r:id="rId102">
+        <w:r>
+          <w:rPr>
+            <w:rStyle w:val="Hyperlink"/>
+          </w:rPr>
+          <w:t xml:space="preserve">https://doi.org/10.1108/jd-08-2018-0124</w:t>
+        </w:r>
+      </w:hyperlink>
+    </w:p>
+    <w:bookmarkEnd w:id="103"/>
+    <w:bookmarkStart w:id="105" w:name="ref-environm2007"/>
     <w:p>
       <w:pPr>
         <w:pStyle w:val="Bibliography"/>
       </w:pPr>
       <w:r>
-        <w:t xml:space="preserve">Inman, S., Esquible, J., Jones, M., Bechtol, W., &amp; Connors, B. (2021). Opportunities and impediments for use of local data in the management of salmon fisheries.</w:t>
-      </w:r>
-      <w:r>
-        <w:t xml:space="preserve"> </w:t>
-      </w:r>
-      <w:r>
-        <w:rPr>
-          <w:i/>
-          <w:iCs/>
-        </w:rPr>
-        <w:t xml:space="preserve">Ecology and Society</w:t>
+        <w:t xml:space="preserve">NOAA. (2007).</w:t>
+      </w:r>
+      <w:r>
+        <w:t xml:space="preserve"> </w:t>
+      </w:r>
+      <w:r>
+        <w:rPr>
+          <w:i/>
+          <w:iCs/>
+        </w:rPr>
+        <w:t xml:space="preserve">Environmental data management at NOAA</w:t>
+      </w:r>
+      <w:r>
+        <w:t xml:space="preserve">. National Academies Press.</w:t>
+      </w:r>
+      <w:r>
+        <w:t xml:space="preserve"> </w:t>
+      </w:r>
+      <w:hyperlink r:id="rId104">
+        <w:r>
+          <w:rPr>
+            <w:rStyle w:val="Hyperlink"/>
+          </w:rPr>
+          <w:t xml:space="preserve">https://doi.org/10.17226/12017</w:t>
+        </w:r>
+      </w:hyperlink>
+    </w:p>
+    <w:bookmarkEnd w:id="105"/>
+    <w:bookmarkStart w:id="107" w:name="ref-peng2018"/>
+    <w:p>
+      <w:pPr>
+        <w:pStyle w:val="Bibliography"/>
+      </w:pPr>
+      <w:r>
+        <w:t xml:space="preserve">Peng, G., Privette, J. L., Tilmes, C., Bristol, S., Maycock, T., Bates, J. J., Hausman, S., Brown, O., &amp; Kearns, E. J. (2018). A Conceptual Enterprise Framework for Managing Scientific Data Stewardship.</w:t>
+      </w:r>
+      <w:r>
+        <w:t xml:space="preserve"> </w:t>
+      </w:r>
+      <w:r>
+        <w:rPr>
+          <w:i/>
+          <w:iCs/>
+        </w:rPr>
+        <w:t xml:space="preserve">Data Science Journal</w:t>
       </w:r>
       <w:r>
         <w:t xml:space="preserve">,</w:t>
@@ -3097,86 +3564,132 @@
           <w:i/>
           <w:iCs/>
         </w:rPr>
-        <w:t xml:space="preserve">26</w:t>
-      </w:r>
-      <w:r>
-        <w:t xml:space="preserve">(2).</w:t>
-      </w:r>
-      <w:r>
-        <w:t xml:space="preserve"> </w:t>
-      </w:r>
-      <w:hyperlink r:id="rId85">
-        <w:r>
-          <w:rPr>
-            <w:rStyle w:val="Hyperlink"/>
-          </w:rPr>
-          <w:t xml:space="preserve">https://doi.org/10.5751/ES-12117-260226</w:t>
-        </w:r>
-      </w:hyperlink>
-    </w:p>
-    <w:bookmarkEnd w:id="86"/>
-    <w:bookmarkStart w:id="88" w:name="ref-iso9241_210_2019"/>
+        <w:t xml:space="preserve">17</w:t>
+      </w:r>
+      <w:r>
+        <w:t xml:space="preserve">.</w:t>
+      </w:r>
+      <w:r>
+        <w:t xml:space="preserve"> </w:t>
+      </w:r>
+      <w:hyperlink r:id="rId106">
+        <w:r>
+          <w:rPr>
+            <w:rStyle w:val="Hyperlink"/>
+          </w:rPr>
+          <w:t xml:space="preserve">https://doi.org/10.5334/dsj-2018-015</w:t>
+        </w:r>
+      </w:hyperlink>
+    </w:p>
+    <w:bookmarkEnd w:id="107"/>
+    <w:bookmarkStart w:id="109" w:name="ref-peterman2012"/>
     <w:p>
       <w:pPr>
         <w:pStyle w:val="Bibliography"/>
       </w:pPr>
       <w:r>
-        <w:t xml:space="preserve">ISO</w:t>
-      </w:r>
-      <w:r>
-        <w:t xml:space="preserve"> </w:t>
-      </w:r>
-      <w:r>
-        <w:t xml:space="preserve">9241-210:2019 Ergonomics of Human-System Interaction – Part 210: Human-Centred Design for Interactive Systems (2019).</w:t>
-      </w:r>
-      <w:r>
-        <w:t xml:space="preserve"> </w:t>
-      </w:r>
-      <w:hyperlink r:id="rId87">
-        <w:r>
-          <w:rPr>
-            <w:rStyle w:val="Hyperlink"/>
-          </w:rPr>
-          <w:t xml:space="preserve">https://www.iso.org/standard/77520.html</w:t>
-        </w:r>
-      </w:hyperlink>
-    </w:p>
-    <w:bookmarkEnd w:id="88"/>
-    <w:bookmarkStart w:id="90" w:name="ref-jennings2023a"/>
+        <w:t xml:space="preserve">Peterman, Randall M., &amp; Dorner, B. (2012). A widespread decrease in productivity of sockeye salmon (</w:t>
+      </w:r>
+      <w:r>
+        <w:rPr>
+          <w:i/>
+          <w:iCs/>
+        </w:rPr>
+        <w:t xml:space="preserve">Oncorhynchus nerka</w:t>
+      </w:r>
+      <w:r>
+        <w:t xml:space="preserve">) populations in western North America.</w:t>
+      </w:r>
+      <w:r>
+        <w:t xml:space="preserve"> </w:t>
+      </w:r>
+      <w:r>
+        <w:rPr>
+          <w:i/>
+          <w:iCs/>
+        </w:rPr>
+        <w:t xml:space="preserve">Canadian Journal of Fisheries and Aquatic Sciences</w:t>
+      </w:r>
+      <w:r>
+        <w:t xml:space="preserve">,</w:t>
+      </w:r>
+      <w:r>
+        <w:t xml:space="preserve"> </w:t>
+      </w:r>
+      <w:r>
+        <w:rPr>
+          <w:i/>
+          <w:iCs/>
+        </w:rPr>
+        <w:t xml:space="preserve">69</w:t>
+      </w:r>
+      <w:r>
+        <w:t xml:space="preserve">(8), 1255–1260.</w:t>
+      </w:r>
+      <w:r>
+        <w:t xml:space="preserve"> </w:t>
+      </w:r>
+      <w:hyperlink r:id="rId108">
+        <w:r>
+          <w:rPr>
+            <w:rStyle w:val="Hyperlink"/>
+          </w:rPr>
+          <w:t xml:space="preserve">https://doi.org/10.1139/f2012-063</w:t>
+        </w:r>
+      </w:hyperlink>
+    </w:p>
+    <w:bookmarkEnd w:id="109"/>
+    <w:bookmarkStart w:id="111" w:name="ref-plotkin2014"/>
     <w:p>
       <w:pPr>
         <w:pStyle w:val="Bibliography"/>
       </w:pPr>
       <w:r>
-        <w:t xml:space="preserve">Jennings, L., Anderson, T., Martinez, A., Sterling, R., Chavez, D. D., Garba, I., Hudson, M., Garrison, N. A., &amp; Carroll, S. R. (2023). Applying the</w:t>
-      </w:r>
-      <w:r>
-        <w:t xml:space="preserve"> </w:t>
-      </w:r>
-      <w:r>
-        <w:t xml:space="preserve">‘</w:t>
-      </w:r>
-      <w:r>
-        <w:t xml:space="preserve">CARE Principles for Indigenous Data Governance</w:t>
-      </w:r>
-      <w:r>
-        <w:t xml:space="preserve">’</w:t>
-      </w:r>
-      <w:r>
-        <w:t xml:space="preserve"> </w:t>
-      </w:r>
-      <w:r>
-        <w:t xml:space="preserve">to ecology and biodiversity research.</w:t>
-      </w:r>
-      <w:r>
-        <w:t xml:space="preserve"> </w:t>
-      </w:r>
-      <w:r>
-        <w:rPr>
-          <w:i/>
-          <w:iCs/>
-        </w:rPr>
-        <w:t xml:space="preserve">Nature Ecology &amp; Evolution</w:t>
+        <w:t xml:space="preserve">Plotkin, D. (2014).</w:t>
+      </w:r>
+      <w:r>
+        <w:t xml:space="preserve"> </w:t>
+      </w:r>
+      <w:r>
+        <w:rPr>
+          <w:i/>
+          <w:iCs/>
+        </w:rPr>
+        <w:t xml:space="preserve">Data Stewardship</w:t>
+      </w:r>
+      <w:r>
+        <w:t xml:space="preserve">. Elsevier.</w:t>
+      </w:r>
+      <w:r>
+        <w:t xml:space="preserve"> </w:t>
+      </w:r>
+      <w:hyperlink r:id="rId110">
+        <w:r>
+          <w:rPr>
+            <w:rStyle w:val="Hyperlink"/>
+          </w:rPr>
+          <w:t xml:space="preserve">https://doi.org/10.1016/c2012-0-07057-3</w:t>
+        </w:r>
+      </w:hyperlink>
+    </w:p>
+    <w:bookmarkEnd w:id="111"/>
+    <w:bookmarkStart w:id="113" w:name="ref-price_moore_2026_policy_to_practice"/>
+    <w:p>
+      <w:pPr>
+        <w:pStyle w:val="Bibliography"/>
+      </w:pPr>
+      <w:r>
+        <w:t xml:space="preserve">Price, M. H. H., &amp; Moore, J. W. (2026). From policy to practice: Declines in monitoring and pacific salmon conservation in canada.</w:t>
+      </w:r>
+      <w:r>
+        <w:t xml:space="preserve"> </w:t>
+      </w:r>
+      <w:r>
+        <w:rPr>
+          <w:i/>
+          <w:iCs/>
+        </w:rPr>
+        <w:t xml:space="preserve">Canadian Journal of Fisheries and Aquatic Sciences</w:t>
       </w:r>
       <w:r>
         <w:t xml:space="preserve">,</w:t>
@@ -3189,41 +3702,453 @@
           <w:i/>
           <w:iCs/>
         </w:rPr>
+        <w:t xml:space="preserve">83</w:t>
+      </w:r>
+      <w:r>
+        <w:t xml:space="preserve">, 1–11.</w:t>
+      </w:r>
+      <w:r>
+        <w:t xml:space="preserve"> </w:t>
+      </w:r>
+      <w:hyperlink r:id="rId112">
+        <w:r>
+          <w:rPr>
+            <w:rStyle w:val="Hyperlink"/>
+          </w:rPr>
+          <w:t xml:space="preserve">http://www.michaelprice.org/uploads/1/0/8/9/108971119/from-policy-to-practice-declines-in-monitoring-and-pacific-salmon-conservation-in-canada__1_.pdf</w:t>
+        </w:r>
+      </w:hyperlink>
+    </w:p>
+    <w:bookmarkEnd w:id="113"/>
+    <w:bookmarkStart w:id="115" w:name="ref-roche2020"/>
+    <w:p>
+      <w:pPr>
+        <w:pStyle w:val="Bibliography"/>
+      </w:pPr>
+      <w:r>
+        <w:t xml:space="preserve">Roche, D. G., Granados, M., Austin, C. C., Wilson, S., Mitchell, G. M., Smith, P. A., Cooke, S. J., &amp; Bennett, J. R. (2020). Open government data and environmental science: a federal Canadian perspective.</w:t>
+      </w:r>
+      <w:r>
+        <w:t xml:space="preserve"> </w:t>
+      </w:r>
+      <w:r>
+        <w:rPr>
+          <w:i/>
+          <w:iCs/>
+        </w:rPr>
+        <w:t xml:space="preserve">FACETS</w:t>
+      </w:r>
+      <w:r>
+        <w:t xml:space="preserve">,</w:t>
+      </w:r>
+      <w:r>
+        <w:t xml:space="preserve"> </w:t>
+      </w:r>
+      <w:r>
+        <w:rPr>
+          <w:i/>
+          <w:iCs/>
+        </w:rPr>
+        <w:t xml:space="preserve">5</w:t>
+      </w:r>
+      <w:r>
+        <w:t xml:space="preserve">(1), 942–962.</w:t>
+      </w:r>
+      <w:r>
+        <w:t xml:space="preserve"> </w:t>
+      </w:r>
+      <w:hyperlink r:id="rId114">
+        <w:r>
+          <w:rPr>
+            <w:rStyle w:val="Hyperlink"/>
+          </w:rPr>
+          <w:t xml:space="preserve">https://doi.org/10.1139/facets-2020-0008</w:t>
+        </w:r>
+      </w:hyperlink>
+    </w:p>
+    <w:bookmarkEnd w:id="115"/>
+    <w:bookmarkStart w:id="117" w:name="ref-streamnet_des_2024_1"/>
+    <w:p>
+      <w:pPr>
+        <w:pStyle w:val="Bibliography"/>
+      </w:pPr>
+      <w:r>
+        <w:t xml:space="preserve">StreamNet. (2024).</w:t>
+      </w:r>
+      <w:r>
+        <w:t xml:space="preserve"> </w:t>
+      </w:r>
+      <w:r>
+        <w:rPr>
+          <w:i/>
+          <w:iCs/>
+        </w:rPr>
+        <w:t xml:space="preserve">StreamNet data exchange standard (DES), version 2024.1</w:t>
+      </w:r>
+      <w:r>
+        <w:t xml:space="preserve">.</w:t>
+      </w:r>
+      <w:r>
+        <w:t xml:space="preserve"> </w:t>
+      </w:r>
+      <w:hyperlink r:id="rId116">
+        <w:r>
+          <w:rPr>
+            <w:rStyle w:val="Hyperlink"/>
+          </w:rPr>
+          <w:t xml:space="preserve">https://www.streamnet.org/streamnetexchangestandard2024-1/</w:t>
+        </w:r>
+      </w:hyperlink>
+    </w:p>
+    <w:bookmarkEnd w:id="117"/>
+    <w:bookmarkStart w:id="119" w:name="ref-tattersall_2025_ids_open_data"/>
+    <w:p>
+      <w:pPr>
+        <w:pStyle w:val="Bibliography"/>
+      </w:pPr>
+      <w:r>
+        <w:t xml:space="preserve">Tattersall, E., Cardinal-McTeague, W., Myers-Smith, I., Jenkins, D. A., &amp; Burton, A. C. (2025). Affirming indigenous data sovereignty in collaborative wildlife conservation in the era of open data.</w:t>
+      </w:r>
+      <w:r>
+        <w:t xml:space="preserve"> </w:t>
+      </w:r>
+      <w:r>
+        <w:rPr>
+          <w:i/>
+          <w:iCs/>
+        </w:rPr>
+        <w:t xml:space="preserve">People and Nature</w:t>
+      </w:r>
+      <w:r>
+        <w:t xml:space="preserve">,</w:t>
+      </w:r>
+      <w:r>
+        <w:t xml:space="preserve"> </w:t>
+      </w:r>
+      <w:r>
+        <w:rPr>
+          <w:i/>
+          <w:iCs/>
+        </w:rPr>
         <w:t xml:space="preserve">7</w:t>
       </w:r>
       <w:r>
-        <w:t xml:space="preserve">(10), 1547–1551.</w:t>
-      </w:r>
-      <w:r>
-        <w:t xml:space="preserve"> </w:t>
-      </w:r>
-      <w:hyperlink r:id="rId89">
-        <w:r>
-          <w:rPr>
-            <w:rStyle w:val="Hyperlink"/>
-          </w:rPr>
-          <w:t xml:space="preserve">https://doi.org/10.1038/s41559-023-02161-2</w:t>
-        </w:r>
-      </w:hyperlink>
-    </w:p>
-    <w:bookmarkEnd w:id="90"/>
-    <w:bookmarkStart w:id="92" w:name="ref-johnson2024"/>
+        <w:t xml:space="preserve">(11), 2659–2677.</w:t>
+      </w:r>
+      <w:r>
+        <w:t xml:space="preserve"> </w:t>
+      </w:r>
+      <w:hyperlink r:id="rId118">
+        <w:r>
+          <w:rPr>
+            <w:rStyle w:val="Hyperlink"/>
+          </w:rPr>
+          <w:t xml:space="preserve">https://doi.org/10.1002/pan3.70161</w:t>
+        </w:r>
+      </w:hyperlink>
+    </w:p>
+    <w:bookmarkEnd w:id="119"/>
+    <w:bookmarkStart w:id="121" w:name="ref-volk2014"/>
     <w:p>
       <w:pPr>
         <w:pStyle w:val="Bibliography"/>
       </w:pPr>
       <w:r>
-        <w:t xml:space="preserve">Johnson, B., &amp; Stap, T. van der. (2024). Data mobilization through the international year of the salmon ocean observing system.</w:t>
-      </w:r>
-      <w:r>
-        <w:t xml:space="preserve"> </w:t>
-      </w:r>
-      <w:r>
-        <w:rPr>
-          <w:i/>
-          <w:iCs/>
-        </w:rPr>
-        <w:t xml:space="preserve">North Pacific Anadromous Fish Commission Bulletin</w:t>
+        <w:t xml:space="preserve">Volk, C. J., Lucero, Y., &amp; Barnas, K. (2014). Why is Data Sharing in Collaborative Natural Resource Efforts so Hard and What can We Do to Improve it?</w:t>
+      </w:r>
+      <w:r>
+        <w:t xml:space="preserve"> </w:t>
+      </w:r>
+      <w:r>
+        <w:rPr>
+          <w:i/>
+          <w:iCs/>
+        </w:rPr>
+        <w:t xml:space="preserve">Environmental Management</w:t>
+      </w:r>
+      <w:r>
+        <w:t xml:space="preserve">,</w:t>
+      </w:r>
+      <w:r>
+        <w:t xml:space="preserve"> </w:t>
+      </w:r>
+      <w:r>
+        <w:rPr>
+          <w:i/>
+          <w:iCs/>
+        </w:rPr>
+        <w:t xml:space="preserve">53</w:t>
+      </w:r>
+      <w:r>
+        <w:t xml:space="preserve">(5), 883–893.</w:t>
+      </w:r>
+      <w:r>
+        <w:t xml:space="preserve"> </w:t>
+      </w:r>
+      <w:hyperlink r:id="rId120">
+        <w:r>
+          <w:rPr>
+            <w:rStyle w:val="Hyperlink"/>
+          </w:rPr>
+          <w:t xml:space="preserve">https://doi.org/10.1007/s00267-014-0258-2</w:t>
+        </w:r>
+      </w:hyperlink>
+    </w:p>
+    <w:bookmarkEnd w:id="121"/>
+    <w:bookmarkStart w:id="123" w:name="ref-w3c_prov_dm_2013"/>
+    <w:p>
+      <w:pPr>
+        <w:pStyle w:val="Bibliography"/>
+      </w:pPr>
+      <w:r>
+        <w:t xml:space="preserve">W3C. (2013).</w:t>
+      </w:r>
+      <w:r>
+        <w:t xml:space="preserve"> </w:t>
+      </w:r>
+      <w:r>
+        <w:rPr>
+          <w:i/>
+          <w:iCs/>
+        </w:rPr>
+        <w:t xml:space="preserve">PROV-DM</w:t>
+      </w:r>
+      <w:r>
+        <w:rPr>
+          <w:i/>
+          <w:iCs/>
+        </w:rPr>
+        <w:t xml:space="preserve">: The</w:t>
+      </w:r>
+      <w:r>
+        <w:rPr>
+          <w:i/>
+          <w:iCs/>
+        </w:rPr>
+        <w:t xml:space="preserve"> </w:t>
+      </w:r>
+      <w:r>
+        <w:rPr>
+          <w:i/>
+          <w:iCs/>
+        </w:rPr>
+        <w:t xml:space="preserve">PROV</w:t>
+      </w:r>
+      <w:r>
+        <w:rPr>
+          <w:i/>
+          <w:iCs/>
+        </w:rPr>
+        <w:t xml:space="preserve"> </w:t>
+      </w:r>
+      <w:r>
+        <w:rPr>
+          <w:i/>
+          <w:iCs/>
+        </w:rPr>
+        <w:t xml:space="preserve">data model</w:t>
+      </w:r>
+      <w:r>
+        <w:t xml:space="preserve">. W3C Recommendation.</w:t>
+      </w:r>
+      <w:r>
+        <w:t xml:space="preserve"> </w:t>
+      </w:r>
+      <w:hyperlink r:id="rId122">
+        <w:r>
+          <w:rPr>
+            <w:rStyle w:val="Hyperlink"/>
+          </w:rPr>
+          <w:t xml:space="preserve">https://www.w3.org/TR/prov-dm/</w:t>
+        </w:r>
+      </w:hyperlink>
+    </w:p>
+    <w:bookmarkEnd w:id="123"/>
+    <w:bookmarkStart w:id="125" w:name="ref-ward_surveyjoin_2025"/>
+    <w:p>
+      <w:pPr>
+        <w:pStyle w:val="Bibliography"/>
+      </w:pPr>
+      <w:r>
+        <w:t xml:space="preserve">Ward, E. J., English, P. A., Rooper, C. N., Ferriss, B. E., Whitmire, C. E., Wetzel, C. R., Barnett, L. A., Anderson, S. C., Thorson, J. T., Johnson, K. F., Indivero, J., &amp; Markowitz, E. H. (2025).</w:t>
+      </w:r>
+      <w:r>
+        <w:t xml:space="preserve"> </w:t>
+      </w:r>
+      <w:r>
+        <w:rPr>
+          <w:i/>
+          <w:iCs/>
+        </w:rPr>
+        <w:t xml:space="preserve">‘Surveyjoin‘:</w:t>
+      </w:r>
+      <w:r>
+        <w:rPr>
+          <w:i/>
+          <w:iCs/>
+        </w:rPr>
+        <w:t xml:space="preserve"> </w:t>
+      </w:r>
+      <w:r>
+        <w:rPr>
+          <w:i/>
+          <w:iCs/>
+        </w:rPr>
+        <w:t xml:space="preserve">A</w:t>
+      </w:r>
+      <w:r>
+        <w:rPr>
+          <w:i/>
+          <w:iCs/>
+        </w:rPr>
+        <w:t xml:space="preserve"> </w:t>
+      </w:r>
+      <w:r>
+        <w:rPr>
+          <w:i/>
+          <w:iCs/>
+        </w:rPr>
+        <w:t xml:space="preserve">Standardized</w:t>
+      </w:r>
+      <w:r>
+        <w:rPr>
+          <w:i/>
+          <w:iCs/>
+        </w:rPr>
+        <w:t xml:space="preserve"> </w:t>
+      </w:r>
+      <w:r>
+        <w:rPr>
+          <w:i/>
+          <w:iCs/>
+        </w:rPr>
+        <w:t xml:space="preserve">Database</w:t>
+      </w:r>
+      <w:r>
+        <w:rPr>
+          <w:i/>
+          <w:iCs/>
+        </w:rPr>
+        <w:t xml:space="preserve"> </w:t>
+      </w:r>
+      <w:r>
+        <w:rPr>
+          <w:i/>
+          <w:iCs/>
+        </w:rPr>
+        <w:t xml:space="preserve">of</w:t>
+      </w:r>
+      <w:r>
+        <w:rPr>
+          <w:i/>
+          <w:iCs/>
+        </w:rPr>
+        <w:t xml:space="preserve"> </w:t>
+      </w:r>
+      <w:r>
+        <w:rPr>
+          <w:i/>
+          <w:iCs/>
+        </w:rPr>
+        <w:t xml:space="preserve">Fisheries</w:t>
+      </w:r>
+      <w:r>
+        <w:rPr>
+          <w:i/>
+          <w:iCs/>
+        </w:rPr>
+        <w:t xml:space="preserve"> </w:t>
+      </w:r>
+      <w:r>
+        <w:rPr>
+          <w:i/>
+          <w:iCs/>
+        </w:rPr>
+        <w:t xml:space="preserve">Bottom</w:t>
+      </w:r>
+      <w:r>
+        <w:rPr>
+          <w:i/>
+          <w:iCs/>
+        </w:rPr>
+        <w:t xml:space="preserve"> </w:t>
+      </w:r>
+      <w:r>
+        <w:rPr>
+          <w:i/>
+          <w:iCs/>
+        </w:rPr>
+        <w:t xml:space="preserve">Trawl</w:t>
+      </w:r>
+      <w:r>
+        <w:rPr>
+          <w:i/>
+          <w:iCs/>
+        </w:rPr>
+        <w:t xml:space="preserve"> </w:t>
+      </w:r>
+      <w:r>
+        <w:rPr>
+          <w:i/>
+          <w:iCs/>
+        </w:rPr>
+        <w:t xml:space="preserve">Surveys</w:t>
+      </w:r>
+      <w:r>
+        <w:rPr>
+          <w:i/>
+          <w:iCs/>
+        </w:rPr>
+        <w:t xml:space="preserve"> </w:t>
+      </w:r>
+      <w:r>
+        <w:rPr>
+          <w:i/>
+          <w:iCs/>
+        </w:rPr>
+        <w:t xml:space="preserve">in the</w:t>
+      </w:r>
+      <w:r>
+        <w:rPr>
+          <w:i/>
+          <w:iCs/>
+        </w:rPr>
+        <w:t xml:space="preserve"> </w:t>
+      </w:r>
+      <w:r>
+        <w:rPr>
+          <w:i/>
+          <w:iCs/>
+        </w:rPr>
+        <w:t xml:space="preserve">Northeast</w:t>
+      </w:r>
+      <w:r>
+        <w:rPr>
+          <w:i/>
+          <w:iCs/>
+        </w:rPr>
+        <w:t xml:space="preserve"> </w:t>
+      </w:r>
+      <w:r>
+        <w:rPr>
+          <w:i/>
+          <w:iCs/>
+        </w:rPr>
+        <w:t xml:space="preserve">Pacific</w:t>
+      </w:r>
+      <w:r>
+        <w:rPr>
+          <w:i/>
+          <w:iCs/>
+        </w:rPr>
+        <w:t xml:space="preserve"> </w:t>
+      </w:r>
+      <w:r>
+        <w:rPr>
+          <w:i/>
+          <w:iCs/>
+        </w:rPr>
+        <w:t xml:space="preserve">Ocean</w:t>
       </w:r>
       <w:r>
         <w:t xml:space="preserve">.</w:t>
@@ -3231,85 +4156,80 @@
       <w:r>
         <w:t xml:space="preserve"> </w:t>
       </w:r>
-      <w:hyperlink r:id="rId91">
-        <w:r>
-          <w:rPr>
-            <w:rStyle w:val="Hyperlink"/>
-          </w:rPr>
-          <w:t xml:space="preserve">https://doi.org/10.23849/npafcb7/6a4ddpde4</w:t>
-        </w:r>
-      </w:hyperlink>
-    </w:p>
-    <w:bookmarkEnd w:id="92"/>
-    <w:bookmarkStart w:id="94" w:name="ref-landi_2020_a_of_fair"/>
+      <w:hyperlink r:id="rId124">
+        <w:r>
+          <w:rPr>
+            <w:rStyle w:val="Hyperlink"/>
+          </w:rPr>
+          <w:t xml:space="preserve">https://doi.org/10.1101/2025.03.14.643022</w:t>
+        </w:r>
+      </w:hyperlink>
+    </w:p>
+    <w:bookmarkEnd w:id="125"/>
+    <w:bookmarkStart w:id="127" w:name="ref-ween2013"/>
     <w:p>
       <w:pPr>
         <w:pStyle w:val="Bibliography"/>
       </w:pPr>
       <w:r>
-        <w:t xml:space="preserve">Landi, A., Thompson, M., Giannuzzi, V., Bonifazi, F., Labastida, I., Silva Santos, L. O. da, Roos, M., et al. (2020). The</w:t>
-      </w:r>
-      <w:r>
-        <w:t xml:space="preserve"> </w:t>
-      </w:r>
-      <w:r>
-        <w:t xml:space="preserve">“A”</w:t>
-      </w:r>
-      <w:r>
-        <w:t xml:space="preserve"> </w:t>
-      </w:r>
-      <w:r>
-        <w:t xml:space="preserve">of FAIR – as open as possible, as closed as necessary.</w:t>
-      </w:r>
-      <w:r>
-        <w:t xml:space="preserve"> </w:t>
-      </w:r>
-      <w:r>
-        <w:rPr>
-          <w:i/>
-          <w:iCs/>
-        </w:rPr>
-        <w:t xml:space="preserve">Data Intelligence</w:t>
-      </w:r>
-      <w:r>
-        <w:t xml:space="preserve">.</w:t>
-      </w:r>
-      <w:r>
-        <w:t xml:space="preserve"> </w:t>
-      </w:r>
-      <w:hyperlink r:id="rId93">
-        <w:r>
-          <w:rPr>
-            <w:rStyle w:val="Hyperlink"/>
-          </w:rPr>
-          <w:t xml:space="preserve">https://doi.org/10.1162/dint_a_00027</w:t>
-        </w:r>
-      </w:hyperlink>
-    </w:p>
-    <w:bookmarkEnd w:id="94"/>
-    <w:bookmarkStart w:id="96" w:name="ref-lindenmayer2012"/>
+        <w:t xml:space="preserve">Ween, G., &amp; Colombi, B. (2013). Two Rivers: The Politics of Wild Salmon, Indigenous Rights and Natural Resource Management.</w:t>
+      </w:r>
+      <w:r>
+        <w:t xml:space="preserve"> </w:t>
+      </w:r>
+      <w:r>
+        <w:rPr>
+          <w:i/>
+          <w:iCs/>
+        </w:rPr>
+        <w:t xml:space="preserve">Sustainability</w:t>
+      </w:r>
+      <w:r>
+        <w:t xml:space="preserve">,</w:t>
+      </w:r>
+      <w:r>
+        <w:t xml:space="preserve"> </w:t>
+      </w:r>
+      <w:r>
+        <w:rPr>
+          <w:i/>
+          <w:iCs/>
+        </w:rPr>
+        <w:t xml:space="preserve">5</w:t>
+      </w:r>
+      <w:r>
+        <w:t xml:space="preserve">(2), 478–495.</w:t>
+      </w:r>
+      <w:r>
+        <w:t xml:space="preserve"> </w:t>
+      </w:r>
+      <w:hyperlink r:id="rId126">
+        <w:r>
+          <w:rPr>
+            <w:rStyle w:val="Hyperlink"/>
+          </w:rPr>
+          <w:t xml:space="preserve">https://doi.org/10.3390/su5020478</w:t>
+        </w:r>
+      </w:hyperlink>
+    </w:p>
+    <w:bookmarkEnd w:id="127"/>
+    <w:bookmarkStart w:id="129" w:name="ref-wilkinson2016"/>
     <w:p>
       <w:pPr>
         <w:pStyle w:val="Bibliography"/>
       </w:pPr>
       <w:r>
-        <w:t xml:space="preserve">LINDENMAYER, D. B., LIKENS, G. E., ANDERSEN, A., BOWMAN, D., BULL, C. M., BURNS, E., DICKMAN, C. R., HOFFMANN, A. A., KEITH, D. A., LIDDELL, M. J., LOWE, A. J., METCALFE, D. J., PHINN, S. R., RUSSELL-SMITH, J., THURGATE, N., &amp; WARDLE, G. M. (2012). Value of long</w:t>
-      </w:r>
-      <w:r>
-        <w:t xml:space="preserve">-</w:t>
-      </w:r>
-      <w:r>
-        <w:t xml:space="preserve">term ecological studies.</w:t>
-      </w:r>
-      <w:r>
-        <w:t xml:space="preserve"> </w:t>
-      </w:r>
-      <w:r>
-        <w:rPr>
-          <w:i/>
-          <w:iCs/>
-        </w:rPr>
-        <w:t xml:space="preserve">Austral Ecology</w:t>
+        <w:t xml:space="preserve">Wilkinson, M. D., Dumontier, M., Aalbersberg, Ij. J., Appleton, G., Axton, M., Baak, A., Blomberg, N., Boiten, J.-W., Silva Santos, L. B. da, Bourne, P. E., Bouwman, J., Brookes, A. J., Clark, T., Crosas, M., Dillo, I., Dumon, O., Edmunds, S., Evelo, C. T., Finkers, R., … Mons, B. (2016). The FAIR Guiding Principles for scientific data management and stewardship.</w:t>
+      </w:r>
+      <w:r>
+        <w:t xml:space="preserve"> </w:t>
+      </w:r>
+      <w:r>
+        <w:rPr>
+          <w:i/>
+          <w:iCs/>
+        </w:rPr>
+        <w:t xml:space="preserve">Scientific Data</w:t>
       </w:r>
       <w:r>
         <w:t xml:space="preserve">,</w:t>
@@ -3322,892 +4242,6 @@
           <w:i/>
           <w:iCs/>
         </w:rPr>
-        <w:t xml:space="preserve">37</w:t>
-      </w:r>
-      <w:r>
-        <w:t xml:space="preserve">(7), 745–757.</w:t>
-      </w:r>
-      <w:r>
-        <w:t xml:space="preserve"> </w:t>
-      </w:r>
-      <w:hyperlink r:id="rId95">
-        <w:r>
-          <w:rPr>
-            <w:rStyle w:val="Hyperlink"/>
-          </w:rPr>
-          <w:t xml:space="preserve">https://doi.org/10.1111/j.1442-9993.2011.02351.x</w:t>
-        </w:r>
-      </w:hyperlink>
-    </w:p>
-    <w:bookmarkEnd w:id="96"/>
-    <w:bookmarkStart w:id="98" w:name="ref-LocalContexts2025"/>
-    <w:p>
-      <w:pPr>
-        <w:pStyle w:val="Bibliography"/>
-      </w:pPr>
-      <w:r>
-        <w:t xml:space="preserve">Local Contexts. (2025).</w:t>
-      </w:r>
-      <w:r>
-        <w:t xml:space="preserve"> </w:t>
-      </w:r>
-      <w:r>
-        <w:rPr>
-          <w:i/>
-          <w:iCs/>
-        </w:rPr>
-        <w:t xml:space="preserve">Local contexts: Grounding indigenous rights in data and collections</w:t>
-      </w:r>
-      <w:r>
-        <w:t xml:space="preserve">.</w:t>
-      </w:r>
-      <w:r>
-        <w:t xml:space="preserve"> </w:t>
-      </w:r>
-      <w:r>
-        <w:t xml:space="preserve">Local Contexts</w:t>
-      </w:r>
-      <w:r>
-        <w:t xml:space="preserve">.</w:t>
-      </w:r>
-      <w:r>
-        <w:t xml:space="preserve"> </w:t>
-      </w:r>
-      <w:hyperlink r:id="rId97">
-        <w:r>
-          <w:rPr>
-            <w:rStyle w:val="Hyperlink"/>
-          </w:rPr>
-          <w:t xml:space="preserve">https://localcontexts.org/</w:t>
-        </w:r>
-      </w:hyperlink>
-    </w:p>
-    <w:bookmarkEnd w:id="98"/>
-    <w:bookmarkStart w:id="100" w:name="ref-marmorek2011"/>
-    <w:p>
-      <w:pPr>
-        <w:pStyle w:val="Bibliography"/>
-      </w:pPr>
-      <w:r>
-        <w:t xml:space="preserve">Marmorek, D., Pickard, D., Hall, A., Bryan, K., Martell, L., Alexander, C., Wieckowski, K., Greig, L., &amp; Schwarz, C. (2011).</w:t>
-      </w:r>
-      <w:r>
-        <w:t xml:space="preserve"> </w:t>
-      </w:r>
-      <w:r>
-        <w:rPr>
-          <w:i/>
-          <w:iCs/>
-        </w:rPr>
-        <w:t xml:space="preserve">Cohen Commision Technical Report 6-Fraser River sockeye salmon: data synthesis and cumulative impacts</w:t>
-      </w:r>
-      <w:r>
-        <w:t xml:space="preserve"> </w:t>
-      </w:r>
-      <w:r>
-        <w:t xml:space="preserve">(p. 273).</w:t>
-      </w:r>
-      <w:r>
-        <w:t xml:space="preserve"> </w:t>
-      </w:r>
-      <w:hyperlink r:id="rId99">
-        <w:r>
-          <w:rPr>
-            <w:rStyle w:val="Hyperlink"/>
-          </w:rPr>
-          <w:t xml:space="preserve">http://www.cohencommission.ca/</w:t>
-        </w:r>
-      </w:hyperlink>
-    </w:p>
-    <w:bookmarkEnd w:id="100"/>
-    <w:bookmarkStart w:id="102" w:name="ref-montenegro2019"/>
-    <w:p>
-      <w:pPr>
-        <w:pStyle w:val="Bibliography"/>
-      </w:pPr>
-      <w:r>
-        <w:t xml:space="preserve">Montenegro, M. (2019). Subverting the universality of metadata standards.</w:t>
-      </w:r>
-      <w:r>
-        <w:t xml:space="preserve"> </w:t>
-      </w:r>
-      <w:r>
-        <w:rPr>
-          <w:i/>
-          <w:iCs/>
-        </w:rPr>
-        <w:t xml:space="preserve">Journal of Documentation</w:t>
-      </w:r>
-      <w:r>
-        <w:t xml:space="preserve">,</w:t>
-      </w:r>
-      <w:r>
-        <w:t xml:space="preserve"> </w:t>
-      </w:r>
-      <w:r>
-        <w:rPr>
-          <w:i/>
-          <w:iCs/>
-        </w:rPr>
-        <w:t xml:space="preserve">75</w:t>
-      </w:r>
-      <w:r>
-        <w:t xml:space="preserve">(4), 731–749.</w:t>
-      </w:r>
-      <w:r>
-        <w:t xml:space="preserve"> </w:t>
-      </w:r>
-      <w:hyperlink r:id="rId101">
-        <w:r>
-          <w:rPr>
-            <w:rStyle w:val="Hyperlink"/>
-          </w:rPr>
-          <w:t xml:space="preserve">https://doi.org/10.1108/jd-08-2018-0124</w:t>
-        </w:r>
-      </w:hyperlink>
-    </w:p>
-    <w:bookmarkEnd w:id="102"/>
-    <w:bookmarkStart w:id="104" w:name="ref-environm2007"/>
-    <w:p>
-      <w:pPr>
-        <w:pStyle w:val="Bibliography"/>
-      </w:pPr>
-      <w:r>
-        <w:t xml:space="preserve">NOAA. (2007).</w:t>
-      </w:r>
-      <w:r>
-        <w:t xml:space="preserve"> </w:t>
-      </w:r>
-      <w:r>
-        <w:rPr>
-          <w:i/>
-          <w:iCs/>
-        </w:rPr>
-        <w:t xml:space="preserve">Environmental data management at NOAA</w:t>
-      </w:r>
-      <w:r>
-        <w:t xml:space="preserve">. National Academies Press.</w:t>
-      </w:r>
-      <w:r>
-        <w:t xml:space="preserve"> </w:t>
-      </w:r>
-      <w:hyperlink r:id="rId103">
-        <w:r>
-          <w:rPr>
-            <w:rStyle w:val="Hyperlink"/>
-          </w:rPr>
-          <w:t xml:space="preserve">https://doi.org/10.17226/12017</w:t>
-        </w:r>
-      </w:hyperlink>
-    </w:p>
-    <w:bookmarkEnd w:id="104"/>
-    <w:bookmarkStart w:id="106" w:name="ref-peng2018"/>
-    <w:p>
-      <w:pPr>
-        <w:pStyle w:val="Bibliography"/>
-      </w:pPr>
-      <w:r>
-        <w:t xml:space="preserve">Peng, G., Privette, J. L., Tilmes, C., Bristol, S., Maycock, T., Bates, J. J., Hausman, S., Brown, O., &amp; Kearns, E. J. (2018). A Conceptual Enterprise Framework for Managing Scientific Data Stewardship.</w:t>
-      </w:r>
-      <w:r>
-        <w:t xml:space="preserve"> </w:t>
-      </w:r>
-      <w:r>
-        <w:rPr>
-          <w:i/>
-          <w:iCs/>
-        </w:rPr>
-        <w:t xml:space="preserve">Data Science Journal</w:t>
-      </w:r>
-      <w:r>
-        <w:t xml:space="preserve">,</w:t>
-      </w:r>
-      <w:r>
-        <w:t xml:space="preserve"> </w:t>
-      </w:r>
-      <w:r>
-        <w:rPr>
-          <w:i/>
-          <w:iCs/>
-        </w:rPr>
-        <w:t xml:space="preserve">17</w:t>
-      </w:r>
-      <w:r>
-        <w:t xml:space="preserve">.</w:t>
-      </w:r>
-      <w:r>
-        <w:t xml:space="preserve"> </w:t>
-      </w:r>
-      <w:hyperlink r:id="rId105">
-        <w:r>
-          <w:rPr>
-            <w:rStyle w:val="Hyperlink"/>
-          </w:rPr>
-          <w:t xml:space="preserve">https://doi.org/10.5334/dsj-2018-015</w:t>
-        </w:r>
-      </w:hyperlink>
-    </w:p>
-    <w:bookmarkEnd w:id="106"/>
-    <w:bookmarkStart w:id="108" w:name="ref-peterman2012"/>
-    <w:p>
-      <w:pPr>
-        <w:pStyle w:val="Bibliography"/>
-      </w:pPr>
-      <w:r>
-        <w:t xml:space="preserve">Peterman, Randall M., &amp; Dorner, B. (2012). A widespread decrease in productivity of sockeye salmon (</w:t>
-      </w:r>
-      <w:r>
-        <w:rPr>
-          <w:i/>
-          <w:iCs/>
-        </w:rPr>
-        <w:t xml:space="preserve">Oncorhynchus nerka</w:t>
-      </w:r>
-      <w:r>
-        <w:t xml:space="preserve">) populations in western North America.</w:t>
-      </w:r>
-      <w:r>
-        <w:t xml:space="preserve"> </w:t>
-      </w:r>
-      <w:r>
-        <w:rPr>
-          <w:i/>
-          <w:iCs/>
-        </w:rPr>
-        <w:t xml:space="preserve">Canadian Journal of Fisheries and Aquatic Sciences</w:t>
-      </w:r>
-      <w:r>
-        <w:t xml:space="preserve">,</w:t>
-      </w:r>
-      <w:r>
-        <w:t xml:space="preserve"> </w:t>
-      </w:r>
-      <w:r>
-        <w:rPr>
-          <w:i/>
-          <w:iCs/>
-        </w:rPr>
-        <w:t xml:space="preserve">69</w:t>
-      </w:r>
-      <w:r>
-        <w:t xml:space="preserve">(8), 1255–1260.</w:t>
-      </w:r>
-      <w:r>
-        <w:t xml:space="preserve"> </w:t>
-      </w:r>
-      <w:hyperlink r:id="rId107">
-        <w:r>
-          <w:rPr>
-            <w:rStyle w:val="Hyperlink"/>
-          </w:rPr>
-          <w:t xml:space="preserve">https://doi.org/10.1139/f2012-063</w:t>
-        </w:r>
-      </w:hyperlink>
-    </w:p>
-    <w:bookmarkEnd w:id="108"/>
-    <w:bookmarkStart w:id="110" w:name="ref-plotkin2014"/>
-    <w:p>
-      <w:pPr>
-        <w:pStyle w:val="Bibliography"/>
-      </w:pPr>
-      <w:r>
-        <w:t xml:space="preserve">Plotkin, D. (2014).</w:t>
-      </w:r>
-      <w:r>
-        <w:t xml:space="preserve"> </w:t>
-      </w:r>
-      <w:r>
-        <w:rPr>
-          <w:i/>
-          <w:iCs/>
-        </w:rPr>
-        <w:t xml:space="preserve">Data Stewardship</w:t>
-      </w:r>
-      <w:r>
-        <w:t xml:space="preserve">. Elsevier.</w:t>
-      </w:r>
-      <w:r>
-        <w:t xml:space="preserve"> </w:t>
-      </w:r>
-      <w:hyperlink r:id="rId109">
-        <w:r>
-          <w:rPr>
-            <w:rStyle w:val="Hyperlink"/>
-          </w:rPr>
-          <w:t xml:space="preserve">https://doi.org/10.1016/c2012-0-07057-3</w:t>
-        </w:r>
-      </w:hyperlink>
-    </w:p>
-    <w:bookmarkEnd w:id="110"/>
-    <w:bookmarkStart w:id="112" w:name="ref-price_moore_2026_policy_to_practice"/>
-    <w:p>
-      <w:pPr>
-        <w:pStyle w:val="Bibliography"/>
-      </w:pPr>
-      <w:r>
-        <w:t xml:space="preserve">Price, M. H. H., &amp; Moore, J. W. (2026). From policy to practice: Declines in monitoring and pacific salmon conservation in canada.</w:t>
-      </w:r>
-      <w:r>
-        <w:t xml:space="preserve"> </w:t>
-      </w:r>
-      <w:r>
-        <w:rPr>
-          <w:i/>
-          <w:iCs/>
-        </w:rPr>
-        <w:t xml:space="preserve">Canadian Journal of Fisheries and Aquatic Sciences</w:t>
-      </w:r>
-      <w:r>
-        <w:t xml:space="preserve">,</w:t>
-      </w:r>
-      <w:r>
-        <w:t xml:space="preserve"> </w:t>
-      </w:r>
-      <w:r>
-        <w:rPr>
-          <w:i/>
-          <w:iCs/>
-        </w:rPr>
-        <w:t xml:space="preserve">83</w:t>
-      </w:r>
-      <w:r>
-        <w:t xml:space="preserve">, 1–11.</w:t>
-      </w:r>
-      <w:r>
-        <w:t xml:space="preserve"> </w:t>
-      </w:r>
-      <w:hyperlink r:id="rId111">
-        <w:r>
-          <w:rPr>
-            <w:rStyle w:val="Hyperlink"/>
-          </w:rPr>
-          <w:t xml:space="preserve">http://www.michaelprice.org/uploads/1/0/8/9/108971119/from-policy-to-practice-declines-in-monitoring-and-pacific-salmon-conservation-in-canada__1_.pdf</w:t>
-        </w:r>
-      </w:hyperlink>
-    </w:p>
-    <w:bookmarkEnd w:id="112"/>
-    <w:bookmarkStart w:id="114" w:name="ref-roche2020"/>
-    <w:p>
-      <w:pPr>
-        <w:pStyle w:val="Bibliography"/>
-      </w:pPr>
-      <w:r>
-        <w:t xml:space="preserve">Roche, D. G., Granados, M., Austin, C. C., Wilson, S., Mitchell, G. M., Smith, P. A., Cooke, S. J., &amp; Bennett, J. R. (2020). Open government data and environmental science: a federal Canadian perspective.</w:t>
-      </w:r>
-      <w:r>
-        <w:t xml:space="preserve"> </w:t>
-      </w:r>
-      <w:r>
-        <w:rPr>
-          <w:i/>
-          <w:iCs/>
-        </w:rPr>
-        <w:t xml:space="preserve">FACETS</w:t>
-      </w:r>
-      <w:r>
-        <w:t xml:space="preserve">,</w:t>
-      </w:r>
-      <w:r>
-        <w:t xml:space="preserve"> </w:t>
-      </w:r>
-      <w:r>
-        <w:rPr>
-          <w:i/>
-          <w:iCs/>
-        </w:rPr>
-        <w:t xml:space="preserve">5</w:t>
-      </w:r>
-      <w:r>
-        <w:t xml:space="preserve">(1), 942–962.</w:t>
-      </w:r>
-      <w:r>
-        <w:t xml:space="preserve"> </w:t>
-      </w:r>
-      <w:hyperlink r:id="rId113">
-        <w:r>
-          <w:rPr>
-            <w:rStyle w:val="Hyperlink"/>
-          </w:rPr>
-          <w:t xml:space="preserve">https://doi.org/10.1139/facets-2020-0008</w:t>
-        </w:r>
-      </w:hyperlink>
-    </w:p>
-    <w:bookmarkEnd w:id="114"/>
-    <w:bookmarkStart w:id="116" w:name="ref-streamnet_des_2024_1"/>
-    <w:p>
-      <w:pPr>
-        <w:pStyle w:val="Bibliography"/>
-      </w:pPr>
-      <w:r>
-        <w:t xml:space="preserve">StreamNet. (2024).</w:t>
-      </w:r>
-      <w:r>
-        <w:t xml:space="preserve"> </w:t>
-      </w:r>
-      <w:r>
-        <w:rPr>
-          <w:i/>
-          <w:iCs/>
-        </w:rPr>
-        <w:t xml:space="preserve">StreamNet data exchange standard (DES), version 2024.1</w:t>
-      </w:r>
-      <w:r>
-        <w:t xml:space="preserve">.</w:t>
-      </w:r>
-      <w:r>
-        <w:t xml:space="preserve"> </w:t>
-      </w:r>
-      <w:hyperlink r:id="rId115">
-        <w:r>
-          <w:rPr>
-            <w:rStyle w:val="Hyperlink"/>
-          </w:rPr>
-          <w:t xml:space="preserve">https://www.streamnet.org/streamnetexchangestandard2024-1/</w:t>
-        </w:r>
-      </w:hyperlink>
-    </w:p>
-    <w:bookmarkEnd w:id="116"/>
-    <w:bookmarkStart w:id="118" w:name="ref-tattersall_2025_ids_open_data"/>
-    <w:p>
-      <w:pPr>
-        <w:pStyle w:val="Bibliography"/>
-      </w:pPr>
-      <w:r>
-        <w:t xml:space="preserve">Tattersall, E., Cardinal-McTeague, W., Myers-Smith, I., Jenkins, D. A., &amp; Burton, A. C. (2025). Affirming indigenous data sovereignty in collaborative wildlife conservation in the era of open data.</w:t>
-      </w:r>
-      <w:r>
-        <w:t xml:space="preserve"> </w:t>
-      </w:r>
-      <w:r>
-        <w:rPr>
-          <w:i/>
-          <w:iCs/>
-        </w:rPr>
-        <w:t xml:space="preserve">People and Nature</w:t>
-      </w:r>
-      <w:r>
-        <w:t xml:space="preserve">,</w:t>
-      </w:r>
-      <w:r>
-        <w:t xml:space="preserve"> </w:t>
-      </w:r>
-      <w:r>
-        <w:rPr>
-          <w:i/>
-          <w:iCs/>
-        </w:rPr>
-        <w:t xml:space="preserve">7</w:t>
-      </w:r>
-      <w:r>
-        <w:t xml:space="preserve">(11), 2659–2677.</w:t>
-      </w:r>
-      <w:r>
-        <w:t xml:space="preserve"> </w:t>
-      </w:r>
-      <w:hyperlink r:id="rId117">
-        <w:r>
-          <w:rPr>
-            <w:rStyle w:val="Hyperlink"/>
-          </w:rPr>
-          <w:t xml:space="preserve">https://doi.org/10.1002/pan3.70161</w:t>
-        </w:r>
-      </w:hyperlink>
-    </w:p>
-    <w:bookmarkEnd w:id="118"/>
-    <w:bookmarkStart w:id="120" w:name="ref-volk2014"/>
-    <w:p>
-      <w:pPr>
-        <w:pStyle w:val="Bibliography"/>
-      </w:pPr>
-      <w:r>
-        <w:t xml:space="preserve">Volk, C. J., Lucero, Y., &amp; Barnas, K. (2014). Why is Data Sharing in Collaborative Natural Resource Efforts so Hard and What can We Do to Improve it?</w:t>
-      </w:r>
-      <w:r>
-        <w:t xml:space="preserve"> </w:t>
-      </w:r>
-      <w:r>
-        <w:rPr>
-          <w:i/>
-          <w:iCs/>
-        </w:rPr>
-        <w:t xml:space="preserve">Environmental Management</w:t>
-      </w:r>
-      <w:r>
-        <w:t xml:space="preserve">,</w:t>
-      </w:r>
-      <w:r>
-        <w:t xml:space="preserve"> </w:t>
-      </w:r>
-      <w:r>
-        <w:rPr>
-          <w:i/>
-          <w:iCs/>
-        </w:rPr>
-        <w:t xml:space="preserve">53</w:t>
-      </w:r>
-      <w:r>
-        <w:t xml:space="preserve">(5), 883–893.</w:t>
-      </w:r>
-      <w:r>
-        <w:t xml:space="preserve"> </w:t>
-      </w:r>
-      <w:hyperlink r:id="rId119">
-        <w:r>
-          <w:rPr>
-            <w:rStyle w:val="Hyperlink"/>
-          </w:rPr>
-          <w:t xml:space="preserve">https://doi.org/10.1007/s00267-014-0258-2</w:t>
-        </w:r>
-      </w:hyperlink>
-    </w:p>
-    <w:bookmarkEnd w:id="120"/>
-    <w:bookmarkStart w:id="122" w:name="ref-w3c_prov_dm_2013"/>
-    <w:p>
-      <w:pPr>
-        <w:pStyle w:val="Bibliography"/>
-      </w:pPr>
-      <w:r>
-        <w:t xml:space="preserve">W3C. (2013).</w:t>
-      </w:r>
-      <w:r>
-        <w:t xml:space="preserve"> </w:t>
-      </w:r>
-      <w:r>
-        <w:rPr>
-          <w:i/>
-          <w:iCs/>
-        </w:rPr>
-        <w:t xml:space="preserve">PROV-DM</w:t>
-      </w:r>
-      <w:r>
-        <w:rPr>
-          <w:i/>
-          <w:iCs/>
-        </w:rPr>
-        <w:t xml:space="preserve">: The</w:t>
-      </w:r>
-      <w:r>
-        <w:rPr>
-          <w:i/>
-          <w:iCs/>
-        </w:rPr>
-        <w:t xml:space="preserve"> </w:t>
-      </w:r>
-      <w:r>
-        <w:rPr>
-          <w:i/>
-          <w:iCs/>
-        </w:rPr>
-        <w:t xml:space="preserve">PROV</w:t>
-      </w:r>
-      <w:r>
-        <w:rPr>
-          <w:i/>
-          <w:iCs/>
-        </w:rPr>
-        <w:t xml:space="preserve"> </w:t>
-      </w:r>
-      <w:r>
-        <w:rPr>
-          <w:i/>
-          <w:iCs/>
-        </w:rPr>
-        <w:t xml:space="preserve">data model</w:t>
-      </w:r>
-      <w:r>
-        <w:t xml:space="preserve">. W3C Recommendation.</w:t>
-      </w:r>
-      <w:r>
-        <w:t xml:space="preserve"> </w:t>
-      </w:r>
-      <w:hyperlink r:id="rId121">
-        <w:r>
-          <w:rPr>
-            <w:rStyle w:val="Hyperlink"/>
-          </w:rPr>
-          <w:t xml:space="preserve">https://www.w3.org/TR/prov-dm/</w:t>
-        </w:r>
-      </w:hyperlink>
-    </w:p>
-    <w:bookmarkEnd w:id="122"/>
-    <w:bookmarkStart w:id="124" w:name="ref-ward_surveyjoin_2025"/>
-    <w:p>
-      <w:pPr>
-        <w:pStyle w:val="Bibliography"/>
-      </w:pPr>
-      <w:r>
-        <w:t xml:space="preserve">Ward, E. J., English, P. A., Rooper, C. N., Ferriss, B. E., Whitmire, C. E., Wetzel, C. R., Barnett, L. A., Anderson, S. C., Thorson, J. T., Johnson, K. F., Indivero, J., &amp; Markowitz, E. H. (2025).</w:t>
-      </w:r>
-      <w:r>
-        <w:t xml:space="preserve"> </w:t>
-      </w:r>
-      <w:r>
-        <w:rPr>
-          <w:i/>
-          <w:iCs/>
-        </w:rPr>
-        <w:t xml:space="preserve">‘Surveyjoin‘:</w:t>
-      </w:r>
-      <w:r>
-        <w:rPr>
-          <w:i/>
-          <w:iCs/>
-        </w:rPr>
-        <w:t xml:space="preserve"> </w:t>
-      </w:r>
-      <w:r>
-        <w:rPr>
-          <w:i/>
-          <w:iCs/>
-        </w:rPr>
-        <w:t xml:space="preserve">A</w:t>
-      </w:r>
-      <w:r>
-        <w:rPr>
-          <w:i/>
-          <w:iCs/>
-        </w:rPr>
-        <w:t xml:space="preserve"> </w:t>
-      </w:r>
-      <w:r>
-        <w:rPr>
-          <w:i/>
-          <w:iCs/>
-        </w:rPr>
-        <w:t xml:space="preserve">Standardized</w:t>
-      </w:r>
-      <w:r>
-        <w:rPr>
-          <w:i/>
-          <w:iCs/>
-        </w:rPr>
-        <w:t xml:space="preserve"> </w:t>
-      </w:r>
-      <w:r>
-        <w:rPr>
-          <w:i/>
-          <w:iCs/>
-        </w:rPr>
-        <w:t xml:space="preserve">Database</w:t>
-      </w:r>
-      <w:r>
-        <w:rPr>
-          <w:i/>
-          <w:iCs/>
-        </w:rPr>
-        <w:t xml:space="preserve"> </w:t>
-      </w:r>
-      <w:r>
-        <w:rPr>
-          <w:i/>
-          <w:iCs/>
-        </w:rPr>
-        <w:t xml:space="preserve">of</w:t>
-      </w:r>
-      <w:r>
-        <w:rPr>
-          <w:i/>
-          <w:iCs/>
-        </w:rPr>
-        <w:t xml:space="preserve"> </w:t>
-      </w:r>
-      <w:r>
-        <w:rPr>
-          <w:i/>
-          <w:iCs/>
-        </w:rPr>
-        <w:t xml:space="preserve">Fisheries</w:t>
-      </w:r>
-      <w:r>
-        <w:rPr>
-          <w:i/>
-          <w:iCs/>
-        </w:rPr>
-        <w:t xml:space="preserve"> </w:t>
-      </w:r>
-      <w:r>
-        <w:rPr>
-          <w:i/>
-          <w:iCs/>
-        </w:rPr>
-        <w:t xml:space="preserve">Bottom</w:t>
-      </w:r>
-      <w:r>
-        <w:rPr>
-          <w:i/>
-          <w:iCs/>
-        </w:rPr>
-        <w:t xml:space="preserve"> </w:t>
-      </w:r>
-      <w:r>
-        <w:rPr>
-          <w:i/>
-          <w:iCs/>
-        </w:rPr>
-        <w:t xml:space="preserve">Trawl</w:t>
-      </w:r>
-      <w:r>
-        <w:rPr>
-          <w:i/>
-          <w:iCs/>
-        </w:rPr>
-        <w:t xml:space="preserve"> </w:t>
-      </w:r>
-      <w:r>
-        <w:rPr>
-          <w:i/>
-          <w:iCs/>
-        </w:rPr>
-        <w:t xml:space="preserve">Surveys</w:t>
-      </w:r>
-      <w:r>
-        <w:rPr>
-          <w:i/>
-          <w:iCs/>
-        </w:rPr>
-        <w:t xml:space="preserve"> </w:t>
-      </w:r>
-      <w:r>
-        <w:rPr>
-          <w:i/>
-          <w:iCs/>
-        </w:rPr>
-        <w:t xml:space="preserve">in the</w:t>
-      </w:r>
-      <w:r>
-        <w:rPr>
-          <w:i/>
-          <w:iCs/>
-        </w:rPr>
-        <w:t xml:space="preserve"> </w:t>
-      </w:r>
-      <w:r>
-        <w:rPr>
-          <w:i/>
-          <w:iCs/>
-        </w:rPr>
-        <w:t xml:space="preserve">Northeast</w:t>
-      </w:r>
-      <w:r>
-        <w:rPr>
-          <w:i/>
-          <w:iCs/>
-        </w:rPr>
-        <w:t xml:space="preserve"> </w:t>
-      </w:r>
-      <w:r>
-        <w:rPr>
-          <w:i/>
-          <w:iCs/>
-        </w:rPr>
-        <w:t xml:space="preserve">Pacific</w:t>
-      </w:r>
-      <w:r>
-        <w:rPr>
-          <w:i/>
-          <w:iCs/>
-        </w:rPr>
-        <w:t xml:space="preserve"> </w:t>
-      </w:r>
-      <w:r>
-        <w:rPr>
-          <w:i/>
-          <w:iCs/>
-        </w:rPr>
-        <w:t xml:space="preserve">Ocean</w:t>
-      </w:r>
-      <w:r>
-        <w:t xml:space="preserve">.</w:t>
-      </w:r>
-      <w:r>
-        <w:t xml:space="preserve"> </w:t>
-      </w:r>
-      <w:hyperlink r:id="rId123">
-        <w:r>
-          <w:rPr>
-            <w:rStyle w:val="Hyperlink"/>
-          </w:rPr>
-          <w:t xml:space="preserve">https://doi.org/10.1101/2025.03.14.643022</w:t>
-        </w:r>
-      </w:hyperlink>
-    </w:p>
-    <w:bookmarkEnd w:id="124"/>
-    <w:bookmarkStart w:id="126" w:name="ref-ween2013"/>
-    <w:p>
-      <w:pPr>
-        <w:pStyle w:val="Bibliography"/>
-      </w:pPr>
-      <w:r>
-        <w:t xml:space="preserve">Ween, G., &amp; Colombi, B. (2013). Two Rivers: The Politics of Wild Salmon, Indigenous Rights and Natural Resource Management.</w:t>
-      </w:r>
-      <w:r>
-        <w:t xml:space="preserve"> </w:t>
-      </w:r>
-      <w:r>
-        <w:rPr>
-          <w:i/>
-          <w:iCs/>
-        </w:rPr>
-        <w:t xml:space="preserve">Sustainability</w:t>
-      </w:r>
-      <w:r>
-        <w:t xml:space="preserve">,</w:t>
-      </w:r>
-      <w:r>
-        <w:t xml:space="preserve"> </w:t>
-      </w:r>
-      <w:r>
-        <w:rPr>
-          <w:i/>
-          <w:iCs/>
-        </w:rPr>
-        <w:t xml:space="preserve">5</w:t>
-      </w:r>
-      <w:r>
-        <w:t xml:space="preserve">(2), 478–495.</w:t>
-      </w:r>
-      <w:r>
-        <w:t xml:space="preserve"> </w:t>
-      </w:r>
-      <w:hyperlink r:id="rId125">
-        <w:r>
-          <w:rPr>
-            <w:rStyle w:val="Hyperlink"/>
-          </w:rPr>
-          <w:t xml:space="preserve">https://doi.org/10.3390/su5020478</w:t>
-        </w:r>
-      </w:hyperlink>
-    </w:p>
-    <w:bookmarkEnd w:id="126"/>
-    <w:bookmarkStart w:id="128" w:name="ref-wilkinson2016"/>
-    <w:p>
-      <w:pPr>
-        <w:pStyle w:val="Bibliography"/>
-      </w:pPr>
-      <w:r>
-        <w:t xml:space="preserve">Wilkinson, M. D., Dumontier, M., Aalbersberg, Ij. J., Appleton, G., Axton, M., Baak, A., Blomberg, N., Boiten, J.-W., Silva Santos, L. B. da, Bourne, P. E., Bouwman, J., Brookes, A. J., Clark, T., Crosas, M., Dillo, I., Dumon, O., Edmunds, S., Evelo, C. T., Finkers, R., … Mons, B. (2016). The FAIR Guiding Principles for scientific data management and stewardship.</w:t>
-      </w:r>
-      <w:r>
-        <w:t xml:space="preserve"> </w:t>
-      </w:r>
-      <w:r>
-        <w:rPr>
-          <w:i/>
-          <w:iCs/>
-        </w:rPr>
-        <w:t xml:space="preserve">Scientific Data</w:t>
-      </w:r>
-      <w:r>
-        <w:t xml:space="preserve">,</w:t>
-      </w:r>
-      <w:r>
-        <w:t xml:space="preserve"> </w:t>
-      </w:r>
-      <w:r>
-        <w:rPr>
-          <w:i/>
-          <w:iCs/>
-        </w:rPr>
         <w:t xml:space="preserve">3</w:t>
       </w:r>
       <w:r>
@@ -4216,7 +4250,7 @@
       <w:r>
         <w:t xml:space="preserve"> </w:t>
       </w:r>
-      <w:hyperlink r:id="rId127">
+      <w:hyperlink r:id="rId128">
         <w:r>
           <w:rPr>
             <w:rStyle w:val="Hyperlink"/>
@@ -4225,11 +4259,11 @@
         </w:r>
       </w:hyperlink>
     </w:p>
-    <w:bookmarkEnd w:id="128"/>
     <w:bookmarkEnd w:id="129"/>
     <w:bookmarkEnd w:id="130"/>
     <w:bookmarkEnd w:id="131"/>
-    <w:bookmarkStart w:id="228" w:name="appendices"/>
+    <w:bookmarkEnd w:id="132"/>
+    <w:bookmarkStart w:id="229" w:name="appendices"/>
     <w:p>
       <w:pPr>
         <w:pStyle w:val="Heading1"/>
@@ -4238,7 +4272,7 @@
         <w:t xml:space="preserve">Appendices</w:t>
       </w:r>
     </w:p>
-    <w:bookmarkStart w:id="181" w:name="X0eec7e8f025fee3ab106441c96e63641f0533a1"/>
+    <w:bookmarkStart w:id="182" w:name="X0eec7e8f025fee3ab106441c96e63641f0533a1"/>
     <w:p>
       <w:pPr>
         <w:pStyle w:val="Heading2"/>
@@ -4255,7 +4289,7 @@
         <w:t xml:space="preserve">Here we provide detailed descriptions of the seven best practices for salmon data stewardship, along with practical applications and real-world examples. This is not an exhaustive list, but rather a starting point for salmon biologists and data stewards to implement effective data stewardship practices in their work based on examples from the salmon research and management community.</w:t>
       </w:r>
     </w:p>
-    <w:bookmarkStart w:id="138" w:name="Xb12edd0657e7269c47a25b09d9d78e24cee1937"/>
+    <w:bookmarkStart w:id="139" w:name="Xb12edd0657e7269c47a25b09d9d78e24cee1937"/>
     <w:p>
       <w:pPr>
         <w:pStyle w:val="Heading4"/>
@@ -4284,7 +4318,7 @@
         <w:t xml:space="preserve">In collaborative international or multi-organizational settings, establishing governance at the outset of a project is crucial for aligning diverse groups, including biologists, data managers, Indigenous communities, policymakers, and other participants. Early governance planning should establish clear, collaborative frameworks that respect each group’s expertise and needs from the beginning. </w:t>
       </w:r>
     </w:p>
-    <w:bookmarkStart w:id="137" w:name="practical-applications"/>
+    <w:bookmarkStart w:id="138" w:name="practical-applications"/>
     <w:p>
       <w:pPr>
         <w:pStyle w:val="Heading5"/>
@@ -4308,7 +4342,7 @@
           <w:numId w:val="1007"/>
         </w:numPr>
       </w:pPr>
-      <w:hyperlink r:id="rId132">
+      <w:hyperlink r:id="rId133">
         <w:r>
           <w:rPr>
             <w:rStyle w:val="Hyperlink"/>
@@ -4330,7 +4364,7 @@
       <w:r>
         <w:t xml:space="preserve"> </w:t>
       </w:r>
-      <w:hyperlink r:id="rId133">
+      <w:hyperlink r:id="rId134">
         <w:r>
           <w:rPr>
             <w:rStyle w:val="Hyperlink"/>
@@ -4344,7 +4378,7 @@
       <w:r>
         <w:t xml:space="preserve"> </w:t>
       </w:r>
-      <w:hyperlink r:id="rId134">
+      <w:hyperlink r:id="rId135">
         <w:r>
           <w:rPr>
             <w:rStyle w:val="Hyperlink"/>
@@ -4375,7 +4409,7 @@
       <w:r>
         <w:t xml:space="preserve"> </w:t>
       </w:r>
-      <w:hyperlink r:id="rId135">
+      <w:hyperlink r:id="rId136">
         <w:r>
           <w:rPr>
             <w:rStyle w:val="Hyperlink"/>
@@ -4406,7 +4440,7 @@
       <w:r>
         <w:t xml:space="preserve"> </w:t>
       </w:r>
-      <w:hyperlink r:id="rId136">
+      <w:hyperlink r:id="rId137">
         <w:r>
           <w:rPr>
             <w:rStyle w:val="Hyperlink"/>
@@ -4415,9 +4449,9 @@
         </w:r>
       </w:hyperlink>
     </w:p>
-    <w:bookmarkEnd w:id="137"/>
     <w:bookmarkEnd w:id="138"/>
-    <w:bookmarkStart w:id="143" w:name="Xe4940526a4497d243234a137f59d11fc75e1dec"/>
+    <w:bookmarkEnd w:id="139"/>
+    <w:bookmarkStart w:id="144" w:name="Xe4940526a4497d243234a137f59d11fc75e1dec"/>
     <w:p>
       <w:pPr>
         <w:pStyle w:val="Heading4"/>
@@ -4438,7 +4472,7 @@
         <w:t xml:space="preserve">Building custom solutions should be avoided where possible. Maximizing existing platforms and technologies reduces costs, accelerates implementation, and increases data interoperability. Building modular, interoperable systems grounded in proven technologies ensures sustainable long-term stewardship.</w:t>
       </w:r>
     </w:p>
-    <w:bookmarkStart w:id="142" w:name="practical-applications-1"/>
+    <w:bookmarkStart w:id="143" w:name="practical-applications-1"/>
     <w:p>
       <w:pPr>
         <w:pStyle w:val="Heading5"/>
@@ -4457,7 +4491,7 @@
       <w:r>
         <w:t xml:space="preserve"> </w:t>
       </w:r>
-      <w:hyperlink r:id="rId139">
+      <w:hyperlink r:id="rId140">
         <w:r>
           <w:rPr>
             <w:rStyle w:val="Hyperlink"/>
@@ -4488,7 +4522,7 @@
       <w:r>
         <w:t xml:space="preserve"> </w:t>
       </w:r>
-      <w:hyperlink r:id="rId140">
+      <w:hyperlink r:id="rId141">
         <w:r>
           <w:rPr>
             <w:rStyle w:val="Hyperlink"/>
@@ -4505,7 +4539,7 @@
       <w:r>
         <w:t xml:space="preserve"> </w:t>
       </w:r>
-      <w:hyperlink r:id="rId141">
+      <w:hyperlink r:id="rId142">
         <w:r>
           <w:rPr>
             <w:rStyle w:val="Hyperlink"/>
@@ -4520,9 +4554,9 @@
         <w:t xml:space="preserve">(Pacific Salmon Foundation 2025) did over several years, illustrating that leveraging established public data infrastructures, rather than developing institution-specific ones, can substantially increase discoverability.</w:t>
       </w:r>
     </w:p>
-    <w:bookmarkEnd w:id="142"/>
     <w:bookmarkEnd w:id="143"/>
-    <w:bookmarkStart w:id="149" w:name="X2e704b3fbdac499c8de63b2db85bac328669287"/>
+    <w:bookmarkEnd w:id="144"/>
+    <w:bookmarkStart w:id="150" w:name="X2e704b3fbdac499c8de63b2db85bac328669287"/>
     <w:p>
       <w:pPr>
         <w:pStyle w:val="Heading4"/>
@@ -4543,7 +4577,7 @@
         <w:t xml:space="preserve">Persistent identifiers (PIDs), including Digital Object Identifiers (DOI) are essential for tracking the provenance and reuse of data, and linking data, protocols, organizations and people. They allow for consistent referencing, integration across systems, and automated credit via data citation.</w:t>
       </w:r>
     </w:p>
-    <w:bookmarkStart w:id="148" w:name="practical-applications-2"/>
+    <w:bookmarkStart w:id="149" w:name="practical-applications-2"/>
     <w:p>
       <w:pPr>
         <w:pStyle w:val="Heading5"/>
@@ -4562,7 +4596,7 @@
       <w:r>
         <w:t xml:space="preserve"> </w:t>
       </w:r>
-      <w:hyperlink r:id="rId144">
+      <w:hyperlink r:id="rId145">
         <w:r>
           <w:rPr>
             <w:rStyle w:val="Hyperlink"/>
@@ -4599,7 +4633,7 @@
       <w:r>
         <w:t xml:space="preserve"> </w:t>
       </w:r>
-      <w:hyperlink r:id="rId145">
+      <w:hyperlink r:id="rId146">
         <w:r>
           <w:rPr>
             <w:rStyle w:val="Hyperlink"/>
@@ -4613,7 +4647,7 @@
       <w:r>
         <w:t xml:space="preserve"> </w:t>
       </w:r>
-      <w:hyperlink r:id="rId146">
+      <w:hyperlink r:id="rId147">
         <w:r>
           <w:rPr>
             <w:rStyle w:val="Hyperlink"/>
@@ -4644,7 +4678,7 @@
       <w:r>
         <w:t xml:space="preserve"> </w:t>
       </w:r>
-      <w:hyperlink r:id="rId147">
+      <w:hyperlink r:id="rId148">
         <w:r>
           <w:rPr>
             <w:rStyle w:val="Hyperlink"/>
@@ -4676,9 +4710,9 @@
         <w:t xml:space="preserve">3.4 Embed DOIs in dashboards, figures, and metadata so they persist in derivative products.</w:t>
       </w:r>
     </w:p>
-    <w:bookmarkEnd w:id="148"/>
     <w:bookmarkEnd w:id="149"/>
-    <w:bookmarkStart w:id="157" w:name="Xae20514442a38834165b7fc789fed8fea292c0a"/>
+    <w:bookmarkEnd w:id="150"/>
+    <w:bookmarkStart w:id="158" w:name="Xae20514442a38834165b7fc789fed8fea292c0a"/>
     <w:p>
       <w:pPr>
         <w:pStyle w:val="Heading4"/>
@@ -4699,7 +4733,7 @@
         <w:t xml:space="preserve">Standardizing metadata and terminology ensures data can be interpreted correctly and integrated across systems. Controlled vocabularies, community ontologies, and structured metadata schemas allow data to retain its full semantic meaning.</w:t>
       </w:r>
     </w:p>
-    <w:bookmarkStart w:id="156" w:name="practical-applications-3"/>
+    <w:bookmarkStart w:id="157" w:name="practical-applications-3"/>
     <w:p>
       <w:pPr>
         <w:pStyle w:val="Heading5"/>
@@ -4730,7 +4764,7 @@
       <w:r>
         <w:t xml:space="preserve"> </w:t>
       </w:r>
-      <w:hyperlink r:id="rId150">
+      <w:hyperlink r:id="rId151">
         <w:r>
           <w:rPr>
             <w:rStyle w:val="Hyperlink"/>
@@ -4765,7 +4799,7 @@
       <w:r>
         <w:t xml:space="preserve"> </w:t>
       </w:r>
-      <w:hyperlink r:id="rId151">
+      <w:hyperlink r:id="rId152">
         <w:r>
           <w:rPr>
             <w:rStyle w:val="Hyperlink"/>
@@ -4787,7 +4821,7 @@
       <w:r>
         <w:t xml:space="preserve"> </w:t>
       </w:r>
-      <w:hyperlink r:id="rId152">
+      <w:hyperlink r:id="rId153">
         <w:r>
           <w:rPr>
             <w:rStyle w:val="Hyperlink"/>
@@ -4821,7 +4855,7 @@
       <w:r>
         <w:t xml:space="preserve"> </w:t>
       </w:r>
-      <w:hyperlink r:id="rId153">
+      <w:hyperlink r:id="rId154">
         <w:r>
           <w:rPr>
             <w:rStyle w:val="Hyperlink"/>
@@ -4866,7 +4900,24 @@
         </w:numPr>
       </w:pPr>
       <w:r>
-        <w:t xml:space="preserve">Treat the Salmon Domain Ontology as the canonical interoperability layer for shared salmon concepts across organizations.</w:t>
+        <w:t xml:space="preserve">Treat the</w:t>
+      </w:r>
+      <w:r>
+        <w:t xml:space="preserve"> </w:t>
+      </w:r>
+      <w:hyperlink r:id="rId42">
+        <w:r>
+          <w:rPr>
+            <w:rStyle w:val="Hyperlink"/>
+          </w:rPr>
+          <w:t xml:space="preserve">Salmon Domain Ontology</w:t>
+        </w:r>
+      </w:hyperlink>
+      <w:r>
+        <w:t xml:space="preserve"> </w:t>
+      </w:r>
+      <w:r>
+        <w:t xml:space="preserve">as the canonical interoperability layer for shared salmon concepts across organizations.</w:t>
       </w:r>
     </w:p>
     <w:p>
@@ -4882,7 +4933,7 @@
       <w:r>
         <w:t xml:space="preserve"> </w:t>
       </w:r>
-      <w:hyperlink r:id="rId47">
+      <w:hyperlink r:id="rId48">
         <w:r>
           <w:rPr>
             <w:rStyle w:val="Hyperlink"/>
@@ -4904,7 +4955,7 @@
       <w:r>
         <w:t xml:space="preserve"> </w:t>
       </w:r>
-      <w:hyperlink r:id="rId154">
+      <w:hyperlink r:id="rId155">
         <w:r>
           <w:rPr>
             <w:rStyle w:val="Hyperlink"/>
@@ -4926,7 +4977,7 @@
       <w:r>
         <w:t xml:space="preserve"> </w:t>
       </w:r>
-      <w:hyperlink r:id="rId155">
+      <w:hyperlink r:id="rId156">
         <w:r>
           <w:rPr>
             <w:rStyle w:val="Hyperlink"/>
@@ -4935,9 +4986,9 @@
         </w:r>
       </w:hyperlink>
     </w:p>
-    <w:bookmarkEnd w:id="156"/>
     <w:bookmarkEnd w:id="157"/>
-    <w:bookmarkStart w:id="168" w:name="Xb70ccb81e1d20e6b09946f09c4288cc7dc4c259"/>
+    <w:bookmarkEnd w:id="158"/>
+    <w:bookmarkStart w:id="169" w:name="Xb70ccb81e1d20e6b09946f09c4288cc7dc4c259"/>
     <w:p>
       <w:pPr>
         <w:pStyle w:val="Heading4"/>
@@ -4967,7 +5018,7 @@
         <w:t xml:space="preserve">. Data should be structured and well-documented, stored in repositories that support long-term preservation, and—where it materially improves reuse—made available via programmatic access such as APIs.</w:t>
       </w:r>
     </w:p>
-    <w:bookmarkStart w:id="167" w:name="practical-applications-4"/>
+    <w:bookmarkStart w:id="168" w:name="practical-applications-4"/>
     <w:p>
       <w:pPr>
         <w:pStyle w:val="Heading5"/>
@@ -4998,7 +5049,7 @@
       <w:r>
         <w:t xml:space="preserve"> </w:t>
       </w:r>
-      <w:hyperlink r:id="rId158">
+      <w:hyperlink r:id="rId159">
         <w:r>
           <w:rPr>
             <w:rStyle w:val="Hyperlink"/>
@@ -5015,7 +5066,7 @@
       <w:r>
         <w:t xml:space="preserve"> </w:t>
       </w:r>
-      <w:hyperlink r:id="rId159">
+      <w:hyperlink r:id="rId160">
         <w:r>
           <w:rPr>
             <w:rStyle w:val="Hyperlink"/>
@@ -5041,7 +5092,7 @@
       <w:r>
         <w:t xml:space="preserve"> </w:t>
       </w:r>
-      <w:hyperlink r:id="rId160">
+      <w:hyperlink r:id="rId161">
         <w:r>
           <w:rPr>
             <w:rStyle w:val="Hyperlink"/>
@@ -5075,7 +5126,7 @@
       <w:r>
         <w:t xml:space="preserve"> </w:t>
       </w:r>
-      <w:hyperlink r:id="rId161">
+      <w:hyperlink r:id="rId162">
         <w:r>
           <w:rPr>
             <w:rStyle w:val="Hyperlink"/>
@@ -5089,7 +5140,7 @@
       <w:r>
         <w:t xml:space="preserve"> </w:t>
       </w:r>
-      <w:hyperlink r:id="rId162">
+      <w:hyperlink r:id="rId163">
         <w:r>
           <w:rPr>
             <w:rStyle w:val="Hyperlink"/>
@@ -5115,7 +5166,7 @@
       <w:r>
         <w:t xml:space="preserve"> </w:t>
       </w:r>
-      <w:hyperlink r:id="rId152">
+      <w:hyperlink r:id="rId153">
         <w:r>
           <w:rPr>
             <w:rStyle w:val="Hyperlink"/>
@@ -5141,7 +5192,7 @@
       <w:r>
         <w:t xml:space="preserve"> </w:t>
       </w:r>
-      <w:hyperlink r:id="rId163">
+      <w:hyperlink r:id="rId164">
         <w:r>
           <w:rPr>
             <w:rStyle w:val="Hyperlink"/>
@@ -5167,7 +5218,7 @@
       <w:r>
         <w:t xml:space="preserve"> </w:t>
       </w:r>
-      <w:hyperlink r:id="rId164">
+      <w:hyperlink r:id="rId165">
         <w:r>
           <w:rPr>
             <w:rStyle w:val="Hyperlink"/>
@@ -5201,7 +5252,7 @@
       <w:r>
         <w:t xml:space="preserve"> </w:t>
       </w:r>
-      <w:hyperlink r:id="rId165">
+      <w:hyperlink r:id="rId166">
         <w:r>
           <w:rPr>
             <w:rStyle w:val="Hyperlink"/>
@@ -5215,7 +5266,7 @@
       <w:r>
         <w:t xml:space="preserve"> </w:t>
       </w:r>
-      <w:hyperlink r:id="rId140">
+      <w:hyperlink r:id="rId141">
         <w:r>
           <w:rPr>
             <w:rStyle w:val="Hyperlink"/>
@@ -5229,7 +5280,7 @@
       <w:r>
         <w:t xml:space="preserve"> </w:t>
       </w:r>
-      <w:hyperlink r:id="rId166">
+      <w:hyperlink r:id="rId167">
         <w:r>
           <w:rPr>
             <w:rStyle w:val="Hyperlink"/>
@@ -5244,9 +5295,9 @@
         <w:t xml:space="preserve">linked on both platforms. The code and dataset are updated in parallel with NuSEDS, and each dataset version is assigned a DOI to ensure proper citation and traceability.</w:t>
       </w:r>
     </w:p>
-    <w:bookmarkEnd w:id="167"/>
     <w:bookmarkEnd w:id="168"/>
-    <w:bookmarkStart w:id="175" w:name="X6ecba5178706d3de6618a6e7ac4228d51e04728"/>
+    <w:bookmarkEnd w:id="169"/>
+    <w:bookmarkStart w:id="176" w:name="X6ecba5178706d3de6618a6e7ac4228d51e04728"/>
     <w:p>
       <w:pPr>
         <w:pStyle w:val="Heading4"/>
@@ -5267,7 +5318,7 @@
         <w:t xml:space="preserve">The currency of research lies in recognition—credit, citations, and opportunities for collaboration or co-authorship. Promoting data sharing requires both cultural and technical infrastructure. The cultural infrastructure requires a shift towards viewing data publication as equal in importance to article publication. The infrastructure put in place needs to support the process of generating citation records that give credit to all First Nations, Tribes, agencies, and organizations. By recognizing contributions, tracking reuse, and supporting citation, data stewards can create a system where sharing is rewarded.</w:t>
       </w:r>
     </w:p>
-    <w:bookmarkStart w:id="174" w:name="practical-applications-5"/>
+    <w:bookmarkStart w:id="175" w:name="practical-applications-5"/>
     <w:p>
       <w:pPr>
         <w:pStyle w:val="Heading5"/>
@@ -5298,7 +5349,7 @@
       <w:r>
         <w:t xml:space="preserve"> </w:t>
       </w:r>
-      <w:hyperlink r:id="rId147">
+      <w:hyperlink r:id="rId148">
         <w:r>
           <w:rPr>
             <w:rStyle w:val="Hyperlink"/>
@@ -5315,7 +5366,7 @@
       <w:r>
         <w:t xml:space="preserve"> </w:t>
       </w:r>
-      <w:hyperlink r:id="rId169">
+      <w:hyperlink r:id="rId170">
         <w:r>
           <w:rPr>
             <w:rStyle w:val="Hyperlink"/>
@@ -5346,7 +5397,7 @@
       <w:r>
         <w:t xml:space="preserve"> </w:t>
       </w:r>
-      <w:hyperlink r:id="rId161">
+      <w:hyperlink r:id="rId162">
         <w:r>
           <w:rPr>
             <w:rStyle w:val="Hyperlink"/>
@@ -5372,7 +5423,7 @@
       <w:r>
         <w:t xml:space="preserve"> </w:t>
       </w:r>
-      <w:hyperlink r:id="rId170">
+      <w:hyperlink r:id="rId171">
         <w:r>
           <w:rPr>
             <w:rStyle w:val="Hyperlink"/>
@@ -5394,7 +5445,7 @@
       <w:r>
         <w:t xml:space="preserve"> </w:t>
       </w:r>
-      <w:hyperlink r:id="rId171">
+      <w:hyperlink r:id="rId172">
         <w:r>
           <w:rPr>
             <w:rStyle w:val="Hyperlink"/>
@@ -5423,7 +5474,7 @@
       <w:r>
         <w:t xml:space="preserve"> </w:t>
       </w:r>
-      <w:hyperlink r:id="rId172">
+      <w:hyperlink r:id="rId173">
         <w:r>
           <w:rPr>
             <w:rStyle w:val="Hyperlink"/>
@@ -5494,7 +5545,7 @@
       <w:r>
         <w:t xml:space="preserve">The cleaned NuSEDS dataset (see Section 5.3) was used in an analysis and cited in the associated publication (</w:t>
       </w:r>
-      <w:hyperlink r:id="rId57">
+      <w:hyperlink r:id="rId58">
         <w:r>
           <w:rPr>
             <w:rStyle w:val="Hyperlink"/>
@@ -5508,7 +5559,7 @@
       <w:r>
         <w:t xml:space="preserve"> </w:t>
       </w:r>
-      <w:hyperlink r:id="rId173">
+      <w:hyperlink r:id="rId174">
         <w:r>
           <w:rPr>
             <w:rStyle w:val="Hyperlink"/>
@@ -5552,9 +5603,9 @@
         <w:t xml:space="preserve">Encourage teams to include dataset DOIs in CVs, annual reports, and program dashboards alongside article outputs.</w:t>
       </w:r>
     </w:p>
-    <w:bookmarkEnd w:id="174"/>
     <w:bookmarkEnd w:id="175"/>
-    <w:bookmarkStart w:id="180" w:name="Xede4e5f3133f4905776a2981e7117d5b19a5441"/>
+    <w:bookmarkEnd w:id="176"/>
+    <w:bookmarkStart w:id="181" w:name="Xede4e5f3133f4905776a2981e7117d5b19a5441"/>
     <w:p>
       <w:pPr>
         <w:pStyle w:val="Heading4"/>
@@ -5596,7 +5647,7 @@
         <w:t xml:space="preserve">to be effective. Engaging biologists, Indigenous stewards, and data managers ensures relevance, usability, and long-term participation.</w:t>
       </w:r>
     </w:p>
-    <w:bookmarkStart w:id="179" w:name="practical-applications-6"/>
+    <w:bookmarkStart w:id="180" w:name="practical-applications-6"/>
     <w:p>
       <w:pPr>
         <w:pStyle w:val="Heading5"/>
@@ -5615,7 +5666,7 @@
       <w:r>
         <w:t xml:space="preserve"> </w:t>
       </w:r>
-      <w:hyperlink r:id="rId176">
+      <w:hyperlink r:id="rId177">
         <w:r>
           <w:rPr>
             <w:rStyle w:val="Hyperlink"/>
@@ -5649,7 +5700,7 @@
       <w:r>
         <w:t xml:space="preserve"> </w:t>
       </w:r>
-      <w:hyperlink r:id="rId177">
+      <w:hyperlink r:id="rId178">
         <w:r>
           <w:rPr>
             <w:rStyle w:val="Hyperlink"/>
@@ -5665,7 +5716,7 @@
       <w:r>
         <w:t xml:space="preserve">7.3 Support and follow through on Community Engaged Research (e.g. </w:t>
       </w:r>
-      <w:hyperlink r:id="rId178">
+      <w:hyperlink r:id="rId179">
         <w:r>
           <w:rPr>
             <w:rStyle w:val="Hyperlink"/>
@@ -5677,10 +5728,10 @@
         <w:t xml:space="preserve">) that provides tangible value to the communities in which research or monitoring was conducted.</w:t>
       </w:r>
     </w:p>
-    <w:bookmarkEnd w:id="179"/>
     <w:bookmarkEnd w:id="180"/>
     <w:bookmarkEnd w:id="181"/>
-    <w:bookmarkStart w:id="196" w:name="X6e6a8091e64360c7c796e20e8600d9ec04d00d2"/>
+    <w:bookmarkEnd w:id="182"/>
+    <w:bookmarkStart w:id="197" w:name="X6e6a8091e64360c7c796e20e8600d9ec04d00d2"/>
     <w:p>
       <w:pPr>
         <w:pStyle w:val="Heading2"/>
@@ -5853,7 +5904,7 @@
         </w:tc>
       </w:tr>
     </w:tbl>
-    <w:bookmarkStart w:id="187" w:name="X42fd0ebf7c7ecf3543f97d009df458f5f396cc5"/>
+    <w:bookmarkStart w:id="188" w:name="X42fd0ebf7c7ecf3543f97d009df458f5f396cc5"/>
     <w:p>
       <w:pPr>
         <w:pStyle w:val="Heading3"/>
@@ -5904,7 +5955,7 @@
           <w:numId w:val="1026"/>
         </w:numPr>
       </w:pPr>
-      <w:hyperlink r:id="rId182">
+      <w:hyperlink r:id="rId183">
         <w:r>
           <w:rPr>
             <w:rStyle w:val="Hyperlink"/>
@@ -5921,7 +5972,7 @@
           <w:numId w:val="1026"/>
         </w:numPr>
       </w:pPr>
-      <w:hyperlink r:id="rId183">
+      <w:hyperlink r:id="rId184">
         <w:r>
           <w:rPr>
             <w:rStyle w:val="Hyperlink"/>
@@ -5944,7 +5995,7 @@
       <w:r>
         <w:t xml:space="preserve"> </w:t>
       </w:r>
-      <w:hyperlink r:id="rId127">
+      <w:hyperlink r:id="rId128">
         <w:r>
           <w:rPr>
             <w:rStyle w:val="Hyperlink"/>
@@ -5967,7 +6018,7 @@
       <w:r>
         <w:t xml:space="preserve"> </w:t>
       </w:r>
-      <w:hyperlink r:id="rId65">
+      <w:hyperlink r:id="rId66">
         <w:r>
           <w:rPr>
             <w:rStyle w:val="Hyperlink"/>
@@ -6000,7 +6051,7 @@
           <w:numId w:val="1027"/>
         </w:numPr>
       </w:pPr>
-      <w:hyperlink r:id="rId133">
+      <w:hyperlink r:id="rId134">
         <w:r>
           <w:rPr>
             <w:rStyle w:val="Hyperlink"/>
@@ -6017,7 +6068,7 @@
           <w:numId w:val="1027"/>
         </w:numPr>
       </w:pPr>
-      <w:hyperlink r:id="rId184">
+      <w:hyperlink r:id="rId185">
         <w:r>
           <w:rPr>
             <w:rStyle w:val="Hyperlink"/>
@@ -6050,7 +6101,7 @@
           <w:numId w:val="1028"/>
         </w:numPr>
       </w:pPr>
-      <w:hyperlink r:id="rId185">
+      <w:hyperlink r:id="rId186">
         <w:r>
           <w:rPr>
             <w:rStyle w:val="Hyperlink"/>
@@ -6067,7 +6118,7 @@
           <w:numId w:val="1028"/>
         </w:numPr>
       </w:pPr>
-      <w:hyperlink r:id="rId186">
+      <w:hyperlink r:id="rId187">
         <w:r>
           <w:rPr>
             <w:rStyle w:val="Hyperlink"/>
@@ -6102,7 +6153,7 @@
       <w:r>
         <w:t xml:space="preserve"> </w:t>
       </w:r>
-      <w:hyperlink r:id="rId46">
+      <w:hyperlink r:id="rId47">
         <w:r>
           <w:rPr>
             <w:rStyle w:val="Hyperlink"/>
@@ -6123,12 +6174,29 @@
         </w:numPr>
       </w:pPr>
       <w:r>
-        <w:t xml:space="preserve">Treat the Salmon Domain Ontology as the canonical interoperability layer, then review the</w:t>
-      </w:r>
-      <w:r>
-        <w:t xml:space="preserve"> </w:t>
-      </w:r>
-      <w:hyperlink r:id="rId47">
+        <w:t xml:space="preserve">Treat the</w:t>
+      </w:r>
+      <w:r>
+        <w:t xml:space="preserve"> </w:t>
+      </w:r>
+      <w:hyperlink r:id="rId42">
+        <w:r>
+          <w:rPr>
+            <w:rStyle w:val="Hyperlink"/>
+          </w:rPr>
+          <w:t xml:space="preserve">Salmon Domain Ontology</w:t>
+        </w:r>
+      </w:hyperlink>
+      <w:r>
+        <w:t xml:space="preserve"> </w:t>
+      </w:r>
+      <w:r>
+        <w:t xml:space="preserve">as the canonical interoperability layer, then review the</w:t>
+      </w:r>
+      <w:r>
+        <w:t xml:space="preserve"> </w:t>
+      </w:r>
+      <w:hyperlink r:id="rId48">
         <w:r>
           <w:rPr>
             <w:rStyle w:val="Hyperlink"/>
@@ -6157,7 +6225,7 @@
       <w:r>
         <w:t xml:space="preserve"> </w:t>
       </w:r>
-      <w:hyperlink r:id="rId45">
+      <w:hyperlink r:id="rId46">
         <w:r>
           <w:rPr>
             <w:rStyle w:val="Hyperlink"/>
@@ -6172,8 +6240,8 @@
         <w:t xml:space="preserve">to understand package structure and metadata expectations.</w:t>
       </w:r>
     </w:p>
-    <w:bookmarkEnd w:id="187"/>
-    <w:bookmarkStart w:id="193" w:name="Xa794745505debb5caed466e9b97aaf2000f7289"/>
+    <w:bookmarkEnd w:id="188"/>
+    <w:bookmarkStart w:id="194" w:name="Xa794745505debb5caed466e9b97aaf2000f7289"/>
     <w:p>
       <w:pPr>
         <w:pStyle w:val="Heading3"/>
@@ -6224,7 +6292,7 @@
           <w:numId w:val="1031"/>
         </w:numPr>
       </w:pPr>
-      <w:hyperlink r:id="rId188">
+      <w:hyperlink r:id="rId189">
         <w:r>
           <w:rPr>
             <w:rStyle w:val="Hyperlink"/>
@@ -6241,7 +6309,7 @@
           <w:numId w:val="1031"/>
         </w:numPr>
       </w:pPr>
-      <w:hyperlink r:id="rId189">
+      <w:hyperlink r:id="rId190">
         <w:r>
           <w:rPr>
             <w:rStyle w:val="Hyperlink"/>
@@ -6258,7 +6326,7 @@
           <w:numId w:val="1031"/>
         </w:numPr>
       </w:pPr>
-      <w:hyperlink r:id="rId151">
+      <w:hyperlink r:id="rId152">
         <w:r>
           <w:rPr>
             <w:rStyle w:val="Hyperlink"/>
@@ -6291,7 +6359,7 @@
           <w:numId w:val="1032"/>
         </w:numPr>
       </w:pPr>
-      <w:hyperlink r:id="rId190">
+      <w:hyperlink r:id="rId191">
         <w:r>
           <w:rPr>
             <w:rStyle w:val="Hyperlink"/>
@@ -6308,7 +6376,7 @@
           <w:numId w:val="1032"/>
         </w:numPr>
       </w:pPr>
-      <w:hyperlink r:id="rId172">
+      <w:hyperlink r:id="rId173">
         <w:r>
           <w:rPr>
             <w:rStyle w:val="Hyperlink"/>
@@ -6325,7 +6393,7 @@
           <w:numId w:val="1032"/>
         </w:numPr>
       </w:pPr>
-      <w:hyperlink r:id="rId144">
+      <w:hyperlink r:id="rId145">
         <w:r>
           <w:rPr>
             <w:rStyle w:val="Hyperlink"/>
@@ -6342,7 +6410,7 @@
           <w:numId w:val="1032"/>
         </w:numPr>
       </w:pPr>
-      <w:hyperlink r:id="rId191">
+      <w:hyperlink r:id="rId192">
         <w:r>
           <w:rPr>
             <w:rStyle w:val="Hyperlink"/>
@@ -6375,7 +6443,7 @@
           <w:numId w:val="1033"/>
         </w:numPr>
       </w:pPr>
-      <w:hyperlink r:id="rId147">
+      <w:hyperlink r:id="rId148">
         <w:r>
           <w:rPr>
             <w:rStyle w:val="Hyperlink"/>
@@ -6392,7 +6460,7 @@
           <w:numId w:val="1033"/>
         </w:numPr>
       </w:pPr>
-      <w:hyperlink r:id="rId159">
+      <w:hyperlink r:id="rId160">
         <w:r>
           <w:rPr>
             <w:rStyle w:val="Hyperlink"/>
@@ -6409,7 +6477,7 @@
           <w:numId w:val="1033"/>
         </w:numPr>
       </w:pPr>
-      <w:hyperlink r:id="rId160">
+      <w:hyperlink r:id="rId161">
         <w:r>
           <w:rPr>
             <w:rStyle w:val="Hyperlink"/>
@@ -6426,7 +6494,7 @@
           <w:numId w:val="1033"/>
         </w:numPr>
       </w:pPr>
-      <w:hyperlink r:id="rId192">
+      <w:hyperlink r:id="rId193">
         <w:r>
           <w:rPr>
             <w:rStyle w:val="Hyperlink"/>
@@ -6468,7 +6536,24 @@
         </w:numPr>
       </w:pPr>
       <w:r>
-        <w:t xml:space="preserve">Map at least 10 core fields to the Salmon Domain Ontology first, then use the DFO Salmon Ontology where organization-specific controlled vocabularies are needed.</w:t>
+        <w:t xml:space="preserve">Map at least 10 core fields to the</w:t>
+      </w:r>
+      <w:r>
+        <w:t xml:space="preserve"> </w:t>
+      </w:r>
+      <w:hyperlink r:id="rId42">
+        <w:r>
+          <w:rPr>
+            <w:rStyle w:val="Hyperlink"/>
+          </w:rPr>
+          <w:t xml:space="preserve">Salmon Domain Ontology</w:t>
+        </w:r>
+      </w:hyperlink>
+      <w:r>
+        <w:t xml:space="preserve"> </w:t>
+      </w:r>
+      <w:r>
+        <w:t xml:space="preserve">first, then use the DFO Salmon Ontology where organization-specific controlled vocabularies are needed.</w:t>
       </w:r>
     </w:p>
     <w:p>
@@ -6483,8 +6568,8 @@
         <w:t xml:space="preserve">Publish a release with persistent metadata and DOI-backed citation text.</w:t>
       </w:r>
     </w:p>
-    <w:bookmarkEnd w:id="193"/>
-    <w:bookmarkStart w:id="195" w:name="X5085146f5b8ad7365f66713e7e9762120c07eb4"/>
+    <w:bookmarkEnd w:id="194"/>
+    <w:bookmarkStart w:id="196" w:name="X5085146f5b8ad7365f66713e7e9762120c07eb4"/>
     <w:p>
       <w:pPr>
         <w:pStyle w:val="Heading3"/>
@@ -6535,7 +6620,7 @@
           <w:numId w:val="1036"/>
         </w:numPr>
       </w:pPr>
-      <w:hyperlink r:id="rId171">
+      <w:hyperlink r:id="rId172">
         <w:r>
           <w:rPr>
             <w:rStyle w:val="Hyperlink"/>
@@ -6552,7 +6637,7 @@
           <w:numId w:val="1036"/>
         </w:numPr>
       </w:pPr>
-      <w:hyperlink r:id="rId172">
+      <w:hyperlink r:id="rId173">
         <w:r>
           <w:rPr>
             <w:rStyle w:val="Hyperlink"/>
@@ -6585,7 +6670,7 @@
           <w:numId w:val="1037"/>
         </w:numPr>
       </w:pPr>
-      <w:hyperlink r:id="rId176">
+      <w:hyperlink r:id="rId177">
         <w:r>
           <w:rPr>
             <w:rStyle w:val="Hyperlink"/>
@@ -6602,7 +6687,7 @@
           <w:numId w:val="1037"/>
         </w:numPr>
       </w:pPr>
-      <w:hyperlink r:id="rId177">
+      <w:hyperlink r:id="rId178">
         <w:r>
           <w:rPr>
             <w:rStyle w:val="Hyperlink"/>
@@ -6646,7 +6731,7 @@
       <w:r>
         <w:t xml:space="preserve">User-centred design reference (</w:t>
       </w:r>
-      <w:hyperlink r:id="rId194">
+      <w:hyperlink r:id="rId195">
         <w:r>
           <w:rPr>
             <w:rStyle w:val="Hyperlink"/>
@@ -6702,9 +6787,9 @@
         <w:t xml:space="preserve">This progression is intended to be practical rather than prescriptive: teams can adjust pace and tooling while keeping the same capability milestones.</w:t>
       </w:r>
     </w:p>
-    <w:bookmarkEnd w:id="195"/>
     <w:bookmarkEnd w:id="196"/>
-    <w:bookmarkStart w:id="227" w:name="appendix-3-getting-started-checklist"/>
+    <w:bookmarkEnd w:id="197"/>
+    <w:bookmarkStart w:id="228" w:name="appendix-3-getting-started-checklist"/>
     <w:p>
       <w:pPr>
         <w:pStyle w:val="Heading2"/>
@@ -6729,7 +6814,7 @@
         <w:t xml:space="preserve">Tip: For each item, capture a link to the living source (e.g., repository, shared drive, policy page) and the responsible owner.</w:t>
       </w:r>
     </w:p>
-    <w:bookmarkStart w:id="200" w:name="practice-1-make-data-governance-explicit"/>
+    <w:bookmarkStart w:id="201" w:name="practice-1-make-data-governance-explicit"/>
     <w:p>
       <w:pPr>
         <w:pStyle w:val="Heading3"/>
@@ -6738,7 +6823,7 @@
         <w:t xml:space="preserve">Practice 1 — Make Data Governance Explicit</w:t>
       </w:r>
     </w:p>
-    <w:bookmarkStart w:id="197" w:name="project"/>
+    <w:bookmarkStart w:id="198" w:name="project"/>
     <w:p>
       <w:pPr>
         <w:pStyle w:val="Heading4"/>
@@ -6794,8 +6879,8 @@
         <w:t xml:space="preserve">- [ ] Is a data product charter written for each dataset or analysis product with purpose, audience, quality thresholds, release plan?</w:t>
       </w:r>
     </w:p>
-    <w:bookmarkEnd w:id="197"/>
-    <w:bookmarkStart w:id="198" w:name="program"/>
+    <w:bookmarkEnd w:id="198"/>
+    <w:bookmarkStart w:id="199" w:name="program"/>
     <w:p>
       <w:pPr>
         <w:pStyle w:val="Heading4"/>
@@ -6842,8 +6927,8 @@
         <w:t xml:space="preserve">- [ ] Are data sharing agreements/MOUs and ethical review pathways documented and reusable?</w:t>
       </w:r>
     </w:p>
-    <w:bookmarkEnd w:id="198"/>
-    <w:bookmarkStart w:id="199" w:name="organization"/>
+    <w:bookmarkEnd w:id="199"/>
+    <w:bookmarkStart w:id="200" w:name="organization"/>
     <w:p>
       <w:pPr>
         <w:pStyle w:val="Heading4"/>
@@ -6880,9 +6965,9 @@
         <w:t xml:space="preserve">Evidence to collect: DMP link, data product charter(s), RACI, IDS guidance, sharing agreements registry.</w:t>
       </w:r>
     </w:p>
-    <w:bookmarkEnd w:id="199"/>
     <w:bookmarkEnd w:id="200"/>
-    <w:bookmarkStart w:id="204" w:name="practice-2-reuse-proven-infrastructure"/>
+    <w:bookmarkEnd w:id="201"/>
+    <w:bookmarkStart w:id="205" w:name="practice-2-reuse-proven-infrastructure"/>
     <w:p>
       <w:pPr>
         <w:pStyle w:val="Heading3"/>
@@ -6891,7 +6976,7 @@
         <w:t xml:space="preserve">Practice 2 — Reuse Proven Infrastructure</w:t>
       </w:r>
     </w:p>
-    <w:bookmarkStart w:id="201" w:name="project-1"/>
+    <w:bookmarkStart w:id="202" w:name="project-1"/>
     <w:p>
       <w:pPr>
         <w:pStyle w:val="Heading4"/>
@@ -6938,8 +7023,8 @@
         <w:t xml:space="preserve">- [ ] Do you use existing organization authentication/authorization and backup processes?</w:t>
       </w:r>
     </w:p>
-    <w:bookmarkEnd w:id="201"/>
-    <w:bookmarkStart w:id="202" w:name="program-1"/>
+    <w:bookmarkEnd w:id="202"/>
+    <w:bookmarkStart w:id="203" w:name="program-1"/>
     <w:p>
       <w:pPr>
         <w:pStyle w:val="Heading4"/>
@@ -6968,8 +7053,8 @@
         <w:t xml:space="preserve">- [ ] Do projects consistently deposit finalized data in approved repositories with clear intake criteria?</w:t>
       </w:r>
     </w:p>
-    <w:bookmarkEnd w:id="202"/>
-    <w:bookmarkStart w:id="203" w:name="organization-1"/>
+    <w:bookmarkEnd w:id="203"/>
+    <w:bookmarkStart w:id="204" w:name="organization-1"/>
     <w:p>
       <w:pPr>
         <w:pStyle w:val="Heading4"/>
@@ -7006,9 +7091,9 @@
         <w:t xml:space="preserve">Evidence to collect: repository URLs, infrastructure inventory, intake criteria, backup/DR documentation.</w:t>
       </w:r>
     </w:p>
-    <w:bookmarkEnd w:id="203"/>
     <w:bookmarkEnd w:id="204"/>
-    <w:bookmarkStart w:id="208" w:name="Xd5ee02bc2d4148b1f0172bd1728e238823753c5"/>
+    <w:bookmarkEnd w:id="205"/>
+    <w:bookmarkStart w:id="209" w:name="Xd5ee02bc2d4148b1f0172bd1728e238823753c5"/>
     <w:p>
       <w:pPr>
         <w:pStyle w:val="Heading3"/>
@@ -7017,7 +7102,7 @@
         <w:t xml:space="preserve">Practice 3 — Use Persistent Identifiers (PIDs) for People, Projects, Data, and Methods</w:t>
       </w:r>
     </w:p>
-    <w:bookmarkStart w:id="205" w:name="project-2"/>
+    <w:bookmarkStart w:id="206" w:name="project-2"/>
     <w:p>
       <w:pPr>
         <w:pStyle w:val="Heading4"/>
@@ -7064,8 +7149,8 @@
         <w:t xml:space="preserve">- [ ] Are methods/protocols published and citable (e.g., protocol DOI) and linked from dataset metadata?</w:t>
       </w:r>
     </w:p>
-    <w:bookmarkEnd w:id="205"/>
-    <w:bookmarkStart w:id="206" w:name="program-2"/>
+    <w:bookmarkEnd w:id="206"/>
+    <w:bookmarkStart w:id="207" w:name="program-2"/>
     <w:p>
       <w:pPr>
         <w:pStyle w:val="Heading4"/>
@@ -7094,8 +7179,8 @@
         <w:t xml:space="preserve">- [ ] Are projects linked to organizational identifiers (e.g., ROR for institutions) in metadata?</w:t>
       </w:r>
     </w:p>
-    <w:bookmarkEnd w:id="206"/>
-    <w:bookmarkStart w:id="207" w:name="organization-2"/>
+    <w:bookmarkEnd w:id="207"/>
+    <w:bookmarkStart w:id="208" w:name="organization-2"/>
     <w:p>
       <w:pPr>
         <w:pStyle w:val="Heading4"/>
@@ -7132,9 +7217,9 @@
         <w:t xml:space="preserve">Evidence to collect: ORCID list, PID policy, DOI records, resolver links in the catalog.</w:t>
       </w:r>
     </w:p>
-    <w:bookmarkEnd w:id="207"/>
     <w:bookmarkEnd w:id="208"/>
-    <w:bookmarkStart w:id="212" w:name="Xf9fd600ab9a6d62c48506102a263b71f9becf16"/>
+    <w:bookmarkEnd w:id="209"/>
+    <w:bookmarkStart w:id="213" w:name="Xf9fd600ab9a6d62c48506102a263b71f9becf16"/>
     <w:p>
       <w:pPr>
         <w:pStyle w:val="Heading3"/>
@@ -7143,7 +7228,7 @@
         <w:t xml:space="preserve">Practice 4 — Shared Data Models, Vocabularies, and Metadata</w:t>
       </w:r>
     </w:p>
-    <w:bookmarkStart w:id="209" w:name="project-3"/>
+    <w:bookmarkStart w:id="210" w:name="project-3"/>
     <w:p>
       <w:pPr>
         <w:pStyle w:val="Heading4"/>
@@ -7190,8 +7275,8 @@
         <w:t xml:space="preserve">- [ ] Is a data dictionary included with definitions, units, allowed values, and provenance for each variable?</w:t>
       </w:r>
     </w:p>
-    <w:bookmarkEnd w:id="209"/>
-    <w:bookmarkStart w:id="210" w:name="program-3"/>
+    <w:bookmarkEnd w:id="210"/>
+    <w:bookmarkStart w:id="211" w:name="program-3"/>
     <w:p>
       <w:pPr>
         <w:pStyle w:val="Heading4"/>
@@ -7220,8 +7305,8 @@
         <w:t xml:space="preserve">- [ ] Are validation checks in CI (schema validation, vocab checks) standardized across repositories?</w:t>
       </w:r>
     </w:p>
-    <w:bookmarkEnd w:id="210"/>
-    <w:bookmarkStart w:id="211" w:name="organization-3"/>
+    <w:bookmarkEnd w:id="211"/>
+    <w:bookmarkStart w:id="212" w:name="organization-3"/>
     <w:p>
       <w:pPr>
         <w:pStyle w:val="Heading4"/>
@@ -7258,9 +7343,9 @@
         <w:t xml:space="preserve">Evidence to collect: metadata profiles, data dictionary, code lists, schema validators, mapping documentation.</w:t>
       </w:r>
     </w:p>
-    <w:bookmarkEnd w:id="211"/>
     <w:bookmarkEnd w:id="212"/>
-    <w:bookmarkStart w:id="216" w:name="X1953933a9a9dcdc8d482995d59b75af7f7e8d2c"/>
+    <w:bookmarkEnd w:id="213"/>
+    <w:bookmarkStart w:id="217" w:name="X1953933a9a9dcdc8d482995d59b75af7f7e8d2c"/>
     <w:p>
       <w:pPr>
         <w:pStyle w:val="Heading3"/>
@@ -7269,7 +7354,7 @@
         <w:t xml:space="preserve">Practice 5 — Store and Analyze Data for Easy Access, Use, and Trust</w:t>
       </w:r>
     </w:p>
-    <w:bookmarkStart w:id="213" w:name="project-4"/>
+    <w:bookmarkStart w:id="214" w:name="project-4"/>
     <w:p>
       <w:pPr>
         <w:pStyle w:val="Heading4"/>
@@ -7325,8 +7410,8 @@
         <w:t xml:space="preserve">- [ ] Are access controls and sensitive data handling documented and implemented?</w:t>
       </w:r>
     </w:p>
-    <w:bookmarkEnd w:id="213"/>
-    <w:bookmarkStart w:id="214" w:name="program-4"/>
+    <w:bookmarkEnd w:id="214"/>
+    <w:bookmarkStart w:id="215" w:name="program-4"/>
     <w:p>
       <w:pPr>
         <w:pStyle w:val="Heading4"/>
@@ -7355,8 +7440,8 @@
         <w:t xml:space="preserve">- [ ] Are standard storage classes, lifecycle policies, and archival rules applied?</w:t>
       </w:r>
     </w:p>
-    <w:bookmarkEnd w:id="214"/>
-    <w:bookmarkStart w:id="215" w:name="organization-4"/>
+    <w:bookmarkEnd w:id="215"/>
+    <w:bookmarkStart w:id="216" w:name="organization-4"/>
     <w:p>
       <w:pPr>
         <w:pStyle w:val="Heading4"/>
@@ -7393,9 +7478,9 @@
         <w:t xml:space="preserve">Evidence to collect: workflow definition, environment files, container references, QA/QC reports, storage/backup settings.</w:t>
       </w:r>
     </w:p>
-    <w:bookmarkEnd w:id="215"/>
     <w:bookmarkEnd w:id="216"/>
-    <w:bookmarkStart w:id="220" w:name="X09eeb7331e7661c0e600debc39b8121143e6e9d"/>
+    <w:bookmarkEnd w:id="217"/>
+    <w:bookmarkStart w:id="221" w:name="X09eeb7331e7661c0e600debc39b8121143e6e9d"/>
     <w:p>
       <w:pPr>
         <w:pStyle w:val="Heading3"/>
@@ -7404,7 +7489,7 @@
         <w:t xml:space="preserve">Practice 6 — Incentivize and Track Sharing and Reuse</w:t>
       </w:r>
     </w:p>
-    <w:bookmarkStart w:id="217" w:name="project-5"/>
+    <w:bookmarkStart w:id="218" w:name="project-5"/>
     <w:p>
       <w:pPr>
         <w:pStyle w:val="Heading4"/>
@@ -7442,8 +7527,8 @@
         <w:t xml:space="preserve">- [ ] Do release notes document what changed and implications for users?</w:t>
       </w:r>
     </w:p>
-    <w:bookmarkEnd w:id="217"/>
-    <w:bookmarkStart w:id="218" w:name="program-5"/>
+    <w:bookmarkEnd w:id="218"/>
+    <w:bookmarkStart w:id="219" w:name="program-5"/>
     <w:p>
       <w:pPr>
         <w:pStyle w:val="Heading4"/>
@@ -7472,8 +7557,8 @@
         <w:t xml:space="preserve">- [ ] Are data citations tracked in assessments, reports, and staff evaluations?</w:t>
       </w:r>
     </w:p>
-    <w:bookmarkEnd w:id="218"/>
-    <w:bookmarkStart w:id="219" w:name="organization-5"/>
+    <w:bookmarkEnd w:id="219"/>
+    <w:bookmarkStart w:id="220" w:name="organization-5"/>
     <w:p>
       <w:pPr>
         <w:pStyle w:val="Heading4"/>
@@ -7510,9 +7595,9 @@
         <w:t xml:space="preserve">Evidence to collect: LICENSE, CITATION, reuse dashboard link, policy excerpts, sample citations in reports.</w:t>
       </w:r>
     </w:p>
-    <w:bookmarkEnd w:id="219"/>
     <w:bookmarkEnd w:id="220"/>
-    <w:bookmarkStart w:id="224" w:name="Xf1ef7e3eb857b993ceb364de2f4e82691aed878"/>
+    <w:bookmarkEnd w:id="221"/>
+    <w:bookmarkStart w:id="225" w:name="Xf1ef7e3eb857b993ceb364de2f4e82691aed878"/>
     <w:p>
       <w:pPr>
         <w:pStyle w:val="Heading3"/>
@@ -7521,7 +7606,7 @@
         <w:t xml:space="preserve">Practice 7 — Build Community Through Co‑Development and Mutual Benefit</w:t>
       </w:r>
     </w:p>
-    <w:bookmarkStart w:id="221" w:name="project-6"/>
+    <w:bookmarkStart w:id="222" w:name="project-6"/>
     <w:p>
       <w:pPr>
         <w:pStyle w:val="Heading4"/>
@@ -7559,8 +7644,8 @@
         <w:t xml:space="preserve">- [ ] Is there an open feedback channel (issues form, contact) and a published roadmap?</w:t>
       </w:r>
     </w:p>
-    <w:bookmarkEnd w:id="221"/>
-    <w:bookmarkStart w:id="222" w:name="program-6"/>
+    <w:bookmarkEnd w:id="222"/>
+    <w:bookmarkStart w:id="223" w:name="program-6"/>
     <w:p>
       <w:pPr>
         <w:pStyle w:val="Heading4"/>
@@ -7589,8 +7674,8 @@
         <w:t xml:space="preserve">- [ ] Are community contributions recognized (authorship, acknowledgements, meeting time, funding)?</w:t>
       </w:r>
     </w:p>
-    <w:bookmarkEnd w:id="222"/>
-    <w:bookmarkStart w:id="223" w:name="organization-6"/>
+    <w:bookmarkEnd w:id="223"/>
+    <w:bookmarkStart w:id="224" w:name="organization-6"/>
     <w:p>
       <w:pPr>
         <w:pStyle w:val="Heading4"/>
@@ -7634,9 +7719,9 @@
         </w:pict>
       </w:r>
     </w:p>
-    <w:bookmarkEnd w:id="223"/>
     <w:bookmarkEnd w:id="224"/>
-    <w:bookmarkStart w:id="225" w:name="quick-start-306090day-plan"/>
+    <w:bookmarkEnd w:id="225"/>
+    <w:bookmarkStart w:id="226" w:name="quick-start-306090day-plan"/>
     <w:p>
       <w:pPr>
         <w:pStyle w:val="Heading3"/>
@@ -7796,8 +7881,8 @@
         </w:pict>
       </w:r>
     </w:p>
-    <w:bookmarkEnd w:id="225"/>
-    <w:bookmarkStart w:id="226" w:name="X5baba2ffe9b3bc899417ced2108067196c8d8e9"/>
+    <w:bookmarkEnd w:id="226"/>
+    <w:bookmarkStart w:id="227" w:name="X5baba2ffe9b3bc899417ced2108067196c8d8e9"/>
     <w:p>
       <w:pPr>
         <w:pStyle w:val="Heading3"/>
@@ -7922,9 +8007,9 @@
         <w:t xml:space="preserve">Maintain this list as a living issue in your repository and review quarterly.</w:t>
       </w:r>
     </w:p>
-    <w:bookmarkEnd w:id="226"/>
     <w:bookmarkEnd w:id="227"/>
     <w:bookmarkEnd w:id="228"/>
+    <w:bookmarkEnd w:id="229"/>
     <w:sectPr>
       <w:footnotePr>
         <w:numRestart w:val="eachSect"/>

--- a/docs/index.docx
+++ b/docs/index.docx
@@ -31,16 +31,7 @@
         <w:pStyle w:val="Abstract"/>
       </w:pPr>
       <w:r>
-        <w:t xml:space="preserve">Fisheries management and salmon conservation depend on integrating diverse datasets collected across jurisdictions, disciplines, and life-history stages. In practice, these data are often fragmented, inconsistently documented, and difficult to reuse, making synthesis and routine updates costly. Data stewardship—the social and technical work of documenting, governing, standardizing, and publishing data products—can reduce these barriers when supported by clear roles, shared practices, and fit-for-purpose infrastructure. We present seven practices for salmon data stewardship, grounded in FAIR and CARE principles, and illustrate them with a cross-jurisdictional sockeye productivity synthesis case study spanning Washington, British Columbia, and Alaska</w:t>
-      </w:r>
-      <w:r>
-        <w:t xml:space="preserve"> </w:t>
-      </w:r>
-      <w:r>
-        <w:t xml:space="preserve">(Peterman &amp; Dorner, 2012)</w:t>
-      </w:r>
-      <w:r>
-        <w:t xml:space="preserve">. We provide practical guidance and examples for biologists taking on stewardship responsibilities, including a brief worked example (SDIS) showing how the practices can be implemented as an end-to-end, versioned workflow. While motivated by salmon, the practices are intended to be transferable to other data-rich fisheries domains.</w:t>
+        <w:t xml:space="preserve">Fisheries management, research, and broader conservation efforts increasingly generate vast, diverse datasets needed for timely decision-making. Yet these data remain fragmented across jurisdictions, disciplines, and legacy infrastructure, limiting responsive management. The lack of access, interoperability, and reuse of data are major impediments to better science; data stewardship—the set of social and technical practices that ensure data are responsibly created, managed, shared, and reused over time—is the solution. Biologists are increasingly taking on data stewardship responsibilities to address these challenges, often without clear guidance, training, or support. Shared, community-agreed practices for implementing domain-specific data standards are needed to move beyond generic data management guidance toward fit-for-purpose tools and workflows. To address this gap—and to show how other communities can do so—we develop seven practices for salmon data stewardship. Through a case study of a historically important sockeye salmon Oncorhynchus nerka productivity analysis that spanned Pacific Coast jurisdictions, we highlight how clearly defined data stewardship practices could improve data integration, management efficacy, and reduce the overall cost of updating the analysis annually. We provide practical guidance for those transitioning into these essential stewardship roles, including salmon domain specific data tools, templates, and examples. These practices integrate both sociocultural and technical approaches to ensure data meet modern open science principles and respect Indigenous Data Sovereignty. With a foundation of shared practices, data stewards will enable faster, more transparent decision-making. They will expand the reuse of cross-jurisdictional datasets and support machine-actionable data with high-quality metadata and consistent semantics. Together, these outcomes strengthen the management and conservation of salmon populations and the ecosystems they inhabit, with broader relevance to other data-rich fisheries domains.</w:t>
       </w:r>
     </w:p>
     <w:bookmarkStart w:id="31" w:name="the-data-stewardship-challenge"/>

--- a/docs/index.docx
+++ b/docs/index.docx
@@ -31,7 +31,7 @@
         <w:pStyle w:val="Abstract"/>
       </w:pPr>
       <w:r>
-        <w:t xml:space="preserve">Fisheries management, research, and broader conservation efforts increasingly generate vast, diverse datasets needed for timely decision-making. Yet these data remain fragmented across jurisdictions, disciplines, and legacy infrastructure, limiting responsive management. The lack of access, interoperability, and reuse of data are major impediments to better science; data stewardship—the set of social and technical practices that ensure data are responsibly created, managed, shared, and reused over time—is the solution. Biologists are increasingly taking on data stewardship responsibilities to address these challenges, often without clear guidance, training, or support. Shared, community-agreed practices for implementing domain-specific data standards are needed to move beyond generic data management guidance toward fit-for-purpose tools and workflows. To address this gap—and to show how other communities can do so—we develop seven practices for salmon data stewardship. Through a case study of a historically important sockeye salmon Oncorhynchus nerka productivity analysis that spanned Pacific Coast jurisdictions, we highlight how clearly defined data stewardship practices could improve data integration, management efficacy, and reduce the overall cost of updating the analysis annually. We provide practical guidance for those transitioning into these essential stewardship roles, including salmon domain specific data tools, templates, and examples. These practices integrate both sociocultural and technical approaches to ensure data meet modern open science principles and respect Indigenous Data Sovereignty. With a foundation of shared practices, data stewards will enable faster, more transparent decision-making. They will expand the reuse of cross-jurisdictional datasets and support machine-actionable data with high-quality metadata and consistent semantics. Together, these outcomes strengthen the management and conservation of salmon populations and the ecosystems they inhabit, with broader relevance to other data-rich fisheries domains.</w:t>
+        <w:t xml:space="preserve">Fisheries management, research, and broader conservation efforts increasingly generate vast, diverse datasets needed for timely decision-making. Yet these data remain fragmented across jurisdictions, disciplines, and legacy infrastructure, limiting responsive management. The lack of access, interoperability, and reuse of data are major impediments to better science; data stewardship—the set of social and technical practices that ensure data are responsibly created, managed, shared, and reused over time—is the solution. Biologists are increasingly taking on data stewardship responsibilities to address these challenges, often without clear guidance, training, or support. Shared, community-agreed practices for implementing domain-specific data standards are needed to move beyond generic data management guidance toward fit-for-purpose tools and workflows. To address this gap—and to show how other communities can do so—we develop seven practices for salmon data stewardship. Through a case study of a historically important sockeye salmon Oncorhynchus nerka productivity analysis spanning Washington, British Columbia, and Alaska, we highlight how clearly defined data stewardship practices could improve data integration, management efficacy, and reduce the overall cost of updating the analysis annually. We provide practical guidance for those transitioning into these essential stewardship roles, including salmon domain specific data tools, templates, and examples. These practices integrate both sociocultural and technical approaches to ensure data meet modern open science principles and respect Indigenous Data Sovereignty. With a foundation of shared practices, data stewards will enable faster, more transparent decision-making. They will expand the reuse of cross-jurisdictional datasets and support machine-actionable data with high-quality metadata and consistent semantics. Together, these outcomes strengthen the management and conservation of salmon populations and the ecosystems they inhabit, with broader relevance to other data-rich fisheries domains.</w:t>
       </w:r>
     </w:p>
     <w:bookmarkStart w:id="31" w:name="the-data-stewardship-challenge"/>
